--- a/public/documents/Mohamed H. Aly.docx
+++ b/public/documents/Mohamed H. Aly.docx
@@ -36,56 +36,64 @@
     </w:p>
     <w:p>
       <w:pPr>
-        <w:pStyle w:val="ContactInfo"/>
+        <w:pStyle w:val="Email"/>
         <w:rPr>
           <w:u w:val="single"/>
         </w:rPr>
       </w:pPr>
+      <w:r>
+        <w:fldChar w:fldCharType="begin"/>
+      </w:r>
+      <w:r>
+        <w:instrText>HYPERLINK "https://metwesh.github.io/portfolio/"</w:instrText>
+      </w:r>
+      <w:r>
+        <w:fldChar w:fldCharType="separate"/>
+      </w:r>
+      <w:r>
+        <w:rPr>
+          <w:u w:val="single"/>
+        </w:rPr>
+        <w:t>Portfolio website</w:t>
+      </w:r>
+      <w:r>
+        <w:fldChar w:fldCharType="end"/>
+      </w:r>
+    </w:p>
+    <w:p>
+      <w:pPr>
+        <w:pStyle w:val="Email"/>
+        <w:rPr>
+          <w:u w:val="single"/>
+        </w:rPr>
+      </w:pPr>
+      <w:r>
+        <w:fldChar w:fldCharType="begin"/>
+      </w:r>
+      <w:r>
+        <w:instrText>HYPERLINK "https://www.linkedin.com/in/mohamed-h-aly/"</w:instrText>
+      </w:r>
+      <w:r>
+        <w:fldChar w:fldCharType="separate"/>
+      </w:r>
+      <w:r>
+        <w:rPr>
+          <w:u w:val="single"/>
+        </w:rPr>
+        <w:t>LinkedIn profile</w:t>
+      </w:r>
+      <w:r>
+        <w:fldChar w:fldCharType="end"/>
+      </w:r>
+    </w:p>
+    <w:p>
+      <w:pPr>
+        <w:pStyle w:val="Email"/>
+        <w:rPr>
+          <w:u w:val="single"/>
+        </w:rPr>
+      </w:pPr>
       <w:hyperlink r:id="rId9" w:history="1">
-        <w:r>
-          <w:rPr>
-            <w:u w:val="single"/>
-          </w:rPr>
-          <w:t>Portfolio we</w:t>
-        </w:r>
-        <w:r>
-          <w:rPr>
-            <w:u w:val="single"/>
-          </w:rPr>
-          <w:t>b</w:t>
-        </w:r>
-        <w:r>
-          <w:rPr>
-            <w:u w:val="single"/>
-          </w:rPr>
-          <w:t>site</w:t>
-        </w:r>
-      </w:hyperlink>
-    </w:p>
-    <w:p>
-      <w:pPr>
-        <w:pStyle w:val="ContactInfo"/>
-        <w:rPr>
-          <w:u w:val="single"/>
-        </w:rPr>
-      </w:pPr>
-      <w:hyperlink r:id="rId10" w:history="1">
-        <w:r>
-          <w:rPr>
-            <w:u w:val="single"/>
-          </w:rPr>
-          <w:t>LinkedIn profile</w:t>
-        </w:r>
-      </w:hyperlink>
-    </w:p>
-    <w:p>
-      <w:pPr>
-        <w:pStyle w:val="Email"/>
-        <w:rPr>
-          <w:u w:val="single"/>
-        </w:rPr>
-      </w:pPr>
-      <w:hyperlink r:id="rId11" w:history="1">
         <w:r>
           <w:rPr>
             <w:u w:val="single"/>
@@ -97,6 +105,7 @@
     <w:p>
       <w:pPr>
         <w:pStyle w:val="Name"/>
+        <w:spacing w:before="120" w:after="0"/>
       </w:pPr>
       <w:r>
         <w:t>Mohamed H. Aly</w:t>
@@ -105,13 +114,8 @@
     <w:p>
       <w:pPr>
         <w:pStyle w:val="Heading1"/>
-        <w:bidi/>
-      </w:pPr>
-    </w:p>
-    <w:p>
-      <w:pPr>
-        <w:pStyle w:val="Heading1"/>
-        <w:bidi/>
+        <w:spacing w:before="240"/>
+        <w:jc w:val="left"/>
       </w:pPr>
       <w:r>
         <w:t>Experience</w:t>
@@ -133,32 +137,71 @@
         <w:t>The Address Holding</w:t>
       </w:r>
     </w:p>
-    <w:p>
-      <w:pPr>
-        <w:pStyle w:val="ResumeText"/>
-        <w:rPr>
-          <w:color w:val="404040" w:themeColor="text1" w:themeTint="BF"/>
-          <w:sz w:val="21"/>
-          <w:szCs w:val="21"/>
-        </w:rPr>
-      </w:pPr>
-      <w:r>
-        <w:rPr>
-          <w:color w:val="404040" w:themeColor="text1" w:themeTint="BF"/>
-          <w:sz w:val="21"/>
-          <w:szCs w:val="21"/>
-        </w:rPr>
-        <w:t>Frontend Engineer</w:t>
-      </w:r>
-    </w:p>
-    <w:p>
-      <w:pPr>
-        <w:pStyle w:val="ResumeText"/>
-      </w:pPr>
-      <w:r>
-        <w:t>Nov 2024 - Present</w:t>
-      </w:r>
-    </w:p>
+    <w:tbl>
+      <w:tblPr>
+        <w:tblStyle w:val="TableGrid"/>
+        <w:tblW w:w="0" w:type="auto"/>
+        <w:tblBorders>
+          <w:top w:val="none" w:sz="0" w:space="0" w:color="auto"/>
+          <w:left w:val="none" w:sz="0" w:space="0" w:color="auto"/>
+          <w:bottom w:val="none" w:sz="0" w:space="0" w:color="auto"/>
+          <w:right w:val="none" w:sz="0" w:space="0" w:color="auto"/>
+          <w:insideH w:val="none" w:sz="0" w:space="0" w:color="auto"/>
+          <w:insideV w:val="none" w:sz="0" w:space="0" w:color="auto"/>
+        </w:tblBorders>
+        <w:tblCellMar>
+          <w:left w:w="0" w:type="dxa"/>
+        </w:tblCellMar>
+        <w:tblLook w:val="04A0" w:firstRow="1" w:lastRow="0" w:firstColumn="1" w:lastColumn="0" w:noHBand="0" w:noVBand="1"/>
+      </w:tblPr>
+      <w:tblGrid>
+        <w:gridCol w:w="5035"/>
+        <w:gridCol w:w="5035"/>
+      </w:tblGrid>
+      <w:tr>
+        <w:tc>
+          <w:tcPr>
+            <w:tcW w:w="5035" w:type="dxa"/>
+          </w:tcPr>
+          <w:p>
+            <w:pPr>
+              <w:ind w:right="1440"/>
+              <w:rPr>
+                <w:color w:val="404040" w:themeColor="text1" w:themeTint="BF"/>
+                <w:kern w:val="20"/>
+                <w:sz w:val="21"/>
+                <w:szCs w:val="21"/>
+              </w:rPr>
+            </w:pPr>
+            <w:r>
+              <w:rPr>
+                <w:color w:val="404040" w:themeColor="text1" w:themeTint="BF"/>
+                <w:kern w:val="20"/>
+                <w:sz w:val="21"/>
+                <w:szCs w:val="21"/>
+              </w:rPr>
+              <w:t>Frontend Engineer</w:t>
+            </w:r>
+          </w:p>
+        </w:tc>
+        <w:tc>
+          <w:tcPr>
+            <w:tcW w:w="5035" w:type="dxa"/>
+          </w:tcPr>
+          <w:p>
+            <w:pPr>
+              <w:pStyle w:val="ResumeText"/>
+              <w:spacing w:after="0"/>
+              <w:ind w:right="283"/>
+              <w:jc w:val="right"/>
+            </w:pPr>
+            <w:r>
+              <w:t>Nov 2024 - Present</w:t>
+            </w:r>
+          </w:p>
+        </w:tc>
+      </w:tr>
+    </w:tbl>
     <w:p>
       <w:pPr>
         <w:pStyle w:val="ResumeText"/>
@@ -166,6 +209,8 @@
           <w:ilvl w:val="0"/>
           <w:numId w:val="1"/>
         </w:numPr>
+        <w:spacing w:after="46"/>
+        <w:ind w:right="283"/>
       </w:pPr>
       <w:r>
         <w:rPr>
@@ -192,6 +237,13 @@
           <w:ilvl w:val="0"/>
           <w:numId w:val="1"/>
         </w:numPr>
+        <w:spacing w:after="46"/>
+        <w:ind w:right="283"/>
+        <w:rPr>
+          <w:rStyle w:val="Emphasis"/>
+          <w:i w:val="0"/>
+          <w:iCs w:val="0"/>
+        </w:rPr>
       </w:pPr>
       <w:r>
         <w:rPr>
@@ -199,10 +251,27 @@
           <w:bCs/>
           <w:lang w:val="en-EG"/>
         </w:rPr>
-        <w:t xml:space="preserve">Project ownership: </w:t>
-      </w:r>
-      <w:r>
-        <w:t>Spearheaded development of a property listing e-commerce website, authoring 85%+ of the production code.</w:t>
+        <w:t>Project ownership:</w:t>
+      </w:r>
+      <w:r>
+        <w:rPr>
+          <w:lang w:val="en-EG"/>
+        </w:rPr>
+        <w:t xml:space="preserve"> Spearheaded</w:t>
+      </w:r>
+      <w:r>
+        <w:rPr>
+          <w:rStyle w:val="Emphasis"/>
+          <w:i w:val="0"/>
+          <w:iCs w:val="0"/>
+        </w:rPr>
+        <w:t xml:space="preserve"> the development of a property listing e-commerce platform, authoring over 85% of the production code</w:t>
+      </w:r>
+      <w:r>
+        <w:rPr>
+          <w:rStyle w:val="Emphasis"/>
+        </w:rPr>
+        <w:t>.</w:t>
       </w:r>
     </w:p>
     <w:p>
@@ -212,6 +281,8 @@
           <w:ilvl w:val="0"/>
           <w:numId w:val="1"/>
         </w:numPr>
+        <w:spacing w:after="46"/>
+        <w:ind w:right="283"/>
       </w:pPr>
       <w:r>
         <w:rPr>
@@ -222,7 +293,7 @@
         <w:t xml:space="preserve">SEO optimization: </w:t>
       </w:r>
       <w:r>
-        <w:t>Implemented server-side rendering and dynamic routing to maximize organic visibility and meet SEO best practices.</w:t>
+        <w:t>Implemented server-side rendering and dynamic routing to maximize organic visibility and align with SEO best practices.</w:t>
       </w:r>
     </w:p>
     <w:p>
@@ -232,6 +303,8 @@
           <w:ilvl w:val="0"/>
           <w:numId w:val="1"/>
         </w:numPr>
+        <w:spacing w:after="46"/>
+        <w:ind w:right="283"/>
       </w:pPr>
       <w:r>
         <w:rPr>
@@ -261,32 +334,71 @@
         <w:t>Sideup</w:t>
       </w:r>
     </w:p>
-    <w:p>
-      <w:pPr>
-        <w:pStyle w:val="ResumeText"/>
-        <w:rPr>
-          <w:color w:val="404040" w:themeColor="text1" w:themeTint="BF"/>
-          <w:sz w:val="21"/>
-          <w:szCs w:val="21"/>
-        </w:rPr>
-      </w:pPr>
-      <w:r>
-        <w:rPr>
-          <w:color w:val="404040" w:themeColor="text1" w:themeTint="BF"/>
-          <w:sz w:val="21"/>
-          <w:szCs w:val="21"/>
-        </w:rPr>
-        <w:t>Senior Frontend Engineer</w:t>
-      </w:r>
-    </w:p>
-    <w:p>
-      <w:pPr>
-        <w:pStyle w:val="ResumeText"/>
-      </w:pPr>
-      <w:r>
-        <w:t>Dec 2023 – Nov 2024</w:t>
-      </w:r>
-    </w:p>
+    <w:tbl>
+      <w:tblPr>
+        <w:tblStyle w:val="TableGrid"/>
+        <w:tblW w:w="0" w:type="auto"/>
+        <w:tblBorders>
+          <w:top w:val="none" w:sz="0" w:space="0" w:color="auto"/>
+          <w:left w:val="none" w:sz="0" w:space="0" w:color="auto"/>
+          <w:bottom w:val="none" w:sz="0" w:space="0" w:color="auto"/>
+          <w:right w:val="none" w:sz="0" w:space="0" w:color="auto"/>
+          <w:insideH w:val="none" w:sz="0" w:space="0" w:color="auto"/>
+          <w:insideV w:val="none" w:sz="0" w:space="0" w:color="auto"/>
+        </w:tblBorders>
+        <w:tblCellMar>
+          <w:left w:w="0" w:type="dxa"/>
+        </w:tblCellMar>
+        <w:tblLook w:val="04A0" w:firstRow="1" w:lastRow="0" w:firstColumn="1" w:lastColumn="0" w:noHBand="0" w:noVBand="1"/>
+      </w:tblPr>
+      <w:tblGrid>
+        <w:gridCol w:w="5035"/>
+        <w:gridCol w:w="5035"/>
+      </w:tblGrid>
+      <w:tr>
+        <w:tc>
+          <w:tcPr>
+            <w:tcW w:w="5035" w:type="dxa"/>
+          </w:tcPr>
+          <w:p>
+            <w:pPr>
+              <w:ind w:right="1440"/>
+              <w:rPr>
+                <w:color w:val="404040" w:themeColor="text1" w:themeTint="BF"/>
+                <w:kern w:val="20"/>
+                <w:sz w:val="21"/>
+                <w:szCs w:val="21"/>
+              </w:rPr>
+            </w:pPr>
+            <w:r>
+              <w:rPr>
+                <w:color w:val="404040" w:themeColor="text1" w:themeTint="BF"/>
+                <w:kern w:val="20"/>
+                <w:sz w:val="21"/>
+                <w:szCs w:val="21"/>
+              </w:rPr>
+              <w:t>Senior Frontend Engineer</w:t>
+            </w:r>
+          </w:p>
+        </w:tc>
+        <w:tc>
+          <w:tcPr>
+            <w:tcW w:w="5035" w:type="dxa"/>
+          </w:tcPr>
+          <w:p>
+            <w:pPr>
+              <w:pStyle w:val="ResumeText"/>
+              <w:spacing w:after="0"/>
+              <w:ind w:right="283"/>
+              <w:jc w:val="right"/>
+            </w:pPr>
+            <w:r>
+              <w:t>Dec 2023 – Nov 2024</w:t>
+            </w:r>
+          </w:p>
+        </w:tc>
+      </w:tr>
+    </w:tbl>
     <w:p>
       <w:pPr>
         <w:pStyle w:val="ResumeText"/>
@@ -294,16 +406,46 @@
           <w:ilvl w:val="0"/>
           <w:numId w:val="1"/>
         </w:numPr>
-      </w:pPr>
-      <w:r>
-        <w:rPr>
-          <w:b/>
-          <w:bCs/>
-        </w:rPr>
-        <w:t>Led and mentored junior engineers</w:t>
-      </w:r>
-      <w:r>
-        <w:t>: Cultivated a collaborative environment, fostering skill development and productivity.</w:t>
+        <w:spacing w:after="46"/>
+        <w:ind w:right="283"/>
+        <w:rPr>
+          <w:rStyle w:val="Emphasis"/>
+          <w:i w:val="0"/>
+          <w:iCs w:val="0"/>
+        </w:rPr>
+      </w:pPr>
+      <w:r>
+        <w:rPr>
+          <w:rStyle w:val="Strong"/>
+        </w:rPr>
+        <w:t>Mentorship &amp; leadership:</w:t>
+      </w:r>
+      <w:r>
+        <w:t xml:space="preserve"> </w:t>
+      </w:r>
+      <w:r>
+        <w:rPr>
+          <w:rStyle w:val="Emphasis"/>
+          <w:i w:val="0"/>
+          <w:iCs w:val="0"/>
+        </w:rPr>
+        <w:t>Guided junior engineers, cultivating a collaborative environment and improving team effi</w:t>
+      </w:r>
+      <w:r>
+        <w:rPr>
+          <w:rStyle w:val="Emphasis"/>
+          <w:i w:val="0"/>
+          <w:iCs w:val="0"/>
+        </w:rPr>
+        <w:t>c</w:t>
+      </w:r>
+      <w:r>
+        <w:rPr>
+          <w:rStyle w:val="Emphasis"/>
+          <w:i w:val="0"/>
+          <w:iCs w:val="0"/>
+        </w:rPr>
+        <w:t>iency.</w:t>
       </w:r>
     </w:p>
     <w:p>
@@ -313,16 +455,41 @@
           <w:ilvl w:val="0"/>
           <w:numId w:val="1"/>
         </w:numPr>
-      </w:pPr>
-      <w:r>
-        <w:rPr>
-          <w:b/>
-          <w:bCs/>
-        </w:rPr>
-        <w:t>Hands-on coding leadership</w:t>
-      </w:r>
-      <w:r>
-        <w:t>: Prioritized efficient task distribution, tackled complex features, ensuring robust code quality.</w:t>
+        <w:spacing w:after="46"/>
+        <w:ind w:right="283"/>
+        <w:rPr>
+          <w:rStyle w:val="Emphasis"/>
+          <w:i w:val="0"/>
+          <w:iCs w:val="0"/>
+        </w:rPr>
+      </w:pPr>
+      <w:r>
+        <w:rPr>
+          <w:rStyle w:val="Strong"/>
+        </w:rPr>
+        <w:t>Hands-on coding leadership:</w:t>
+      </w:r>
+      <w:r>
+        <w:rPr>
+          <w:rStyle w:val="Strong"/>
+        </w:rPr>
+        <w:t xml:space="preserve"> </w:t>
+      </w:r>
+      <w:r>
+        <w:rPr>
+          <w:rStyle w:val="Strong"/>
+          <w:b w:val="0"/>
+          <w:bCs w:val="0"/>
+        </w:rPr>
+        <w:t>Distributed</w:t>
+      </w:r>
+      <w:r>
+        <w:rPr>
+          <w:rStyle w:val="Emphasis"/>
+          <w:i w:val="0"/>
+          <w:iCs w:val="0"/>
+        </w:rPr>
+        <w:t xml:space="preserve"> tasks effectively and tackled complex features to ensure robust, maintainable code.</w:t>
       </w:r>
     </w:p>
     <w:p>
@@ -332,16 +499,30 @@
           <w:ilvl w:val="0"/>
           <w:numId w:val="1"/>
         </w:numPr>
-      </w:pPr>
-      <w:r>
-        <w:rPr>
-          <w:b/>
-          <w:bCs/>
-        </w:rPr>
-        <w:t>Stakeholder collaboration</w:t>
-      </w:r>
-      <w:r>
-        <w:t>: Provided valuable insights, aligning dashboard direction with user needs and business objectives.</w:t>
+        <w:spacing w:after="46"/>
+        <w:ind w:right="283"/>
+        <w:rPr>
+          <w:rStyle w:val="Emphasis"/>
+          <w:i w:val="0"/>
+          <w:iCs w:val="0"/>
+        </w:rPr>
+      </w:pPr>
+      <w:r>
+        <w:rPr>
+          <w:rStyle w:val="Strong"/>
+        </w:rPr>
+        <w:t>Stakeholder collaboration:</w:t>
+      </w:r>
+      <w:r>
+        <w:t xml:space="preserve"> </w:t>
+      </w:r>
+      <w:r>
+        <w:rPr>
+          <w:rStyle w:val="Emphasis"/>
+          <w:i w:val="0"/>
+          <w:iCs w:val="0"/>
+        </w:rPr>
+        <w:t>Aligned dashboard development with user needs and business objectives through proactive communication.</w:t>
       </w:r>
     </w:p>
     <w:p>
@@ -351,23 +532,29 @@
           <w:ilvl w:val="0"/>
           <w:numId w:val="1"/>
         </w:numPr>
-      </w:pPr>
-      <w:r>
-        <w:rPr>
+        <w:spacing w:after="46"/>
+        <w:ind w:right="283"/>
+        <w:rPr>
+          <w:rStyle w:val="Emphasis"/>
+        </w:rPr>
+      </w:pPr>
+      <w:r>
+        <w:rPr>
+          <w:rStyle w:val="Emphasis"/>
           <w:b/>
           <w:bCs/>
-        </w:rPr>
-        <w:t>Process optimization</w:t>
-      </w:r>
-      <w:r>
-        <w:rPr>
-          <w:b/>
-          <w:bCs/>
-        </w:rPr>
-        <w:t xml:space="preserve">: </w:t>
-      </w:r>
-      <w:r>
-        <w:t>Implemented initiatives to streamline workflows, enhance productivity, and ensure code efficiency and reliability.</w:t>
+          <w:i w:val="0"/>
+          <w:iCs w:val="0"/>
+        </w:rPr>
+        <w:t>Process optimization:</w:t>
+      </w:r>
+      <w:r>
+        <w:rPr>
+          <w:rStyle w:val="Emphasis"/>
+          <w:i w:val="0"/>
+          <w:iCs w:val="0"/>
+        </w:rPr>
+        <w:t xml:space="preserve"> Introduced workflow improvements to enhance productivity, efficiency, and code reliability.</w:t>
       </w:r>
     </w:p>
     <w:p>
@@ -403,1318 +590,1125 @@
         <w:t>Sideup</w:t>
       </w:r>
     </w:p>
-    <w:p>
-      <w:pPr>
-        <w:ind w:right="1440"/>
-        <w:rPr>
-          <w:color w:val="404040" w:themeColor="text1" w:themeTint="BF"/>
-          <w:kern w:val="20"/>
-          <w:sz w:val="21"/>
-          <w:szCs w:val="21"/>
-        </w:rPr>
-      </w:pPr>
-      <w:r>
-        <w:rPr>
-          <w:color w:val="404040" w:themeColor="text1" w:themeTint="BF"/>
-          <w:kern w:val="20"/>
-          <w:sz w:val="21"/>
-          <w:szCs w:val="21"/>
-        </w:rPr>
-        <w:t xml:space="preserve">Frontend </w:t>
-      </w:r>
-      <w:r>
-        <w:rPr>
-          <w:color w:val="404040" w:themeColor="text1" w:themeTint="BF"/>
-          <w:kern w:val="20"/>
-          <w:sz w:val="21"/>
-          <w:szCs w:val="21"/>
-        </w:rPr>
-        <w:t>E</w:t>
-      </w:r>
-      <w:r>
-        <w:rPr>
-          <w:color w:val="404040" w:themeColor="text1" w:themeTint="BF"/>
-          <w:kern w:val="20"/>
-          <w:sz w:val="21"/>
-          <w:szCs w:val="21"/>
-        </w:rPr>
-        <w:t>ngineer</w:t>
-      </w:r>
-    </w:p>
-    <w:p>
-      <w:pPr>
-        <w:pStyle w:val="ResumeText"/>
-      </w:pPr>
-      <w:r>
-        <w:t>Feb 2023 – Dec 2023</w:t>
-      </w:r>
-    </w:p>
-    <w:p>
-      <w:pPr>
-        <w:numPr>
-          <w:ilvl w:val="0"/>
-          <w:numId w:val="1"/>
-        </w:numPr>
-        <w:ind w:right="1440"/>
-        <w:rPr>
-          <w:rFonts w:eastAsiaTheme="minorHAnsi"/>
-          <w:color w:val="595959" w:themeColor="text1" w:themeTint="A6"/>
-          <w:kern w:val="20"/>
-          <w:sz w:val="20"/>
-          <w:szCs w:val="20"/>
-        </w:rPr>
-      </w:pPr>
-      <w:r>
-        <w:rPr>
-          <w:rFonts w:eastAsiaTheme="minorHAnsi"/>
-          <w:b/>
-          <w:bCs/>
-          <w:color w:val="595959" w:themeColor="text1" w:themeTint="A6"/>
-          <w:kern w:val="20"/>
-          <w:sz w:val="20"/>
-          <w:szCs w:val="20"/>
-        </w:rPr>
-        <w:t xml:space="preserve">Led frontend </w:t>
-      </w:r>
-      <w:r>
-        <w:rPr>
-          <w:rFonts w:eastAsiaTheme="minorHAnsi"/>
-          <w:b/>
-          <w:bCs/>
-          <w:color w:val="595959" w:themeColor="text1" w:themeTint="A6"/>
-          <w:kern w:val="20"/>
-          <w:sz w:val="20"/>
-          <w:szCs w:val="20"/>
-        </w:rPr>
-        <w:t>development:</w:t>
-      </w:r>
-      <w:r>
-        <w:t xml:space="preserve"> </w:t>
-      </w:r>
-      <w:r>
-        <w:rPr>
-          <w:rFonts w:eastAsiaTheme="minorHAnsi"/>
-          <w:color w:val="595959" w:themeColor="text1" w:themeTint="A6"/>
-          <w:kern w:val="20"/>
-          <w:sz w:val="20"/>
-          <w:szCs w:val="20"/>
-        </w:rPr>
-        <w:t>Spearheaded the creation of a cutting-edge B2C shipping dashboard using React, TypeScript, and Bootstrap, ensuring seamless integration with backend systems.</w:t>
-      </w:r>
-    </w:p>
-    <w:p>
-      <w:pPr>
-        <w:numPr>
-          <w:ilvl w:val="0"/>
-          <w:numId w:val="1"/>
-        </w:numPr>
-        <w:ind w:right="1440"/>
-        <w:rPr>
-          <w:rFonts w:eastAsiaTheme="minorHAnsi"/>
-          <w:color w:val="595959" w:themeColor="text1" w:themeTint="A6"/>
-          <w:kern w:val="20"/>
-          <w:sz w:val="20"/>
-          <w:szCs w:val="20"/>
-        </w:rPr>
-      </w:pPr>
-      <w:r>
-        <w:rPr>
-          <w:rFonts w:eastAsiaTheme="minorHAnsi"/>
-          <w:b/>
-          <w:bCs/>
-          <w:color w:val="595959" w:themeColor="text1" w:themeTint="A6"/>
-          <w:kern w:val="20"/>
-          <w:sz w:val="20"/>
-          <w:szCs w:val="20"/>
-        </w:rPr>
-        <w:t xml:space="preserve">Ensured optimal UX/UI: </w:t>
-      </w:r>
-      <w:r>
-        <w:rPr>
-          <w:rFonts w:eastAsiaTheme="minorHAnsi"/>
-          <w:color w:val="595959" w:themeColor="text1" w:themeTint="A6"/>
-          <w:kern w:val="20"/>
-          <w:sz w:val="20"/>
-          <w:szCs w:val="20"/>
-        </w:rPr>
-        <w:t>Collaborated with UX designers to create an intuitive design, enhancing user satisfaction and usability.</w:t>
-      </w:r>
-    </w:p>
-    <w:p>
-      <w:pPr>
-        <w:numPr>
-          <w:ilvl w:val="0"/>
-          <w:numId w:val="1"/>
-        </w:numPr>
-        <w:ind w:right="1440"/>
-        <w:rPr>
-          <w:rFonts w:eastAsiaTheme="minorHAnsi"/>
-          <w:color w:val="595959" w:themeColor="text1" w:themeTint="A6"/>
-          <w:kern w:val="20"/>
-          <w:sz w:val="20"/>
-          <w:szCs w:val="20"/>
-        </w:rPr>
-      </w:pPr>
-      <w:r>
-        <w:rPr>
-          <w:rFonts w:eastAsiaTheme="minorHAnsi"/>
-          <w:b/>
-          <w:bCs/>
-          <w:color w:val="595959" w:themeColor="text1" w:themeTint="A6"/>
-          <w:kern w:val="20"/>
-          <w:sz w:val="20"/>
-          <w:szCs w:val="20"/>
-        </w:rPr>
-        <w:lastRenderedPageBreak/>
-        <w:t xml:space="preserve">Maintained system stability: </w:t>
-      </w:r>
-      <w:r>
-        <w:rPr>
-          <w:rFonts w:eastAsiaTheme="minorHAnsi"/>
-          <w:color w:val="595959" w:themeColor="text1" w:themeTint="A6"/>
-          <w:kern w:val="20"/>
-          <w:sz w:val="20"/>
-          <w:szCs w:val="20"/>
-        </w:rPr>
-        <w:t>Partnered with QA to conduct rigorous testing and debugging, ensuring high reliability and performance.</w:t>
-      </w:r>
-    </w:p>
-    <w:p>
-      <w:pPr>
-        <w:numPr>
-          <w:ilvl w:val="0"/>
-          <w:numId w:val="1"/>
-        </w:numPr>
-        <w:ind w:right="1440"/>
-        <w:rPr>
-          <w:rFonts w:eastAsiaTheme="minorHAnsi"/>
-          <w:color w:val="595959" w:themeColor="text1" w:themeTint="A6"/>
-          <w:kern w:val="20"/>
-          <w:sz w:val="20"/>
-          <w:szCs w:val="20"/>
-        </w:rPr>
-      </w:pPr>
-      <w:r>
-        <w:rPr>
-          <w:rFonts w:eastAsiaTheme="minorHAnsi"/>
-          <w:b/>
-          <w:bCs/>
-          <w:color w:val="595959" w:themeColor="text1" w:themeTint="A6"/>
-          <w:kern w:val="20"/>
-          <w:sz w:val="20"/>
-          <w:szCs w:val="20"/>
-        </w:rPr>
-        <w:t xml:space="preserve">Adapted to new tech: </w:t>
-      </w:r>
-      <w:r>
-        <w:rPr>
-          <w:rFonts w:eastAsiaTheme="minorHAnsi"/>
-          <w:color w:val="595959" w:themeColor="text1" w:themeTint="A6"/>
-          <w:kern w:val="20"/>
-          <w:sz w:val="20"/>
-          <w:szCs w:val="20"/>
-        </w:rPr>
-        <w:t>Quickly mastered Next.js and Material UI to maintain and improve previous versions, demonstrating adeptness in learning new technologies.</w:t>
-      </w:r>
-    </w:p>
-    <w:p>
-      <w:pPr>
-        <w:pStyle w:val="Heading2"/>
-        <w:rPr>
-          <w:sz w:val="21"/>
-          <w:szCs w:val="21"/>
-        </w:rPr>
-      </w:pPr>
-      <w:r>
-        <w:rPr>
-          <w:sz w:val="21"/>
-          <w:szCs w:val="21"/>
-        </w:rPr>
-        <w:t>Advanced Computer Technologies (ACT)</w:t>
-      </w:r>
-    </w:p>
-    <w:p>
-      <w:pPr>
-        <w:pStyle w:val="ResumeText"/>
-        <w:rPr>
-          <w:color w:val="404040" w:themeColor="text1" w:themeTint="BF"/>
-          <w:sz w:val="21"/>
-          <w:szCs w:val="21"/>
-        </w:rPr>
-      </w:pPr>
-      <w:r>
-        <w:rPr>
-          <w:color w:val="404040" w:themeColor="text1" w:themeTint="BF"/>
-          <w:sz w:val="21"/>
-          <w:szCs w:val="21"/>
-        </w:rPr>
-        <w:t xml:space="preserve">Interface </w:t>
-      </w:r>
-      <w:r>
-        <w:rPr>
-          <w:color w:val="404040" w:themeColor="text1" w:themeTint="BF"/>
-          <w:sz w:val="21"/>
-          <w:szCs w:val="21"/>
-        </w:rPr>
-        <w:t>S</w:t>
-      </w:r>
-      <w:r>
-        <w:rPr>
-          <w:color w:val="404040" w:themeColor="text1" w:themeTint="BF"/>
-          <w:sz w:val="21"/>
-          <w:szCs w:val="21"/>
-        </w:rPr>
-        <w:t>pecialist</w:t>
-      </w:r>
-    </w:p>
-    <w:p>
-      <w:pPr>
-        <w:pStyle w:val="ResumeText"/>
-      </w:pPr>
-      <w:r>
-        <w:t>Feb 2022 - Feb 202</w:t>
-      </w:r>
-      <w:r>
-        <w:t>3</w:t>
-      </w:r>
-    </w:p>
-    <w:p>
-      <w:pPr>
-        <w:numPr>
-          <w:ilvl w:val="0"/>
-          <w:numId w:val="1"/>
-        </w:numPr>
-        <w:ind w:right="1440"/>
-        <w:rPr>
-          <w:rFonts w:eastAsiaTheme="minorHAnsi"/>
-          <w:color w:val="595959" w:themeColor="text1" w:themeTint="A6"/>
-          <w:kern w:val="20"/>
-          <w:sz w:val="20"/>
-          <w:szCs w:val="20"/>
-        </w:rPr>
-      </w:pPr>
-      <w:r>
-        <w:rPr>
-          <w:rFonts w:eastAsiaTheme="minorHAnsi"/>
-          <w:b/>
-          <w:bCs/>
-          <w:color w:val="595959" w:themeColor="text1" w:themeTint="A6"/>
-          <w:kern w:val="20"/>
-          <w:sz w:val="20"/>
-          <w:szCs w:val="20"/>
-        </w:rPr>
-        <w:t xml:space="preserve">System Integration Expertise: </w:t>
-      </w:r>
-      <w:r>
-        <w:rPr>
-          <w:rFonts w:eastAsiaTheme="minorHAnsi"/>
-          <w:color w:val="595959" w:themeColor="text1" w:themeTint="A6"/>
-          <w:kern w:val="20"/>
-          <w:sz w:val="20"/>
-          <w:szCs w:val="20"/>
-        </w:rPr>
-        <w:t>Integrated digital subsystems like Door Lock Systems, IPTV, and POS with Property Management Systems for renowned hotel chains, facilitating seamless operations.</w:t>
-      </w:r>
-    </w:p>
-    <w:p>
-      <w:pPr>
-        <w:numPr>
-          <w:ilvl w:val="0"/>
-          <w:numId w:val="1"/>
-        </w:numPr>
-        <w:ind w:right="1440"/>
-        <w:rPr>
-          <w:rFonts w:eastAsiaTheme="minorHAnsi"/>
-          <w:color w:val="595959" w:themeColor="text1" w:themeTint="A6"/>
-          <w:kern w:val="20"/>
-          <w:sz w:val="20"/>
-          <w:szCs w:val="20"/>
-        </w:rPr>
-      </w:pPr>
-      <w:r>
-        <w:rPr>
-          <w:rFonts w:eastAsiaTheme="minorHAnsi"/>
-          <w:b/>
-          <w:bCs/>
-          <w:color w:val="595959" w:themeColor="text1" w:themeTint="A6"/>
-          <w:kern w:val="20"/>
-          <w:sz w:val="20"/>
-          <w:szCs w:val="20"/>
-        </w:rPr>
-        <w:t xml:space="preserve">Agile Collaboration: </w:t>
-      </w:r>
-      <w:r>
-        <w:rPr>
-          <w:rFonts w:eastAsiaTheme="minorHAnsi"/>
-          <w:color w:val="595959" w:themeColor="text1" w:themeTint="A6"/>
-          <w:kern w:val="20"/>
-          <w:sz w:val="20"/>
-          <w:szCs w:val="20"/>
-        </w:rPr>
-        <w:t>Collaborated in agile settings, prioritizing and addressing stakeholder requirements, ensuring effective communication and alignment.</w:t>
-      </w:r>
-    </w:p>
-    <w:p>
-      <w:pPr>
-        <w:numPr>
-          <w:ilvl w:val="0"/>
-          <w:numId w:val="1"/>
-        </w:numPr>
-        <w:ind w:right="1440"/>
-        <w:rPr>
-          <w:rFonts w:eastAsiaTheme="minorHAnsi"/>
-          <w:color w:val="595959" w:themeColor="text1" w:themeTint="A6"/>
-          <w:kern w:val="20"/>
-          <w:sz w:val="20"/>
-          <w:szCs w:val="20"/>
-        </w:rPr>
-      </w:pPr>
-      <w:r>
-        <w:rPr>
-          <w:rFonts w:eastAsiaTheme="minorHAnsi"/>
-          <w:b/>
-          <w:bCs/>
-          <w:color w:val="595959" w:themeColor="text1" w:themeTint="A6"/>
-          <w:kern w:val="20"/>
-          <w:sz w:val="20"/>
-          <w:szCs w:val="20"/>
-        </w:rPr>
-        <w:t xml:space="preserve">Remote Troubleshooting: </w:t>
-      </w:r>
-      <w:r>
-        <w:rPr>
-          <w:rFonts w:eastAsiaTheme="minorHAnsi"/>
-          <w:color w:val="595959" w:themeColor="text1" w:themeTint="A6"/>
-          <w:kern w:val="20"/>
-          <w:sz w:val="20"/>
-          <w:szCs w:val="20"/>
-        </w:rPr>
-        <w:t>Analyzed logs and error codes to troubleshoot issues remotely, minimizing downtime and ensuring prompt issue resolution.</w:t>
-      </w:r>
-    </w:p>
-    <w:p>
-      <w:pPr>
-        <w:numPr>
-          <w:ilvl w:val="0"/>
-          <w:numId w:val="1"/>
-        </w:numPr>
-        <w:ind w:right="1440"/>
-        <w:rPr>
-          <w:rFonts w:eastAsiaTheme="minorHAnsi"/>
-          <w:color w:val="595959" w:themeColor="text1" w:themeTint="A6"/>
-          <w:kern w:val="20"/>
-          <w:sz w:val="20"/>
-          <w:szCs w:val="20"/>
-        </w:rPr>
-      </w:pPr>
-      <w:r>
-        <w:rPr>
-          <w:rFonts w:eastAsiaTheme="minorHAnsi"/>
-          <w:b/>
-          <w:bCs/>
-          <w:color w:val="595959" w:themeColor="text1" w:themeTint="A6"/>
-          <w:kern w:val="20"/>
-          <w:sz w:val="20"/>
-          <w:szCs w:val="20"/>
-        </w:rPr>
-        <w:t xml:space="preserve">Project Coordination Expertise: </w:t>
-      </w:r>
-      <w:r>
-        <w:rPr>
-          <w:rFonts w:eastAsiaTheme="minorHAnsi"/>
-          <w:color w:val="595959" w:themeColor="text1" w:themeTint="A6"/>
-          <w:kern w:val="20"/>
-          <w:sz w:val="20"/>
-          <w:szCs w:val="20"/>
-        </w:rPr>
-        <w:t>Orchestrated the integration of Oracle's Opera Web Services for 480+ Intercontinental Holiday Inn Group (IHG) hotels globally within four months, demonstrating adeptness in coordinating complex projects with multiple stakeholders and ensuring timely execution.</w:t>
-      </w:r>
-    </w:p>
-    <w:p>
-      <w:pPr>
-        <w:pStyle w:val="Heading1"/>
-        <w:bidi/>
-      </w:pPr>
-    </w:p>
-    <w:p>
-      <w:pPr>
-        <w:pStyle w:val="Heading1"/>
-        <w:bidi/>
-      </w:pPr>
-      <w:r>
-        <w:t>Education</w:t>
-      </w:r>
-    </w:p>
-    <w:p>
-      <w:pPr>
-        <w:pStyle w:val="Heading2"/>
-        <w:tabs>
-          <w:tab w:val="left" w:pos="7053"/>
-        </w:tabs>
-        <w:rPr>
-          <w:sz w:val="21"/>
-          <w:szCs w:val="21"/>
-        </w:rPr>
-      </w:pPr>
-      <w:r>
-        <w:rPr>
-          <w:sz w:val="21"/>
-          <w:szCs w:val="21"/>
-        </w:rPr>
-        <w:t>Bachelor of Science</w:t>
-      </w:r>
-      <w:r>
-        <w:rPr>
-          <w:sz w:val="21"/>
-          <w:szCs w:val="21"/>
-        </w:rPr>
-        <w:t xml:space="preserve"> (B.S)</w:t>
-      </w:r>
-      <w:r>
-        <w:rPr>
-          <w:sz w:val="21"/>
-          <w:szCs w:val="21"/>
-        </w:rPr>
-        <w:t>, Management Information Systems</w:t>
-      </w:r>
-      <w:r>
-        <w:rPr>
-          <w:sz w:val="21"/>
-          <w:szCs w:val="21"/>
-        </w:rPr>
-        <w:t>, GPA 3.1</w:t>
-      </w:r>
-      <w:r>
-        <w:rPr>
-          <w:sz w:val="21"/>
-          <w:szCs w:val="21"/>
-        </w:rPr>
-        <w:tab/>
-      </w:r>
-    </w:p>
-    <w:p>
-      <w:pPr>
-        <w:pStyle w:val="ResumeText"/>
-      </w:pPr>
-      <w:r>
-        <w:t xml:space="preserve">July 2021 </w:t>
-      </w:r>
-    </w:p>
-    <w:p>
-      <w:pPr>
-        <w:pStyle w:val="ResumeText"/>
-      </w:pPr>
-      <w:r>
-        <w:t>Arab Academy for Science &amp; Technology &amp; Maritime Transport</w:t>
-      </w:r>
-      <w:r>
-        <w:t xml:space="preserve"> (AAST</w:t>
-      </w:r>
-      <w:r>
-        <w:t>MT</w:t>
-      </w:r>
-      <w:r>
-        <w:t>)</w:t>
-      </w:r>
-    </w:p>
-    <w:p>
-      <w:pPr>
-        <w:pStyle w:val="Heading1"/>
-        <w:bidi/>
-      </w:pPr>
-    </w:p>
-    <w:p>
-      <w:pPr>
-        <w:pStyle w:val="Heading1"/>
-        <w:bidi/>
-      </w:pPr>
-      <w:r>
-        <w:t>Technical skills</w:t>
-      </w:r>
-    </w:p>
     <w:tbl>
       <w:tblPr>
-        <w:tblStyle w:val="ListTable7Colorful-Accent1"/>
+        <w:tblStyle w:val="TableGrid"/>
         <w:tblW w:w="0" w:type="auto"/>
-        <w:tblLook w:val="0620" w:firstRow="1" w:lastRow="0" w:firstColumn="0" w:lastColumn="0" w:noHBand="1" w:noVBand="1"/>
-        <w:tblCaption w:val="Technical skills"/>
-        <w:tblDescription w:val="A list of my technical competencies"/>
+        <w:tblBorders>
+          <w:top w:val="none" w:sz="0" w:space="0" w:color="auto"/>
+          <w:left w:val="none" w:sz="0" w:space="0" w:color="auto"/>
+          <w:bottom w:val="none" w:sz="0" w:space="0" w:color="auto"/>
+          <w:right w:val="none" w:sz="0" w:space="0" w:color="auto"/>
+          <w:insideH w:val="none" w:sz="0" w:space="0" w:color="auto"/>
+          <w:insideV w:val="none" w:sz="0" w:space="0" w:color="auto"/>
+        </w:tblBorders>
+        <w:tblCellMar>
+          <w:left w:w="0" w:type="dxa"/>
+        </w:tblCellMar>
+        <w:tblLook w:val="04A0" w:firstRow="1" w:lastRow="0" w:firstColumn="1" w:lastColumn="0" w:noHBand="0" w:noVBand="1"/>
       </w:tblPr>
       <w:tblGrid>
-        <w:gridCol w:w="2520"/>
-        <w:gridCol w:w="2520"/>
-        <w:gridCol w:w="2520"/>
-        <w:gridCol w:w="2520"/>
+        <w:gridCol w:w="5035"/>
+        <w:gridCol w:w="5035"/>
       </w:tblGrid>
       <w:tr>
-        <w:trPr>
-          <w:cnfStyle w:val="100000000000" w:firstRow="1" w:lastRow="0" w:firstColumn="0" w:lastColumn="0" w:oddVBand="0" w:evenVBand="0" w:oddHBand="0" w:evenHBand="0" w:firstRowFirstColumn="0" w:firstRowLastColumn="0" w:lastRowFirstColumn="0" w:lastRowLastColumn="0"/>
-          <w:trHeight w:val="480"/>
-        </w:trPr>
         <w:tc>
           <w:tcPr>
-            <w:tcW w:w="2520" w:type="dxa"/>
-            <w:shd w:val="clear" w:color="auto" w:fill="auto"/>
-            <w:hideMark/>
+            <w:tcW w:w="5035" w:type="dxa"/>
           </w:tcPr>
           <w:p>
             <w:pPr>
-              <w:jc w:val="both"/>
+              <w:ind w:right="1440"/>
               <w:rPr>
-                <w:b/>
-                <w:bCs/>
-                <w:i w:val="0"/>
-                <w:iCs w:val="0"/>
-                <w:caps/>
                 <w:color w:val="404040" w:themeColor="text1" w:themeTint="BF"/>
                 <w:kern w:val="20"/>
                 <w:sz w:val="21"/>
                 <w:szCs w:val="21"/>
-                <w14:ligatures w14:val="standardContextual"/>
               </w:rPr>
             </w:pPr>
             <w:r>
               <w:rPr>
-                <w:b/>
-                <w:bCs/>
-                <w:i w:val="0"/>
-                <w:iCs w:val="0"/>
-                <w:caps/>
                 <w:color w:val="404040" w:themeColor="text1" w:themeTint="BF"/>
                 <w:kern w:val="20"/>
                 <w:sz w:val="21"/>
                 <w:szCs w:val="21"/>
-                <w14:ligatures w14:val="standardContextual"/>
               </w:rPr>
-              <w:t>Frontend</w:t>
+              <w:t>Frontend Engineer</w:t>
             </w:r>
           </w:p>
         </w:tc>
         <w:tc>
           <w:tcPr>
-            <w:tcW w:w="2520" w:type="dxa"/>
-            <w:shd w:val="clear" w:color="auto" w:fill="auto"/>
-            <w:hideMark/>
+            <w:tcW w:w="5035" w:type="dxa"/>
           </w:tcPr>
           <w:p>
             <w:pPr>
-              <w:jc w:val="both"/>
+              <w:pStyle w:val="ResumeText"/>
+              <w:spacing w:after="0"/>
+              <w:ind w:right="283"/>
+              <w:jc w:val="right"/>
+            </w:pPr>
+            <w:r>
+              <w:t>Feb 2023 – Dec 2023</w:t>
+            </w:r>
+          </w:p>
+        </w:tc>
+      </w:tr>
+    </w:tbl>
+    <w:p>
+      <w:pPr>
+        <w:numPr>
+          <w:ilvl w:val="0"/>
+          <w:numId w:val="1"/>
+        </w:numPr>
+        <w:spacing w:after="46"/>
+        <w:ind w:right="283"/>
+        <w:rPr>
+          <w:rFonts w:eastAsiaTheme="minorHAnsi"/>
+          <w:color w:val="595959" w:themeColor="text1" w:themeTint="A6"/>
+          <w:kern w:val="20"/>
+          <w:sz w:val="20"/>
+          <w:szCs w:val="20"/>
+          <w:lang w:val="en-EG"/>
+        </w:rPr>
+      </w:pPr>
+      <w:r>
+        <w:rPr>
+          <w:rFonts w:eastAsiaTheme="minorHAnsi"/>
+          <w:b/>
+          <w:bCs/>
+          <w:color w:val="595959" w:themeColor="text1" w:themeTint="A6"/>
+          <w:kern w:val="20"/>
+          <w:sz w:val="20"/>
+          <w:szCs w:val="20"/>
+          <w:lang w:val="en-EG"/>
+        </w:rPr>
+        <w:t xml:space="preserve">B2C dashboard development: </w:t>
+      </w:r>
+      <w:r>
+        <w:rPr>
+          <w:rFonts w:eastAsiaTheme="minorHAnsi"/>
+          <w:color w:val="595959" w:themeColor="text1" w:themeTint="A6"/>
+          <w:kern w:val="20"/>
+          <w:sz w:val="20"/>
+          <w:szCs w:val="20"/>
+          <w:lang w:val="en-EG"/>
+        </w:rPr>
+        <w:t>Led frontend implementation of a next-generation shipping dashboard using React, TypeScript, and Bootstrap.</w:t>
+      </w:r>
+    </w:p>
+    <w:p>
+      <w:pPr>
+        <w:numPr>
+          <w:ilvl w:val="0"/>
+          <w:numId w:val="1"/>
+        </w:numPr>
+        <w:spacing w:after="46"/>
+        <w:ind w:right="283"/>
+        <w:rPr>
+          <w:rFonts w:eastAsiaTheme="minorHAnsi"/>
+          <w:color w:val="595959" w:themeColor="text1" w:themeTint="A6"/>
+          <w:kern w:val="20"/>
+          <w:sz w:val="20"/>
+          <w:szCs w:val="20"/>
+          <w:lang w:val="en-EG"/>
+        </w:rPr>
+      </w:pPr>
+      <w:r>
+        <w:rPr>
+          <w:rFonts w:eastAsiaTheme="minorHAnsi"/>
+          <w:b/>
+          <w:bCs/>
+          <w:color w:val="595959" w:themeColor="text1" w:themeTint="A6"/>
+          <w:kern w:val="20"/>
+          <w:sz w:val="20"/>
+          <w:szCs w:val="20"/>
+          <w:lang w:val="en-EG"/>
+        </w:rPr>
+        <w:t>UX/UI excellence:</w:t>
+      </w:r>
+      <w:r>
+        <w:rPr>
+          <w:rFonts w:eastAsiaTheme="minorHAnsi"/>
+          <w:color w:val="595959" w:themeColor="text1" w:themeTint="A6"/>
+          <w:kern w:val="20"/>
+          <w:sz w:val="20"/>
+          <w:szCs w:val="20"/>
+          <w:lang w:val="en-EG"/>
+        </w:rPr>
+        <w:t xml:space="preserve"> Partnered with designers to deliver an intuitive interface, improving usability and customer satisfaction.</w:t>
+      </w:r>
+    </w:p>
+    <w:p>
+      <w:pPr>
+        <w:numPr>
+          <w:ilvl w:val="0"/>
+          <w:numId w:val="1"/>
+        </w:numPr>
+        <w:spacing w:after="46"/>
+        <w:ind w:right="283"/>
+        <w:rPr>
+          <w:rFonts w:eastAsiaTheme="minorHAnsi"/>
+          <w:color w:val="595959" w:themeColor="text1" w:themeTint="A6"/>
+          <w:kern w:val="20"/>
+          <w:sz w:val="20"/>
+          <w:szCs w:val="20"/>
+        </w:rPr>
+      </w:pPr>
+      <w:r>
+        <w:rPr>
+          <w:rFonts w:eastAsiaTheme="minorHAnsi"/>
+          <w:b/>
+          <w:bCs/>
+          <w:color w:val="595959" w:themeColor="text1" w:themeTint="A6"/>
+          <w:kern w:val="20"/>
+          <w:sz w:val="20"/>
+          <w:szCs w:val="20"/>
+        </w:rPr>
+        <w:t xml:space="preserve">Quality assurance: </w:t>
+      </w:r>
+      <w:r>
+        <w:rPr>
+          <w:rFonts w:eastAsiaTheme="minorHAnsi"/>
+          <w:color w:val="595959" w:themeColor="text1" w:themeTint="A6"/>
+          <w:kern w:val="20"/>
+          <w:sz w:val="20"/>
+          <w:szCs w:val="20"/>
+        </w:rPr>
+        <w:t>Collaborated with QA teams to conduct thorough testing and debugging for optimal performance.</w:t>
+      </w:r>
+    </w:p>
+    <w:p>
+      <w:pPr>
+        <w:numPr>
+          <w:ilvl w:val="0"/>
+          <w:numId w:val="1"/>
+        </w:numPr>
+        <w:spacing w:after="46"/>
+        <w:ind w:right="283"/>
+        <w:rPr>
+          <w:rFonts w:eastAsiaTheme="minorHAnsi"/>
+          <w:b/>
+          <w:bCs/>
+          <w:color w:val="595959" w:themeColor="text1" w:themeTint="A6"/>
+          <w:kern w:val="20"/>
+          <w:sz w:val="20"/>
+          <w:szCs w:val="20"/>
+        </w:rPr>
+      </w:pPr>
+      <w:r>
+        <w:rPr>
+          <w:rFonts w:eastAsiaTheme="minorHAnsi"/>
+          <w:b/>
+          <w:bCs/>
+          <w:color w:val="595959" w:themeColor="text1" w:themeTint="A6"/>
+          <w:kern w:val="20"/>
+          <w:sz w:val="20"/>
+          <w:szCs w:val="20"/>
+        </w:rPr>
+        <w:t xml:space="preserve">Adaptability: </w:t>
+      </w:r>
+      <w:r>
+        <w:rPr>
+          <w:rFonts w:eastAsiaTheme="minorHAnsi"/>
+          <w:color w:val="595959" w:themeColor="text1" w:themeTint="A6"/>
+          <w:kern w:val="20"/>
+          <w:sz w:val="20"/>
+          <w:szCs w:val="20"/>
+        </w:rPr>
+        <w:t>Quickly mastered Next.js and Material UI to modernize legacy features and deliver consistent improvements.</w:t>
+      </w:r>
+    </w:p>
+    <w:p>
+      <w:pPr>
+        <w:pStyle w:val="Heading2"/>
+        <w:rPr>
+          <w:sz w:val="21"/>
+          <w:szCs w:val="21"/>
+        </w:rPr>
+      </w:pPr>
+      <w:r>
+        <w:rPr>
+          <w:sz w:val="21"/>
+          <w:szCs w:val="21"/>
+        </w:rPr>
+        <w:t>Advanced Computer Technologies (ACT)</w:t>
+      </w:r>
+    </w:p>
+    <w:tbl>
+      <w:tblPr>
+        <w:tblStyle w:val="TableGrid"/>
+        <w:tblW w:w="0" w:type="auto"/>
+        <w:tblBorders>
+          <w:top w:val="none" w:sz="0" w:space="0" w:color="auto"/>
+          <w:left w:val="none" w:sz="0" w:space="0" w:color="auto"/>
+          <w:bottom w:val="none" w:sz="0" w:space="0" w:color="auto"/>
+          <w:right w:val="none" w:sz="0" w:space="0" w:color="auto"/>
+          <w:insideH w:val="none" w:sz="0" w:space="0" w:color="auto"/>
+          <w:insideV w:val="none" w:sz="0" w:space="0" w:color="auto"/>
+        </w:tblBorders>
+        <w:tblCellMar>
+          <w:left w:w="0" w:type="dxa"/>
+        </w:tblCellMar>
+        <w:tblLook w:val="04A0" w:firstRow="1" w:lastRow="0" w:firstColumn="1" w:lastColumn="0" w:noHBand="0" w:noVBand="1"/>
+      </w:tblPr>
+      <w:tblGrid>
+        <w:gridCol w:w="5035"/>
+        <w:gridCol w:w="5035"/>
+      </w:tblGrid>
+      <w:tr>
+        <w:tc>
+          <w:tcPr>
+            <w:tcW w:w="5035" w:type="dxa"/>
+          </w:tcPr>
+          <w:p>
+            <w:pPr>
+              <w:ind w:right="1440"/>
               <w:rPr>
-                <w:b/>
-                <w:bCs/>
-                <w:i w:val="0"/>
-                <w:iCs w:val="0"/>
-                <w:caps/>
                 <w:color w:val="404040" w:themeColor="text1" w:themeTint="BF"/>
                 <w:kern w:val="20"/>
                 <w:sz w:val="21"/>
                 <w:szCs w:val="21"/>
-                <w14:ligatures w14:val="standardContextual"/>
               </w:rPr>
             </w:pPr>
             <w:r>
               <w:rPr>
-                <w:b/>
-                <w:bCs/>
-                <w:i w:val="0"/>
-                <w:iCs w:val="0"/>
-                <w:caps/>
                 <w:color w:val="404040" w:themeColor="text1" w:themeTint="BF"/>
                 <w:kern w:val="20"/>
                 <w:sz w:val="21"/>
                 <w:szCs w:val="21"/>
-                <w14:ligatures w14:val="standardContextual"/>
               </w:rPr>
-              <w:t>Backend</w:t>
+              <w:t>Interface Specialist</w:t>
             </w:r>
           </w:p>
         </w:tc>
         <w:tc>
           <w:tcPr>
-            <w:tcW w:w="2520" w:type="dxa"/>
-            <w:shd w:val="clear" w:color="auto" w:fill="auto"/>
-            <w:hideMark/>
+            <w:tcW w:w="5035" w:type="dxa"/>
           </w:tcPr>
           <w:p>
             <w:pPr>
-              <w:jc w:val="both"/>
+              <w:pStyle w:val="ResumeText"/>
+              <w:spacing w:after="0"/>
+              <w:ind w:right="283"/>
+              <w:jc w:val="right"/>
+            </w:pPr>
+            <w:r>
+              <w:t>Feb 202</w:t>
+            </w:r>
+            <w:r>
+              <w:t>2</w:t>
+            </w:r>
+            <w:r>
+              <w:t xml:space="preserve"> – </w:t>
+            </w:r>
+            <w:r>
+              <w:t>Feb</w:t>
+            </w:r>
+            <w:r>
+              <w:t xml:space="preserve"> 2023</w:t>
+            </w:r>
+          </w:p>
+        </w:tc>
+      </w:tr>
+    </w:tbl>
+    <w:p>
+      <w:pPr>
+        <w:numPr>
+          <w:ilvl w:val="0"/>
+          <w:numId w:val="1"/>
+        </w:numPr>
+        <w:spacing w:after="46"/>
+        <w:ind w:right="283"/>
+      </w:pPr>
+      <w:r>
+        <w:rPr>
+          <w:rFonts w:eastAsiaTheme="minorHAnsi"/>
+          <w:b/>
+          <w:bCs/>
+          <w:color w:val="595959" w:themeColor="text1" w:themeTint="A6"/>
+          <w:kern w:val="20"/>
+          <w:sz w:val="20"/>
+          <w:szCs w:val="20"/>
+        </w:rPr>
+        <w:t>System integration:</w:t>
+      </w:r>
+      <w:r>
+        <w:rPr>
+          <w:rFonts w:eastAsiaTheme="minorHAnsi"/>
+          <w:color w:val="595959" w:themeColor="text1" w:themeTint="A6"/>
+          <w:kern w:val="20"/>
+          <w:sz w:val="20"/>
+          <w:szCs w:val="20"/>
+        </w:rPr>
+        <w:t xml:space="preserve"> Integrated hotel subsystems (Door Locks, IPTV, POS) with PMS solutions to streamline operations for global clients.</w:t>
+      </w:r>
+    </w:p>
+    <w:p>
+      <w:pPr>
+        <w:numPr>
+          <w:ilvl w:val="0"/>
+          <w:numId w:val="1"/>
+        </w:numPr>
+        <w:spacing w:after="46"/>
+        <w:ind w:right="283"/>
+        <w:rPr>
+          <w:b/>
+          <w:bCs/>
+        </w:rPr>
+      </w:pPr>
+      <w:r>
+        <w:rPr>
+          <w:rFonts w:eastAsiaTheme="minorHAnsi"/>
+          <w:b/>
+          <w:bCs/>
+          <w:color w:val="595959" w:themeColor="text1" w:themeTint="A6"/>
+          <w:kern w:val="20"/>
+          <w:sz w:val="20"/>
+          <w:szCs w:val="20"/>
+        </w:rPr>
+        <w:t xml:space="preserve">Agile collaboration: </w:t>
+      </w:r>
+      <w:r>
+        <w:rPr>
+          <w:rFonts w:eastAsiaTheme="minorHAnsi"/>
+          <w:color w:val="595959" w:themeColor="text1" w:themeTint="A6"/>
+          <w:kern w:val="20"/>
+          <w:sz w:val="20"/>
+          <w:szCs w:val="20"/>
+        </w:rPr>
+        <w:t>Worked within agile teams to prioritize stakeholder requirements and ensure smooth delivery cycles.</w:t>
+      </w:r>
+    </w:p>
+    <w:p>
+      <w:pPr>
+        <w:numPr>
+          <w:ilvl w:val="0"/>
+          <w:numId w:val="1"/>
+        </w:numPr>
+        <w:spacing w:after="46"/>
+        <w:ind w:right="283"/>
+        <w:rPr>
+          <w:b/>
+          <w:bCs/>
+        </w:rPr>
+      </w:pPr>
+      <w:r>
+        <w:rPr>
+          <w:rFonts w:eastAsiaTheme="minorHAnsi"/>
+          <w:b/>
+          <w:bCs/>
+          <w:color w:val="595959" w:themeColor="text1" w:themeTint="A6"/>
+          <w:kern w:val="20"/>
+          <w:sz w:val="20"/>
+          <w:szCs w:val="20"/>
+        </w:rPr>
+        <w:t xml:space="preserve">Remote troubleshooting: </w:t>
+      </w:r>
+      <w:r>
+        <w:rPr>
+          <w:rFonts w:eastAsiaTheme="minorHAnsi"/>
+          <w:color w:val="595959" w:themeColor="text1" w:themeTint="A6"/>
+          <w:kern w:val="20"/>
+          <w:sz w:val="20"/>
+          <w:szCs w:val="20"/>
+        </w:rPr>
+        <w:t>Diagnosed and resolved integration issues via log and error analysis, minimizing downtime.</w:t>
+      </w:r>
+    </w:p>
+    <w:p>
+      <w:pPr>
+        <w:numPr>
+          <w:ilvl w:val="0"/>
+          <w:numId w:val="1"/>
+        </w:numPr>
+        <w:spacing w:after="46"/>
+        <w:ind w:right="283"/>
+        <w:rPr>
+          <w:rFonts w:eastAsiaTheme="minorHAnsi"/>
+          <w:b/>
+          <w:bCs/>
+          <w:color w:val="595959" w:themeColor="text1" w:themeTint="A6"/>
+          <w:kern w:val="20"/>
+          <w:sz w:val="20"/>
+          <w:szCs w:val="20"/>
+        </w:rPr>
+      </w:pPr>
+      <w:r>
+        <w:rPr>
+          <w:rFonts w:eastAsiaTheme="minorHAnsi"/>
+          <w:b/>
+          <w:bCs/>
+          <w:color w:val="595959" w:themeColor="text1" w:themeTint="A6"/>
+          <w:kern w:val="20"/>
+          <w:sz w:val="20"/>
+          <w:szCs w:val="20"/>
+        </w:rPr>
+        <w:t xml:space="preserve">Project coordination: </w:t>
+      </w:r>
+      <w:r>
+        <w:rPr>
+          <w:rFonts w:eastAsiaTheme="minorHAnsi"/>
+          <w:color w:val="595959" w:themeColor="text1" w:themeTint="A6"/>
+          <w:kern w:val="20"/>
+          <w:sz w:val="20"/>
+          <w:szCs w:val="20"/>
+        </w:rPr>
+        <w:t>Led the integration of Oracle’s Opera Web Services across 480+ IHG hotels globally within four months, coordinating complex technical dependencies and stakeholders.</w:t>
+      </w:r>
+    </w:p>
+    <w:p>
+      <w:pPr>
+        <w:pStyle w:val="Heading2"/>
+        <w:rPr>
+          <w:sz w:val="21"/>
+          <w:szCs w:val="21"/>
+        </w:rPr>
+      </w:pPr>
+      <w:r>
+        <w:rPr>
+          <w:sz w:val="21"/>
+          <w:szCs w:val="21"/>
+        </w:rPr>
+        <w:lastRenderedPageBreak/>
+        <w:t>self-employed</w:t>
+      </w:r>
+    </w:p>
+    <w:tbl>
+      <w:tblPr>
+        <w:tblStyle w:val="TableGrid"/>
+        <w:tblW w:w="0" w:type="auto"/>
+        <w:tblBorders>
+          <w:top w:val="none" w:sz="0" w:space="0" w:color="auto"/>
+          <w:left w:val="none" w:sz="0" w:space="0" w:color="auto"/>
+          <w:bottom w:val="none" w:sz="0" w:space="0" w:color="auto"/>
+          <w:right w:val="none" w:sz="0" w:space="0" w:color="auto"/>
+          <w:insideH w:val="none" w:sz="0" w:space="0" w:color="auto"/>
+          <w:insideV w:val="none" w:sz="0" w:space="0" w:color="auto"/>
+        </w:tblBorders>
+        <w:tblCellMar>
+          <w:left w:w="0" w:type="dxa"/>
+        </w:tblCellMar>
+        <w:tblLook w:val="04A0" w:firstRow="1" w:lastRow="0" w:firstColumn="1" w:lastColumn="0" w:noHBand="0" w:noVBand="1"/>
+      </w:tblPr>
+      <w:tblGrid>
+        <w:gridCol w:w="5035"/>
+        <w:gridCol w:w="5035"/>
+      </w:tblGrid>
+      <w:tr>
+        <w:tc>
+          <w:tcPr>
+            <w:tcW w:w="5035" w:type="dxa"/>
+          </w:tcPr>
+          <w:p>
+            <w:pPr>
+              <w:ind w:right="1440"/>
               <w:rPr>
-                <w:b/>
-                <w:bCs/>
-                <w:i w:val="0"/>
-                <w:iCs w:val="0"/>
-                <w:caps/>
                 <w:color w:val="404040" w:themeColor="text1" w:themeTint="BF"/>
                 <w:kern w:val="20"/>
                 <w:sz w:val="21"/>
                 <w:szCs w:val="21"/>
-                <w14:ligatures w14:val="standardContextual"/>
               </w:rPr>
             </w:pPr>
             <w:r>
               <w:rPr>
-                <w:b/>
-                <w:bCs/>
-                <w:i w:val="0"/>
-                <w:iCs w:val="0"/>
-                <w:caps/>
                 <w:color w:val="404040" w:themeColor="text1" w:themeTint="BF"/>
                 <w:kern w:val="20"/>
                 <w:sz w:val="21"/>
                 <w:szCs w:val="21"/>
-                <w14:ligatures w14:val="standardContextual"/>
               </w:rPr>
-              <w:t>Databases &amp; DevOps</w:t>
+              <w:t>Freelance Frontend Engineer</w:t>
             </w:r>
           </w:p>
         </w:tc>
         <w:tc>
           <w:tcPr>
-            <w:tcW w:w="2520" w:type="dxa"/>
-            <w:shd w:val="clear" w:color="auto" w:fill="auto"/>
-            <w:hideMark/>
+            <w:tcW w:w="5035" w:type="dxa"/>
           </w:tcPr>
           <w:p>
             <w:pPr>
-              <w:jc w:val="both"/>
-              <w:rPr>
-                <w:b/>
-                <w:bCs/>
-                <w:i w:val="0"/>
-                <w:iCs w:val="0"/>
-                <w:caps/>
-                <w:color w:val="404040" w:themeColor="text1" w:themeTint="BF"/>
-                <w:kern w:val="20"/>
-                <w:sz w:val="21"/>
-                <w:szCs w:val="21"/>
-                <w14:ligatures w14:val="standardContextual"/>
-              </w:rPr>
+              <w:pStyle w:val="ResumeText"/>
+              <w:spacing w:after="0"/>
+              <w:ind w:right="283"/>
+              <w:jc w:val="right"/>
             </w:pPr>
             <w:r>
-              <w:rPr>
-                <w:b/>
-                <w:bCs/>
-                <w:i w:val="0"/>
-                <w:iCs w:val="0"/>
-                <w:caps/>
-                <w:color w:val="404040" w:themeColor="text1" w:themeTint="BF"/>
-                <w:kern w:val="20"/>
-                <w:sz w:val="21"/>
-                <w:szCs w:val="21"/>
-                <w14:ligatures w14:val="standardContextual"/>
-              </w:rPr>
-              <w:t>Tools &amp; Concepts</w:t>
+              <w:t>202</w:t>
+            </w:r>
+            <w:r>
+              <w:t>1</w:t>
+            </w:r>
+            <w:r>
+              <w:t xml:space="preserve"> – </w:t>
+            </w:r>
+            <w:r>
+              <w:t>Present</w:t>
             </w:r>
           </w:p>
         </w:tc>
       </w:tr>
-      <w:tr>
-        <w:trPr>
-          <w:trHeight w:val="480"/>
-        </w:trPr>
-        <w:tc>
-          <w:tcPr>
-            <w:tcW w:w="2520" w:type="dxa"/>
-            <w:shd w:val="clear" w:color="auto" w:fill="auto"/>
-            <w:hideMark/>
-          </w:tcPr>
-          <w:p>
-            <w:pPr>
-              <w:pStyle w:val="ListParagraph"/>
-              <w:numPr>
-                <w:ilvl w:val="0"/>
-                <w:numId w:val="10"/>
-              </w:numPr>
-              <w:rPr>
-                <w:rFonts w:eastAsiaTheme="minorHAnsi"/>
-                <w:color w:val="595959" w:themeColor="text1" w:themeTint="A6"/>
-                <w:kern w:val="20"/>
-                <w:sz w:val="20"/>
-                <w:szCs w:val="20"/>
-              </w:rPr>
-            </w:pPr>
-            <w:r>
-              <w:rPr>
-                <w:rFonts w:eastAsiaTheme="minorHAnsi"/>
-                <w:color w:val="595959" w:themeColor="text1" w:themeTint="A6"/>
-                <w:kern w:val="20"/>
-                <w:sz w:val="20"/>
-                <w:szCs w:val="20"/>
-              </w:rPr>
-              <w:t>HTML5, CSS3, SASS</w:t>
-            </w:r>
-          </w:p>
-        </w:tc>
-        <w:tc>
-          <w:tcPr>
-            <w:tcW w:w="2520" w:type="dxa"/>
-            <w:shd w:val="clear" w:color="auto" w:fill="auto"/>
-            <w:hideMark/>
-          </w:tcPr>
-          <w:p>
-            <w:pPr>
-              <w:pStyle w:val="ListParagraph"/>
-              <w:numPr>
-                <w:ilvl w:val="0"/>
-                <w:numId w:val="10"/>
-              </w:numPr>
-              <w:rPr>
-                <w:rFonts w:eastAsiaTheme="minorHAnsi"/>
-                <w:color w:val="595959" w:themeColor="text1" w:themeTint="A6"/>
-                <w:kern w:val="20"/>
-                <w:sz w:val="20"/>
-                <w:szCs w:val="20"/>
-              </w:rPr>
-            </w:pPr>
-            <w:r>
-              <w:rPr>
-                <w:rFonts w:eastAsiaTheme="minorHAnsi"/>
-                <w:color w:val="595959" w:themeColor="text1" w:themeTint="A6"/>
-                <w:kern w:val="20"/>
-                <w:sz w:val="20"/>
-                <w:szCs w:val="20"/>
-              </w:rPr>
-              <w:t>Node.js, Express</w:t>
-            </w:r>
-          </w:p>
-        </w:tc>
-        <w:tc>
-          <w:tcPr>
-            <w:tcW w:w="2520" w:type="dxa"/>
-            <w:shd w:val="clear" w:color="auto" w:fill="auto"/>
-            <w:hideMark/>
-          </w:tcPr>
-          <w:p>
-            <w:pPr>
-              <w:pStyle w:val="ListParagraph"/>
-              <w:numPr>
-                <w:ilvl w:val="0"/>
-                <w:numId w:val="10"/>
-              </w:numPr>
-              <w:rPr>
-                <w:rFonts w:eastAsiaTheme="minorHAnsi"/>
-                <w:color w:val="595959" w:themeColor="text1" w:themeTint="A6"/>
-                <w:kern w:val="20"/>
-                <w:sz w:val="20"/>
-                <w:szCs w:val="20"/>
-              </w:rPr>
-            </w:pPr>
-            <w:r>
-              <w:rPr>
-                <w:rFonts w:eastAsiaTheme="minorHAnsi"/>
-                <w:color w:val="595959" w:themeColor="text1" w:themeTint="A6"/>
-                <w:kern w:val="20"/>
-                <w:sz w:val="20"/>
-                <w:szCs w:val="20"/>
-              </w:rPr>
-              <w:t>MongoDB, MySQL, PostgreSQL</w:t>
-            </w:r>
-          </w:p>
-        </w:tc>
-        <w:tc>
-          <w:tcPr>
-            <w:tcW w:w="2520" w:type="dxa"/>
-            <w:shd w:val="clear" w:color="auto" w:fill="auto"/>
-            <w:hideMark/>
-          </w:tcPr>
-          <w:p>
-            <w:pPr>
-              <w:pStyle w:val="ListParagraph"/>
-              <w:numPr>
-                <w:ilvl w:val="0"/>
-                <w:numId w:val="10"/>
-              </w:numPr>
-              <w:rPr>
-                <w:rFonts w:eastAsiaTheme="minorHAnsi"/>
-                <w:color w:val="595959" w:themeColor="text1" w:themeTint="A6"/>
-                <w:kern w:val="20"/>
-                <w:sz w:val="20"/>
-                <w:szCs w:val="20"/>
-              </w:rPr>
-            </w:pPr>
-            <w:r>
-              <w:rPr>
-                <w:rFonts w:eastAsiaTheme="minorHAnsi"/>
-                <w:color w:val="595959" w:themeColor="text1" w:themeTint="A6"/>
-                <w:kern w:val="20"/>
-                <w:sz w:val="20"/>
-                <w:szCs w:val="20"/>
-              </w:rPr>
-              <w:t>Git &amp; GitHub, CI/CD, Jira</w:t>
-            </w:r>
-          </w:p>
-        </w:tc>
-      </w:tr>
-      <w:tr>
-        <w:trPr>
-          <w:trHeight w:val="480"/>
-        </w:trPr>
-        <w:tc>
-          <w:tcPr>
-            <w:tcW w:w="2520" w:type="dxa"/>
-            <w:shd w:val="clear" w:color="auto" w:fill="auto"/>
-            <w:hideMark/>
-          </w:tcPr>
-          <w:p>
-            <w:pPr>
-              <w:pStyle w:val="ListParagraph"/>
-              <w:numPr>
-                <w:ilvl w:val="0"/>
-                <w:numId w:val="10"/>
-              </w:numPr>
-              <w:rPr>
-                <w:rFonts w:eastAsiaTheme="minorHAnsi"/>
-                <w:color w:val="595959" w:themeColor="text1" w:themeTint="A6"/>
-                <w:kern w:val="20"/>
-                <w:sz w:val="20"/>
-                <w:szCs w:val="20"/>
-              </w:rPr>
-            </w:pPr>
-            <w:r>
-              <w:rPr>
-                <w:rFonts w:eastAsiaTheme="minorHAnsi"/>
-                <w:color w:val="595959" w:themeColor="text1" w:themeTint="A6"/>
-                <w:kern w:val="20"/>
-                <w:sz w:val="20"/>
-                <w:szCs w:val="20"/>
-              </w:rPr>
-              <w:t>Bootstrap, Tailwind</w:t>
-            </w:r>
-          </w:p>
-        </w:tc>
-        <w:tc>
-          <w:tcPr>
-            <w:tcW w:w="2520" w:type="dxa"/>
-            <w:shd w:val="clear" w:color="auto" w:fill="auto"/>
-            <w:hideMark/>
-          </w:tcPr>
-          <w:p>
-            <w:pPr>
-              <w:pStyle w:val="ListParagraph"/>
-              <w:numPr>
-                <w:ilvl w:val="0"/>
-                <w:numId w:val="10"/>
-              </w:numPr>
-              <w:rPr>
-                <w:rFonts w:eastAsiaTheme="minorHAnsi"/>
-                <w:color w:val="595959" w:themeColor="text1" w:themeTint="A6"/>
-                <w:kern w:val="20"/>
-                <w:sz w:val="20"/>
-                <w:szCs w:val="20"/>
-              </w:rPr>
-            </w:pPr>
-            <w:r>
-              <w:rPr>
-                <w:rFonts w:eastAsiaTheme="minorHAnsi"/>
-                <w:color w:val="595959" w:themeColor="text1" w:themeTint="A6"/>
-                <w:kern w:val="20"/>
-                <w:sz w:val="20"/>
-                <w:szCs w:val="20"/>
-              </w:rPr>
-              <w:t>PHP, C</w:t>
-            </w:r>
-          </w:p>
-        </w:tc>
-        <w:tc>
-          <w:tcPr>
-            <w:tcW w:w="2520" w:type="dxa"/>
-            <w:shd w:val="clear" w:color="auto" w:fill="auto"/>
-            <w:hideMark/>
-          </w:tcPr>
-          <w:p>
-            <w:pPr>
-              <w:pStyle w:val="ListParagraph"/>
-              <w:numPr>
-                <w:ilvl w:val="0"/>
-                <w:numId w:val="10"/>
-              </w:numPr>
-              <w:rPr>
-                <w:rFonts w:eastAsiaTheme="minorHAnsi"/>
-                <w:color w:val="595959" w:themeColor="text1" w:themeTint="A6"/>
-                <w:kern w:val="20"/>
-                <w:sz w:val="20"/>
-                <w:szCs w:val="20"/>
-              </w:rPr>
-            </w:pPr>
-            <w:r>
-              <w:rPr>
-                <w:rFonts w:eastAsiaTheme="minorHAnsi"/>
-                <w:color w:val="595959" w:themeColor="text1" w:themeTint="A6"/>
-                <w:kern w:val="20"/>
-                <w:sz w:val="20"/>
-                <w:szCs w:val="20"/>
-              </w:rPr>
-              <w:t>Redis, Firebase</w:t>
-            </w:r>
-          </w:p>
-        </w:tc>
-        <w:tc>
-          <w:tcPr>
-            <w:tcW w:w="2520" w:type="dxa"/>
-            <w:shd w:val="clear" w:color="auto" w:fill="auto"/>
-            <w:hideMark/>
-          </w:tcPr>
-          <w:p>
-            <w:pPr>
-              <w:pStyle w:val="ListParagraph"/>
-              <w:numPr>
-                <w:ilvl w:val="0"/>
-                <w:numId w:val="10"/>
-              </w:numPr>
-              <w:rPr>
-                <w:rFonts w:eastAsiaTheme="minorHAnsi"/>
-                <w:color w:val="595959" w:themeColor="text1" w:themeTint="A6"/>
-                <w:kern w:val="20"/>
-                <w:sz w:val="20"/>
-                <w:szCs w:val="20"/>
-              </w:rPr>
-            </w:pPr>
-            <w:r>
-              <w:rPr>
-                <w:rFonts w:eastAsiaTheme="minorHAnsi"/>
-                <w:color w:val="595959" w:themeColor="text1" w:themeTint="A6"/>
-                <w:kern w:val="20"/>
-                <w:sz w:val="20"/>
-                <w:szCs w:val="20"/>
-              </w:rPr>
-              <w:t>Bash CLI, Docker, Serverless</w:t>
-            </w:r>
-          </w:p>
-        </w:tc>
-      </w:tr>
-      <w:tr>
-        <w:trPr>
-          <w:trHeight w:val="480"/>
-        </w:trPr>
-        <w:tc>
-          <w:tcPr>
-            <w:tcW w:w="2520" w:type="dxa"/>
-            <w:shd w:val="clear" w:color="auto" w:fill="auto"/>
-            <w:hideMark/>
-          </w:tcPr>
-          <w:p>
-            <w:pPr>
-              <w:pStyle w:val="ListParagraph"/>
-              <w:numPr>
-                <w:ilvl w:val="0"/>
-                <w:numId w:val="10"/>
-              </w:numPr>
-              <w:rPr>
-                <w:rFonts w:eastAsiaTheme="minorHAnsi"/>
-                <w:color w:val="595959" w:themeColor="text1" w:themeTint="A6"/>
-                <w:kern w:val="20"/>
-                <w:sz w:val="20"/>
-                <w:szCs w:val="20"/>
-              </w:rPr>
-            </w:pPr>
-            <w:r>
-              <w:rPr>
-                <w:rFonts w:eastAsiaTheme="minorHAnsi"/>
-                <w:color w:val="595959" w:themeColor="text1" w:themeTint="A6"/>
-                <w:kern w:val="20"/>
-                <w:sz w:val="20"/>
-                <w:szCs w:val="20"/>
-              </w:rPr>
-              <w:t>JavaScript, TypeScript</w:t>
-            </w:r>
-          </w:p>
-        </w:tc>
-        <w:tc>
-          <w:tcPr>
-            <w:tcW w:w="2520" w:type="dxa"/>
-            <w:shd w:val="clear" w:color="auto" w:fill="auto"/>
-            <w:hideMark/>
-          </w:tcPr>
-          <w:p>
-            <w:pPr>
-              <w:pStyle w:val="ListParagraph"/>
-              <w:numPr>
-                <w:ilvl w:val="0"/>
-                <w:numId w:val="10"/>
-              </w:numPr>
-              <w:rPr>
-                <w:rFonts w:eastAsiaTheme="minorHAnsi"/>
-                <w:color w:val="595959" w:themeColor="text1" w:themeTint="A6"/>
-                <w:kern w:val="20"/>
-                <w:sz w:val="20"/>
-                <w:szCs w:val="20"/>
-              </w:rPr>
-            </w:pPr>
-            <w:r>
-              <w:rPr>
-                <w:rFonts w:eastAsiaTheme="minorHAnsi"/>
-                <w:color w:val="595959" w:themeColor="text1" w:themeTint="A6"/>
-                <w:kern w:val="20"/>
-                <w:sz w:val="20"/>
-                <w:szCs w:val="20"/>
-              </w:rPr>
-              <w:t>RESTful APIs</w:t>
-            </w:r>
-          </w:p>
-        </w:tc>
-        <w:tc>
-          <w:tcPr>
-            <w:tcW w:w="2520" w:type="dxa"/>
-            <w:shd w:val="clear" w:color="auto" w:fill="auto"/>
-            <w:hideMark/>
-          </w:tcPr>
-          <w:p>
-            <w:pPr>
-              <w:rPr>
-                <w:rFonts w:eastAsiaTheme="minorHAnsi"/>
-                <w:color w:val="595959" w:themeColor="text1" w:themeTint="A6"/>
-                <w:kern w:val="20"/>
-                <w:sz w:val="20"/>
-                <w:szCs w:val="20"/>
-              </w:rPr>
-            </w:pPr>
-          </w:p>
-        </w:tc>
-        <w:tc>
-          <w:tcPr>
-            <w:tcW w:w="2520" w:type="dxa"/>
-            <w:shd w:val="clear" w:color="auto" w:fill="auto"/>
-            <w:hideMark/>
-          </w:tcPr>
-          <w:p>
-            <w:pPr>
-              <w:pStyle w:val="ListParagraph"/>
-              <w:numPr>
-                <w:ilvl w:val="0"/>
-                <w:numId w:val="10"/>
-              </w:numPr>
-              <w:rPr>
-                <w:rFonts w:eastAsiaTheme="minorHAnsi"/>
-                <w:color w:val="595959" w:themeColor="text1" w:themeTint="A6"/>
-                <w:kern w:val="20"/>
-                <w:sz w:val="20"/>
-                <w:szCs w:val="20"/>
-              </w:rPr>
-            </w:pPr>
-            <w:r>
-              <w:rPr>
-                <w:rFonts w:eastAsiaTheme="minorHAnsi"/>
-                <w:color w:val="595959" w:themeColor="text1" w:themeTint="A6"/>
-                <w:kern w:val="20"/>
-                <w:sz w:val="20"/>
-                <w:szCs w:val="20"/>
-              </w:rPr>
-              <w:t>Data Structures, Algorithms</w:t>
-            </w:r>
-          </w:p>
-        </w:tc>
-      </w:tr>
-      <w:tr>
-        <w:trPr>
-          <w:trHeight w:val="480"/>
-        </w:trPr>
-        <w:tc>
-          <w:tcPr>
-            <w:tcW w:w="2520" w:type="dxa"/>
-            <w:shd w:val="clear" w:color="auto" w:fill="auto"/>
-            <w:hideMark/>
-          </w:tcPr>
-          <w:p>
-            <w:pPr>
-              <w:pStyle w:val="ListParagraph"/>
-              <w:numPr>
-                <w:ilvl w:val="0"/>
-                <w:numId w:val="10"/>
-              </w:numPr>
-              <w:rPr>
-                <w:rFonts w:eastAsiaTheme="minorHAnsi"/>
-                <w:color w:val="595959" w:themeColor="text1" w:themeTint="A6"/>
-                <w:kern w:val="20"/>
-                <w:sz w:val="20"/>
-                <w:szCs w:val="20"/>
-              </w:rPr>
-            </w:pPr>
-            <w:r>
-              <w:rPr>
-                <w:rFonts w:eastAsiaTheme="minorHAnsi"/>
-                <w:color w:val="595959" w:themeColor="text1" w:themeTint="A6"/>
-                <w:kern w:val="20"/>
-                <w:sz w:val="20"/>
-                <w:szCs w:val="20"/>
-              </w:rPr>
-              <w:t>React, Redux, React-Query</w:t>
-            </w:r>
-          </w:p>
-        </w:tc>
-        <w:tc>
-          <w:tcPr>
-            <w:tcW w:w="2520" w:type="dxa"/>
-            <w:shd w:val="clear" w:color="auto" w:fill="auto"/>
-            <w:hideMark/>
-          </w:tcPr>
-          <w:p>
-            <w:pPr>
-              <w:rPr>
-                <w:rFonts w:eastAsiaTheme="minorHAnsi"/>
-                <w:color w:val="595959" w:themeColor="text1" w:themeTint="A6"/>
-                <w:kern w:val="20"/>
-                <w:sz w:val="20"/>
-                <w:szCs w:val="20"/>
-              </w:rPr>
-            </w:pPr>
-          </w:p>
-        </w:tc>
-        <w:tc>
-          <w:tcPr>
-            <w:tcW w:w="2520" w:type="dxa"/>
-            <w:shd w:val="clear" w:color="auto" w:fill="auto"/>
-            <w:hideMark/>
-          </w:tcPr>
-          <w:p>
-            <w:pPr>
-              <w:rPr>
-                <w:rFonts w:eastAsiaTheme="minorHAnsi"/>
-                <w:color w:val="595959" w:themeColor="text1" w:themeTint="A6"/>
-                <w:kern w:val="20"/>
-                <w:sz w:val="20"/>
-                <w:szCs w:val="20"/>
-              </w:rPr>
-            </w:pPr>
-          </w:p>
-        </w:tc>
-        <w:tc>
-          <w:tcPr>
-            <w:tcW w:w="2520" w:type="dxa"/>
-            <w:shd w:val="clear" w:color="auto" w:fill="auto"/>
-            <w:hideMark/>
-          </w:tcPr>
-          <w:p>
-            <w:pPr>
-              <w:pStyle w:val="ListParagraph"/>
-              <w:numPr>
-                <w:ilvl w:val="0"/>
-                <w:numId w:val="10"/>
-              </w:numPr>
-              <w:rPr>
-                <w:rFonts w:eastAsiaTheme="minorHAnsi"/>
-                <w:color w:val="595959" w:themeColor="text1" w:themeTint="A6"/>
-                <w:kern w:val="20"/>
-                <w:sz w:val="20"/>
-                <w:szCs w:val="20"/>
-              </w:rPr>
-            </w:pPr>
-            <w:r>
-              <w:rPr>
-                <w:rFonts w:eastAsiaTheme="minorHAnsi"/>
-                <w:color w:val="595959" w:themeColor="text1" w:themeTint="A6"/>
-                <w:kern w:val="20"/>
-                <w:sz w:val="20"/>
-                <w:szCs w:val="20"/>
-              </w:rPr>
-              <w:t>Unit Testing</w:t>
-            </w:r>
-          </w:p>
-        </w:tc>
-      </w:tr>
-      <w:tr>
-        <w:trPr>
-          <w:trHeight w:val="480"/>
-        </w:trPr>
-        <w:tc>
-          <w:tcPr>
-            <w:tcW w:w="2520" w:type="dxa"/>
-            <w:shd w:val="clear" w:color="auto" w:fill="auto"/>
-            <w:hideMark/>
-          </w:tcPr>
-          <w:p>
-            <w:pPr>
-              <w:pStyle w:val="ListParagraph"/>
-              <w:numPr>
-                <w:ilvl w:val="0"/>
-                <w:numId w:val="10"/>
-              </w:numPr>
-              <w:rPr>
-                <w:rFonts w:eastAsiaTheme="minorHAnsi"/>
-                <w:color w:val="595959" w:themeColor="text1" w:themeTint="A6"/>
-                <w:kern w:val="20"/>
-                <w:sz w:val="20"/>
-                <w:szCs w:val="20"/>
-              </w:rPr>
-            </w:pPr>
-            <w:r>
-              <w:rPr>
-                <w:rFonts w:eastAsiaTheme="minorHAnsi"/>
-                <w:color w:val="595959" w:themeColor="text1" w:themeTint="A6"/>
-                <w:kern w:val="20"/>
-                <w:sz w:val="20"/>
-                <w:szCs w:val="20"/>
-              </w:rPr>
-              <w:t>Angular, Next.js, Three.js</w:t>
-            </w:r>
-          </w:p>
-        </w:tc>
-        <w:tc>
-          <w:tcPr>
-            <w:tcW w:w="2520" w:type="dxa"/>
-            <w:shd w:val="clear" w:color="auto" w:fill="auto"/>
-            <w:hideMark/>
-          </w:tcPr>
-          <w:p>
-            <w:pPr>
-              <w:rPr>
-                <w:rFonts w:eastAsiaTheme="minorHAnsi"/>
-                <w:color w:val="595959" w:themeColor="text1" w:themeTint="A6"/>
-                <w:kern w:val="20"/>
-                <w:sz w:val="20"/>
-                <w:szCs w:val="20"/>
-              </w:rPr>
-            </w:pPr>
-          </w:p>
-        </w:tc>
-        <w:tc>
-          <w:tcPr>
-            <w:tcW w:w="2520" w:type="dxa"/>
-            <w:shd w:val="clear" w:color="auto" w:fill="auto"/>
-            <w:hideMark/>
-          </w:tcPr>
-          <w:p>
-            <w:pPr>
-              <w:rPr>
-                <w:rFonts w:eastAsiaTheme="minorHAnsi"/>
-                <w:color w:val="595959" w:themeColor="text1" w:themeTint="A6"/>
-                <w:kern w:val="20"/>
-                <w:sz w:val="20"/>
-                <w:szCs w:val="20"/>
-              </w:rPr>
-            </w:pPr>
-          </w:p>
-        </w:tc>
-        <w:tc>
-          <w:tcPr>
-            <w:tcW w:w="2520" w:type="dxa"/>
-            <w:shd w:val="clear" w:color="auto" w:fill="auto"/>
-            <w:hideMark/>
-          </w:tcPr>
-          <w:p>
-            <w:pPr>
-              <w:pStyle w:val="ListParagraph"/>
-              <w:ind w:left="284"/>
-              <w:rPr>
-                <w:rFonts w:eastAsiaTheme="minorHAnsi"/>
-                <w:color w:val="595959" w:themeColor="text1" w:themeTint="A6"/>
-                <w:kern w:val="20"/>
-                <w:sz w:val="20"/>
-                <w:szCs w:val="20"/>
-              </w:rPr>
-            </w:pPr>
-          </w:p>
-        </w:tc>
-      </w:tr>
     </w:tbl>
     <w:p>
       <w:pPr>
+        <w:numPr>
+          <w:ilvl w:val="0"/>
+          <w:numId w:val="1"/>
+        </w:numPr>
+        <w:spacing w:after="46"/>
+        <w:ind w:right="283"/>
+        <w:rPr>
+          <w:rFonts w:eastAsiaTheme="minorHAnsi"/>
+          <w:b/>
+          <w:bCs/>
+          <w:color w:val="595959" w:themeColor="text1" w:themeTint="A6"/>
+          <w:kern w:val="20"/>
+          <w:sz w:val="20"/>
+          <w:szCs w:val="20"/>
+        </w:rPr>
+      </w:pPr>
+      <w:r>
+        <w:rPr>
+          <w:rFonts w:eastAsiaTheme="minorHAnsi"/>
+          <w:b/>
+          <w:bCs/>
+          <w:color w:val="595959" w:themeColor="text1" w:themeTint="A6"/>
+          <w:kern w:val="20"/>
+          <w:sz w:val="20"/>
+          <w:szCs w:val="20"/>
+        </w:rPr>
+        <w:t>Payment Dashboard: Aman Accept Dashboard (Next.js) — a payment operations and analytics tool.</w:t>
+      </w:r>
+    </w:p>
+    <w:p>
+      <w:pPr>
+        <w:numPr>
+          <w:ilvl w:val="0"/>
+          <w:numId w:val="1"/>
+        </w:numPr>
+        <w:spacing w:after="46"/>
+        <w:ind w:right="283"/>
+        <w:rPr>
+          <w:rFonts w:eastAsiaTheme="minorHAnsi"/>
+          <w:b/>
+          <w:bCs/>
+          <w:color w:val="595959" w:themeColor="text1" w:themeTint="A6"/>
+          <w:kern w:val="20"/>
+          <w:sz w:val="20"/>
+          <w:szCs w:val="20"/>
+        </w:rPr>
+      </w:pPr>
+      <w:r>
+        <w:rPr>
+          <w:rFonts w:eastAsiaTheme="minorHAnsi"/>
+          <w:b/>
+          <w:bCs/>
+          <w:color w:val="595959" w:themeColor="text1" w:themeTint="A6"/>
+          <w:kern w:val="20"/>
+          <w:sz w:val="20"/>
+          <w:szCs w:val="20"/>
+        </w:rPr>
+        <w:t>Corporate Website: Beltone Company Website (Next.js) — SEO-optimized and performance-driven.</w:t>
+      </w:r>
+    </w:p>
+    <w:p>
+      <w:pPr>
+        <w:numPr>
+          <w:ilvl w:val="0"/>
+          <w:numId w:val="1"/>
+        </w:numPr>
+        <w:spacing w:after="46"/>
+        <w:ind w:right="283"/>
+        <w:rPr>
+          <w:rFonts w:eastAsiaTheme="minorHAnsi"/>
+          <w:b/>
+          <w:bCs/>
+          <w:color w:val="595959" w:themeColor="text1" w:themeTint="A6"/>
+          <w:kern w:val="20"/>
+          <w:sz w:val="20"/>
+          <w:szCs w:val="20"/>
+        </w:rPr>
+      </w:pPr>
+      <w:r>
+        <w:rPr>
+          <w:rFonts w:eastAsiaTheme="minorHAnsi"/>
+          <w:b/>
+          <w:bCs/>
+          <w:color w:val="595959" w:themeColor="text1" w:themeTint="A6"/>
+          <w:kern w:val="20"/>
+          <w:sz w:val="20"/>
+          <w:szCs w:val="20"/>
+        </w:rPr>
+        <w:t>Blockchain E-commerce: D’art Space (Angular + crypto) — a blockchain-based art e-commerce platform.</w:t>
+      </w:r>
+    </w:p>
+    <w:p>
+      <w:pPr>
+        <w:numPr>
+          <w:ilvl w:val="0"/>
+          <w:numId w:val="1"/>
+        </w:numPr>
+        <w:spacing w:after="46"/>
+        <w:ind w:right="283"/>
+        <w:rPr>
+          <w:rFonts w:eastAsiaTheme="minorHAnsi"/>
+          <w:color w:val="595959" w:themeColor="text1" w:themeTint="A6"/>
+          <w:kern w:val="20"/>
+          <w:sz w:val="20"/>
+          <w:szCs w:val="20"/>
+        </w:rPr>
+      </w:pPr>
+      <w:r>
+        <w:rPr>
+          <w:rFonts w:eastAsiaTheme="minorHAnsi"/>
+          <w:b/>
+          <w:bCs/>
+          <w:color w:val="595959" w:themeColor="text1" w:themeTint="A6"/>
+          <w:kern w:val="20"/>
+          <w:sz w:val="20"/>
+          <w:szCs w:val="20"/>
+        </w:rPr>
+        <w:t>T</w:t>
+      </w:r>
+      <w:r>
+        <w:rPr>
+          <w:rFonts w:eastAsiaTheme="minorHAnsi"/>
+          <w:b/>
+          <w:bCs/>
+          <w:color w:val="595959" w:themeColor="text1" w:themeTint="A6"/>
+          <w:kern w:val="20"/>
+          <w:sz w:val="20"/>
+          <w:szCs w:val="20"/>
+        </w:rPr>
+        <w:t>ime</w:t>
+      </w:r>
+      <w:r>
+        <w:rPr>
+          <w:rFonts w:eastAsiaTheme="minorHAnsi"/>
+          <w:b/>
+          <w:bCs/>
+          <w:color w:val="595959" w:themeColor="text1" w:themeTint="A6"/>
+          <w:kern w:val="20"/>
+          <w:sz w:val="20"/>
+          <w:szCs w:val="20"/>
+        </w:rPr>
+        <w:t>ly</w:t>
+      </w:r>
+      <w:r>
+        <w:rPr>
+          <w:rFonts w:eastAsiaTheme="minorHAnsi"/>
+          <w:b/>
+          <w:bCs/>
+          <w:color w:val="595959" w:themeColor="text1" w:themeTint="A6"/>
+          <w:kern w:val="20"/>
+          <w:sz w:val="20"/>
+          <w:szCs w:val="20"/>
+        </w:rPr>
+        <w:t xml:space="preserve"> delivery:</w:t>
+      </w:r>
+      <w:r>
+        <w:rPr>
+          <w:rFonts w:eastAsiaTheme="minorHAnsi"/>
+          <w:color w:val="595959" w:themeColor="text1" w:themeTint="A6"/>
+          <w:kern w:val="20"/>
+          <w:sz w:val="20"/>
+          <w:szCs w:val="20"/>
+        </w:rPr>
+        <w:t xml:space="preserve"> d</w:t>
+      </w:r>
+      <w:r>
+        <w:rPr>
+          <w:rFonts w:eastAsiaTheme="minorHAnsi"/>
+          <w:color w:val="595959" w:themeColor="text1" w:themeTint="A6"/>
+          <w:kern w:val="20"/>
+          <w:sz w:val="20"/>
+          <w:szCs w:val="20"/>
+        </w:rPr>
+        <w:t>elivered client projects using Next.js, Angular, and TypeScript, with focus on scalability and SEO.</w:t>
+      </w:r>
+    </w:p>
+    <w:p>
+      <w:pPr>
+        <w:numPr>
+          <w:ilvl w:val="0"/>
+          <w:numId w:val="1"/>
+        </w:numPr>
+        <w:spacing w:after="46"/>
+        <w:ind w:right="283"/>
+        <w:rPr>
+          <w:rFonts w:eastAsiaTheme="minorHAnsi"/>
+          <w:color w:val="595959" w:themeColor="text1" w:themeTint="A6"/>
+          <w:kern w:val="20"/>
+          <w:sz w:val="20"/>
+          <w:szCs w:val="20"/>
+        </w:rPr>
+      </w:pPr>
+      <w:r>
+        <w:rPr>
+          <w:rFonts w:eastAsiaTheme="minorHAnsi"/>
+          <w:b/>
+          <w:bCs/>
+          <w:color w:val="595959" w:themeColor="text1" w:themeTint="A6"/>
+          <w:kern w:val="20"/>
+          <w:sz w:val="20"/>
+          <w:szCs w:val="20"/>
+        </w:rPr>
+        <w:t>T</w:t>
+      </w:r>
+      <w:r>
+        <w:rPr>
+          <w:rFonts w:eastAsiaTheme="minorHAnsi"/>
+          <w:b/>
+          <w:bCs/>
+          <w:color w:val="595959" w:themeColor="text1" w:themeTint="A6"/>
+          <w:kern w:val="20"/>
+          <w:sz w:val="20"/>
+          <w:szCs w:val="20"/>
+        </w:rPr>
+        <w:t>eam Collaboration:</w:t>
+      </w:r>
+      <w:r>
+        <w:rPr>
+          <w:rFonts w:eastAsiaTheme="minorHAnsi"/>
+          <w:color w:val="595959" w:themeColor="text1" w:themeTint="A6"/>
+          <w:kern w:val="20"/>
+          <w:sz w:val="20"/>
+          <w:szCs w:val="20"/>
+        </w:rPr>
+        <w:t xml:space="preserve"> </w:t>
+      </w:r>
+      <w:r>
+        <w:rPr>
+          <w:rFonts w:eastAsiaTheme="minorHAnsi"/>
+          <w:color w:val="595959" w:themeColor="text1" w:themeTint="A6"/>
+          <w:kern w:val="20"/>
+          <w:sz w:val="20"/>
+          <w:szCs w:val="20"/>
+        </w:rPr>
+        <w:t>Worked closely with designers and backend teams to deliver pixel-perfect, responsive UIs.</w:t>
+      </w:r>
+    </w:p>
+    <w:p>
+      <w:pPr>
+        <w:numPr>
+          <w:ilvl w:val="0"/>
+          <w:numId w:val="1"/>
+        </w:numPr>
+        <w:spacing w:after="46"/>
+        <w:ind w:right="283"/>
+        <w:rPr>
+          <w:rFonts w:eastAsiaTheme="minorHAnsi"/>
+          <w:color w:val="595959" w:themeColor="text1" w:themeTint="A6"/>
+          <w:kern w:val="20"/>
+          <w:sz w:val="20"/>
+          <w:szCs w:val="20"/>
+        </w:rPr>
+      </w:pPr>
+      <w:r>
+        <w:rPr>
+          <w:rFonts w:eastAsiaTheme="minorHAnsi"/>
+          <w:b/>
+          <w:bCs/>
+          <w:color w:val="595959" w:themeColor="text1" w:themeTint="A6"/>
+          <w:kern w:val="20"/>
+          <w:sz w:val="20"/>
+          <w:szCs w:val="20"/>
+        </w:rPr>
+        <w:t>Client Relations:</w:t>
+      </w:r>
+      <w:r>
+        <w:rPr>
+          <w:rFonts w:eastAsiaTheme="minorHAnsi"/>
+          <w:color w:val="595959" w:themeColor="text1" w:themeTint="A6"/>
+          <w:kern w:val="20"/>
+          <w:sz w:val="20"/>
+          <w:szCs w:val="20"/>
+        </w:rPr>
+        <w:t xml:space="preserve"> </w:t>
+      </w:r>
+      <w:r>
+        <w:rPr>
+          <w:rFonts w:eastAsiaTheme="minorHAnsi"/>
+          <w:color w:val="595959" w:themeColor="text1" w:themeTint="A6"/>
+          <w:kern w:val="20"/>
+          <w:sz w:val="20"/>
+          <w:szCs w:val="20"/>
+        </w:rPr>
+        <w:t>Maintained ongoing client partnerships through reliable delivery and technical guidance.</w:t>
+      </w:r>
+    </w:p>
+    <w:p>
+      <w:pPr>
         <w:pStyle w:val="Heading1"/>
-        <w:bidi/>
-      </w:pPr>
+        <w:spacing w:before="240"/>
+        <w:jc w:val="left"/>
+      </w:pPr>
+      <w:r>
+        <w:t>Technical skills</w:t>
+      </w:r>
+    </w:p>
+    <w:p>
+      <w:pPr>
+        <w:pStyle w:val="Heading1"/>
+        <w:spacing w:before="120" w:after="0"/>
+        <w:jc w:val="left"/>
+        <w:rPr>
+          <w:rFonts w:asciiTheme="minorHAnsi" w:eastAsiaTheme="minorHAnsi" w:hAnsiTheme="minorHAnsi" w:cstheme="minorBidi"/>
+          <w:caps w:val="0"/>
+          <w:color w:val="595959" w:themeColor="text1" w:themeTint="A6"/>
+          <w:sz w:val="20"/>
+        </w:rPr>
+      </w:pPr>
+      <w:r>
+        <w:rPr>
+          <w:b/>
+          <w:bCs/>
+          <w:color w:val="404040" w:themeColor="text1" w:themeTint="BF"/>
+          <w:szCs w:val="21"/>
+          <w14:ligatures w14:val="standardContextual"/>
+        </w:rPr>
+        <w:t>Frontend</w:t>
+      </w:r>
+    </w:p>
+    <w:p>
+      <w:pPr>
+        <w:pStyle w:val="Heading1"/>
+        <w:spacing w:after="0"/>
+        <w:jc w:val="left"/>
+        <w:rPr>
+          <w:rFonts w:asciiTheme="minorHAnsi" w:eastAsiaTheme="minorHAnsi" w:hAnsiTheme="minorHAnsi" w:cstheme="minorBidi"/>
+          <w:caps w:val="0"/>
+          <w:color w:val="595959" w:themeColor="text1" w:themeTint="A6"/>
+          <w:sz w:val="20"/>
+        </w:rPr>
+      </w:pPr>
+      <w:r>
+        <w:rPr>
+          <w:rFonts w:asciiTheme="minorHAnsi" w:eastAsiaTheme="minorHAnsi" w:hAnsiTheme="minorHAnsi" w:cstheme="minorBidi"/>
+          <w:caps w:val="0"/>
+          <w:color w:val="595959" w:themeColor="text1" w:themeTint="A6"/>
+          <w:sz w:val="20"/>
+        </w:rPr>
+        <w:t>HTML5, CSS3, SASS, Bootstrap, Tailwind, JavaScript, TypeScript, React, Redux, React Query, Angular, Next.js, Three.js, WebGL, Framer Motion, GSAP, Responsive Design (Flexbox, Grid, Media Queries), Accessibility (a11y) &amp; WCAG compliance, Performance Optimization (Lighthouse, Core Web Vitals), Server-Side Rendering (SSR) &amp; Static Site Generation (SSG), Internationalization (i18n), Progressive Web Apps (PWA), Authentication/Authorization (JWT, OAuth2), RESTful &amp; GraphQL API Design Principles, Storybook, Webpack, Vite, SWC, Babel</w:t>
+      </w:r>
+    </w:p>
+    <w:p>
+      <w:pPr>
+        <w:pStyle w:val="Heading1"/>
+        <w:spacing w:before="120" w:after="0"/>
+        <w:jc w:val="left"/>
+        <w:rPr>
+          <w:b/>
+          <w:bCs/>
+          <w:color w:val="404040" w:themeColor="text1" w:themeTint="BF"/>
+          <w:szCs w:val="21"/>
+          <w14:ligatures w14:val="standardContextual"/>
+        </w:rPr>
+      </w:pPr>
+      <w:r>
+        <w:rPr>
+          <w:b/>
+          <w:bCs/>
+          <w:color w:val="404040" w:themeColor="text1" w:themeTint="BF"/>
+          <w:szCs w:val="21"/>
+          <w14:ligatures w14:val="standardContextual"/>
+        </w:rPr>
+        <w:t>Backend</w:t>
+      </w:r>
+    </w:p>
+    <w:p>
+      <w:pPr>
+        <w:pStyle w:val="Heading1"/>
+        <w:spacing w:after="0"/>
+        <w:jc w:val="left"/>
+        <w:rPr>
+          <w:rFonts w:asciiTheme="minorHAnsi" w:eastAsiaTheme="minorHAnsi" w:hAnsiTheme="minorHAnsi" w:cstheme="minorBidi"/>
+          <w:caps w:val="0"/>
+          <w:color w:val="595959" w:themeColor="text1" w:themeTint="A6"/>
+          <w:sz w:val="20"/>
+        </w:rPr>
+      </w:pPr>
+      <w:r>
+        <w:rPr>
+          <w:rFonts w:asciiTheme="minorHAnsi" w:eastAsiaTheme="minorHAnsi" w:hAnsiTheme="minorHAnsi" w:cstheme="minorBidi"/>
+          <w:caps w:val="0"/>
+          <w:color w:val="595959" w:themeColor="text1" w:themeTint="A6"/>
+          <w:sz w:val="20"/>
+        </w:rPr>
+        <w:t>Node.js, Express, Nest, PHP, C, RESTful APIs, WebSockets / Real-time APIs, Clean Architecture &amp; SOLID Principles</w:t>
+      </w:r>
+    </w:p>
+    <w:p>
+      <w:pPr>
+        <w:pStyle w:val="Heading1"/>
+        <w:spacing w:before="120" w:after="0"/>
+        <w:jc w:val="left"/>
+        <w:rPr>
+          <w:b/>
+          <w:bCs/>
+          <w:color w:val="404040" w:themeColor="text1" w:themeTint="BF"/>
+          <w:szCs w:val="21"/>
+          <w14:ligatures w14:val="standardContextual"/>
+        </w:rPr>
+      </w:pPr>
+      <w:r>
+        <w:rPr>
+          <w:b/>
+          <w:bCs/>
+          <w:color w:val="404040" w:themeColor="text1" w:themeTint="BF"/>
+          <w:szCs w:val="21"/>
+          <w14:ligatures w14:val="standardContextual"/>
+        </w:rPr>
+        <w:t>Databases &amp; DevOps</w:t>
+      </w:r>
+    </w:p>
+    <w:p>
+      <w:pPr>
+        <w:pStyle w:val="Heading1"/>
+        <w:spacing w:after="0"/>
+        <w:jc w:val="left"/>
+        <w:rPr>
+          <w:rFonts w:asciiTheme="minorHAnsi" w:eastAsiaTheme="minorHAnsi" w:hAnsiTheme="minorHAnsi" w:cstheme="minorBidi"/>
+          <w:caps w:val="0"/>
+          <w:color w:val="595959" w:themeColor="text1" w:themeTint="A6"/>
+          <w:sz w:val="20"/>
+        </w:rPr>
+      </w:pPr>
+      <w:r>
+        <w:rPr>
+          <w:rFonts w:asciiTheme="minorHAnsi" w:eastAsiaTheme="minorHAnsi" w:hAnsiTheme="minorHAnsi" w:cstheme="minorBidi"/>
+          <w:caps w:val="0"/>
+          <w:color w:val="595959" w:themeColor="text1" w:themeTint="A6"/>
+          <w:sz w:val="20"/>
+        </w:rPr>
+        <w:t>MongoDB, MySQL, PostgreSQL, Redis, Firebase, Prisma, TypeORM, Docker, Docker Compose, Serverless, Bash CLI, GitHub Actions, CI/CD Integration (Vercel, Netlify, Cloudflare Pages)</w:t>
+      </w:r>
+    </w:p>
+    <w:p>
+      <w:pPr>
+        <w:pStyle w:val="Heading1"/>
+        <w:spacing w:before="120" w:after="0"/>
+        <w:jc w:val="left"/>
+        <w:rPr>
+          <w:b/>
+          <w:bCs/>
+          <w:color w:val="404040" w:themeColor="text1" w:themeTint="BF"/>
+          <w:szCs w:val="21"/>
+          <w14:ligatures w14:val="standardContextual"/>
+        </w:rPr>
+      </w:pPr>
+      <w:r>
+        <w:rPr>
+          <w:b/>
+          <w:bCs/>
+          <w:color w:val="404040" w:themeColor="text1" w:themeTint="BF"/>
+          <w:szCs w:val="21"/>
+          <w14:ligatures w14:val="standardContextual"/>
+        </w:rPr>
+        <w:t>Tools &amp; Concepts</w:t>
+      </w:r>
+    </w:p>
+    <w:p>
+      <w:pPr>
+        <w:pStyle w:val="Heading1"/>
+        <w:spacing w:after="0"/>
+        <w:jc w:val="left"/>
+        <w:rPr>
+          <w:rFonts w:asciiTheme="minorHAnsi" w:eastAsiaTheme="minorHAnsi" w:hAnsiTheme="minorHAnsi" w:cstheme="minorBidi"/>
+          <w:caps w:val="0"/>
+          <w:color w:val="595959" w:themeColor="text1" w:themeTint="A6"/>
+          <w:sz w:val="20"/>
+        </w:rPr>
+      </w:pPr>
+      <w:r>
+        <w:rPr>
+          <w:rFonts w:asciiTheme="minorHAnsi" w:eastAsiaTheme="minorHAnsi" w:hAnsiTheme="minorHAnsi" w:cstheme="minorBidi"/>
+          <w:caps w:val="0"/>
+          <w:color w:val="595959" w:themeColor="text1" w:themeTint="A6"/>
+          <w:sz w:val="20"/>
+        </w:rPr>
+        <w:t>Git &amp; GitHub, Jira, Agile / Scrum, Unit Testing, Design Systems (Figma → Code handoff, Storybook integration), Version Control Workflows (Git Flow, trunk-based development), Type Safety &amp; Code Quality (ESLint, Prettier, Husky), Performance Profiling Tools (Chrome DevTools, React Profiler, Angular DevTools), Data Structures &amp; Algorithms, AI &amp; APIs (OpenAI / LLM integrations)</w:t>
+      </w:r>
+    </w:p>
+    <w:p>
+      <w:pPr>
+        <w:pStyle w:val="Heading1"/>
+        <w:spacing w:before="240"/>
+        <w:jc w:val="left"/>
+      </w:pPr>
+      <w:r>
+        <w:t>Education</w:t>
+      </w:r>
+    </w:p>
+    <w:p>
+      <w:pPr>
+        <w:pStyle w:val="Heading2"/>
+        <w:tabs>
+          <w:tab w:val="left" w:pos="7053"/>
+        </w:tabs>
+        <w:spacing w:before="120"/>
+        <w:rPr>
+          <w:sz w:val="21"/>
+          <w:szCs w:val="21"/>
+        </w:rPr>
+      </w:pPr>
+      <w:r>
+        <w:rPr>
+          <w:sz w:val="21"/>
+          <w:szCs w:val="21"/>
+        </w:rPr>
+        <w:t>Bachelor of Science</w:t>
+      </w:r>
+      <w:r>
+        <w:rPr>
+          <w:sz w:val="21"/>
+          <w:szCs w:val="21"/>
+        </w:rPr>
+        <w:t xml:space="preserve"> (B.S)</w:t>
+      </w:r>
+      <w:r>
+        <w:rPr>
+          <w:sz w:val="21"/>
+          <w:szCs w:val="21"/>
+        </w:rPr>
+        <w:t>, Management Information Systems</w:t>
+      </w:r>
+      <w:r>
+        <w:rPr>
+          <w:sz w:val="21"/>
+          <w:szCs w:val="21"/>
+        </w:rPr>
+        <w:t>, GPA 3.1</w:t>
+      </w:r>
     </w:p>
     <w:p>
       <w:pPr>
         <w:pStyle w:val="ResumeText"/>
+      </w:pPr>
+      <w:r>
+        <w:t xml:space="preserve">July 2021 </w:t>
+      </w:r>
+    </w:p>
+    <w:p>
+      <w:pPr>
+        <w:pStyle w:val="ResumeText"/>
+      </w:pPr>
+      <w:r>
+        <w:t>Arab Academy for Science &amp; Technology &amp; Maritime Transport</w:t>
+      </w:r>
+      <w:r>
+        <w:t xml:space="preserve"> (AAST</w:t>
+      </w:r>
+      <w:r>
+        <w:t>MT</w:t>
+      </w:r>
+      <w:r>
+        <w:t>)</w:t>
+      </w:r>
+    </w:p>
+    <w:p>
+      <w:pPr>
+        <w:pStyle w:val="ResumeText"/>
+        <w:spacing w:before="240"/>
         <w:rPr>
           <w:rFonts w:asciiTheme="majorHAnsi" w:eastAsiaTheme="majorEastAsia" w:hAnsiTheme="majorHAnsi" w:cstheme="majorBidi"/>
           <w:caps/>
@@ -1737,24 +1731,28 @@
         <w:pStyle w:val="ResumeText"/>
       </w:pPr>
       <w:r>
-        <w:t xml:space="preserve">A comprehensive list of all the projects I've contributed to, including detailed descriptions and the technologies utilized, can be found in my </w:t>
-      </w:r>
-      <w:hyperlink r:id="rId12" w:history="1">
+        <w:t>Projects and certifications available in my</w:t>
+      </w:r>
+      <w:r>
+        <w:t xml:space="preserve"> </w:t>
+      </w:r>
+      <w:hyperlink r:id="rId10" w:history="1">
         <w:r>
           <w:rPr>
             <w:rStyle w:val="Hyperlink"/>
+            <w:color w:val="577188" w:themeColor="accent1" w:themeShade="BF"/>
           </w:rPr>
           <w:t>online portfolio</w:t>
         </w:r>
       </w:hyperlink>
       <w:r>
-        <w:t>. Additionally, my completed courses and certificates are available there as well.</w:t>
+        <w:t xml:space="preserve">. </w:t>
       </w:r>
     </w:p>
     <w:sectPr>
-      <w:footerReference w:type="default" r:id="rId13"/>
+      <w:footerReference w:type="default" r:id="rId11"/>
       <w:pgSz w:w="12240" w:h="15840" w:code="1"/>
-      <w:pgMar w:top="1080" w:right="1080" w:bottom="1080" w:left="1080" w:header="720" w:footer="720" w:gutter="0"/>
+      <w:pgMar w:top="720" w:right="720" w:bottom="720" w:left="720" w:header="720" w:footer="720" w:gutter="0"/>
       <w:pgNumType w:start="1"/>
       <w:cols w:space="720"/>
       <w:titlePg/>
@@ -1961,6 +1959,119 @@
     </w:lvl>
   </w:abstractNum>
   <w:abstractNum w:abstractNumId="1" w15:restartNumberingAfterBreak="0">
+    <w:nsid w:val="0D4B2982"/>
+    <w:multiLevelType w:val="hybridMultilevel"/>
+    <w:tmpl w:val="3474D2A6"/>
+    <w:lvl w:ilvl="0" w:tplc="04090001">
+      <w:start w:val="1"/>
+      <w:numFmt w:val="bullet"/>
+      <w:lvlText w:val=""/>
+      <w:lvlJc w:val="left"/>
+      <w:pPr>
+        <w:ind w:left="360" w:hanging="360"/>
+      </w:pPr>
+      <w:rPr>
+        <w:rFonts w:ascii="Symbol" w:hAnsi="Symbol" w:hint="default"/>
+      </w:rPr>
+    </w:lvl>
+    <w:lvl w:ilvl="1" w:tplc="04090003" w:tentative="1">
+      <w:start w:val="1"/>
+      <w:numFmt w:val="bullet"/>
+      <w:lvlText w:val="o"/>
+      <w:lvlJc w:val="left"/>
+      <w:pPr>
+        <w:ind w:left="1080" w:hanging="360"/>
+      </w:pPr>
+      <w:rPr>
+        <w:rFonts w:ascii="Courier New" w:hAnsi="Courier New" w:cs="Courier New" w:hint="default"/>
+      </w:rPr>
+    </w:lvl>
+    <w:lvl w:ilvl="2" w:tplc="04090005" w:tentative="1">
+      <w:start w:val="1"/>
+      <w:numFmt w:val="bullet"/>
+      <w:lvlText w:val=""/>
+      <w:lvlJc w:val="left"/>
+      <w:pPr>
+        <w:ind w:left="1800" w:hanging="360"/>
+      </w:pPr>
+      <w:rPr>
+        <w:rFonts w:ascii="Wingdings" w:hAnsi="Wingdings" w:hint="default"/>
+      </w:rPr>
+    </w:lvl>
+    <w:lvl w:ilvl="3" w:tplc="04090001" w:tentative="1">
+      <w:start w:val="1"/>
+      <w:numFmt w:val="bullet"/>
+      <w:lvlText w:val=""/>
+      <w:lvlJc w:val="left"/>
+      <w:pPr>
+        <w:ind w:left="2520" w:hanging="360"/>
+      </w:pPr>
+      <w:rPr>
+        <w:rFonts w:ascii="Symbol" w:hAnsi="Symbol" w:hint="default"/>
+      </w:rPr>
+    </w:lvl>
+    <w:lvl w:ilvl="4" w:tplc="04090003" w:tentative="1">
+      <w:start w:val="1"/>
+      <w:numFmt w:val="bullet"/>
+      <w:lvlText w:val="o"/>
+      <w:lvlJc w:val="left"/>
+      <w:pPr>
+        <w:ind w:left="3240" w:hanging="360"/>
+      </w:pPr>
+      <w:rPr>
+        <w:rFonts w:ascii="Courier New" w:hAnsi="Courier New" w:cs="Courier New" w:hint="default"/>
+      </w:rPr>
+    </w:lvl>
+    <w:lvl w:ilvl="5" w:tplc="04090005" w:tentative="1">
+      <w:start w:val="1"/>
+      <w:numFmt w:val="bullet"/>
+      <w:lvlText w:val=""/>
+      <w:lvlJc w:val="left"/>
+      <w:pPr>
+        <w:ind w:left="3960" w:hanging="360"/>
+      </w:pPr>
+      <w:rPr>
+        <w:rFonts w:ascii="Wingdings" w:hAnsi="Wingdings" w:hint="default"/>
+      </w:rPr>
+    </w:lvl>
+    <w:lvl w:ilvl="6" w:tplc="04090001" w:tentative="1">
+      <w:start w:val="1"/>
+      <w:numFmt w:val="bullet"/>
+      <w:lvlText w:val=""/>
+      <w:lvlJc w:val="left"/>
+      <w:pPr>
+        <w:ind w:left="4680" w:hanging="360"/>
+      </w:pPr>
+      <w:rPr>
+        <w:rFonts w:ascii="Symbol" w:hAnsi="Symbol" w:hint="default"/>
+      </w:rPr>
+    </w:lvl>
+    <w:lvl w:ilvl="7" w:tplc="04090003" w:tentative="1">
+      <w:start w:val="1"/>
+      <w:numFmt w:val="bullet"/>
+      <w:lvlText w:val="o"/>
+      <w:lvlJc w:val="left"/>
+      <w:pPr>
+        <w:ind w:left="5400" w:hanging="360"/>
+      </w:pPr>
+      <w:rPr>
+        <w:rFonts w:ascii="Courier New" w:hAnsi="Courier New" w:cs="Courier New" w:hint="default"/>
+      </w:rPr>
+    </w:lvl>
+    <w:lvl w:ilvl="8" w:tplc="04090005" w:tentative="1">
+      <w:start w:val="1"/>
+      <w:numFmt w:val="bullet"/>
+      <w:lvlText w:val=""/>
+      <w:lvlJc w:val="left"/>
+      <w:pPr>
+        <w:ind w:left="6120" w:hanging="360"/>
+      </w:pPr>
+      <w:rPr>
+        <w:rFonts w:ascii="Wingdings" w:hAnsi="Wingdings" w:hint="default"/>
+      </w:rPr>
+    </w:lvl>
+  </w:abstractNum>
+  <w:abstractNum w:abstractNumId="2" w15:restartNumberingAfterBreak="0">
     <w:nsid w:val="0E9A55A3"/>
     <w:multiLevelType w:val="hybridMultilevel"/>
     <w:tmpl w:val="A7E46F6E"/>
@@ -2073,7 +2184,120 @@
       </w:rPr>
     </w:lvl>
   </w:abstractNum>
-  <w:abstractNum w:abstractNumId="2" w15:restartNumberingAfterBreak="0">
+  <w:abstractNum w:abstractNumId="3" w15:restartNumberingAfterBreak="0">
+    <w:nsid w:val="17D7467C"/>
+    <w:multiLevelType w:val="hybridMultilevel"/>
+    <w:tmpl w:val="9202FACC"/>
+    <w:lvl w:ilvl="0" w:tplc="04090001">
+      <w:start w:val="1"/>
+      <w:numFmt w:val="bullet"/>
+      <w:lvlText w:val=""/>
+      <w:lvlJc w:val="left"/>
+      <w:pPr>
+        <w:ind w:left="720" w:hanging="360"/>
+      </w:pPr>
+      <w:rPr>
+        <w:rFonts w:ascii="Symbol" w:hAnsi="Symbol" w:hint="default"/>
+      </w:rPr>
+    </w:lvl>
+    <w:lvl w:ilvl="1" w:tplc="04090003" w:tentative="1">
+      <w:start w:val="1"/>
+      <w:numFmt w:val="bullet"/>
+      <w:lvlText w:val="o"/>
+      <w:lvlJc w:val="left"/>
+      <w:pPr>
+        <w:ind w:left="1440" w:hanging="360"/>
+      </w:pPr>
+      <w:rPr>
+        <w:rFonts w:ascii="Courier New" w:hAnsi="Courier New" w:cs="Courier New" w:hint="default"/>
+      </w:rPr>
+    </w:lvl>
+    <w:lvl w:ilvl="2" w:tplc="04090005" w:tentative="1">
+      <w:start w:val="1"/>
+      <w:numFmt w:val="bullet"/>
+      <w:lvlText w:val=""/>
+      <w:lvlJc w:val="left"/>
+      <w:pPr>
+        <w:ind w:left="2160" w:hanging="360"/>
+      </w:pPr>
+      <w:rPr>
+        <w:rFonts w:ascii="Wingdings" w:hAnsi="Wingdings" w:hint="default"/>
+      </w:rPr>
+    </w:lvl>
+    <w:lvl w:ilvl="3" w:tplc="04090001" w:tentative="1">
+      <w:start w:val="1"/>
+      <w:numFmt w:val="bullet"/>
+      <w:lvlText w:val=""/>
+      <w:lvlJc w:val="left"/>
+      <w:pPr>
+        <w:ind w:left="2880" w:hanging="360"/>
+      </w:pPr>
+      <w:rPr>
+        <w:rFonts w:ascii="Symbol" w:hAnsi="Symbol" w:hint="default"/>
+      </w:rPr>
+    </w:lvl>
+    <w:lvl w:ilvl="4" w:tplc="04090003" w:tentative="1">
+      <w:start w:val="1"/>
+      <w:numFmt w:val="bullet"/>
+      <w:lvlText w:val="o"/>
+      <w:lvlJc w:val="left"/>
+      <w:pPr>
+        <w:ind w:left="3600" w:hanging="360"/>
+      </w:pPr>
+      <w:rPr>
+        <w:rFonts w:ascii="Courier New" w:hAnsi="Courier New" w:cs="Courier New" w:hint="default"/>
+      </w:rPr>
+    </w:lvl>
+    <w:lvl w:ilvl="5" w:tplc="04090005" w:tentative="1">
+      <w:start w:val="1"/>
+      <w:numFmt w:val="bullet"/>
+      <w:lvlText w:val=""/>
+      <w:lvlJc w:val="left"/>
+      <w:pPr>
+        <w:ind w:left="4320" w:hanging="360"/>
+      </w:pPr>
+      <w:rPr>
+        <w:rFonts w:ascii="Wingdings" w:hAnsi="Wingdings" w:hint="default"/>
+      </w:rPr>
+    </w:lvl>
+    <w:lvl w:ilvl="6" w:tplc="04090001" w:tentative="1">
+      <w:start w:val="1"/>
+      <w:numFmt w:val="bullet"/>
+      <w:lvlText w:val=""/>
+      <w:lvlJc w:val="left"/>
+      <w:pPr>
+        <w:ind w:left="5040" w:hanging="360"/>
+      </w:pPr>
+      <w:rPr>
+        <w:rFonts w:ascii="Symbol" w:hAnsi="Symbol" w:hint="default"/>
+      </w:rPr>
+    </w:lvl>
+    <w:lvl w:ilvl="7" w:tplc="04090003" w:tentative="1">
+      <w:start w:val="1"/>
+      <w:numFmt w:val="bullet"/>
+      <w:lvlText w:val="o"/>
+      <w:lvlJc w:val="left"/>
+      <w:pPr>
+        <w:ind w:left="5760" w:hanging="360"/>
+      </w:pPr>
+      <w:rPr>
+        <w:rFonts w:ascii="Courier New" w:hAnsi="Courier New" w:cs="Courier New" w:hint="default"/>
+      </w:rPr>
+    </w:lvl>
+    <w:lvl w:ilvl="8" w:tplc="04090005" w:tentative="1">
+      <w:start w:val="1"/>
+      <w:numFmt w:val="bullet"/>
+      <w:lvlText w:val=""/>
+      <w:lvlJc w:val="left"/>
+      <w:pPr>
+        <w:ind w:left="6480" w:hanging="360"/>
+      </w:pPr>
+      <w:rPr>
+        <w:rFonts w:ascii="Wingdings" w:hAnsi="Wingdings" w:hint="default"/>
+      </w:rPr>
+    </w:lvl>
+  </w:abstractNum>
+  <w:abstractNum w:abstractNumId="4" w15:restartNumberingAfterBreak="0">
     <w:nsid w:val="19C71B68"/>
     <w:multiLevelType w:val="hybridMultilevel"/>
     <w:tmpl w:val="190E8ED0"/>
@@ -2186,7 +2410,7 @@
       </w:rPr>
     </w:lvl>
   </w:abstractNum>
-  <w:abstractNum w:abstractNumId="3" w15:restartNumberingAfterBreak="0">
+  <w:abstractNum w:abstractNumId="5" w15:restartNumberingAfterBreak="0">
     <w:nsid w:val="1F2F7E9A"/>
     <w:multiLevelType w:val="hybridMultilevel"/>
     <w:tmpl w:val="42EA8190"/>
@@ -2299,7 +2523,7 @@
       </w:rPr>
     </w:lvl>
   </w:abstractNum>
-  <w:abstractNum w:abstractNumId="4" w15:restartNumberingAfterBreak="0">
+  <w:abstractNum w:abstractNumId="6" w15:restartNumberingAfterBreak="0">
     <w:nsid w:val="310138AD"/>
     <w:multiLevelType w:val="multilevel"/>
     <w:tmpl w:val="2DEE83BE"/>
@@ -2448,7 +2672,7 @@
       </w:rPr>
     </w:lvl>
   </w:abstractNum>
-  <w:abstractNum w:abstractNumId="5" w15:restartNumberingAfterBreak="0">
+  <w:abstractNum w:abstractNumId="7" w15:restartNumberingAfterBreak="0">
     <w:nsid w:val="3B71228F"/>
     <w:multiLevelType w:val="hybridMultilevel"/>
     <w:tmpl w:val="EC7A8AF4"/>
@@ -2561,7 +2785,7 @@
       </w:rPr>
     </w:lvl>
   </w:abstractNum>
-  <w:abstractNum w:abstractNumId="6" w15:restartNumberingAfterBreak="0">
+  <w:abstractNum w:abstractNumId="8" w15:restartNumberingAfterBreak="0">
     <w:nsid w:val="62DB31C8"/>
     <w:multiLevelType w:val="hybridMultilevel"/>
     <w:tmpl w:val="1284B52C"/>
@@ -2674,20 +2898,21 @@
       </w:rPr>
     </w:lvl>
   </w:abstractNum>
-  <w:abstractNum w:abstractNumId="7" w15:restartNumberingAfterBreak="0">
+  <w:abstractNum w:abstractNumId="9" w15:restartNumberingAfterBreak="0">
     <w:nsid w:val="645E2AFD"/>
     <w:multiLevelType w:val="hybridMultilevel"/>
-    <w:tmpl w:val="D1927BFE"/>
-    <w:lvl w:ilvl="0" w:tplc="04090001">
+    <w:tmpl w:val="29D2A988"/>
+    <w:lvl w:ilvl="0" w:tplc="FA0426E6">
       <w:start w:val="1"/>
       <w:numFmt w:val="bullet"/>
       <w:lvlText w:val=""/>
       <w:lvlJc w:val="left"/>
       <w:pPr>
-        <w:ind w:left="360" w:hanging="360"/>
+        <w:ind w:left="340" w:hanging="340"/>
       </w:pPr>
       <w:rPr>
         <w:rFonts w:ascii="Symbol" w:hAnsi="Symbol" w:hint="default"/>
+        <w:color w:val="auto"/>
       </w:rPr>
     </w:lvl>
     <w:lvl w:ilvl="1" w:tplc="04090003" w:tentative="1">
@@ -2787,7 +3012,7 @@
       </w:rPr>
     </w:lvl>
   </w:abstractNum>
-  <w:abstractNum w:abstractNumId="8" w15:restartNumberingAfterBreak="0">
+  <w:abstractNum w:abstractNumId="10" w15:restartNumberingAfterBreak="0">
     <w:nsid w:val="67F91B43"/>
     <w:multiLevelType w:val="hybridMultilevel"/>
     <w:tmpl w:val="193C97DA"/>
@@ -2900,7 +3125,7 @@
       </w:rPr>
     </w:lvl>
   </w:abstractNum>
-  <w:abstractNum w:abstractNumId="9" w15:restartNumberingAfterBreak="0">
+  <w:abstractNum w:abstractNumId="11" w15:restartNumberingAfterBreak="0">
     <w:nsid w:val="695F3FE9"/>
     <w:multiLevelType w:val="multilevel"/>
     <w:tmpl w:val="140A319A"/>
@@ -3050,34 +3275,40 @@
     </w:lvl>
   </w:abstractNum>
   <w:num w:numId="1" w16cid:durableId="1968579325">
-    <w:abstractNumId w:val="7"/>
+    <w:abstractNumId w:val="9"/>
   </w:num>
   <w:num w:numId="2" w16cid:durableId="405691740">
-    <w:abstractNumId w:val="9"/>
+    <w:abstractNumId w:val="11"/>
   </w:num>
   <w:num w:numId="3" w16cid:durableId="1911767264">
-    <w:abstractNumId w:val="3"/>
+    <w:abstractNumId w:val="5"/>
   </w:num>
   <w:num w:numId="4" w16cid:durableId="101996582">
+    <w:abstractNumId w:val="8"/>
+  </w:num>
+  <w:num w:numId="5" w16cid:durableId="1441681647">
+    <w:abstractNumId w:val="2"/>
+  </w:num>
+  <w:num w:numId="6" w16cid:durableId="929391540">
+    <w:abstractNumId w:val="4"/>
+  </w:num>
+  <w:num w:numId="7" w16cid:durableId="1542135290">
     <w:abstractNumId w:val="6"/>
   </w:num>
-  <w:num w:numId="5" w16cid:durableId="1441681647">
-    <w:abstractNumId w:val="1"/>
-  </w:num>
-  <w:num w:numId="6" w16cid:durableId="929391540">
-    <w:abstractNumId w:val="2"/>
-  </w:num>
-  <w:num w:numId="7" w16cid:durableId="1542135290">
-    <w:abstractNumId w:val="4"/>
-  </w:num>
   <w:num w:numId="8" w16cid:durableId="308176104">
-    <w:abstractNumId w:val="8"/>
+    <w:abstractNumId w:val="10"/>
   </w:num>
   <w:num w:numId="9" w16cid:durableId="298876392">
-    <w:abstractNumId w:val="5"/>
+    <w:abstractNumId w:val="7"/>
   </w:num>
   <w:num w:numId="10" w16cid:durableId="708995035">
     <w:abstractNumId w:val="0"/>
+  </w:num>
+  <w:num w:numId="11" w16cid:durableId="1354721326">
+    <w:abstractNumId w:val="1"/>
+  </w:num>
+  <w:num w:numId="12" w16cid:durableId="909583402">
+    <w:abstractNumId w:val="3"/>
   </w:num>
 </w:numbering>
 </file>
@@ -3165,7 +3396,7 @@
     <w:lsdException w:name="Closing" w:semiHidden="1" w:unhideWhenUsed="1"/>
     <w:lsdException w:name="Signature" w:semiHidden="1" w:unhideWhenUsed="1"/>
     <w:lsdException w:name="Default Paragraph Font" w:semiHidden="1" w:uiPriority="1" w:unhideWhenUsed="1"/>
-    <w:lsdException w:name="Body Text" w:semiHidden="1" w:unhideWhenUsed="1"/>
+    <w:lsdException w:name="Body Text" w:semiHidden="1" w:uiPriority="1" w:unhideWhenUsed="1" w:qFormat="1"/>
     <w:lsdException w:name="Body Text Indent" w:semiHidden="1" w:unhideWhenUsed="1"/>
     <w:lsdException w:name="List Continue" w:semiHidden="1" w:unhideWhenUsed="1"/>
     <w:lsdException w:name="List Continue 2" w:semiHidden="1" w:unhideWhenUsed="1"/>
@@ -4337,6 +4568,64 @@
       </w:tcPr>
     </w:tblStylePr>
   </w:style>
+  <w:style w:type="paragraph" w:styleId="BodyText">
+    <w:name w:val="Body Text"/>
+    <w:basedOn w:val="Normal"/>
+    <w:link w:val="BodyTextChar"/>
+    <w:uiPriority w:val="1"/>
+    <w:qFormat/>
+    <w:rsid w:val="00C311DA"/>
+    <w:pPr>
+      <w:widowControl w:val="0"/>
+      <w:autoSpaceDE w:val="0"/>
+      <w:autoSpaceDN w:val="0"/>
+      <w:spacing w:after="0" w:line="240" w:lineRule="auto"/>
+      <w:ind w:left="418"/>
+    </w:pPr>
+    <w:rPr>
+      <w:rFonts w:ascii="Arial MT" w:eastAsia="Arial MT" w:hAnsi="Arial MT" w:cs="Arial MT"/>
+      <w:sz w:val="19"/>
+      <w:szCs w:val="19"/>
+      <w:lang w:eastAsia="en-US"/>
+    </w:rPr>
+  </w:style>
+  <w:style w:type="character" w:customStyle="1" w:styleId="BodyTextChar">
+    <w:name w:val="Body Text Char"/>
+    <w:basedOn w:val="DefaultParagraphFont"/>
+    <w:link w:val="BodyText"/>
+    <w:uiPriority w:val="1"/>
+    <w:rsid w:val="00C311DA"/>
+    <w:rPr>
+      <w:rFonts w:ascii="Arial MT" w:eastAsia="Arial MT" w:hAnsi="Arial MT" w:cs="Arial MT"/>
+      <w:sz w:val="19"/>
+      <w:szCs w:val="19"/>
+      <w:lang w:eastAsia="en-US"/>
+    </w:rPr>
+  </w:style>
+  <w:style w:type="paragraph" w:styleId="NormalWeb">
+    <w:name w:val="Normal (Web)"/>
+    <w:basedOn w:val="Normal"/>
+    <w:uiPriority w:val="99"/>
+    <w:semiHidden/>
+    <w:unhideWhenUsed/>
+    <w:rsid w:val="00DF55EF"/>
+    <w:rPr>
+      <w:rFonts w:ascii="Times New Roman" w:hAnsi="Times New Roman" w:cs="Times New Roman"/>
+      <w:sz w:val="24"/>
+      <w:szCs w:val="24"/>
+    </w:rPr>
+  </w:style>
+  <w:style w:type="character" w:styleId="Emphasis">
+    <w:name w:val="Emphasis"/>
+    <w:basedOn w:val="DefaultParagraphFont"/>
+    <w:uiPriority w:val="20"/>
+    <w:qFormat/>
+    <w:rsid w:val="0062788E"/>
+    <w:rPr>
+      <w:i/>
+      <w:iCs/>
+    </w:rPr>
+  </w:style>
 </w:styles>
 </file>
 

--- a/public/documents/Mohamed H. Aly.docx
+++ b/public/documents/Mohamed H. Aly.docx
@@ -41,24 +41,30 @@
           <w:u w:val="single"/>
         </w:rPr>
       </w:pPr>
-      <w:r>
-        <w:fldChar w:fldCharType="begin"/>
-      </w:r>
-      <w:r>
-        <w:instrText>HYPERLINK "https://metwesh.github.io/portfolio/"</w:instrText>
-      </w:r>
-      <w:r>
-        <w:fldChar w:fldCharType="separate"/>
-      </w:r>
-      <w:r>
+      <w:hyperlink r:id="rId9" w:history="1">
+        <w:r>
+          <w:rPr>
+            <w:u w:val="single"/>
+          </w:rPr>
+          <w:t>Portfolio website</w:t>
+        </w:r>
+      </w:hyperlink>
+    </w:p>
+    <w:p>
+      <w:pPr>
+        <w:pStyle w:val="Email"/>
         <w:rPr>
           <w:u w:val="single"/>
         </w:rPr>
-        <w:t>Portfolio website</w:t>
-      </w:r>
-      <w:r>
-        <w:fldChar w:fldCharType="end"/>
-      </w:r>
+      </w:pPr>
+      <w:hyperlink r:id="rId10" w:history="1">
+        <w:r>
+          <w:rPr>
+            <w:u w:val="single"/>
+          </w:rPr>
+          <w:t>LinkedIn profile</w:t>
+        </w:r>
+      </w:hyperlink>
     </w:p>
     <w:p>
       <w:pPr>
@@ -67,33 +73,7 @@
           <w:u w:val="single"/>
         </w:rPr>
       </w:pPr>
-      <w:r>
-        <w:fldChar w:fldCharType="begin"/>
-      </w:r>
-      <w:r>
-        <w:instrText>HYPERLINK "https://www.linkedin.com/in/mohamed-h-aly/"</w:instrText>
-      </w:r>
-      <w:r>
-        <w:fldChar w:fldCharType="separate"/>
-      </w:r>
-      <w:r>
-        <w:rPr>
-          <w:u w:val="single"/>
-        </w:rPr>
-        <w:t>LinkedIn profile</w:t>
-      </w:r>
-      <w:r>
-        <w:fldChar w:fldCharType="end"/>
-      </w:r>
-    </w:p>
-    <w:p>
-      <w:pPr>
-        <w:pStyle w:val="Email"/>
-        <w:rPr>
-          <w:u w:val="single"/>
-        </w:rPr>
-      </w:pPr>
-      <w:hyperlink r:id="rId9" w:history="1">
+      <w:hyperlink r:id="rId11" w:history="1">
         <w:r>
           <w:rPr>
             <w:u w:val="single"/>
@@ -155,17 +135,17 @@
         <w:tblLook w:val="04A0" w:firstRow="1" w:lastRow="0" w:firstColumn="1" w:lastColumn="0" w:noHBand="0" w:noVBand="1"/>
       </w:tblPr>
       <w:tblGrid>
-        <w:gridCol w:w="5035"/>
-        <w:gridCol w:w="5035"/>
+        <w:gridCol w:w="5386"/>
+        <w:gridCol w:w="5386"/>
       </w:tblGrid>
       <w:tr>
         <w:tc>
           <w:tcPr>
-            <w:tcW w:w="5035" w:type="dxa"/>
+            <w:tcW w:w="5386" w:type="dxa"/>
           </w:tcPr>
           <w:p>
             <w:pPr>
-              <w:ind w:right="1440"/>
+              <w:ind w:right="283"/>
               <w:rPr>
                 <w:color w:val="404040" w:themeColor="text1" w:themeTint="BF"/>
                 <w:kern w:val="20"/>
@@ -186,7 +166,7 @@
         </w:tc>
         <w:tc>
           <w:tcPr>
-            <w:tcW w:w="5035" w:type="dxa"/>
+            <w:tcW w:w="5386" w:type="dxa"/>
           </w:tcPr>
           <w:p>
             <w:pPr>
@@ -337,7 +317,7 @@
     <w:tbl>
       <w:tblPr>
         <w:tblStyle w:val="TableGrid"/>
-        <w:tblW w:w="0" w:type="auto"/>
+        <w:tblW w:w="10773" w:type="dxa"/>
         <w:tblBorders>
           <w:top w:val="none" w:sz="0" w:space="0" w:color="auto"/>
           <w:left w:val="none" w:sz="0" w:space="0" w:color="auto"/>
@@ -352,17 +332,17 @@
         <w:tblLook w:val="04A0" w:firstRow="1" w:lastRow="0" w:firstColumn="1" w:lastColumn="0" w:noHBand="0" w:noVBand="1"/>
       </w:tblPr>
       <w:tblGrid>
-        <w:gridCol w:w="5035"/>
-        <w:gridCol w:w="5035"/>
+        <w:gridCol w:w="5386"/>
+        <w:gridCol w:w="5387"/>
       </w:tblGrid>
       <w:tr>
         <w:tc>
           <w:tcPr>
-            <w:tcW w:w="5035" w:type="dxa"/>
+            <w:tcW w:w="5386" w:type="dxa"/>
           </w:tcPr>
           <w:p>
             <w:pPr>
-              <w:ind w:right="1440"/>
+              <w:ind w:right="283"/>
               <w:rPr>
                 <w:color w:val="404040" w:themeColor="text1" w:themeTint="BF"/>
                 <w:kern w:val="20"/>
@@ -383,7 +363,7 @@
         </w:tc>
         <w:tc>
           <w:tcPr>
-            <w:tcW w:w="5035" w:type="dxa"/>
+            <w:tcW w:w="5387" w:type="dxa"/>
           </w:tcPr>
           <w:p>
             <w:pPr>
@@ -608,17 +588,17 @@
         <w:tblLook w:val="04A0" w:firstRow="1" w:lastRow="0" w:firstColumn="1" w:lastColumn="0" w:noHBand="0" w:noVBand="1"/>
       </w:tblPr>
       <w:tblGrid>
-        <w:gridCol w:w="5035"/>
-        <w:gridCol w:w="5035"/>
+        <w:gridCol w:w="5386"/>
+        <w:gridCol w:w="5387"/>
       </w:tblGrid>
       <w:tr>
         <w:tc>
           <w:tcPr>
-            <w:tcW w:w="5035" w:type="dxa"/>
+            <w:tcW w:w="5386" w:type="dxa"/>
           </w:tcPr>
           <w:p>
             <w:pPr>
-              <w:ind w:right="1440"/>
+              <w:ind w:right="283"/>
               <w:rPr>
                 <w:color w:val="404040" w:themeColor="text1" w:themeTint="BF"/>
                 <w:kern w:val="20"/>
@@ -639,7 +619,7 @@
         </w:tc>
         <w:tc>
           <w:tcPr>
-            <w:tcW w:w="5035" w:type="dxa"/>
+            <w:tcW w:w="5387" w:type="dxa"/>
           </w:tcPr>
           <w:p>
             <w:pPr>
@@ -853,17 +833,17 @@
         <w:tblLook w:val="04A0" w:firstRow="1" w:lastRow="0" w:firstColumn="1" w:lastColumn="0" w:noHBand="0" w:noVBand="1"/>
       </w:tblPr>
       <w:tblGrid>
-        <w:gridCol w:w="5035"/>
-        <w:gridCol w:w="5035"/>
+        <w:gridCol w:w="5386"/>
+        <w:gridCol w:w="5387"/>
       </w:tblGrid>
       <w:tr>
         <w:tc>
           <w:tcPr>
-            <w:tcW w:w="5035" w:type="dxa"/>
+            <w:tcW w:w="5386" w:type="dxa"/>
           </w:tcPr>
           <w:p>
             <w:pPr>
-              <w:ind w:right="1440"/>
+              <w:ind w:right="283"/>
               <w:rPr>
                 <w:color w:val="404040" w:themeColor="text1" w:themeTint="BF"/>
                 <w:kern w:val="20"/>
@@ -884,7 +864,7 @@
         </w:tc>
         <w:tc>
           <w:tcPr>
-            <w:tcW w:w="5035" w:type="dxa"/>
+            <w:tcW w:w="5387" w:type="dxa"/>
           </w:tcPr>
           <w:p>
             <w:pPr>
@@ -1092,17 +1072,17 @@
         <w:tblLook w:val="04A0" w:firstRow="1" w:lastRow="0" w:firstColumn="1" w:lastColumn="0" w:noHBand="0" w:noVBand="1"/>
       </w:tblPr>
       <w:tblGrid>
-        <w:gridCol w:w="5035"/>
-        <w:gridCol w:w="5035"/>
+        <w:gridCol w:w="5386"/>
+        <w:gridCol w:w="5387"/>
       </w:tblGrid>
       <w:tr>
         <w:tc>
           <w:tcPr>
-            <w:tcW w:w="5035" w:type="dxa"/>
+            <w:tcW w:w="5386" w:type="dxa"/>
           </w:tcPr>
           <w:p>
             <w:pPr>
-              <w:ind w:right="1440"/>
+              <w:ind w:right="283"/>
               <w:rPr>
                 <w:color w:val="404040" w:themeColor="text1" w:themeTint="BF"/>
                 <w:kern w:val="20"/>
@@ -1123,7 +1103,7 @@
         </w:tc>
         <w:tc>
           <w:tcPr>
-            <w:tcW w:w="5035" w:type="dxa"/>
+            <w:tcW w:w="5387" w:type="dxa"/>
           </w:tcPr>
           <w:p>
             <w:pPr>
@@ -1731,12 +1711,9 @@
         <w:pStyle w:val="ResumeText"/>
       </w:pPr>
       <w:r>
-        <w:t>Projects and certifications available in my</w:t>
-      </w:r>
-      <w:r>
-        <w:t xml:space="preserve"> </w:t>
-      </w:r>
-      <w:hyperlink r:id="rId10" w:history="1">
+        <w:t xml:space="preserve">Projects and certifications available in my </w:t>
+      </w:r>
+      <w:hyperlink r:id="rId12" w:history="1">
         <w:r>
           <w:rPr>
             <w:rStyle w:val="Hyperlink"/>
@@ -1750,7 +1727,7 @@
       </w:r>
     </w:p>
     <w:sectPr>
-      <w:footerReference w:type="default" r:id="rId11"/>
+      <w:footerReference w:type="default" r:id="rId13"/>
       <w:pgSz w:w="12240" w:h="15840" w:code="1"/>
       <w:pgMar w:top="720" w:right="720" w:bottom="720" w:left="720" w:header="720" w:footer="720" w:gutter="0"/>
       <w:pgNumType w:start="1"/>
@@ -3917,6 +3894,7 @@
   <w:style w:type="character" w:default="1" w:styleId="DefaultParagraphFont">
     <w:name w:val="Default Paragraph Font"/>
     <w:uiPriority w:val="1"/>
+    <w:semiHidden/>
     <w:unhideWhenUsed/>
   </w:style>
   <w:style w:type="table" w:default="1" w:styleId="TableNormal">

--- a/public/documents/Mohamed H. Aly.docx
+++ b/public/documents/Mohamed H. Aly.docx
@@ -1,21 +1,16 @@
 
 <file path=word/document.xml><?xml version="1.0" encoding="utf-8"?>
-<w:document xmlns:wpc="http://schemas.microsoft.com/office/word/2010/wordprocessingCanvas" xmlns:cx="http://schemas.microsoft.com/office/drawing/2014/chartex" xmlns:cx1="http://schemas.microsoft.com/office/drawing/2015/9/8/chartex" xmlns:cx2="http://schemas.microsoft.com/office/drawing/2015/10/21/chartex" xmlns:cx3="http://schemas.microsoft.com/office/drawing/2016/5/9/chartex" xmlns:cx4="http://schemas.microsoft.com/office/drawing/2016/5/10/chartex" xmlns:cx5="http://schemas.microsoft.com/office/drawing/2016/5/11/chartex" xmlns:cx6="http://schemas.microsoft.com/office/drawing/2016/5/12/chartex" xmlns:cx7="http://schemas.microsoft.com/office/drawing/2016/5/13/chartex" xmlns:cx8="http://schemas.microsoft.com/office/drawing/2016/5/14/chartex" xmlns:mc="http://schemas.openxmlformats.org/markup-compatibility/2006" xmlns:aink="http://schemas.microsoft.com/office/drawing/2016/ink" xmlns:am3d="http://schemas.microsoft.com/office/drawing/2017/model3d" xmlns:o="urn:schemas-microsoft-com:office:office" xmlns:oel="http://schemas.microsoft.com/office/2019/extlst" xmlns:r="http://schemas.openxmlformats.org/officeDocument/2006/relationships" xmlns:m="http://schemas.openxmlformats.org/officeDocument/2006/math" xmlns:v="urn:schemas-microsoft-com:vml" xmlns:wp14="http://schemas.microsoft.com/office/word/2010/wordprocessingDrawing" xmlns:wp="http://schemas.openxmlformats.org/drawingml/2006/wordprocessingDrawing" xmlns:w10="urn:schemas-microsoft-com:office:word" xmlns:w="http://schemas.openxmlformats.org/wordprocessingml/2006/main" xmlns:w14="http://schemas.microsoft.com/office/word/2010/wordml" xmlns:w15="http://schemas.microsoft.com/office/word/2012/wordml" xmlns:w16cex="http://schemas.microsoft.com/office/word/2018/wordml/cex" xmlns:w16cid="http://schemas.microsoft.com/office/word/2016/wordml/cid" xmlns:w16="http://schemas.microsoft.com/office/word/2018/wordml" xmlns:w16du="http://schemas.microsoft.com/office/word/2023/wordml/word16du" xmlns:w16sdtdh="http://schemas.microsoft.com/office/word/2020/wordml/sdtdatahash" xmlns:w16sdtfl="http://schemas.microsoft.com/office/word/2024/wordml/sdtformatlock" xmlns:w16se="http://schemas.microsoft.com/office/word/2015/wordml/symex" xmlns:wpg="http://schemas.microsoft.com/office/word/2010/wordprocessingGroup" xmlns:wpi="http://schemas.microsoft.com/office/word/2010/wordprocessingInk" xmlns:wne="http://schemas.microsoft.com/office/word/2006/wordml" xmlns:wps="http://schemas.microsoft.com/office/word/2010/wordprocessingShape" mc:Ignorable="w14 w15 w16se w16cid w16 w16cex w16sdtdh w16sdtfl w16du wp14">
+<w:document xmlns:wpc="http://schemas.microsoft.com/office/word/2010/wordprocessingCanvas" xmlns:cx="http://schemas.microsoft.com/office/drawing/2014/chartex" xmlns:cx1="http://schemas.microsoft.com/office/drawing/2015/9/8/chartex" xmlns:cx2="http://schemas.microsoft.com/office/drawing/2015/10/21/chartex" xmlns:cx3="http://schemas.microsoft.com/office/drawing/2016/5/9/chartex" xmlns:cx4="http://schemas.microsoft.com/office/drawing/2016/5/10/chartex" xmlns:cx5="http://schemas.microsoft.com/office/drawing/2016/5/11/chartex" xmlns:cx6="http://schemas.microsoft.com/office/drawing/2016/5/12/chartex" xmlns:cx7="http://schemas.microsoft.com/office/drawing/2016/5/13/chartex" xmlns:cx8="http://schemas.microsoft.com/office/drawing/2016/5/14/chartex" xmlns:mc="http://schemas.openxmlformats.org/markup-compatibility/2006" xmlns:m="http://schemas.openxmlformats.org/officeDocument/2006/math" xmlns:aink="http://schemas.microsoft.com/office/drawing/2016/ink" xmlns:am3d="http://schemas.microsoft.com/office/drawing/2017/model3d" xmlns:oel="http://schemas.microsoft.com/office/2019/extlst" xmlns:r="http://schemas.openxmlformats.org/officeDocument/2006/relationships" xmlns:wp14="http://schemas.microsoft.com/office/word/2010/wordprocessingDrawing" xmlns:wp="http://schemas.openxmlformats.org/drawingml/2006/wordprocessingDrawing" xmlns:wpg="http://schemas.microsoft.com/office/word/2010/wordprocessingGroup" xmlns:wpi="http://schemas.microsoft.com/office/word/2010/wordprocessingInk" xmlns:wps="http://schemas.microsoft.com/office/word/2010/wordprocessingShape" xmlns:o="urn:schemas-microsoft-com:office:office" xmlns:v="urn:schemas-microsoft-com:vml" xmlns:w10="urn:schemas-microsoft-com:office:word" xmlns:w="http://schemas.openxmlformats.org/wordprocessingml/2006/main" xmlns:w14="http://schemas.microsoft.com/office/word/2010/wordml" xmlns:w15="http://schemas.microsoft.com/office/word/2012/wordml" xmlns:w16cei="http://schemas.microsoft.com/office/word/2026/wordml/cei" xmlns:w16cex="http://schemas.microsoft.com/office/word/2018/wordml/cex" xmlns:w16cid="http://schemas.microsoft.com/office/word/2016/wordml/cid" xmlns:w16="http://schemas.microsoft.com/office/word/2018/wordml" xmlns:w16sdtdh="http://schemas.microsoft.com/office/word/2020/wordml/sdtdatahash" xmlns:w16sdtfl="http://schemas.microsoft.com/office/word/2024/wordml/sdtformatlock" xmlns:w16se="http://schemas.microsoft.com/office/word/2015/wordml/symex" xmlns:w16du="http://schemas.microsoft.com/office/word/2023/wordml/word16du" xmlns:wne="http://schemas.microsoft.com/office/word/2006/wordml" mc:Ignorable="w14 w15 w16se w16cid w16 w16cex w16sdtdh w16sdtfl w16du wp14">
   <w:body>
     <w:p>
       <w:pPr>
         <w:pStyle w:val="ContactInfo"/>
       </w:pPr>
       <w:r>
-        <w:t xml:space="preserve">213, Street 8, 2nd district, 1st area </w:t>
-      </w:r>
-    </w:p>
-    <w:p>
-      <w:pPr>
-        <w:pStyle w:val="ContactInfo"/>
-      </w:pPr>
-      <w:r>
-        <w:t>New Cairo, 11835 Cairo</w:t>
+        <w:t>New Cairo, Cairo</w:t>
+      </w:r>
+      <w:r>
+        <w:t>, Egypt</w:t>
       </w:r>
     </w:p>
     <w:p>
@@ -99,6 +94,258 @@
       </w:pPr>
       <w:r>
         <w:t>Experience</w:t>
+      </w:r>
+    </w:p>
+    <w:p>
+      <w:pPr>
+        <w:pStyle w:val="Heading2"/>
+        <w:rPr>
+          <w:sz w:val="21"/>
+          <w:szCs w:val="21"/>
+        </w:rPr>
+      </w:pPr>
+      <w:r>
+        <w:rPr>
+          <w:sz w:val="21"/>
+          <w:szCs w:val="21"/>
+        </w:rPr>
+        <w:t>E&amp; (Etisalat UAE)</w:t>
+      </w:r>
+    </w:p>
+    <w:tbl>
+      <w:tblPr>
+        <w:tblStyle w:val="TableGrid"/>
+        <w:tblW w:w="0" w:type="auto"/>
+        <w:tblBorders>
+          <w:top w:val="none" w:sz="0" w:space="0" w:color="auto"/>
+          <w:left w:val="none" w:sz="0" w:space="0" w:color="auto"/>
+          <w:bottom w:val="none" w:sz="0" w:space="0" w:color="auto"/>
+          <w:right w:val="none" w:sz="0" w:space="0" w:color="auto"/>
+          <w:insideH w:val="none" w:sz="0" w:space="0" w:color="auto"/>
+          <w:insideV w:val="none" w:sz="0" w:space="0" w:color="auto"/>
+        </w:tblBorders>
+        <w:tblCellMar>
+          <w:left w:w="0" w:type="dxa"/>
+        </w:tblCellMar>
+        <w:tblLook w:val="04A0" w:firstRow="1" w:lastRow="0" w:firstColumn="1" w:lastColumn="0" w:noHBand="0" w:noVBand="1"/>
+      </w:tblPr>
+      <w:tblGrid>
+        <w:gridCol w:w="5386"/>
+        <w:gridCol w:w="5386"/>
+      </w:tblGrid>
+      <w:tr>
+        <w:tc>
+          <w:tcPr>
+            <w:tcW w:w="5386" w:type="dxa"/>
+          </w:tcPr>
+          <w:p>
+            <w:pPr>
+              <w:ind w:right="283"/>
+              <w:rPr>
+                <w:color w:val="404040" w:themeColor="text1" w:themeTint="BF"/>
+                <w:kern w:val="20"/>
+                <w:sz w:val="21"/>
+                <w:szCs w:val="21"/>
+              </w:rPr>
+            </w:pPr>
+            <w:r>
+              <w:rPr>
+                <w:color w:val="404040" w:themeColor="text1" w:themeTint="BF"/>
+                <w:kern w:val="20"/>
+                <w:sz w:val="21"/>
+                <w:szCs w:val="21"/>
+              </w:rPr>
+              <w:t>Senior Software</w:t>
+            </w:r>
+            <w:r>
+              <w:rPr>
+                <w:color w:val="404040" w:themeColor="text1" w:themeTint="BF"/>
+                <w:kern w:val="20"/>
+                <w:sz w:val="21"/>
+                <w:szCs w:val="21"/>
+              </w:rPr>
+              <w:t xml:space="preserve"> </w:t>
+            </w:r>
+            <w:r>
+              <w:rPr>
+                <w:color w:val="404040" w:themeColor="text1" w:themeTint="BF"/>
+                <w:kern w:val="20"/>
+                <w:sz w:val="21"/>
+                <w:szCs w:val="21"/>
+              </w:rPr>
+              <w:t>Developer</w:t>
+            </w:r>
+          </w:p>
+        </w:tc>
+        <w:tc>
+          <w:tcPr>
+            <w:tcW w:w="5386" w:type="dxa"/>
+          </w:tcPr>
+          <w:p>
+            <w:pPr>
+              <w:pStyle w:val="ResumeText"/>
+              <w:spacing w:after="0"/>
+              <w:ind w:right="283"/>
+              <w:jc w:val="right"/>
+            </w:pPr>
+            <w:r>
+              <w:t>Dec</w:t>
+            </w:r>
+            <w:r>
+              <w:t xml:space="preserve"> 202</w:t>
+            </w:r>
+            <w:r>
+              <w:t>5</w:t>
+            </w:r>
+            <w:r>
+              <w:t xml:space="preserve"> - Present</w:t>
+            </w:r>
+          </w:p>
+        </w:tc>
+      </w:tr>
+    </w:tbl>
+    <w:p>
+      <w:pPr>
+        <w:pStyle w:val="Heading2"/>
+        <w:numPr>
+          <w:ilvl w:val="0"/>
+          <w:numId w:val="13"/>
+        </w:numPr>
+        <w:rPr>
+          <w:rFonts w:asciiTheme="minorHAnsi" w:eastAsiaTheme="minorHAnsi" w:hAnsiTheme="minorHAnsi" w:cstheme="minorBidi"/>
+          <w:b w:val="0"/>
+          <w:bCs w:val="0"/>
+          <w:caps w:val="0"/>
+          <w:color w:val="595959" w:themeColor="text1" w:themeTint="A6"/>
+          <w14:ligatures w14:val="none"/>
+        </w:rPr>
+      </w:pPr>
+      <w:r>
+        <w:rPr>
+          <w:rFonts w:eastAsiaTheme="minorHAnsi"/>
+          <w:color w:val="595959" w:themeColor="text1" w:themeTint="A6"/>
+          <w:lang w:val="en-EG"/>
+        </w:rPr>
+        <w:t xml:space="preserve">Portal modernization: </w:t>
+      </w:r>
+      <w:r>
+        <w:rPr>
+          <w:rFonts w:asciiTheme="minorHAnsi" w:eastAsiaTheme="minorHAnsi" w:hAnsiTheme="minorHAnsi" w:cstheme="minorBidi"/>
+          <w:b w:val="0"/>
+          <w:bCs w:val="0"/>
+          <w:caps w:val="0"/>
+          <w:color w:val="595959" w:themeColor="text1" w:themeTint="A6"/>
+          <w14:ligatures w14:val="none"/>
+        </w:rPr>
+        <w:t>Led migration of a 15-year-old Java Server Faces CIM portal to React with micro-frontend architecture, each module backed by a dedicated BFF microservice.</w:t>
+      </w:r>
+    </w:p>
+    <w:p>
+      <w:pPr>
+        <w:pStyle w:val="Heading2"/>
+        <w:numPr>
+          <w:ilvl w:val="0"/>
+          <w:numId w:val="13"/>
+        </w:numPr>
+        <w:rPr>
+          <w:rFonts w:asciiTheme="minorHAnsi" w:eastAsiaTheme="minorHAnsi" w:hAnsiTheme="minorHAnsi" w:cstheme="minorBidi"/>
+          <w:b w:val="0"/>
+          <w:bCs w:val="0"/>
+          <w:caps w:val="0"/>
+          <w:color w:val="595959" w:themeColor="text1" w:themeTint="A6"/>
+          <w14:ligatures w14:val="none"/>
+        </w:rPr>
+      </w:pPr>
+      <w:r>
+        <w:rPr>
+          <w:rFonts w:eastAsiaTheme="minorHAnsi"/>
+          <w:color w:val="595959" w:themeColor="text1" w:themeTint="A6"/>
+          <w:lang w:val="en-EG"/>
+        </w:rPr>
+        <w:t xml:space="preserve">Component library overhaul: </w:t>
+      </w:r>
+      <w:r>
+        <w:rPr>
+          <w:rFonts w:asciiTheme="minorHAnsi" w:eastAsiaTheme="minorHAnsi" w:hAnsiTheme="minorHAnsi" w:cstheme="minorBidi"/>
+          <w:b w:val="0"/>
+          <w:bCs w:val="0"/>
+          <w:caps w:val="0"/>
+          <w:color w:val="595959" w:themeColor="text1" w:themeTint="A6"/>
+          <w14:ligatures w14:val="none"/>
+        </w:rPr>
+        <w:t>Shrunk a bloated internal component library from 50 MB to under 5 MB by eliminating redundancy and dead code, preserving 100% of original functionality.</w:t>
+      </w:r>
+    </w:p>
+    <w:p>
+      <w:pPr>
+        <w:pStyle w:val="Heading2"/>
+        <w:numPr>
+          <w:ilvl w:val="0"/>
+          <w:numId w:val="13"/>
+        </w:numPr>
+        <w:rPr>
+          <w:rFonts w:asciiTheme="minorHAnsi" w:eastAsiaTheme="minorHAnsi" w:hAnsiTheme="minorHAnsi" w:cstheme="minorBidi"/>
+          <w:b w:val="0"/>
+          <w:bCs w:val="0"/>
+          <w:caps w:val="0"/>
+          <w:color w:val="595959" w:themeColor="text1" w:themeTint="A6"/>
+          <w14:ligatures w14:val="none"/>
+        </w:rPr>
+      </w:pPr>
+      <w:r>
+        <w:rPr>
+          <w:rFonts w:eastAsiaTheme="minorHAnsi"/>
+          <w:color w:val="595959" w:themeColor="text1" w:themeTint="A6"/>
+          <w:lang w:val="en-EG"/>
+        </w:rPr>
+        <w:t xml:space="preserve">Algorithm optimization: </w:t>
+      </w:r>
+      <w:r>
+        <w:rPr>
+          <w:rFonts w:asciiTheme="minorHAnsi" w:eastAsiaTheme="minorHAnsi" w:hAnsiTheme="minorHAnsi" w:cstheme="minorBidi"/>
+          <w:b w:val="0"/>
+          <w:bCs w:val="0"/>
+          <w:caps w:val="0"/>
+          <w:color w:val="595959" w:themeColor="text1" w:themeTint="A6"/>
+          <w14:ligatures w14:val="none"/>
+        </w:rPr>
+        <w:t>Optimized cell selection logic from O(n) to O(1), replacing linear scans with direct index lookups in interactive data grids.</w:t>
+      </w:r>
+    </w:p>
+    <w:p>
+      <w:pPr>
+        <w:pStyle w:val="Heading2"/>
+        <w:numPr>
+          <w:ilvl w:val="0"/>
+          <w:numId w:val="13"/>
+        </w:numPr>
+        <w:rPr>
+          <w:rFonts w:asciiTheme="minorHAnsi" w:eastAsiaTheme="minorHAnsi" w:hAnsiTheme="minorHAnsi" w:cstheme="minorBidi"/>
+          <w:b w:val="0"/>
+          <w:bCs w:val="0"/>
+          <w:caps w:val="0"/>
+          <w:color w:val="595959" w:themeColor="text1" w:themeTint="A6"/>
+          <w14:ligatures w14:val="none"/>
+        </w:rPr>
+      </w:pPr>
+      <w:r>
+        <w:rPr>
+          <w:rFonts w:eastAsiaTheme="minorHAnsi"/>
+          <w:color w:val="595959" w:themeColor="text1" w:themeTint="A6"/>
+          <w:lang w:val="en-EG"/>
+        </w:rPr>
+        <w:t xml:space="preserve">Technical leadership: </w:t>
+      </w:r>
+      <w:r>
+        <w:rPr>
+          <w:rFonts w:asciiTheme="minorHAnsi" w:eastAsiaTheme="minorHAnsi" w:hAnsiTheme="minorHAnsi" w:cstheme="minorBidi"/>
+          <w:b w:val="0"/>
+          <w:bCs w:val="0"/>
+          <w:caps w:val="0"/>
+          <w:color w:val="595959" w:themeColor="text1" w:themeTint="A6"/>
+          <w14:ligatures w14:val="none"/>
+        </w:rPr>
+        <w:t>Drove React adoption within a team transitioning from a legacy JSF codebase, establishing patterns and standards that accelerated delivery across all micro-frontend modules.</w:t>
       </w:r>
     </w:p>
     <w:p>
@@ -176,7 +423,16 @@
               <w:jc w:val="right"/>
             </w:pPr>
             <w:r>
-              <w:t>Nov 2024 - Present</w:t>
+              <w:t xml:space="preserve">Nov 2024 </w:t>
+            </w:r>
+            <w:r>
+              <w:t>–</w:t>
+            </w:r>
+            <w:r>
+              <w:t xml:space="preserve"> </w:t>
+            </w:r>
+            <w:r>
+              <w:t>Dec 2025</w:t>
             </w:r>
           </w:p>
         </w:tc>
@@ -292,10 +548,18 @@
           <w:bCs/>
           <w:lang w:val="en-EG"/>
         </w:rPr>
-        <w:t xml:space="preserve">Cross-functional collaboration: </w:t>
-      </w:r>
-      <w:r>
-        <w:t>Worked closely with designers and backend teams to ensure seamless UI/UX and reliable system integration.</w:t>
+        <w:t>Adaptability</w:t>
+      </w:r>
+      <w:r>
+        <w:rPr>
+          <w:b/>
+          <w:bCs/>
+          <w:lang w:val="en-EG"/>
+        </w:rPr>
+        <w:t xml:space="preserve">: </w:t>
+      </w:r>
+      <w:r>
+        <w:t>Legacy modernization: Maintained and extended a legacy Vue.js codebase, refactoring outdated patterns and ensuring seamless integration with modern backend services.</w:t>
       </w:r>
     </w:p>
     <w:p>
@@ -812,6 +1076,7 @@
           <w:sz w:val="21"/>
           <w:szCs w:val="21"/>
         </w:rPr>
+        <w:lastRenderedPageBreak/>
         <w:t>Advanced Computer Technologies (ACT)</w:t>
       </w:r>
     </w:p>
@@ -1050,7 +1315,6 @@
           <w:sz w:val="21"/>
           <w:szCs w:val="21"/>
         </w:rPr>
-        <w:lastRenderedPageBreak/>
         <w:t>self-employed</w:t>
       </w:r>
     </w:p>
@@ -1138,8 +1402,6 @@
         <w:ind w:right="283"/>
         <w:rPr>
           <w:rFonts w:eastAsiaTheme="minorHAnsi"/>
-          <w:b/>
-          <w:bCs/>
           <w:color w:val="595959" w:themeColor="text1" w:themeTint="A6"/>
           <w:kern w:val="20"/>
           <w:sz w:val="20"/>
@@ -1156,7 +1418,17 @@
           <w:sz w:val="20"/>
           <w:szCs w:val="20"/>
         </w:rPr>
-        <w:t>Payment Dashboard: Aman Accept Dashboard (Next.js) — a payment operations and analytics tool.</w:t>
+        <w:t xml:space="preserve">Payment Dashboard: </w:t>
+      </w:r>
+      <w:r>
+        <w:rPr>
+          <w:rFonts w:eastAsiaTheme="minorHAnsi"/>
+          <w:color w:val="595959" w:themeColor="text1" w:themeTint="A6"/>
+          <w:kern w:val="20"/>
+          <w:sz w:val="20"/>
+          <w:szCs w:val="20"/>
+        </w:rPr>
+        <w:t>Aman Accept Dashboard (Next.js) — a payment operations and analytics tool.</w:t>
       </w:r>
     </w:p>
     <w:p>
@@ -1187,7 +1459,17 @@
           <w:sz w:val="20"/>
           <w:szCs w:val="20"/>
         </w:rPr>
-        <w:t>Corporate Website: Beltone Company Website (Next.js) — SEO-optimized and performance-driven.</w:t>
+        <w:t xml:space="preserve">Corporate Website: </w:t>
+      </w:r>
+      <w:r>
+        <w:rPr>
+          <w:rFonts w:eastAsiaTheme="minorHAnsi"/>
+          <w:color w:val="595959" w:themeColor="text1" w:themeTint="A6"/>
+          <w:kern w:val="20"/>
+          <w:sz w:val="20"/>
+          <w:szCs w:val="20"/>
+        </w:rPr>
+        <w:t>Beltone Company Website (Next.js) — SEO-optimized and performance-driven.</w:t>
       </w:r>
     </w:p>
     <w:p>
@@ -1200,8 +1482,6 @@
         <w:ind w:right="283"/>
         <w:rPr>
           <w:rFonts w:eastAsiaTheme="minorHAnsi"/>
-          <w:b/>
-          <w:bCs/>
           <w:color w:val="595959" w:themeColor="text1" w:themeTint="A6"/>
           <w:kern w:val="20"/>
           <w:sz w:val="20"/>
@@ -1218,7 +1498,17 @@
           <w:sz w:val="20"/>
           <w:szCs w:val="20"/>
         </w:rPr>
-        <w:t>Blockchain E-commerce: D’art Space (Angular + crypto) — a blockchain-based art e-commerce platform.</w:t>
+        <w:t xml:space="preserve">Blockchain E-commerce: </w:t>
+      </w:r>
+      <w:r>
+        <w:rPr>
+          <w:rFonts w:eastAsiaTheme="minorHAnsi"/>
+          <w:color w:val="595959" w:themeColor="text1" w:themeTint="A6"/>
+          <w:kern w:val="20"/>
+          <w:sz w:val="20"/>
+          <w:szCs w:val="20"/>
+        </w:rPr>
+        <w:t>D’art Space (Angular + crypto) — a blockchain-based art e-commerce platform.</w:t>
       </w:r>
     </w:p>
     <w:p>
@@ -1247,63 +1537,17 @@
           <w:sz w:val="20"/>
           <w:szCs w:val="20"/>
         </w:rPr>
-        <w:t>T</w:t>
+        <w:t xml:space="preserve">CRM Platform: </w:t>
       </w:r>
       <w:r>
         <w:rPr>
           <w:rFonts w:eastAsiaTheme="minorHAnsi"/>
-          <w:b/>
-          <w:bCs/>
           <w:color w:val="595959" w:themeColor="text1" w:themeTint="A6"/>
           <w:kern w:val="20"/>
           <w:sz w:val="20"/>
           <w:szCs w:val="20"/>
         </w:rPr>
-        <w:t>ime</w:t>
-      </w:r>
-      <w:r>
-        <w:rPr>
-          <w:rFonts w:eastAsiaTheme="minorHAnsi"/>
-          <w:b/>
-          <w:bCs/>
-          <w:color w:val="595959" w:themeColor="text1" w:themeTint="A6"/>
-          <w:kern w:val="20"/>
-          <w:sz w:val="20"/>
-          <w:szCs w:val="20"/>
-        </w:rPr>
-        <w:t>ly</w:t>
-      </w:r>
-      <w:r>
-        <w:rPr>
-          <w:rFonts w:eastAsiaTheme="minorHAnsi"/>
-          <w:b/>
-          <w:bCs/>
-          <w:color w:val="595959" w:themeColor="text1" w:themeTint="A6"/>
-          <w:kern w:val="20"/>
-          <w:sz w:val="20"/>
-          <w:szCs w:val="20"/>
-        </w:rPr>
-        <w:t xml:space="preserve"> delivery:</w:t>
-      </w:r>
-      <w:r>
-        <w:rPr>
-          <w:rFonts w:eastAsiaTheme="minorHAnsi"/>
-          <w:color w:val="595959" w:themeColor="text1" w:themeTint="A6"/>
-          <w:kern w:val="20"/>
-          <w:sz w:val="20"/>
-          <w:szCs w:val="20"/>
-        </w:rPr>
-        <w:t xml:space="preserve"> d</w:t>
-      </w:r>
-      <w:r>
-        <w:rPr>
-          <w:rFonts w:eastAsiaTheme="minorHAnsi"/>
-          <w:color w:val="595959" w:themeColor="text1" w:themeTint="A6"/>
-          <w:kern w:val="20"/>
-          <w:sz w:val="20"/>
-          <w:szCs w:val="20"/>
-        </w:rPr>
-        <w:t>elivered client projects using Next.js, Angular, and TypeScript, with focus on scalability and SEO.</w:t>
+        <w:t>Built a full-featured CRM using Vue.js, delivering a scalable and maintainable system with a focus on performance and user experience.</w:t>
       </w:r>
     </w:p>
     <w:p>
@@ -1344,16 +1588,40 @@
           <w:sz w:val="20"/>
           <w:szCs w:val="20"/>
         </w:rPr>
-        <w:t>eam Collaboration:</w:t>
+        <w:t>ime</w:t>
       </w:r>
       <w:r>
         <w:rPr>
           <w:rFonts w:eastAsiaTheme="minorHAnsi"/>
+          <w:b/>
+          <w:bCs/>
           <w:color w:val="595959" w:themeColor="text1" w:themeTint="A6"/>
           <w:kern w:val="20"/>
           <w:sz w:val="20"/>
           <w:szCs w:val="20"/>
         </w:rPr>
+        <w:t>ly</w:t>
+      </w:r>
+      <w:r>
+        <w:rPr>
+          <w:rFonts w:eastAsiaTheme="minorHAnsi"/>
+          <w:b/>
+          <w:bCs/>
+          <w:color w:val="595959" w:themeColor="text1" w:themeTint="A6"/>
+          <w:kern w:val="20"/>
+          <w:sz w:val="20"/>
+          <w:szCs w:val="20"/>
+        </w:rPr>
+        <w:t xml:space="preserve"> delivery:</w:t>
+      </w:r>
+      <w:r>
+        <w:rPr>
+          <w:rFonts w:eastAsiaTheme="minorHAnsi"/>
+          <w:color w:val="595959" w:themeColor="text1" w:themeTint="A6"/>
+          <w:kern w:val="20"/>
+          <w:sz w:val="20"/>
+          <w:szCs w:val="20"/>
+        </w:rPr>
         <w:t xml:space="preserve"> </w:t>
       </w:r>
       <w:r>
@@ -1364,7 +1632,7 @@
           <w:sz w:val="20"/>
           <w:szCs w:val="20"/>
         </w:rPr>
-        <w:t>Worked closely with designers and backend teams to deliver pixel-perfect, responsive UIs.</w:t>
+        <w:t>delivered client projects using Next.js, Vue, Angular, and TypeScript, with focus on scalability and SEO.</w:t>
       </w:r>
     </w:p>
     <w:p>
@@ -1393,6 +1661,67 @@
           <w:sz w:val="20"/>
           <w:szCs w:val="20"/>
         </w:rPr>
+        <w:t>T</w:t>
+      </w:r>
+      <w:r>
+        <w:rPr>
+          <w:rFonts w:eastAsiaTheme="minorHAnsi"/>
+          <w:b/>
+          <w:bCs/>
+          <w:color w:val="595959" w:themeColor="text1" w:themeTint="A6"/>
+          <w:kern w:val="20"/>
+          <w:sz w:val="20"/>
+          <w:szCs w:val="20"/>
+        </w:rPr>
+        <w:t>eam Collaboration:</w:t>
+      </w:r>
+      <w:r>
+        <w:rPr>
+          <w:rFonts w:eastAsiaTheme="minorHAnsi"/>
+          <w:color w:val="595959" w:themeColor="text1" w:themeTint="A6"/>
+          <w:kern w:val="20"/>
+          <w:sz w:val="20"/>
+          <w:szCs w:val="20"/>
+        </w:rPr>
+        <w:t xml:space="preserve"> </w:t>
+      </w:r>
+      <w:r>
+        <w:rPr>
+          <w:rFonts w:eastAsiaTheme="minorHAnsi"/>
+          <w:color w:val="595959" w:themeColor="text1" w:themeTint="A6"/>
+          <w:kern w:val="20"/>
+          <w:sz w:val="20"/>
+          <w:szCs w:val="20"/>
+        </w:rPr>
+        <w:t>Worked closely with designers and backend teams to deliver pixel-perfect, responsive UIs.</w:t>
+      </w:r>
+    </w:p>
+    <w:p>
+      <w:pPr>
+        <w:numPr>
+          <w:ilvl w:val="0"/>
+          <w:numId w:val="1"/>
+        </w:numPr>
+        <w:spacing w:after="46"/>
+        <w:ind w:right="283"/>
+        <w:rPr>
+          <w:rFonts w:eastAsiaTheme="minorHAnsi"/>
+          <w:color w:val="595959" w:themeColor="text1" w:themeTint="A6"/>
+          <w:kern w:val="20"/>
+          <w:sz w:val="20"/>
+          <w:szCs w:val="20"/>
+        </w:rPr>
+      </w:pPr>
+      <w:r>
+        <w:rPr>
+          <w:rFonts w:eastAsiaTheme="minorHAnsi"/>
+          <w:b/>
+          <w:bCs/>
+          <w:color w:val="595959" w:themeColor="text1" w:themeTint="A6"/>
+          <w:kern w:val="20"/>
+          <w:sz w:val="20"/>
+          <w:szCs w:val="20"/>
+        </w:rPr>
         <w:t>Client Relations:</w:t>
       </w:r>
       <w:r>
@@ -1468,7 +1797,25 @@
           <w:color w:val="595959" w:themeColor="text1" w:themeTint="A6"/>
           <w:sz w:val="20"/>
         </w:rPr>
-        <w:t>HTML5, CSS3, SASS, Bootstrap, Tailwind, JavaScript, TypeScript, React, Redux, React Query, Angular, Next.js, Three.js, WebGL, Framer Motion, GSAP, Responsive Design (Flexbox, Grid, Media Queries), Accessibility (a11y) &amp; WCAG compliance, Performance Optimization (Lighthouse, Core Web Vitals), Server-Side Rendering (SSR) &amp; Static Site Generation (SSG), Internationalization (i18n), Progressive Web Apps (PWA), Authentication/Authorization (JWT, OAuth2), RESTful &amp; GraphQL API Design Principles, Storybook, Webpack, Vite, SWC, Babel</w:t>
+        <w:t>HTML5, CSS3, SASS, Bootstrap, Tailwind, JavaScript, TypeScript, React, Redux, React Query,</w:t>
+      </w:r>
+      <w:r>
+        <w:rPr>
+          <w:rFonts w:asciiTheme="minorHAnsi" w:eastAsiaTheme="minorHAnsi" w:hAnsiTheme="minorHAnsi" w:cstheme="minorBidi"/>
+          <w:caps w:val="0"/>
+          <w:color w:val="595959" w:themeColor="text1" w:themeTint="A6"/>
+          <w:sz w:val="20"/>
+        </w:rPr>
+        <w:t xml:space="preserve"> Vue,</w:t>
+      </w:r>
+      <w:r>
+        <w:rPr>
+          <w:rFonts w:asciiTheme="minorHAnsi" w:eastAsiaTheme="minorHAnsi" w:hAnsiTheme="minorHAnsi" w:cstheme="minorBidi"/>
+          <w:caps w:val="0"/>
+          <w:color w:val="595959" w:themeColor="text1" w:themeTint="A6"/>
+          <w:sz w:val="20"/>
+        </w:rPr>
+        <w:t xml:space="preserve"> Angular, Next.js, Three.js, WebGL, Framer Motion, GSAP, Responsive Design (Flexbox, Grid, Media Queries), Accessibility (a11y) &amp; WCAG compliance, Performance Optimization (Lighthouse, Core Web Vitals), Server-Side Rendering (SSR) &amp; Static Site Generation (SSG), Internationalization (i18n), Progressive Web Apps (PWA), Authentication/Authorization (JWT, OAuth2), RESTful &amp; GraphQL API Design Principles, Storybook, Webpack, Vite, SWC, Babel</w:t>
       </w:r>
     </w:p>
     <w:p>
@@ -1740,7 +2087,7 @@
 </file>
 
 <file path=word/endnotes.xml><?xml version="1.0" encoding="utf-8"?>
-<w:endnotes xmlns:wpc="http://schemas.microsoft.com/office/word/2010/wordprocessingCanvas" xmlns:cx="http://schemas.microsoft.com/office/drawing/2014/chartex" xmlns:cx1="http://schemas.microsoft.com/office/drawing/2015/9/8/chartex" xmlns:cx2="http://schemas.microsoft.com/office/drawing/2015/10/21/chartex" xmlns:cx3="http://schemas.microsoft.com/office/drawing/2016/5/9/chartex" xmlns:cx4="http://schemas.microsoft.com/office/drawing/2016/5/10/chartex" xmlns:cx5="http://schemas.microsoft.com/office/drawing/2016/5/11/chartex" xmlns:cx6="http://schemas.microsoft.com/office/drawing/2016/5/12/chartex" xmlns:cx7="http://schemas.microsoft.com/office/drawing/2016/5/13/chartex" xmlns:cx8="http://schemas.microsoft.com/office/drawing/2016/5/14/chartex" xmlns:mc="http://schemas.openxmlformats.org/markup-compatibility/2006" xmlns:aink="http://schemas.microsoft.com/office/drawing/2016/ink" xmlns:am3d="http://schemas.microsoft.com/office/drawing/2017/model3d" xmlns:o="urn:schemas-microsoft-com:office:office" xmlns:oel="http://schemas.microsoft.com/office/2019/extlst" xmlns:r="http://schemas.openxmlformats.org/officeDocument/2006/relationships" xmlns:m="http://schemas.openxmlformats.org/officeDocument/2006/math" xmlns:v="urn:schemas-microsoft-com:vml" xmlns:wp14="http://schemas.microsoft.com/office/word/2010/wordprocessingDrawing" xmlns:wp="http://schemas.openxmlformats.org/drawingml/2006/wordprocessingDrawing" xmlns:w10="urn:schemas-microsoft-com:office:word" xmlns:w="http://schemas.openxmlformats.org/wordprocessingml/2006/main" xmlns:w14="http://schemas.microsoft.com/office/word/2010/wordml" xmlns:w15="http://schemas.microsoft.com/office/word/2012/wordml" xmlns:w16cex="http://schemas.microsoft.com/office/word/2018/wordml/cex" xmlns:w16cid="http://schemas.microsoft.com/office/word/2016/wordml/cid" xmlns:w16="http://schemas.microsoft.com/office/word/2018/wordml" xmlns:w16du="http://schemas.microsoft.com/office/word/2023/wordml/word16du" xmlns:w16sdtdh="http://schemas.microsoft.com/office/word/2020/wordml/sdtdatahash" xmlns:w16sdtfl="http://schemas.microsoft.com/office/word/2024/wordml/sdtformatlock" xmlns:w16se="http://schemas.microsoft.com/office/word/2015/wordml/symex" xmlns:wpg="http://schemas.microsoft.com/office/word/2010/wordprocessingGroup" xmlns:wpi="http://schemas.microsoft.com/office/word/2010/wordprocessingInk" xmlns:wne="http://schemas.microsoft.com/office/word/2006/wordml" xmlns:wps="http://schemas.microsoft.com/office/word/2010/wordprocessingShape" mc:Ignorable="w14 w15 w16se w16cid w16 w16cex w16sdtdh w16sdtfl w16du wp14">
+<w:endnotes xmlns:wpc="http://schemas.microsoft.com/office/word/2010/wordprocessingCanvas" xmlns:cx="http://schemas.microsoft.com/office/drawing/2014/chartex" xmlns:cx1="http://schemas.microsoft.com/office/drawing/2015/9/8/chartex" xmlns:cx2="http://schemas.microsoft.com/office/drawing/2015/10/21/chartex" xmlns:cx3="http://schemas.microsoft.com/office/drawing/2016/5/9/chartex" xmlns:cx4="http://schemas.microsoft.com/office/drawing/2016/5/10/chartex" xmlns:cx5="http://schemas.microsoft.com/office/drawing/2016/5/11/chartex" xmlns:cx6="http://schemas.microsoft.com/office/drawing/2016/5/12/chartex" xmlns:cx7="http://schemas.microsoft.com/office/drawing/2016/5/13/chartex" xmlns:cx8="http://schemas.microsoft.com/office/drawing/2016/5/14/chartex" xmlns:mc="http://schemas.openxmlformats.org/markup-compatibility/2006" xmlns:m="http://schemas.openxmlformats.org/officeDocument/2006/math" xmlns:aink="http://schemas.microsoft.com/office/drawing/2016/ink" xmlns:am3d="http://schemas.microsoft.com/office/drawing/2017/model3d" xmlns:oel="http://schemas.microsoft.com/office/2019/extlst" xmlns:r="http://schemas.openxmlformats.org/officeDocument/2006/relationships" xmlns:wp14="http://schemas.microsoft.com/office/word/2010/wordprocessingDrawing" xmlns:wp="http://schemas.openxmlformats.org/drawingml/2006/wordprocessingDrawing" xmlns:wpg="http://schemas.microsoft.com/office/word/2010/wordprocessingGroup" xmlns:wpi="http://schemas.microsoft.com/office/word/2010/wordprocessingInk" xmlns:wps="http://schemas.microsoft.com/office/word/2010/wordprocessingShape" xmlns:o="urn:schemas-microsoft-com:office:office" xmlns:v="urn:schemas-microsoft-com:vml" xmlns:w10="urn:schemas-microsoft-com:office:word" xmlns:w="http://schemas.openxmlformats.org/wordprocessingml/2006/main" xmlns:w14="http://schemas.microsoft.com/office/word/2010/wordml" xmlns:w15="http://schemas.microsoft.com/office/word/2012/wordml" xmlns:w16cei="http://schemas.microsoft.com/office/word/2026/wordml/cei" xmlns:w16cex="http://schemas.microsoft.com/office/word/2018/wordml/cex" xmlns:w16cid="http://schemas.microsoft.com/office/word/2016/wordml/cid" xmlns:w16="http://schemas.microsoft.com/office/word/2018/wordml" xmlns:w16sdtdh="http://schemas.microsoft.com/office/word/2020/wordml/sdtdatahash" xmlns:w16sdtfl="http://schemas.microsoft.com/office/word/2024/wordml/sdtformatlock" xmlns:w16se="http://schemas.microsoft.com/office/word/2015/wordml/symex" xmlns:w16du="http://schemas.microsoft.com/office/word/2023/wordml/word16du" xmlns:wne="http://schemas.microsoft.com/office/word/2006/wordml" mc:Ignorable="w14 w15 w16se w16cid w16 w16cex w16sdtdh w16sdtfl w16du wp14">
   <w:endnote w:type="separator" w:id="-1">
     <w:p>
       <w:pPr>
@@ -1765,7 +2112,7 @@
 </file>
 
 <file path=word/footer1.xml><?xml version="1.0" encoding="utf-8"?>
-<w:ftr xmlns:wpc="http://schemas.microsoft.com/office/word/2010/wordprocessingCanvas" xmlns:cx="http://schemas.microsoft.com/office/drawing/2014/chartex" xmlns:cx1="http://schemas.microsoft.com/office/drawing/2015/9/8/chartex" xmlns:cx2="http://schemas.microsoft.com/office/drawing/2015/10/21/chartex" xmlns:cx3="http://schemas.microsoft.com/office/drawing/2016/5/9/chartex" xmlns:cx4="http://schemas.microsoft.com/office/drawing/2016/5/10/chartex" xmlns:cx5="http://schemas.microsoft.com/office/drawing/2016/5/11/chartex" xmlns:cx6="http://schemas.microsoft.com/office/drawing/2016/5/12/chartex" xmlns:cx7="http://schemas.microsoft.com/office/drawing/2016/5/13/chartex" xmlns:cx8="http://schemas.microsoft.com/office/drawing/2016/5/14/chartex" xmlns:mc="http://schemas.openxmlformats.org/markup-compatibility/2006" xmlns:aink="http://schemas.microsoft.com/office/drawing/2016/ink" xmlns:am3d="http://schemas.microsoft.com/office/drawing/2017/model3d" xmlns:o="urn:schemas-microsoft-com:office:office" xmlns:oel="http://schemas.microsoft.com/office/2019/extlst" xmlns:r="http://schemas.openxmlformats.org/officeDocument/2006/relationships" xmlns:m="http://schemas.openxmlformats.org/officeDocument/2006/math" xmlns:v="urn:schemas-microsoft-com:vml" xmlns:wp14="http://schemas.microsoft.com/office/word/2010/wordprocessingDrawing" xmlns:wp="http://schemas.openxmlformats.org/drawingml/2006/wordprocessingDrawing" xmlns:w10="urn:schemas-microsoft-com:office:word" xmlns:w="http://schemas.openxmlformats.org/wordprocessingml/2006/main" xmlns:w14="http://schemas.microsoft.com/office/word/2010/wordml" xmlns:w15="http://schemas.microsoft.com/office/word/2012/wordml" xmlns:w16cex="http://schemas.microsoft.com/office/word/2018/wordml/cex" xmlns:w16cid="http://schemas.microsoft.com/office/word/2016/wordml/cid" xmlns:w16="http://schemas.microsoft.com/office/word/2018/wordml" xmlns:w16du="http://schemas.microsoft.com/office/word/2023/wordml/word16du" xmlns:w16sdtdh="http://schemas.microsoft.com/office/word/2020/wordml/sdtdatahash" xmlns:w16sdtfl="http://schemas.microsoft.com/office/word/2024/wordml/sdtformatlock" xmlns:w16se="http://schemas.microsoft.com/office/word/2015/wordml/symex" xmlns:wpg="http://schemas.microsoft.com/office/word/2010/wordprocessingGroup" xmlns:wpi="http://schemas.microsoft.com/office/word/2010/wordprocessingInk" xmlns:wne="http://schemas.microsoft.com/office/word/2006/wordml" xmlns:wps="http://schemas.microsoft.com/office/word/2010/wordprocessingShape" mc:Ignorable="w14 w15 w16se w16cid w16 w16cex w16sdtdh w16sdtfl w16du wp14">
+<w:ftr xmlns:wpc="http://schemas.microsoft.com/office/word/2010/wordprocessingCanvas" xmlns:cx="http://schemas.microsoft.com/office/drawing/2014/chartex" xmlns:cx1="http://schemas.microsoft.com/office/drawing/2015/9/8/chartex" xmlns:cx2="http://schemas.microsoft.com/office/drawing/2015/10/21/chartex" xmlns:cx3="http://schemas.microsoft.com/office/drawing/2016/5/9/chartex" xmlns:cx4="http://schemas.microsoft.com/office/drawing/2016/5/10/chartex" xmlns:cx5="http://schemas.microsoft.com/office/drawing/2016/5/11/chartex" xmlns:cx6="http://schemas.microsoft.com/office/drawing/2016/5/12/chartex" xmlns:cx7="http://schemas.microsoft.com/office/drawing/2016/5/13/chartex" xmlns:cx8="http://schemas.microsoft.com/office/drawing/2016/5/14/chartex" xmlns:mc="http://schemas.openxmlformats.org/markup-compatibility/2006" xmlns:m="http://schemas.openxmlformats.org/officeDocument/2006/math" xmlns:aink="http://schemas.microsoft.com/office/drawing/2016/ink" xmlns:am3d="http://schemas.microsoft.com/office/drawing/2017/model3d" xmlns:oel="http://schemas.microsoft.com/office/2019/extlst" xmlns:r="http://schemas.openxmlformats.org/officeDocument/2006/relationships" xmlns:wp14="http://schemas.microsoft.com/office/word/2010/wordprocessingDrawing" xmlns:wp="http://schemas.openxmlformats.org/drawingml/2006/wordprocessingDrawing" xmlns:wpg="http://schemas.microsoft.com/office/word/2010/wordprocessingGroup" xmlns:wpi="http://schemas.microsoft.com/office/word/2010/wordprocessingInk" xmlns:wps="http://schemas.microsoft.com/office/word/2010/wordprocessingShape" xmlns:o="urn:schemas-microsoft-com:office:office" xmlns:v="urn:schemas-microsoft-com:vml" xmlns:w10="urn:schemas-microsoft-com:office:word" xmlns:w="http://schemas.openxmlformats.org/wordprocessingml/2006/main" xmlns:w14="http://schemas.microsoft.com/office/word/2010/wordml" xmlns:w15="http://schemas.microsoft.com/office/word/2012/wordml" xmlns:w16cei="http://schemas.microsoft.com/office/word/2026/wordml/cei" xmlns:w16cex="http://schemas.microsoft.com/office/word/2018/wordml/cex" xmlns:w16cid="http://schemas.microsoft.com/office/word/2016/wordml/cid" xmlns:w16="http://schemas.microsoft.com/office/word/2018/wordml" xmlns:w16sdtdh="http://schemas.microsoft.com/office/word/2020/wordml/sdtdatahash" xmlns:w16sdtfl="http://schemas.microsoft.com/office/word/2024/wordml/sdtformatlock" xmlns:w16se="http://schemas.microsoft.com/office/word/2015/wordml/symex" xmlns:w16du="http://schemas.microsoft.com/office/word/2023/wordml/word16du" xmlns:wne="http://schemas.microsoft.com/office/word/2006/wordml" mc:Ignorable="w14 w15 w16se w16cid w16 w16cex w16sdtdh w16sdtfl w16du wp14">
   <w:p>
     <w:pPr>
       <w:pStyle w:val="Footer"/>
@@ -1796,7 +2143,7 @@
 </file>
 
 <file path=word/footnotes.xml><?xml version="1.0" encoding="utf-8"?>
-<w:footnotes xmlns:wpc="http://schemas.microsoft.com/office/word/2010/wordprocessingCanvas" xmlns:cx="http://schemas.microsoft.com/office/drawing/2014/chartex" xmlns:cx1="http://schemas.microsoft.com/office/drawing/2015/9/8/chartex" xmlns:cx2="http://schemas.microsoft.com/office/drawing/2015/10/21/chartex" xmlns:cx3="http://schemas.microsoft.com/office/drawing/2016/5/9/chartex" xmlns:cx4="http://schemas.microsoft.com/office/drawing/2016/5/10/chartex" xmlns:cx5="http://schemas.microsoft.com/office/drawing/2016/5/11/chartex" xmlns:cx6="http://schemas.microsoft.com/office/drawing/2016/5/12/chartex" xmlns:cx7="http://schemas.microsoft.com/office/drawing/2016/5/13/chartex" xmlns:cx8="http://schemas.microsoft.com/office/drawing/2016/5/14/chartex" xmlns:mc="http://schemas.openxmlformats.org/markup-compatibility/2006" xmlns:aink="http://schemas.microsoft.com/office/drawing/2016/ink" xmlns:am3d="http://schemas.microsoft.com/office/drawing/2017/model3d" xmlns:o="urn:schemas-microsoft-com:office:office" xmlns:oel="http://schemas.microsoft.com/office/2019/extlst" xmlns:r="http://schemas.openxmlformats.org/officeDocument/2006/relationships" xmlns:m="http://schemas.openxmlformats.org/officeDocument/2006/math" xmlns:v="urn:schemas-microsoft-com:vml" xmlns:wp14="http://schemas.microsoft.com/office/word/2010/wordprocessingDrawing" xmlns:wp="http://schemas.openxmlformats.org/drawingml/2006/wordprocessingDrawing" xmlns:w10="urn:schemas-microsoft-com:office:word" xmlns:w="http://schemas.openxmlformats.org/wordprocessingml/2006/main" xmlns:w14="http://schemas.microsoft.com/office/word/2010/wordml" xmlns:w15="http://schemas.microsoft.com/office/word/2012/wordml" xmlns:w16cex="http://schemas.microsoft.com/office/word/2018/wordml/cex" xmlns:w16cid="http://schemas.microsoft.com/office/word/2016/wordml/cid" xmlns:w16="http://schemas.microsoft.com/office/word/2018/wordml" xmlns:w16du="http://schemas.microsoft.com/office/word/2023/wordml/word16du" xmlns:w16sdtdh="http://schemas.microsoft.com/office/word/2020/wordml/sdtdatahash" xmlns:w16sdtfl="http://schemas.microsoft.com/office/word/2024/wordml/sdtformatlock" xmlns:w16se="http://schemas.microsoft.com/office/word/2015/wordml/symex" xmlns:wpg="http://schemas.microsoft.com/office/word/2010/wordprocessingGroup" xmlns:wpi="http://schemas.microsoft.com/office/word/2010/wordprocessingInk" xmlns:wne="http://schemas.microsoft.com/office/word/2006/wordml" xmlns:wps="http://schemas.microsoft.com/office/word/2010/wordprocessingShape" mc:Ignorable="w14 w15 w16se w16cid w16 w16cex w16sdtdh w16sdtfl w16du wp14">
+<w:footnotes xmlns:wpc="http://schemas.microsoft.com/office/word/2010/wordprocessingCanvas" xmlns:cx="http://schemas.microsoft.com/office/drawing/2014/chartex" xmlns:cx1="http://schemas.microsoft.com/office/drawing/2015/9/8/chartex" xmlns:cx2="http://schemas.microsoft.com/office/drawing/2015/10/21/chartex" xmlns:cx3="http://schemas.microsoft.com/office/drawing/2016/5/9/chartex" xmlns:cx4="http://schemas.microsoft.com/office/drawing/2016/5/10/chartex" xmlns:cx5="http://schemas.microsoft.com/office/drawing/2016/5/11/chartex" xmlns:cx6="http://schemas.microsoft.com/office/drawing/2016/5/12/chartex" xmlns:cx7="http://schemas.microsoft.com/office/drawing/2016/5/13/chartex" xmlns:cx8="http://schemas.microsoft.com/office/drawing/2016/5/14/chartex" xmlns:mc="http://schemas.openxmlformats.org/markup-compatibility/2006" xmlns:m="http://schemas.openxmlformats.org/officeDocument/2006/math" xmlns:aink="http://schemas.microsoft.com/office/drawing/2016/ink" xmlns:am3d="http://schemas.microsoft.com/office/drawing/2017/model3d" xmlns:oel="http://schemas.microsoft.com/office/2019/extlst" xmlns:r="http://schemas.openxmlformats.org/officeDocument/2006/relationships" xmlns:wp14="http://schemas.microsoft.com/office/word/2010/wordprocessingDrawing" xmlns:wp="http://schemas.openxmlformats.org/drawingml/2006/wordprocessingDrawing" xmlns:wpg="http://schemas.microsoft.com/office/word/2010/wordprocessingGroup" xmlns:wpi="http://schemas.microsoft.com/office/word/2010/wordprocessingInk" xmlns:wps="http://schemas.microsoft.com/office/word/2010/wordprocessingShape" xmlns:o="urn:schemas-microsoft-com:office:office" xmlns:v="urn:schemas-microsoft-com:vml" xmlns:w10="urn:schemas-microsoft-com:office:word" xmlns:w="http://schemas.openxmlformats.org/wordprocessingml/2006/main" xmlns:w14="http://schemas.microsoft.com/office/word/2010/wordml" xmlns:w15="http://schemas.microsoft.com/office/word/2012/wordml" xmlns:w16cei="http://schemas.microsoft.com/office/word/2026/wordml/cei" xmlns:w16cex="http://schemas.microsoft.com/office/word/2018/wordml/cex" xmlns:w16cid="http://schemas.microsoft.com/office/word/2016/wordml/cid" xmlns:w16="http://schemas.microsoft.com/office/word/2018/wordml" xmlns:w16sdtdh="http://schemas.microsoft.com/office/word/2020/wordml/sdtdatahash" xmlns:w16sdtfl="http://schemas.microsoft.com/office/word/2024/wordml/sdtformatlock" xmlns:w16se="http://schemas.microsoft.com/office/word/2015/wordml/symex" xmlns:w16du="http://schemas.microsoft.com/office/word/2023/wordml/word16du" xmlns:wne="http://schemas.microsoft.com/office/word/2006/wordml" mc:Ignorable="w14 w15 w16se w16cid w16 w16cex w16sdtdh w16sdtfl w16du wp14">
   <w:footnote w:type="separator" w:id="-1">
     <w:p>
       <w:pPr>
@@ -1821,7 +2168,7 @@
 </file>
 
 <file path=word/numbering.xml><?xml version="1.0" encoding="utf-8"?>
-<w:numbering xmlns:wpc="http://schemas.microsoft.com/office/word/2010/wordprocessingCanvas" xmlns:cx="http://schemas.microsoft.com/office/drawing/2014/chartex" xmlns:cx1="http://schemas.microsoft.com/office/drawing/2015/9/8/chartex" xmlns:cx2="http://schemas.microsoft.com/office/drawing/2015/10/21/chartex" xmlns:cx3="http://schemas.microsoft.com/office/drawing/2016/5/9/chartex" xmlns:cx4="http://schemas.microsoft.com/office/drawing/2016/5/10/chartex" xmlns:cx5="http://schemas.microsoft.com/office/drawing/2016/5/11/chartex" xmlns:cx6="http://schemas.microsoft.com/office/drawing/2016/5/12/chartex" xmlns:cx7="http://schemas.microsoft.com/office/drawing/2016/5/13/chartex" xmlns:cx8="http://schemas.microsoft.com/office/drawing/2016/5/14/chartex" xmlns:mc="http://schemas.openxmlformats.org/markup-compatibility/2006" xmlns:aink="http://schemas.microsoft.com/office/drawing/2016/ink" xmlns:am3d="http://schemas.microsoft.com/office/drawing/2017/model3d" xmlns:o="urn:schemas-microsoft-com:office:office" xmlns:oel="http://schemas.microsoft.com/office/2019/extlst" xmlns:r="http://schemas.openxmlformats.org/officeDocument/2006/relationships" xmlns:m="http://schemas.openxmlformats.org/officeDocument/2006/math" xmlns:v="urn:schemas-microsoft-com:vml" xmlns:wp14="http://schemas.microsoft.com/office/word/2010/wordprocessingDrawing" xmlns:wp="http://schemas.openxmlformats.org/drawingml/2006/wordprocessingDrawing" xmlns:w10="urn:schemas-microsoft-com:office:word" xmlns:w="http://schemas.openxmlformats.org/wordprocessingml/2006/main" xmlns:w14="http://schemas.microsoft.com/office/word/2010/wordml" xmlns:w15="http://schemas.microsoft.com/office/word/2012/wordml" xmlns:w16cex="http://schemas.microsoft.com/office/word/2018/wordml/cex" xmlns:w16cid="http://schemas.microsoft.com/office/word/2016/wordml/cid" xmlns:w16="http://schemas.microsoft.com/office/word/2018/wordml" xmlns:w16du="http://schemas.microsoft.com/office/word/2023/wordml/word16du" xmlns:w16sdtdh="http://schemas.microsoft.com/office/word/2020/wordml/sdtdatahash" xmlns:w16sdtfl="http://schemas.microsoft.com/office/word/2024/wordml/sdtformatlock" xmlns:w16se="http://schemas.microsoft.com/office/word/2015/wordml/symex" xmlns:wpg="http://schemas.microsoft.com/office/word/2010/wordprocessingGroup" xmlns:wpi="http://schemas.microsoft.com/office/word/2010/wordprocessingInk" xmlns:wne="http://schemas.microsoft.com/office/word/2006/wordml" xmlns:wps="http://schemas.microsoft.com/office/word/2010/wordprocessingShape" mc:Ignorable="w14 w15 w16se w16cid w16 w16cex w16sdtdh w16sdtfl w16du wp14">
+<w:numbering xmlns:wpc="http://schemas.microsoft.com/office/word/2010/wordprocessingCanvas" xmlns:cx="http://schemas.microsoft.com/office/drawing/2014/chartex" xmlns:cx1="http://schemas.microsoft.com/office/drawing/2015/9/8/chartex" xmlns:cx2="http://schemas.microsoft.com/office/drawing/2015/10/21/chartex" xmlns:cx3="http://schemas.microsoft.com/office/drawing/2016/5/9/chartex" xmlns:cx4="http://schemas.microsoft.com/office/drawing/2016/5/10/chartex" xmlns:cx5="http://schemas.microsoft.com/office/drawing/2016/5/11/chartex" xmlns:cx6="http://schemas.microsoft.com/office/drawing/2016/5/12/chartex" xmlns:cx7="http://schemas.microsoft.com/office/drawing/2016/5/13/chartex" xmlns:cx8="http://schemas.microsoft.com/office/drawing/2016/5/14/chartex" xmlns:mc="http://schemas.openxmlformats.org/markup-compatibility/2006" xmlns:m="http://schemas.openxmlformats.org/officeDocument/2006/math" xmlns:aink="http://schemas.microsoft.com/office/drawing/2016/ink" xmlns:am3d="http://schemas.microsoft.com/office/drawing/2017/model3d" xmlns:oel="http://schemas.microsoft.com/office/2019/extlst" xmlns:r="http://schemas.openxmlformats.org/officeDocument/2006/relationships" xmlns:wp14="http://schemas.microsoft.com/office/word/2010/wordprocessingDrawing" xmlns:wp="http://schemas.openxmlformats.org/drawingml/2006/wordprocessingDrawing" xmlns:wpg="http://schemas.microsoft.com/office/word/2010/wordprocessingGroup" xmlns:wpi="http://schemas.microsoft.com/office/word/2010/wordprocessingInk" xmlns:wps="http://schemas.microsoft.com/office/word/2010/wordprocessingShape" xmlns:o="urn:schemas-microsoft-com:office:office" xmlns:v="urn:schemas-microsoft-com:vml" xmlns:w10="urn:schemas-microsoft-com:office:word" xmlns:w="http://schemas.openxmlformats.org/wordprocessingml/2006/main" xmlns:w14="http://schemas.microsoft.com/office/word/2010/wordml" xmlns:w15="http://schemas.microsoft.com/office/word/2012/wordml" xmlns:w16cei="http://schemas.microsoft.com/office/word/2026/wordml/cei" xmlns:w16cex="http://schemas.microsoft.com/office/word/2018/wordml/cex" xmlns:w16cid="http://schemas.microsoft.com/office/word/2016/wordml/cid" xmlns:w16="http://schemas.microsoft.com/office/word/2018/wordml" xmlns:w16sdtdh="http://schemas.microsoft.com/office/word/2020/wordml/sdtdatahash" xmlns:w16sdtfl="http://schemas.microsoft.com/office/word/2024/wordml/sdtformatlock" xmlns:w16se="http://schemas.microsoft.com/office/word/2015/wordml/symex" xmlns:w16du="http://schemas.microsoft.com/office/word/2023/wordml/word16du" xmlns:wne="http://schemas.microsoft.com/office/word/2006/wordml" mc:Ignorable="w14 w15 w16se w16cid w16 w16cex w16sdtdh w16sdtfl w16du wp14">
   <w:abstractNum w:abstractNumId="0" w15:restartNumberingAfterBreak="0">
     <w:nsid w:val="01971FBC"/>
     <w:multiLevelType w:val="hybridMultilevel"/>
@@ -2763,6 +3110,155 @@
     </w:lvl>
   </w:abstractNum>
   <w:abstractNum w:abstractNumId="8" w15:restartNumberingAfterBreak="0">
+    <w:nsid w:val="48116DC5"/>
+    <w:multiLevelType w:val="multilevel"/>
+    <w:tmpl w:val="000C3364"/>
+    <w:lvl w:ilvl="0">
+      <w:start w:val="1"/>
+      <w:numFmt w:val="bullet"/>
+      <w:lvlText w:val=""/>
+      <w:lvlJc w:val="left"/>
+      <w:pPr>
+        <w:tabs>
+          <w:tab w:val="num" w:pos="720"/>
+        </w:tabs>
+        <w:ind w:left="720" w:hanging="360"/>
+      </w:pPr>
+      <w:rPr>
+        <w:rFonts w:ascii="Symbol" w:hAnsi="Symbol" w:hint="default"/>
+        <w:sz w:val="20"/>
+      </w:rPr>
+    </w:lvl>
+    <w:lvl w:ilvl="1" w:tentative="1">
+      <w:start w:val="1"/>
+      <w:numFmt w:val="bullet"/>
+      <w:lvlText w:val="o"/>
+      <w:lvlJc w:val="left"/>
+      <w:pPr>
+        <w:tabs>
+          <w:tab w:val="num" w:pos="1440"/>
+        </w:tabs>
+        <w:ind w:left="1440" w:hanging="360"/>
+      </w:pPr>
+      <w:rPr>
+        <w:rFonts w:ascii="Courier New" w:hAnsi="Courier New" w:hint="default"/>
+        <w:sz w:val="20"/>
+      </w:rPr>
+    </w:lvl>
+    <w:lvl w:ilvl="2" w:tentative="1">
+      <w:start w:val="1"/>
+      <w:numFmt w:val="bullet"/>
+      <w:lvlText w:val=""/>
+      <w:lvlJc w:val="left"/>
+      <w:pPr>
+        <w:tabs>
+          <w:tab w:val="num" w:pos="2160"/>
+        </w:tabs>
+        <w:ind w:left="2160" w:hanging="360"/>
+      </w:pPr>
+      <w:rPr>
+        <w:rFonts w:ascii="Wingdings" w:hAnsi="Wingdings" w:hint="default"/>
+        <w:sz w:val="20"/>
+      </w:rPr>
+    </w:lvl>
+    <w:lvl w:ilvl="3" w:tentative="1">
+      <w:start w:val="1"/>
+      <w:numFmt w:val="bullet"/>
+      <w:lvlText w:val=""/>
+      <w:lvlJc w:val="left"/>
+      <w:pPr>
+        <w:tabs>
+          <w:tab w:val="num" w:pos="2880"/>
+        </w:tabs>
+        <w:ind w:left="2880" w:hanging="360"/>
+      </w:pPr>
+      <w:rPr>
+        <w:rFonts w:ascii="Wingdings" w:hAnsi="Wingdings" w:hint="default"/>
+        <w:sz w:val="20"/>
+      </w:rPr>
+    </w:lvl>
+    <w:lvl w:ilvl="4" w:tentative="1">
+      <w:start w:val="1"/>
+      <w:numFmt w:val="bullet"/>
+      <w:lvlText w:val=""/>
+      <w:lvlJc w:val="left"/>
+      <w:pPr>
+        <w:tabs>
+          <w:tab w:val="num" w:pos="3600"/>
+        </w:tabs>
+        <w:ind w:left="3600" w:hanging="360"/>
+      </w:pPr>
+      <w:rPr>
+        <w:rFonts w:ascii="Wingdings" w:hAnsi="Wingdings" w:hint="default"/>
+        <w:sz w:val="20"/>
+      </w:rPr>
+    </w:lvl>
+    <w:lvl w:ilvl="5" w:tentative="1">
+      <w:start w:val="1"/>
+      <w:numFmt w:val="bullet"/>
+      <w:lvlText w:val=""/>
+      <w:lvlJc w:val="left"/>
+      <w:pPr>
+        <w:tabs>
+          <w:tab w:val="num" w:pos="4320"/>
+        </w:tabs>
+        <w:ind w:left="4320" w:hanging="360"/>
+      </w:pPr>
+      <w:rPr>
+        <w:rFonts w:ascii="Wingdings" w:hAnsi="Wingdings" w:hint="default"/>
+        <w:sz w:val="20"/>
+      </w:rPr>
+    </w:lvl>
+    <w:lvl w:ilvl="6" w:tentative="1">
+      <w:start w:val="1"/>
+      <w:numFmt w:val="bullet"/>
+      <w:lvlText w:val=""/>
+      <w:lvlJc w:val="left"/>
+      <w:pPr>
+        <w:tabs>
+          <w:tab w:val="num" w:pos="5040"/>
+        </w:tabs>
+        <w:ind w:left="5040" w:hanging="360"/>
+      </w:pPr>
+      <w:rPr>
+        <w:rFonts w:ascii="Wingdings" w:hAnsi="Wingdings" w:hint="default"/>
+        <w:sz w:val="20"/>
+      </w:rPr>
+    </w:lvl>
+    <w:lvl w:ilvl="7" w:tentative="1">
+      <w:start w:val="1"/>
+      <w:numFmt w:val="bullet"/>
+      <w:lvlText w:val=""/>
+      <w:lvlJc w:val="left"/>
+      <w:pPr>
+        <w:tabs>
+          <w:tab w:val="num" w:pos="5760"/>
+        </w:tabs>
+        <w:ind w:left="5760" w:hanging="360"/>
+      </w:pPr>
+      <w:rPr>
+        <w:rFonts w:ascii="Wingdings" w:hAnsi="Wingdings" w:hint="default"/>
+        <w:sz w:val="20"/>
+      </w:rPr>
+    </w:lvl>
+    <w:lvl w:ilvl="8" w:tentative="1">
+      <w:start w:val="1"/>
+      <w:numFmt w:val="bullet"/>
+      <w:lvlText w:val=""/>
+      <w:lvlJc w:val="left"/>
+      <w:pPr>
+        <w:tabs>
+          <w:tab w:val="num" w:pos="6480"/>
+        </w:tabs>
+        <w:ind w:left="6480" w:hanging="360"/>
+      </w:pPr>
+      <w:rPr>
+        <w:rFonts w:ascii="Wingdings" w:hAnsi="Wingdings" w:hint="default"/>
+        <w:sz w:val="20"/>
+      </w:rPr>
+    </w:lvl>
+  </w:abstractNum>
+  <w:abstractNum w:abstractNumId="9" w15:restartNumberingAfterBreak="0">
     <w:nsid w:val="62DB31C8"/>
     <w:multiLevelType w:val="hybridMultilevel"/>
     <w:tmpl w:val="1284B52C"/>
@@ -2875,7 +3371,7 @@
       </w:rPr>
     </w:lvl>
   </w:abstractNum>
-  <w:abstractNum w:abstractNumId="9" w15:restartNumberingAfterBreak="0">
+  <w:abstractNum w:abstractNumId="10" w15:restartNumberingAfterBreak="0">
     <w:nsid w:val="645E2AFD"/>
     <w:multiLevelType w:val="hybridMultilevel"/>
     <w:tmpl w:val="29D2A988"/>
@@ -2989,7 +3485,7 @@
       </w:rPr>
     </w:lvl>
   </w:abstractNum>
-  <w:abstractNum w:abstractNumId="10" w15:restartNumberingAfterBreak="0">
+  <w:abstractNum w:abstractNumId="11" w15:restartNumberingAfterBreak="0">
     <w:nsid w:val="67F91B43"/>
     <w:multiLevelType w:val="hybridMultilevel"/>
     <w:tmpl w:val="193C97DA"/>
@@ -3102,7 +3598,7 @@
       </w:rPr>
     </w:lvl>
   </w:abstractNum>
-  <w:abstractNum w:abstractNumId="11" w15:restartNumberingAfterBreak="0">
+  <w:abstractNum w:abstractNumId="12" w15:restartNumberingAfterBreak="0">
     <w:nsid w:val="695F3FE9"/>
     <w:multiLevelType w:val="multilevel"/>
     <w:tmpl w:val="140A319A"/>
@@ -3252,16 +3748,16 @@
     </w:lvl>
   </w:abstractNum>
   <w:num w:numId="1" w16cid:durableId="1968579325">
-    <w:abstractNumId w:val="9"/>
+    <w:abstractNumId w:val="10"/>
   </w:num>
   <w:num w:numId="2" w16cid:durableId="405691740">
-    <w:abstractNumId w:val="11"/>
+    <w:abstractNumId w:val="12"/>
   </w:num>
   <w:num w:numId="3" w16cid:durableId="1911767264">
     <w:abstractNumId w:val="5"/>
   </w:num>
   <w:num w:numId="4" w16cid:durableId="101996582">
-    <w:abstractNumId w:val="8"/>
+    <w:abstractNumId w:val="9"/>
   </w:num>
   <w:num w:numId="5" w16cid:durableId="1441681647">
     <w:abstractNumId w:val="2"/>
@@ -3273,7 +3769,7 @@
     <w:abstractNumId w:val="6"/>
   </w:num>
   <w:num w:numId="8" w16cid:durableId="308176104">
-    <w:abstractNumId w:val="10"/>
+    <w:abstractNumId w:val="11"/>
   </w:num>
   <w:num w:numId="9" w16cid:durableId="298876392">
     <w:abstractNumId w:val="7"/>
@@ -3287,11 +3783,14 @@
   <w:num w:numId="12" w16cid:durableId="909583402">
     <w:abstractNumId w:val="3"/>
   </w:num>
+  <w:num w:numId="13" w16cid:durableId="1907836118">
+    <w:abstractNumId w:val="8"/>
+  </w:num>
 </w:numbering>
 </file>
 
 <file path=word/styles.xml><?xml version="1.0" encoding="utf-8"?>
-<w:styles xmlns:mc="http://schemas.openxmlformats.org/markup-compatibility/2006" xmlns:r="http://schemas.openxmlformats.org/officeDocument/2006/relationships" xmlns:w="http://schemas.openxmlformats.org/wordprocessingml/2006/main" xmlns:w14="http://schemas.microsoft.com/office/word/2010/wordml" xmlns:w15="http://schemas.microsoft.com/office/word/2012/wordml" xmlns:w16cex="http://schemas.microsoft.com/office/word/2018/wordml/cex" xmlns:w16cid="http://schemas.microsoft.com/office/word/2016/wordml/cid" xmlns:w16="http://schemas.microsoft.com/office/word/2018/wordml" xmlns:w16du="http://schemas.microsoft.com/office/word/2023/wordml/word16du" xmlns:w16sdtdh="http://schemas.microsoft.com/office/word/2020/wordml/sdtdatahash" xmlns:w16sdtfl="http://schemas.microsoft.com/office/word/2024/wordml/sdtformatlock" xmlns:w16se="http://schemas.microsoft.com/office/word/2015/wordml/symex" mc:Ignorable="w14 w15 w16se w16cid w16 w16cex w16sdtdh w16sdtfl w16du">
+<w:styles xmlns:mc="http://schemas.openxmlformats.org/markup-compatibility/2006" xmlns:r="http://schemas.openxmlformats.org/officeDocument/2006/relationships" xmlns:w="http://schemas.openxmlformats.org/wordprocessingml/2006/main" xmlns:w14="http://schemas.microsoft.com/office/word/2010/wordml" xmlns:w15="http://schemas.microsoft.com/office/word/2012/wordml" xmlns:w16cex="http://schemas.microsoft.com/office/word/2018/wordml/cex" xmlns:w16cid="http://schemas.microsoft.com/office/word/2016/wordml/cid" xmlns:w16="http://schemas.microsoft.com/office/word/2018/wordml" xmlns:w16sdtdh="http://schemas.microsoft.com/office/word/2020/wordml/sdtdatahash" xmlns:w16sdtfl="http://schemas.microsoft.com/office/word/2024/wordml/sdtformatlock" xmlns:w16se="http://schemas.microsoft.com/office/word/2015/wordml/symex" xmlns:w16du="http://schemas.microsoft.com/office/word/2023/wordml/word16du" mc:Ignorable="w14 w15 w16se w16cid w16 w16cex w16sdtdh w16sdtfl w16du">
   <w:docDefaults>
     <w:rPrDefault>
       <w:rPr>
@@ -3894,7 +4393,6 @@
   <w:style w:type="character" w:default="1" w:styleId="DefaultParagraphFont">
     <w:name w:val="Default Paragraph Font"/>
     <w:uiPriority w:val="1"/>
-    <w:semiHidden/>
     <w:unhideWhenUsed/>
   </w:style>
   <w:style w:type="table" w:default="1" w:styleId="TableNormal">

--- a/public/documents/Mohamed H. Aly.docx
+++ b/public/documents/Mohamed H. Aly.docx
@@ -3120,9 +3120,9 @@
       <w:lvlJc w:val="left"/>
       <w:pPr>
         <w:tabs>
-          <w:tab w:val="num" w:pos="720"/>
+          <w:tab w:val="num" w:pos="360"/>
         </w:tabs>
-        <w:ind w:left="720" w:hanging="360"/>
+        <w:ind w:left="360" w:hanging="360"/>
       </w:pPr>
       <w:rPr>
         <w:rFonts w:ascii="Symbol" w:hAnsi="Symbol" w:hint="default"/>
@@ -3136,9 +3136,9 @@
       <w:lvlJc w:val="left"/>
       <w:pPr>
         <w:tabs>
-          <w:tab w:val="num" w:pos="1440"/>
+          <w:tab w:val="num" w:pos="1080"/>
         </w:tabs>
-        <w:ind w:left="1440" w:hanging="360"/>
+        <w:ind w:left="1080" w:hanging="360"/>
       </w:pPr>
       <w:rPr>
         <w:rFonts w:ascii="Courier New" w:hAnsi="Courier New" w:hint="default"/>
@@ -3152,9 +3152,9 @@
       <w:lvlJc w:val="left"/>
       <w:pPr>
         <w:tabs>
-          <w:tab w:val="num" w:pos="2160"/>
+          <w:tab w:val="num" w:pos="1800"/>
         </w:tabs>
-        <w:ind w:left="2160" w:hanging="360"/>
+        <w:ind w:left="1800" w:hanging="360"/>
       </w:pPr>
       <w:rPr>
         <w:rFonts w:ascii="Wingdings" w:hAnsi="Wingdings" w:hint="default"/>
@@ -3168,9 +3168,9 @@
       <w:lvlJc w:val="left"/>
       <w:pPr>
         <w:tabs>
-          <w:tab w:val="num" w:pos="2880"/>
+          <w:tab w:val="num" w:pos="2520"/>
         </w:tabs>
-        <w:ind w:left="2880" w:hanging="360"/>
+        <w:ind w:left="2520" w:hanging="360"/>
       </w:pPr>
       <w:rPr>
         <w:rFonts w:ascii="Wingdings" w:hAnsi="Wingdings" w:hint="default"/>
@@ -3184,9 +3184,9 @@
       <w:lvlJc w:val="left"/>
       <w:pPr>
         <w:tabs>
-          <w:tab w:val="num" w:pos="3600"/>
+          <w:tab w:val="num" w:pos="3240"/>
         </w:tabs>
-        <w:ind w:left="3600" w:hanging="360"/>
+        <w:ind w:left="3240" w:hanging="360"/>
       </w:pPr>
       <w:rPr>
         <w:rFonts w:ascii="Wingdings" w:hAnsi="Wingdings" w:hint="default"/>
@@ -3200,9 +3200,9 @@
       <w:lvlJc w:val="left"/>
       <w:pPr>
         <w:tabs>
-          <w:tab w:val="num" w:pos="4320"/>
+          <w:tab w:val="num" w:pos="3960"/>
         </w:tabs>
-        <w:ind w:left="4320" w:hanging="360"/>
+        <w:ind w:left="3960" w:hanging="360"/>
       </w:pPr>
       <w:rPr>
         <w:rFonts w:ascii="Wingdings" w:hAnsi="Wingdings" w:hint="default"/>
@@ -3216,9 +3216,9 @@
       <w:lvlJc w:val="left"/>
       <w:pPr>
         <w:tabs>
-          <w:tab w:val="num" w:pos="5040"/>
+          <w:tab w:val="num" w:pos="4680"/>
         </w:tabs>
-        <w:ind w:left="5040" w:hanging="360"/>
+        <w:ind w:left="4680" w:hanging="360"/>
       </w:pPr>
       <w:rPr>
         <w:rFonts w:ascii="Wingdings" w:hAnsi="Wingdings" w:hint="default"/>
@@ -3232,9 +3232,9 @@
       <w:lvlJc w:val="left"/>
       <w:pPr>
         <w:tabs>
-          <w:tab w:val="num" w:pos="5760"/>
+          <w:tab w:val="num" w:pos="5400"/>
         </w:tabs>
-        <w:ind w:left="5760" w:hanging="360"/>
+        <w:ind w:left="5400" w:hanging="360"/>
       </w:pPr>
       <w:rPr>
         <w:rFonts w:ascii="Wingdings" w:hAnsi="Wingdings" w:hint="default"/>
@@ -3248,9 +3248,9 @@
       <w:lvlJc w:val="left"/>
       <w:pPr>
         <w:tabs>
-          <w:tab w:val="num" w:pos="6480"/>
+          <w:tab w:val="num" w:pos="6120"/>
         </w:tabs>
-        <w:ind w:left="6480" w:hanging="360"/>
+        <w:ind w:left="6120" w:hanging="360"/>
       </w:pPr>
       <w:rPr>
         <w:rFonts w:ascii="Wingdings" w:hAnsi="Wingdings" w:hint="default"/>
@@ -4393,6 +4393,7 @@
   <w:style w:type="character" w:default="1" w:styleId="DefaultParagraphFont">
     <w:name w:val="Default Paragraph Font"/>
     <w:uiPriority w:val="1"/>
+    <w:semiHidden/>
     <w:unhideWhenUsed/>
   </w:style>
   <w:style w:type="table" w:default="1" w:styleId="TableNormal">

--- a/public/documents/Mohamed H. Aly.docx
+++ b/public/documents/Mohamed H. Aly.docx
@@ -25,7 +25,13 @@
           <w:rPr>
             <w:u w:val="single"/>
           </w:rPr>
-          <w:t>+201065583557</w:t>
+          <w:t>+201</w:t>
+        </w:r>
+        <w:r>
+          <w:rPr>
+            <w:u w:val="single"/>
+          </w:rPr>
+          <w:t>278189999</w:t>
         </w:r>
       </w:hyperlink>
     </w:p>
@@ -91,23 +97,32 @@
         <w:pStyle w:val="Heading1"/>
         <w:spacing w:before="240"/>
         <w:jc w:val="left"/>
-      </w:pPr>
-      <w:r>
+        <w:rPr>
+          <w:sz w:val="23"/>
+          <w:szCs w:val="23"/>
+        </w:rPr>
+      </w:pPr>
+      <w:r>
+        <w:rPr>
+          <w:sz w:val="23"/>
+          <w:szCs w:val="23"/>
+        </w:rPr>
         <w:t>Experience</w:t>
       </w:r>
     </w:p>
     <w:p>
       <w:pPr>
         <w:pStyle w:val="Heading2"/>
-        <w:rPr>
-          <w:sz w:val="21"/>
-          <w:szCs w:val="21"/>
-        </w:rPr>
-      </w:pPr>
-      <w:r>
-        <w:rPr>
-          <w:sz w:val="21"/>
-          <w:szCs w:val="21"/>
+        <w:spacing w:before="240"/>
+        <w:rPr>
+          <w:sz w:val="22"/>
+          <w:szCs w:val="22"/>
+        </w:rPr>
+      </w:pPr>
+      <w:r>
+        <w:rPr>
+          <w:sz w:val="22"/>
+          <w:szCs w:val="22"/>
         </w:rPr>
         <w:t>E&amp; (Etisalat UAE)</w:t>
       </w:r>
@@ -130,8 +145,8 @@
         <w:tblLook w:val="04A0" w:firstRow="1" w:lastRow="0" w:firstColumn="1" w:lastColumn="0" w:noHBand="0" w:noVBand="1"/>
       </w:tblPr>
       <w:tblGrid>
-        <w:gridCol w:w="5386"/>
-        <w:gridCol w:w="5386"/>
+        <w:gridCol w:w="5238"/>
+        <w:gridCol w:w="5228"/>
       </w:tblGrid>
       <w:tr>
         <w:tc>
@@ -140,7 +155,8 @@
           </w:tcPr>
           <w:p>
             <w:pPr>
-              <w:ind w:right="283"/>
+              <w:spacing w:after="120"/>
+              <w:ind w:right="284"/>
               <w:rPr>
                 <w:color w:val="404040" w:themeColor="text1" w:themeTint="BF"/>
                 <w:kern w:val="20"/>
@@ -184,8 +200,8 @@
           <w:p>
             <w:pPr>
               <w:pStyle w:val="ResumeText"/>
-              <w:spacing w:after="0"/>
-              <w:ind w:right="283"/>
+              <w:spacing w:after="120" w:line="240" w:lineRule="auto"/>
+              <w:ind w:right="284"/>
               <w:jc w:val="right"/>
             </w:pPr>
             <w:r>
@@ -198,7 +214,16 @@
               <w:t>5</w:t>
             </w:r>
             <w:r>
-              <w:t xml:space="preserve"> - Present</w:t>
+              <w:t xml:space="preserve"> </w:t>
+            </w:r>
+            <w:r>
+              <w:rPr>
+                <w:color w:val="577188" w:themeColor="accent1" w:themeShade="BF"/>
+              </w:rPr>
+              <w:t>–</w:t>
+            </w:r>
+            <w:r>
+              <w:t xml:space="preserve"> Present</w:t>
             </w:r>
           </w:p>
         </w:tc>
@@ -206,144 +231,120 @@
     </w:tbl>
     <w:p>
       <w:pPr>
-        <w:pStyle w:val="Heading2"/>
+        <w:pStyle w:val="ResumeText"/>
         <w:numPr>
           <w:ilvl w:val="0"/>
-          <w:numId w:val="13"/>
+          <w:numId w:val="21"/>
         </w:numPr>
-        <w:rPr>
-          <w:rFonts w:asciiTheme="minorHAnsi" w:eastAsiaTheme="minorHAnsi" w:hAnsiTheme="minorHAnsi" w:cstheme="minorBidi"/>
+        <w:spacing w:after="40"/>
+        <w:ind w:right="284"/>
+        <w:rPr>
+          <w:rStyle w:val="Strong"/>
           <w:b w:val="0"/>
           <w:bCs w:val="0"/>
-          <w:caps w:val="0"/>
-          <w:color w:val="595959" w:themeColor="text1" w:themeTint="A6"/>
-          <w14:ligatures w14:val="none"/>
-        </w:rPr>
-      </w:pPr>
-      <w:r>
-        <w:rPr>
-          <w:rFonts w:eastAsiaTheme="minorHAnsi"/>
-          <w:color w:val="595959" w:themeColor="text1" w:themeTint="A6"/>
-          <w:lang w:val="en-EG"/>
+        </w:rPr>
+      </w:pPr>
+      <w:r>
+        <w:rPr>
+          <w:rStyle w:val="Strong"/>
         </w:rPr>
         <w:t xml:space="preserve">Portal modernization: </w:t>
       </w:r>
       <w:r>
         <w:rPr>
-          <w:rFonts w:asciiTheme="minorHAnsi" w:eastAsiaTheme="minorHAnsi" w:hAnsiTheme="minorHAnsi" w:cstheme="minorBidi"/>
+          <w:rStyle w:val="Strong"/>
           <w:b w:val="0"/>
           <w:bCs w:val="0"/>
-          <w:caps w:val="0"/>
-          <w:color w:val="595959" w:themeColor="text1" w:themeTint="A6"/>
-          <w14:ligatures w14:val="none"/>
         </w:rPr>
         <w:t>Led migration of a 15-year-old Java Server Faces CIM portal to React with micro-frontend architecture, each module backed by a dedicated BFF microservice.</w:t>
       </w:r>
     </w:p>
     <w:p>
       <w:pPr>
-        <w:pStyle w:val="Heading2"/>
+        <w:pStyle w:val="ResumeText"/>
         <w:numPr>
           <w:ilvl w:val="0"/>
-          <w:numId w:val="13"/>
+          <w:numId w:val="21"/>
         </w:numPr>
-        <w:rPr>
-          <w:rFonts w:asciiTheme="minorHAnsi" w:eastAsiaTheme="minorHAnsi" w:hAnsiTheme="minorHAnsi" w:cstheme="minorBidi"/>
+        <w:spacing w:after="40"/>
+        <w:ind w:right="284"/>
+        <w:rPr>
+          <w:rStyle w:val="Strong"/>
           <w:b w:val="0"/>
           <w:bCs w:val="0"/>
-          <w:caps w:val="0"/>
-          <w:color w:val="595959" w:themeColor="text1" w:themeTint="A6"/>
-          <w14:ligatures w14:val="none"/>
-        </w:rPr>
-      </w:pPr>
-      <w:r>
-        <w:rPr>
-          <w:rFonts w:eastAsiaTheme="minorHAnsi"/>
-          <w:color w:val="595959" w:themeColor="text1" w:themeTint="A6"/>
-          <w:lang w:val="en-EG"/>
+        </w:rPr>
+      </w:pPr>
+      <w:r>
+        <w:rPr>
+          <w:rStyle w:val="Strong"/>
         </w:rPr>
         <w:t xml:space="preserve">Component library overhaul: </w:t>
       </w:r>
       <w:r>
         <w:rPr>
-          <w:rFonts w:asciiTheme="minorHAnsi" w:eastAsiaTheme="minorHAnsi" w:hAnsiTheme="minorHAnsi" w:cstheme="minorBidi"/>
+          <w:rStyle w:val="Strong"/>
           <w:b w:val="0"/>
           <w:bCs w:val="0"/>
-          <w:caps w:val="0"/>
-          <w:color w:val="595959" w:themeColor="text1" w:themeTint="A6"/>
-          <w14:ligatures w14:val="none"/>
         </w:rPr>
         <w:t>Shrunk a bloated internal component library from 50 MB to under 5 MB by eliminating redundancy and dead code, preserving 100% of original functionality.</w:t>
       </w:r>
     </w:p>
     <w:p>
       <w:pPr>
-        <w:pStyle w:val="Heading2"/>
+        <w:pStyle w:val="ResumeText"/>
         <w:numPr>
           <w:ilvl w:val="0"/>
-          <w:numId w:val="13"/>
+          <w:numId w:val="21"/>
         </w:numPr>
-        <w:rPr>
-          <w:rFonts w:asciiTheme="minorHAnsi" w:eastAsiaTheme="minorHAnsi" w:hAnsiTheme="minorHAnsi" w:cstheme="minorBidi"/>
+        <w:spacing w:after="40"/>
+        <w:ind w:right="284"/>
+        <w:rPr>
+          <w:rStyle w:val="Strong"/>
           <w:b w:val="0"/>
           <w:bCs w:val="0"/>
-          <w:caps w:val="0"/>
-          <w:color w:val="595959" w:themeColor="text1" w:themeTint="A6"/>
-          <w14:ligatures w14:val="none"/>
-        </w:rPr>
-      </w:pPr>
-      <w:r>
-        <w:rPr>
-          <w:rFonts w:eastAsiaTheme="minorHAnsi"/>
-          <w:color w:val="595959" w:themeColor="text1" w:themeTint="A6"/>
-          <w:lang w:val="en-EG"/>
+        </w:rPr>
+      </w:pPr>
+      <w:r>
+        <w:rPr>
+          <w:rStyle w:val="Strong"/>
         </w:rPr>
         <w:t xml:space="preserve">Algorithm optimization: </w:t>
       </w:r>
       <w:r>
         <w:rPr>
-          <w:rFonts w:asciiTheme="minorHAnsi" w:eastAsiaTheme="minorHAnsi" w:hAnsiTheme="minorHAnsi" w:cstheme="minorBidi"/>
+          <w:rStyle w:val="Strong"/>
           <w:b w:val="0"/>
           <w:bCs w:val="0"/>
-          <w:caps w:val="0"/>
-          <w:color w:val="595959" w:themeColor="text1" w:themeTint="A6"/>
-          <w14:ligatures w14:val="none"/>
         </w:rPr>
         <w:t>Optimized cell selection logic from O(n) to O(1), replacing linear scans with direct index lookups in interactive data grids.</w:t>
       </w:r>
     </w:p>
     <w:p>
       <w:pPr>
-        <w:pStyle w:val="Heading2"/>
+        <w:pStyle w:val="ResumeText"/>
         <w:numPr>
           <w:ilvl w:val="0"/>
-          <w:numId w:val="13"/>
+          <w:numId w:val="21"/>
         </w:numPr>
-        <w:rPr>
-          <w:rFonts w:asciiTheme="minorHAnsi" w:eastAsiaTheme="minorHAnsi" w:hAnsiTheme="minorHAnsi" w:cstheme="minorBidi"/>
+        <w:spacing w:after="40"/>
+        <w:ind w:right="284"/>
+        <w:rPr>
+          <w:rStyle w:val="Strong"/>
           <w:b w:val="0"/>
           <w:bCs w:val="0"/>
-          <w:caps w:val="0"/>
-          <w:color w:val="595959" w:themeColor="text1" w:themeTint="A6"/>
-          <w14:ligatures w14:val="none"/>
-        </w:rPr>
-      </w:pPr>
-      <w:r>
-        <w:rPr>
-          <w:rFonts w:eastAsiaTheme="minorHAnsi"/>
-          <w:color w:val="595959" w:themeColor="text1" w:themeTint="A6"/>
-          <w:lang w:val="en-EG"/>
+        </w:rPr>
+      </w:pPr>
+      <w:r>
+        <w:rPr>
+          <w:rStyle w:val="Strong"/>
         </w:rPr>
         <w:t xml:space="preserve">Technical leadership: </w:t>
       </w:r>
       <w:r>
         <w:rPr>
-          <w:rFonts w:asciiTheme="minorHAnsi" w:eastAsiaTheme="minorHAnsi" w:hAnsiTheme="minorHAnsi" w:cstheme="minorBidi"/>
+          <w:rStyle w:val="Strong"/>
           <w:b w:val="0"/>
           <w:bCs w:val="0"/>
-          <w:caps w:val="0"/>
-          <w:color w:val="595959" w:themeColor="text1" w:themeTint="A6"/>
-          <w14:ligatures w14:val="none"/>
         </w:rPr>
         <w:t>Drove React adoption within a team transitioning from a legacy JSF codebase, establishing patterns and standards that accelerated delivery across all micro-frontend modules.</w:t>
       </w:r>
@@ -351,15 +352,16 @@
     <w:p>
       <w:pPr>
         <w:pStyle w:val="Heading2"/>
-        <w:rPr>
-          <w:sz w:val="21"/>
-          <w:szCs w:val="21"/>
-        </w:rPr>
-      </w:pPr>
-      <w:r>
-        <w:rPr>
-          <w:sz w:val="21"/>
-          <w:szCs w:val="21"/>
+        <w:spacing w:before="240"/>
+        <w:rPr>
+          <w:sz w:val="22"/>
+          <w:szCs w:val="22"/>
+        </w:rPr>
+      </w:pPr>
+      <w:r>
+        <w:rPr>
+          <w:sz w:val="22"/>
+          <w:szCs w:val="22"/>
         </w:rPr>
         <w:t>The Address Holding</w:t>
       </w:r>
@@ -382,8 +384,8 @@
         <w:tblLook w:val="04A0" w:firstRow="1" w:lastRow="0" w:firstColumn="1" w:lastColumn="0" w:noHBand="0" w:noVBand="1"/>
       </w:tblPr>
       <w:tblGrid>
-        <w:gridCol w:w="5386"/>
-        <w:gridCol w:w="5386"/>
+        <w:gridCol w:w="5240"/>
+        <w:gridCol w:w="5226"/>
       </w:tblGrid>
       <w:tr>
         <w:tc>
@@ -392,7 +394,8 @@
           </w:tcPr>
           <w:p>
             <w:pPr>
-              <w:ind w:right="283"/>
+              <w:spacing w:after="120"/>
+              <w:ind w:right="284"/>
               <w:rPr>
                 <w:color w:val="404040" w:themeColor="text1" w:themeTint="BF"/>
                 <w:kern w:val="20"/>
@@ -418,21 +421,27 @@
           <w:p>
             <w:pPr>
               <w:pStyle w:val="ResumeText"/>
-              <w:spacing w:after="0"/>
-              <w:ind w:right="283"/>
+              <w:spacing w:after="120" w:line="240" w:lineRule="auto"/>
+              <w:ind w:right="284"/>
               <w:jc w:val="right"/>
             </w:pPr>
             <w:r>
               <w:t xml:space="preserve">Nov 2024 </w:t>
             </w:r>
             <w:r>
+              <w:rPr>
+                <w:color w:val="577188" w:themeColor="accent1" w:themeShade="BF"/>
+              </w:rPr>
               <w:t>–</w:t>
             </w:r>
             <w:r>
               <w:t xml:space="preserve"> </w:t>
             </w:r>
             <w:r>
-              <w:t>Dec 2025</w:t>
+              <w:t>Nov</w:t>
+            </w:r>
+            <w:r>
+              <w:t xml:space="preserve"> 2025</w:t>
             </w:r>
           </w:p>
         </w:tc>
@@ -443,27 +452,51 @@
         <w:pStyle w:val="ResumeText"/>
         <w:numPr>
           <w:ilvl w:val="0"/>
-          <w:numId w:val="1"/>
+          <w:numId w:val="21"/>
         </w:numPr>
-        <w:spacing w:after="46"/>
-        <w:ind w:right="283"/>
-      </w:pPr>
-      <w:r>
-        <w:rPr>
-          <w:b/>
-          <w:bCs/>
-          <w:lang w:val="en-EG"/>
-        </w:rPr>
-        <w:t xml:space="preserve">Internal system development: </w:t>
-      </w:r>
-      <w:r>
-        <w:t>Built and maintained CRMs and HRMs using Next.js, focusing on</w:t>
-      </w:r>
-      <w:r>
+        <w:spacing w:after="40"/>
+        <w:ind w:right="284"/>
+        <w:rPr>
+          <w:rStyle w:val="Strong"/>
+          <w:b w:val="0"/>
+          <w:bCs w:val="0"/>
+        </w:rPr>
+      </w:pPr>
+      <w:r>
+        <w:rPr>
+          <w:rStyle w:val="Strong"/>
+        </w:rPr>
+        <w:t>Internal system development:</w:t>
+      </w:r>
+      <w:r>
+        <w:rPr>
+          <w:rStyle w:val="Strong"/>
+        </w:rPr>
         <w:t xml:space="preserve"> </w:t>
       </w:r>
       <w:r>
-        <w:t>performance, scalability, and maintainability.</w:t>
+        <w:rPr>
+          <w:rStyle w:val="Strong"/>
+          <w:b w:val="0"/>
+          <w:bCs w:val="0"/>
+        </w:rPr>
+        <w:t xml:space="preserve">Built and maintained internal CRMs and HRMs using Next.js, optimizing frontend performance to support </w:t>
+      </w:r>
+      <w:r>
+        <w:rPr>
+          <w:rStyle w:val="Strong"/>
+          <w:b w:val="0"/>
+          <w:bCs w:val="0"/>
+        </w:rPr>
+        <w:t>20</w:t>
+      </w:r>
+      <w:r>
+        <w:rPr>
+          <w:rStyle w:val="Strong"/>
+          <w:b w:val="0"/>
+          <w:bCs w:val="0"/>
+        </w:rPr>
+        <w:t>00+ active users / daily administrative workflows.</w:t>
       </w:r>
     </w:p>
     <w:p>
@@ -471,43 +504,51 @@
         <w:pStyle w:val="ResumeText"/>
         <w:numPr>
           <w:ilvl w:val="0"/>
-          <w:numId w:val="1"/>
+          <w:numId w:val="21"/>
         </w:numPr>
-        <w:spacing w:after="46"/>
-        <w:ind w:right="283"/>
-        <w:rPr>
-          <w:rStyle w:val="Emphasis"/>
-          <w:i w:val="0"/>
-          <w:iCs w:val="0"/>
-        </w:rPr>
-      </w:pPr>
-      <w:r>
-        <w:rPr>
-          <w:b/>
-          <w:bCs/>
-          <w:lang w:val="en-EG"/>
+        <w:spacing w:after="40"/>
+        <w:ind w:right="284"/>
+        <w:rPr>
+          <w:rStyle w:val="Strong"/>
+          <w:b w:val="0"/>
+          <w:bCs w:val="0"/>
+        </w:rPr>
+      </w:pPr>
+      <w:r>
+        <w:rPr>
+          <w:rStyle w:val="Strong"/>
         </w:rPr>
         <w:t>Project ownership:</w:t>
       </w:r>
       <w:r>
         <w:rPr>
-          <w:lang w:val="en-EG"/>
-        </w:rPr>
-        <w:t xml:space="preserve"> Spearheaded</w:t>
-      </w:r>
-      <w:r>
-        <w:rPr>
-          <w:rStyle w:val="Emphasis"/>
-          <w:i w:val="0"/>
-          <w:iCs w:val="0"/>
-        </w:rPr>
-        <w:t xml:space="preserve"> the development of a property listing e-commerce platform, authoring over 85% of the production code</w:t>
-      </w:r>
-      <w:r>
-        <w:rPr>
-          <w:rStyle w:val="Emphasis"/>
-        </w:rPr>
-        <w:t>.</w:t>
+          <w:rStyle w:val="Strong"/>
+        </w:rPr>
+        <w:t xml:space="preserve"> </w:t>
+      </w:r>
+      <w:r>
+        <w:rPr>
+          <w:rStyle w:val="Strong"/>
+          <w:b w:val="0"/>
+          <w:bCs w:val="0"/>
+        </w:rPr>
+        <w:t xml:space="preserve">Spearheaded end-to-end development of a high-traffic property listing platform, authoring over 85% of production code for </w:t>
+      </w:r>
+      <w:r>
+        <w:rPr>
+          <w:rStyle w:val="Strong"/>
+          <w:b w:val="0"/>
+          <w:bCs w:val="0"/>
+        </w:rPr>
+        <w:t>over</w:t>
+      </w:r>
+      <w:r>
+        <w:rPr>
+          <w:rStyle w:val="Strong"/>
+          <w:b w:val="0"/>
+          <w:bCs w:val="0"/>
+        </w:rPr>
+        <w:t xml:space="preserve"> 10,000+ active property listings.</w:t>
       </w:r>
     </w:p>
     <w:p>
@@ -515,21 +556,51 @@
         <w:pStyle w:val="ResumeText"/>
         <w:numPr>
           <w:ilvl w:val="0"/>
-          <w:numId w:val="1"/>
+          <w:numId w:val="21"/>
         </w:numPr>
-        <w:spacing w:after="46"/>
-        <w:ind w:right="283"/>
-      </w:pPr>
-      <w:r>
-        <w:rPr>
-          <w:b/>
-          <w:bCs/>
-          <w:lang w:val="en-EG"/>
-        </w:rPr>
-        <w:t xml:space="preserve">SEO optimization: </w:t>
-      </w:r>
-      <w:r>
-        <w:t>Implemented server-side rendering and dynamic routing to maximize organic visibility and align with SEO best practices.</w:t>
+        <w:spacing w:after="40"/>
+        <w:ind w:right="284"/>
+        <w:rPr>
+          <w:rStyle w:val="Strong"/>
+          <w:b w:val="0"/>
+          <w:bCs w:val="0"/>
+        </w:rPr>
+      </w:pPr>
+      <w:r>
+        <w:rPr>
+          <w:rStyle w:val="Strong"/>
+        </w:rPr>
+        <w:t>SEO optimization:</w:t>
+      </w:r>
+      <w:r>
+        <w:rPr>
+          <w:rStyle w:val="Strong"/>
+        </w:rPr>
+        <w:t xml:space="preserve"> </w:t>
+      </w:r>
+      <w:r>
+        <w:rPr>
+          <w:rStyle w:val="Strong"/>
+          <w:b w:val="0"/>
+          <w:bCs w:val="0"/>
+        </w:rPr>
+        <w:t xml:space="preserve">Implemented Next.js SSR and dynamic routing strategies, driving a 35% increase in organic traffic and improving Core Web Vitals to </w:t>
+      </w:r>
+      <w:r>
+        <w:rPr>
+          <w:rStyle w:val="Strong"/>
+          <w:b w:val="0"/>
+          <w:bCs w:val="0"/>
+        </w:rPr>
+        <w:t>a clean 100</w:t>
+      </w:r>
+      <w:r>
+        <w:rPr>
+          <w:rStyle w:val="Strong"/>
+          <w:b w:val="0"/>
+          <w:bCs w:val="0"/>
+        </w:rPr>
+        <w:t>.</w:t>
       </w:r>
     </w:p>
     <w:p>
@@ -537,43 +608,44 @@
         <w:pStyle w:val="ResumeText"/>
         <w:numPr>
           <w:ilvl w:val="0"/>
-          <w:numId w:val="1"/>
+          <w:numId w:val="21"/>
         </w:numPr>
-        <w:spacing w:after="46"/>
-        <w:ind w:right="283"/>
-      </w:pPr>
-      <w:r>
-        <w:rPr>
-          <w:b/>
-          <w:bCs/>
-          <w:lang w:val="en-EG"/>
-        </w:rPr>
-        <w:t>Adaptability</w:t>
-      </w:r>
-      <w:r>
-        <w:rPr>
-          <w:b/>
-          <w:bCs/>
-          <w:lang w:val="en-EG"/>
-        </w:rPr>
-        <w:t xml:space="preserve">: </w:t>
-      </w:r>
-      <w:r>
-        <w:t>Legacy modernization: Maintained and extended a legacy Vue.js codebase, refactoring outdated patterns and ensuring seamless integration with modern backend services.</w:t>
+        <w:spacing w:after="40"/>
+        <w:ind w:right="284"/>
+        <w:rPr>
+          <w:rStyle w:val="Strong"/>
+          <w:b w:val="0"/>
+          <w:bCs w:val="0"/>
+        </w:rPr>
+      </w:pPr>
+      <w:r>
+        <w:rPr>
+          <w:rStyle w:val="Strong"/>
+        </w:rPr>
+        <w:t xml:space="preserve">Legacy modernization: </w:t>
+      </w:r>
+      <w:r>
+        <w:rPr>
+          <w:rStyle w:val="Strong"/>
+          <w:b w:val="0"/>
+          <w:bCs w:val="0"/>
+        </w:rPr>
+        <w:t>Refactored a legacy Vue.js codebase to integrate with modern REST APIs, reducing client-side bug reports by 20% and ensuring seamless platform stability.</w:t>
       </w:r>
     </w:p>
     <w:p>
       <w:pPr>
         <w:pStyle w:val="Heading2"/>
-        <w:rPr>
-          <w:sz w:val="21"/>
-          <w:szCs w:val="21"/>
-        </w:rPr>
-      </w:pPr>
-      <w:r>
-        <w:rPr>
-          <w:sz w:val="21"/>
-          <w:szCs w:val="21"/>
+        <w:spacing w:before="240"/>
+        <w:rPr>
+          <w:sz w:val="22"/>
+          <w:szCs w:val="22"/>
+        </w:rPr>
+      </w:pPr>
+      <w:r>
+        <w:rPr>
+          <w:sz w:val="22"/>
+          <w:szCs w:val="22"/>
         </w:rPr>
         <w:t>Sideup</w:t>
       </w:r>
@@ -606,7 +678,8 @@
           </w:tcPr>
           <w:p>
             <w:pPr>
-              <w:ind w:right="283"/>
+              <w:spacing w:after="120"/>
+              <w:ind w:right="284"/>
               <w:rPr>
                 <w:color w:val="404040" w:themeColor="text1" w:themeTint="BF"/>
                 <w:kern w:val="20"/>
@@ -632,12 +705,30 @@
           <w:p>
             <w:pPr>
               <w:pStyle w:val="ResumeText"/>
-              <w:spacing w:after="0"/>
-              <w:ind w:right="283"/>
+              <w:spacing w:after="120" w:line="240" w:lineRule="auto"/>
+              <w:ind w:right="284"/>
               <w:jc w:val="right"/>
             </w:pPr>
             <w:r>
-              <w:t>Dec 2023 – Nov 2024</w:t>
+              <w:t>Nov</w:t>
+            </w:r>
+            <w:r>
+              <w:t xml:space="preserve"> 2023 </w:t>
+            </w:r>
+            <w:r>
+              <w:rPr>
+                <w:color w:val="577188" w:themeColor="accent1" w:themeShade="BF"/>
+              </w:rPr>
+              <w:t>–</w:t>
+            </w:r>
+            <w:r>
+              <w:t xml:space="preserve"> </w:t>
+            </w:r>
+            <w:r>
+              <w:t>Oct</w:t>
+            </w:r>
+            <w:r>
+              <w:t xml:space="preserve"> 2024</w:t>
             </w:r>
           </w:p>
         </w:tc>
@@ -648,48 +739,29 @@
         <w:pStyle w:val="ResumeText"/>
         <w:numPr>
           <w:ilvl w:val="0"/>
-          <w:numId w:val="1"/>
+          <w:numId w:val="21"/>
         </w:numPr>
-        <w:spacing w:after="46"/>
-        <w:ind w:right="283"/>
-        <w:rPr>
-          <w:rStyle w:val="Emphasis"/>
-          <w:i w:val="0"/>
-          <w:iCs w:val="0"/>
-        </w:rPr>
-      </w:pPr>
-      <w:r>
-        <w:rPr>
-          <w:rStyle w:val="Strong"/>
-        </w:rPr>
-        <w:t>Mentorship &amp; leadership:</w:t>
-      </w:r>
-      <w:r>
-        <w:t xml:space="preserve"> </w:t>
-      </w:r>
-      <w:r>
-        <w:rPr>
-          <w:rStyle w:val="Emphasis"/>
-          <w:i w:val="0"/>
-          <w:iCs w:val="0"/>
-        </w:rPr>
-        <w:t>Guided junior engineers, cultivating a collaborative environment and improving team effi</w:t>
-      </w:r>
-      <w:r>
-        <w:rPr>
-          <w:rStyle w:val="Emphasis"/>
-          <w:i w:val="0"/>
-          <w:iCs w:val="0"/>
-        </w:rPr>
-        <w:t>c</w:t>
-      </w:r>
-      <w:r>
-        <w:rPr>
-          <w:rStyle w:val="Emphasis"/>
-          <w:i w:val="0"/>
-          <w:iCs w:val="0"/>
-        </w:rPr>
-        <w:t>iency.</w:t>
+        <w:spacing w:after="40"/>
+        <w:ind w:right="284"/>
+        <w:rPr>
+          <w:rStyle w:val="Strong"/>
+          <w:b w:val="0"/>
+          <w:bCs w:val="0"/>
+        </w:rPr>
+      </w:pPr>
+      <w:r>
+        <w:rPr>
+          <w:rStyle w:val="Strong"/>
+        </w:rPr>
+        <w:t>Mentorship &amp; technical leadership:</w:t>
+      </w:r>
+      <w:r>
+        <w:rPr>
+          <w:rStyle w:val="Strong"/>
+          <w:b w:val="0"/>
+          <w:bCs w:val="0"/>
+        </w:rPr>
+        <w:t xml:space="preserve"> Mentored junior engineers, establishing team-wide code review standards and TypeScript conventions that elevated overall code quality.</w:t>
       </w:r>
     </w:p>
     <w:p>
@@ -697,43 +769,29 @@
         <w:pStyle w:val="ResumeText"/>
         <w:numPr>
           <w:ilvl w:val="0"/>
-          <w:numId w:val="1"/>
+          <w:numId w:val="21"/>
         </w:numPr>
-        <w:spacing w:after="46"/>
-        <w:ind w:right="283"/>
-        <w:rPr>
-          <w:rStyle w:val="Emphasis"/>
-          <w:i w:val="0"/>
-          <w:iCs w:val="0"/>
-        </w:rPr>
-      </w:pPr>
-      <w:r>
-        <w:rPr>
-          <w:rStyle w:val="Strong"/>
-        </w:rPr>
-        <w:t>Hands-on coding leadership:</w:t>
-      </w:r>
-      <w:r>
-        <w:rPr>
-          <w:rStyle w:val="Strong"/>
-        </w:rPr>
-        <w:t xml:space="preserve"> </w:t>
-      </w:r>
-      <w:r>
+        <w:spacing w:after="40"/>
+        <w:ind w:right="284"/>
         <w:rPr>
           <w:rStyle w:val="Strong"/>
           <w:b w:val="0"/>
           <w:bCs w:val="0"/>
         </w:rPr>
-        <w:t>Distributed</w:t>
-      </w:r>
-      <w:r>
-        <w:rPr>
-          <w:rStyle w:val="Emphasis"/>
-          <w:i w:val="0"/>
-          <w:iCs w:val="0"/>
-        </w:rPr>
-        <w:t xml:space="preserve"> tasks effectively and tackled complex features to ensure robust, maintainable code.</w:t>
+      </w:pPr>
+      <w:r>
+        <w:rPr>
+          <w:rStyle w:val="Strong"/>
+        </w:rPr>
+        <w:t xml:space="preserve">Hands-on architecture: </w:t>
+      </w:r>
+      <w:r>
+        <w:rPr>
+          <w:rStyle w:val="Strong"/>
+          <w:b w:val="0"/>
+          <w:bCs w:val="0"/>
+        </w:rPr>
+        <w:t>Designed complex dashboard features using React, Redux Toolkit, and TypeScript, optimizing state management to support real-time logistics tracking.</w:t>
       </w:r>
     </w:p>
     <w:p>
@@ -741,32 +799,29 @@
         <w:pStyle w:val="ResumeText"/>
         <w:numPr>
           <w:ilvl w:val="0"/>
-          <w:numId w:val="1"/>
+          <w:numId w:val="21"/>
         </w:numPr>
-        <w:spacing w:after="46"/>
-        <w:ind w:right="283"/>
-        <w:rPr>
-          <w:rStyle w:val="Emphasis"/>
-          <w:i w:val="0"/>
-          <w:iCs w:val="0"/>
-        </w:rPr>
-      </w:pPr>
-      <w:r>
-        <w:rPr>
-          <w:rStyle w:val="Strong"/>
-        </w:rPr>
-        <w:t>Stakeholder collaboration:</w:t>
-      </w:r>
-      <w:r>
-        <w:t xml:space="preserve"> </w:t>
-      </w:r>
-      <w:r>
-        <w:rPr>
-          <w:rStyle w:val="Emphasis"/>
-          <w:i w:val="0"/>
-          <w:iCs w:val="0"/>
-        </w:rPr>
-        <w:t>Aligned dashboard development with user needs and business objectives through proactive communication.</w:t>
+        <w:spacing w:after="40"/>
+        <w:ind w:right="284"/>
+        <w:rPr>
+          <w:rStyle w:val="Strong"/>
+          <w:b w:val="0"/>
+          <w:bCs w:val="0"/>
+        </w:rPr>
+      </w:pPr>
+      <w:r>
+        <w:rPr>
+          <w:rStyle w:val="Strong"/>
+        </w:rPr>
+        <w:t xml:space="preserve">Stakeholder collaboration: </w:t>
+      </w:r>
+      <w:r>
+        <w:rPr>
+          <w:rStyle w:val="Strong"/>
+          <w:b w:val="0"/>
+          <w:bCs w:val="0"/>
+        </w:rPr>
+        <w:t>Partnered with product owners and backend engineers to translate business requirements into responsive UI components, ensuring seamless API integrations.</w:t>
       </w:r>
     </w:p>
     <w:p>
@@ -774,64 +829,24 @@
         <w:pStyle w:val="ResumeText"/>
         <w:numPr>
           <w:ilvl w:val="0"/>
-          <w:numId w:val="1"/>
+          <w:numId w:val="21"/>
         </w:numPr>
-        <w:spacing w:after="46"/>
-        <w:ind w:right="283"/>
-        <w:rPr>
-          <w:rStyle w:val="Emphasis"/>
-        </w:rPr>
-      </w:pPr>
-      <w:r>
-        <w:rPr>
-          <w:rStyle w:val="Emphasis"/>
-          <w:b/>
-          <w:bCs/>
-          <w:i w:val="0"/>
-          <w:iCs w:val="0"/>
-        </w:rPr>
-        <w:t>Process optimization:</w:t>
-      </w:r>
-      <w:r>
-        <w:rPr>
-          <w:rStyle w:val="Emphasis"/>
-          <w:i w:val="0"/>
-          <w:iCs w:val="0"/>
-        </w:rPr>
-        <w:t xml:space="preserve"> Introduced workflow improvements to enhance productivity, efficiency, and code reliability.</w:t>
-      </w:r>
-    </w:p>
-    <w:p>
-      <w:pPr>
-        <w:keepNext/>
-        <w:keepLines/>
         <w:spacing w:after="40"/>
-        <w:outlineLvl w:val="1"/>
-        <w:rPr>
-          <w:rFonts w:asciiTheme="majorHAnsi" w:eastAsiaTheme="majorEastAsia" w:hAnsiTheme="majorHAnsi" w:cstheme="majorBidi"/>
-          <w:b/>
-          <w:bCs/>
-          <w:caps/>
-          <w:color w:val="404040" w:themeColor="text1" w:themeTint="BF"/>
-          <w:kern w:val="20"/>
-          <w:sz w:val="21"/>
-          <w:szCs w:val="21"/>
-          <w14:ligatures w14:val="standardContextual"/>
-        </w:rPr>
-      </w:pPr>
-      <w:r>
-        <w:rPr>
-          <w:rFonts w:asciiTheme="majorHAnsi" w:eastAsiaTheme="majorEastAsia" w:hAnsiTheme="majorHAnsi" w:cstheme="majorBidi"/>
-          <w:b/>
-          <w:bCs/>
-          <w:caps/>
-          <w:color w:val="404040" w:themeColor="text1" w:themeTint="BF"/>
-          <w:kern w:val="20"/>
-          <w:sz w:val="21"/>
-          <w:szCs w:val="21"/>
-          <w14:ligatures w14:val="standardContextual"/>
-        </w:rPr>
-        <w:t>Sideup</w:t>
+        <w:ind w:right="284"/>
+      </w:pPr>
+      <w:r>
+        <w:rPr>
+          <w:rStyle w:val="Strong"/>
+        </w:rPr>
+        <w:t>Process &amp; CI/CD optimization:</w:t>
+      </w:r>
+      <w:r>
+        <w:rPr>
+          <w:rStyle w:val="Strong"/>
+          <w:b w:val="0"/>
+          <w:bCs w:val="0"/>
+        </w:rPr>
+        <w:t xml:space="preserve"> Streamlined frontend workflows by setting up automated linting, pre-commit hooks, and CI/CD testing pipelines, reducing pull request review time.</w:t>
       </w:r>
     </w:p>
     <w:tbl>
@@ -852,8 +867,8 @@
         <w:tblLook w:val="04A0" w:firstRow="1" w:lastRow="0" w:firstColumn="1" w:lastColumn="0" w:noHBand="0" w:noVBand="1"/>
       </w:tblPr>
       <w:tblGrid>
-        <w:gridCol w:w="5386"/>
-        <w:gridCol w:w="5387"/>
+        <w:gridCol w:w="5239"/>
+        <w:gridCol w:w="5227"/>
       </w:tblGrid>
       <w:tr>
         <w:tc>
@@ -862,7 +877,8 @@
           </w:tcPr>
           <w:p>
             <w:pPr>
-              <w:ind w:right="283"/>
+              <w:spacing w:before="120" w:after="120"/>
+              <w:ind w:right="284"/>
               <w:rPr>
                 <w:color w:val="404040" w:themeColor="text1" w:themeTint="BF"/>
                 <w:kern w:val="20"/>
@@ -888,12 +904,27 @@
           <w:p>
             <w:pPr>
               <w:pStyle w:val="ResumeText"/>
-              <w:spacing w:after="0"/>
-              <w:ind w:right="283"/>
+              <w:spacing w:before="120" w:after="120" w:line="240" w:lineRule="auto"/>
+              <w:ind w:right="284"/>
               <w:jc w:val="right"/>
             </w:pPr>
             <w:r>
-              <w:t>Feb 2023 – Dec 2023</w:t>
+              <w:t xml:space="preserve">Feb 2023 </w:t>
+            </w:r>
+            <w:r>
+              <w:rPr>
+                <w:color w:val="577188" w:themeColor="accent1" w:themeShade="BF"/>
+              </w:rPr>
+              <w:t>–</w:t>
+            </w:r>
+            <w:r>
+              <w:t xml:space="preserve"> </w:t>
+            </w:r>
+            <w:r>
+              <w:t>Oct</w:t>
+            </w:r>
+            <w:r>
+              <w:t xml:space="preserve"> 2023</w:t>
             </w:r>
           </w:p>
         </w:tc>
@@ -901,164 +932,105 @@
     </w:tbl>
     <w:p>
       <w:pPr>
+        <w:pStyle w:val="ResumeText"/>
         <w:numPr>
           <w:ilvl w:val="0"/>
-          <w:numId w:val="1"/>
+          <w:numId w:val="21"/>
         </w:numPr>
-        <w:spacing w:after="46"/>
-        <w:ind w:right="283"/>
-        <w:rPr>
-          <w:rFonts w:eastAsiaTheme="minorHAnsi"/>
-          <w:color w:val="595959" w:themeColor="text1" w:themeTint="A6"/>
-          <w:kern w:val="20"/>
-          <w:sz w:val="20"/>
-          <w:szCs w:val="20"/>
-          <w:lang w:val="en-EG"/>
-        </w:rPr>
-      </w:pPr>
-      <w:r>
-        <w:rPr>
-          <w:rFonts w:eastAsiaTheme="minorHAnsi"/>
-          <w:b/>
-          <w:bCs/>
-          <w:color w:val="595959" w:themeColor="text1" w:themeTint="A6"/>
-          <w:kern w:val="20"/>
-          <w:sz w:val="20"/>
-          <w:szCs w:val="20"/>
-          <w:lang w:val="en-EG"/>
+        <w:spacing w:after="40"/>
+        <w:ind w:right="284"/>
+        <w:rPr>
+          <w:rStyle w:val="Strong"/>
+          <w:b w:val="0"/>
+          <w:bCs w:val="0"/>
+        </w:rPr>
+      </w:pPr>
+      <w:r>
+        <w:rPr>
+          <w:rStyle w:val="Strong"/>
         </w:rPr>
         <w:t xml:space="preserve">B2C dashboard development: </w:t>
       </w:r>
       <w:r>
         <w:rPr>
-          <w:rFonts w:eastAsiaTheme="minorHAnsi"/>
-          <w:color w:val="595959" w:themeColor="text1" w:themeTint="A6"/>
-          <w:kern w:val="20"/>
-          <w:sz w:val="20"/>
-          <w:szCs w:val="20"/>
-          <w:lang w:val="en-EG"/>
+          <w:rStyle w:val="Strong"/>
+          <w:b w:val="0"/>
+          <w:bCs w:val="0"/>
         </w:rPr>
         <w:t>Led frontend implementation of a next-generation shipping dashboard using React, TypeScript, and Bootstrap.</w:t>
       </w:r>
     </w:p>
     <w:p>
       <w:pPr>
+        <w:pStyle w:val="ResumeText"/>
         <w:numPr>
           <w:ilvl w:val="0"/>
-          <w:numId w:val="1"/>
+          <w:numId w:val="21"/>
         </w:numPr>
-        <w:spacing w:after="46"/>
-        <w:ind w:right="283"/>
-        <w:rPr>
-          <w:rFonts w:eastAsiaTheme="minorHAnsi"/>
-          <w:color w:val="595959" w:themeColor="text1" w:themeTint="A6"/>
-          <w:kern w:val="20"/>
-          <w:sz w:val="20"/>
-          <w:szCs w:val="20"/>
-          <w:lang w:val="en-EG"/>
-        </w:rPr>
-      </w:pPr>
-      <w:r>
-        <w:rPr>
-          <w:rFonts w:eastAsiaTheme="minorHAnsi"/>
-          <w:b/>
-          <w:bCs/>
-          <w:color w:val="595959" w:themeColor="text1" w:themeTint="A6"/>
-          <w:kern w:val="20"/>
-          <w:sz w:val="20"/>
-          <w:szCs w:val="20"/>
-          <w:lang w:val="en-EG"/>
-        </w:rPr>
-        <w:t>UX/UI excellence:</w:t>
-      </w:r>
-      <w:r>
-        <w:rPr>
-          <w:rFonts w:eastAsiaTheme="minorHAnsi"/>
-          <w:color w:val="595959" w:themeColor="text1" w:themeTint="A6"/>
-          <w:kern w:val="20"/>
-          <w:sz w:val="20"/>
-          <w:szCs w:val="20"/>
-          <w:lang w:val="en-EG"/>
-        </w:rPr>
-        <w:t xml:space="preserve"> Partnered with designers to deliver an intuitive interface, improving usability and customer satisfaction.</w:t>
+        <w:spacing w:after="40"/>
+        <w:ind w:right="284"/>
+        <w:rPr>
+          <w:rStyle w:val="Strong"/>
+          <w:b w:val="0"/>
+          <w:bCs w:val="0"/>
+        </w:rPr>
+      </w:pPr>
+      <w:r>
+        <w:rPr>
+          <w:rStyle w:val="Strong"/>
+        </w:rPr>
+        <w:t xml:space="preserve">UX/UI excellence: </w:t>
+      </w:r>
+      <w:r>
+        <w:t>Partnered with designers to deliver intuitive, highly accessible interfaces.</w:t>
       </w:r>
     </w:p>
     <w:p>
       <w:pPr>
+        <w:pStyle w:val="ResumeText"/>
         <w:numPr>
           <w:ilvl w:val="0"/>
-          <w:numId w:val="1"/>
+          <w:numId w:val="21"/>
         </w:numPr>
-        <w:spacing w:after="46"/>
-        <w:ind w:right="283"/>
-        <w:rPr>
-          <w:rFonts w:eastAsiaTheme="minorHAnsi"/>
-          <w:color w:val="595959" w:themeColor="text1" w:themeTint="A6"/>
-          <w:kern w:val="20"/>
-          <w:sz w:val="20"/>
-          <w:szCs w:val="20"/>
-        </w:rPr>
-      </w:pPr>
-      <w:r>
-        <w:rPr>
-          <w:rFonts w:eastAsiaTheme="minorHAnsi"/>
-          <w:b/>
-          <w:bCs/>
-          <w:color w:val="595959" w:themeColor="text1" w:themeTint="A6"/>
-          <w:kern w:val="20"/>
-          <w:sz w:val="20"/>
-          <w:szCs w:val="20"/>
+        <w:spacing w:after="40"/>
+        <w:ind w:right="284"/>
+      </w:pPr>
+      <w:r>
+        <w:rPr>
+          <w:rStyle w:val="Strong"/>
         </w:rPr>
         <w:t xml:space="preserve">Quality assurance: </w:t>
       </w:r>
       <w:r>
-        <w:rPr>
-          <w:rFonts w:eastAsiaTheme="minorHAnsi"/>
-          <w:color w:val="595959" w:themeColor="text1" w:themeTint="A6"/>
-          <w:kern w:val="20"/>
-          <w:sz w:val="20"/>
-          <w:szCs w:val="20"/>
-        </w:rPr>
-        <w:t>Collaborated with QA teams to conduct thorough testing and debugging for optimal performance.</w:t>
+        <w:t>Collaborated with QA to execute thorough testing, debugging, and performance tuning.</w:t>
       </w:r>
     </w:p>
     <w:p>
       <w:pPr>
+        <w:pStyle w:val="ResumeText"/>
         <w:numPr>
           <w:ilvl w:val="0"/>
-          <w:numId w:val="1"/>
+          <w:numId w:val="21"/>
         </w:numPr>
-        <w:spacing w:after="46"/>
-        <w:ind w:right="283"/>
-        <w:rPr>
-          <w:rFonts w:eastAsiaTheme="minorHAnsi"/>
-          <w:b/>
-          <w:bCs/>
-          <w:color w:val="595959" w:themeColor="text1" w:themeTint="A6"/>
-          <w:kern w:val="20"/>
-          <w:sz w:val="20"/>
-          <w:szCs w:val="20"/>
-        </w:rPr>
-      </w:pPr>
-      <w:r>
-        <w:rPr>
-          <w:rFonts w:eastAsiaTheme="minorHAnsi"/>
-          <w:b/>
-          <w:bCs/>
-          <w:color w:val="595959" w:themeColor="text1" w:themeTint="A6"/>
-          <w:kern w:val="20"/>
-          <w:sz w:val="20"/>
-          <w:szCs w:val="20"/>
+        <w:spacing w:after="40"/>
+        <w:ind w:right="284"/>
+        <w:rPr>
+          <w:rStyle w:val="Strong"/>
+          <w:b w:val="0"/>
+          <w:bCs w:val="0"/>
+        </w:rPr>
+      </w:pPr>
+      <w:r>
+        <w:rPr>
+          <w:rStyle w:val="Strong"/>
         </w:rPr>
         <w:t xml:space="preserve">Adaptability: </w:t>
       </w:r>
       <w:r>
         <w:rPr>
-          <w:rFonts w:eastAsiaTheme="minorHAnsi"/>
-          <w:color w:val="595959" w:themeColor="text1" w:themeTint="A6"/>
-          <w:kern w:val="20"/>
-          <w:sz w:val="20"/>
-          <w:szCs w:val="20"/>
+          <w:rStyle w:val="Strong"/>
+          <w:b w:val="0"/>
+          <w:bCs w:val="0"/>
         </w:rPr>
         <w:t>Quickly mastered Next.js and Material UI to modernize legacy features and deliver consistent improvements.</w:t>
       </w:r>
@@ -1066,15 +1038,16 @@
     <w:p>
       <w:pPr>
         <w:pStyle w:val="Heading2"/>
-        <w:rPr>
-          <w:sz w:val="21"/>
-          <w:szCs w:val="21"/>
-        </w:rPr>
-      </w:pPr>
-      <w:r>
-        <w:rPr>
-          <w:sz w:val="21"/>
-          <w:szCs w:val="21"/>
+        <w:spacing w:before="240"/>
+        <w:rPr>
+          <w:sz w:val="22"/>
+          <w:szCs w:val="22"/>
+        </w:rPr>
+      </w:pPr>
+      <w:r>
+        <w:rPr>
+          <w:sz w:val="22"/>
+          <w:szCs w:val="22"/>
         </w:rPr>
         <w:lastRenderedPageBreak/>
         <w:t>Advanced Computer Technologies (ACT)</w:t>
@@ -1098,8 +1071,8 @@
         <w:tblLook w:val="04A0" w:firstRow="1" w:lastRow="0" w:firstColumn="1" w:lastColumn="0" w:noHBand="0" w:noVBand="1"/>
       </w:tblPr>
       <w:tblGrid>
-        <w:gridCol w:w="5386"/>
-        <w:gridCol w:w="5387"/>
+        <w:gridCol w:w="5240"/>
+        <w:gridCol w:w="5226"/>
       </w:tblGrid>
       <w:tr>
         <w:tc>
@@ -1108,7 +1081,8 @@
           </w:tcPr>
           <w:p>
             <w:pPr>
-              <w:ind w:right="283"/>
+              <w:spacing w:after="120"/>
+              <w:ind w:right="284"/>
               <w:rPr>
                 <w:color w:val="404040" w:themeColor="text1" w:themeTint="BF"/>
                 <w:kern w:val="20"/>
@@ -1134,8 +1108,8 @@
           <w:p>
             <w:pPr>
               <w:pStyle w:val="ResumeText"/>
-              <w:spacing w:after="0"/>
-              <w:ind w:right="283"/>
+              <w:spacing w:after="120" w:line="240" w:lineRule="auto"/>
+              <w:ind w:right="284"/>
               <w:jc w:val="right"/>
             </w:pPr>
             <w:r>
@@ -1145,10 +1119,19 @@
               <w:t>2</w:t>
             </w:r>
             <w:r>
-              <w:t xml:space="preserve"> – </w:t>
+              <w:t xml:space="preserve"> </w:t>
             </w:r>
             <w:r>
-              <w:t>Feb</w:t>
+              <w:rPr>
+                <w:color w:val="577188" w:themeColor="accent1" w:themeShade="BF"/>
+              </w:rPr>
+              <w:t>–</w:t>
+            </w:r>
+            <w:r>
+              <w:t xml:space="preserve"> </w:t>
+            </w:r>
+            <w:r>
+              <w:t>Jan</w:t>
             </w:r>
             <w:r>
               <w:t xml:space="preserve"> 2023</w:t>
@@ -1159,145 +1142,120 @@
     </w:tbl>
     <w:p>
       <w:pPr>
+        <w:pStyle w:val="ResumeText"/>
         <w:numPr>
           <w:ilvl w:val="0"/>
-          <w:numId w:val="1"/>
+          <w:numId w:val="21"/>
         </w:numPr>
-        <w:spacing w:after="46"/>
-        <w:ind w:right="283"/>
-      </w:pPr>
-      <w:r>
-        <w:rPr>
-          <w:rFonts w:eastAsiaTheme="minorHAnsi"/>
-          <w:b/>
-          <w:bCs/>
-          <w:color w:val="595959" w:themeColor="text1" w:themeTint="A6"/>
-          <w:kern w:val="20"/>
-          <w:sz w:val="20"/>
-          <w:szCs w:val="20"/>
-        </w:rPr>
-        <w:t>System integration:</w:t>
-      </w:r>
-      <w:r>
-        <w:rPr>
-          <w:rFonts w:eastAsiaTheme="minorHAnsi"/>
-          <w:color w:val="595959" w:themeColor="text1" w:themeTint="A6"/>
-          <w:kern w:val="20"/>
-          <w:sz w:val="20"/>
-          <w:szCs w:val="20"/>
-        </w:rPr>
-        <w:t xml:space="preserve"> Integrated hotel subsystems (Door Locks, IPTV, POS) with PMS solutions to streamline operations for global clients.</w:t>
+        <w:spacing w:after="40"/>
+        <w:ind w:right="284"/>
+        <w:rPr>
+          <w:rStyle w:val="Strong"/>
+          <w:b w:val="0"/>
+          <w:bCs w:val="0"/>
+        </w:rPr>
+      </w:pPr>
+      <w:r>
+        <w:rPr>
+          <w:rStyle w:val="Strong"/>
+        </w:rPr>
+        <w:t xml:space="preserve">System integration: </w:t>
+      </w:r>
+      <w:r>
+        <w:rPr>
+          <w:rStyle w:val="Strong"/>
+          <w:b w:val="0"/>
+          <w:bCs w:val="0"/>
+        </w:rPr>
+        <w:t>Integrated hotel subsystems (Door Locks, IPTV, POS) with PMS solutions to streamline operations for global clients.</w:t>
       </w:r>
     </w:p>
     <w:p>
       <w:pPr>
+        <w:pStyle w:val="ResumeText"/>
         <w:numPr>
           <w:ilvl w:val="0"/>
-          <w:numId w:val="1"/>
+          <w:numId w:val="21"/>
         </w:numPr>
-        <w:spacing w:after="46"/>
-        <w:ind w:right="283"/>
-        <w:rPr>
-          <w:b/>
-          <w:bCs/>
-        </w:rPr>
-      </w:pPr>
-      <w:r>
-        <w:rPr>
-          <w:rFonts w:eastAsiaTheme="minorHAnsi"/>
-          <w:b/>
-          <w:bCs/>
-          <w:color w:val="595959" w:themeColor="text1" w:themeTint="A6"/>
-          <w:kern w:val="20"/>
-          <w:sz w:val="20"/>
-          <w:szCs w:val="20"/>
+        <w:spacing w:after="40"/>
+        <w:ind w:right="284"/>
+        <w:rPr>
+          <w:rStyle w:val="Strong"/>
+          <w:b w:val="0"/>
+          <w:bCs w:val="0"/>
+        </w:rPr>
+      </w:pPr>
+      <w:r>
+        <w:rPr>
+          <w:rStyle w:val="Strong"/>
         </w:rPr>
         <w:t xml:space="preserve">Agile collaboration: </w:t>
       </w:r>
       <w:r>
         <w:rPr>
-          <w:rFonts w:eastAsiaTheme="minorHAnsi"/>
-          <w:color w:val="595959" w:themeColor="text1" w:themeTint="A6"/>
-          <w:kern w:val="20"/>
-          <w:sz w:val="20"/>
-          <w:szCs w:val="20"/>
+          <w:rStyle w:val="Strong"/>
+          <w:b w:val="0"/>
+          <w:bCs w:val="0"/>
         </w:rPr>
         <w:t>Worked within agile teams to prioritize stakeholder requirements and ensure smooth delivery cycles.</w:t>
       </w:r>
     </w:p>
     <w:p>
       <w:pPr>
+        <w:pStyle w:val="ResumeText"/>
         <w:numPr>
           <w:ilvl w:val="0"/>
-          <w:numId w:val="1"/>
+          <w:numId w:val="21"/>
         </w:numPr>
-        <w:spacing w:after="46"/>
-        <w:ind w:right="283"/>
-        <w:rPr>
-          <w:b/>
-          <w:bCs/>
-        </w:rPr>
-      </w:pPr>
-      <w:r>
-        <w:rPr>
-          <w:rFonts w:eastAsiaTheme="minorHAnsi"/>
-          <w:b/>
-          <w:bCs/>
-          <w:color w:val="595959" w:themeColor="text1" w:themeTint="A6"/>
-          <w:kern w:val="20"/>
-          <w:sz w:val="20"/>
-          <w:szCs w:val="20"/>
+        <w:spacing w:after="40"/>
+        <w:ind w:right="284"/>
+        <w:rPr>
+          <w:rStyle w:val="Strong"/>
+          <w:b w:val="0"/>
+          <w:bCs w:val="0"/>
+        </w:rPr>
+      </w:pPr>
+      <w:r>
+        <w:rPr>
+          <w:rStyle w:val="Strong"/>
         </w:rPr>
         <w:t xml:space="preserve">Remote troubleshooting: </w:t>
       </w:r>
       <w:r>
         <w:rPr>
-          <w:rFonts w:eastAsiaTheme="minorHAnsi"/>
-          <w:color w:val="595959" w:themeColor="text1" w:themeTint="A6"/>
-          <w:kern w:val="20"/>
-          <w:sz w:val="20"/>
-          <w:szCs w:val="20"/>
+          <w:rStyle w:val="Strong"/>
+          <w:b w:val="0"/>
+          <w:bCs w:val="0"/>
         </w:rPr>
         <w:t>Diagnosed and resolved integration issues via log and error analysis, minimizing downtime.</w:t>
       </w:r>
     </w:p>
     <w:p>
       <w:pPr>
+        <w:pStyle w:val="ResumeText"/>
         <w:numPr>
           <w:ilvl w:val="0"/>
-          <w:numId w:val="1"/>
+          <w:numId w:val="21"/>
         </w:numPr>
-        <w:spacing w:after="46"/>
-        <w:ind w:right="283"/>
-        <w:rPr>
-          <w:rFonts w:eastAsiaTheme="minorHAnsi"/>
-          <w:b/>
-          <w:bCs/>
-          <w:color w:val="595959" w:themeColor="text1" w:themeTint="A6"/>
-          <w:kern w:val="20"/>
-          <w:sz w:val="20"/>
-          <w:szCs w:val="20"/>
-        </w:rPr>
-      </w:pPr>
-      <w:r>
-        <w:rPr>
-          <w:rFonts w:eastAsiaTheme="minorHAnsi"/>
-          <w:b/>
-          <w:bCs/>
-          <w:color w:val="595959" w:themeColor="text1" w:themeTint="A6"/>
-          <w:kern w:val="20"/>
-          <w:sz w:val="20"/>
-          <w:szCs w:val="20"/>
+        <w:spacing w:after="40"/>
+        <w:ind w:right="284"/>
+        <w:rPr>
+          <w:rStyle w:val="Strong"/>
+          <w:b w:val="0"/>
+          <w:bCs w:val="0"/>
+        </w:rPr>
+      </w:pPr>
+      <w:r>
+        <w:rPr>
+          <w:rStyle w:val="Strong"/>
         </w:rPr>
         <w:t xml:space="preserve">Project coordination: </w:t>
       </w:r>
       <w:r>
         <w:rPr>
-          <w:rFonts w:eastAsiaTheme="minorHAnsi"/>
-          <w:color w:val="595959" w:themeColor="text1" w:themeTint="A6"/>
-          <w:kern w:val="20"/>
-          <w:sz w:val="20"/>
-          <w:szCs w:val="20"/>
+          <w:rStyle w:val="Strong"/>
+          <w:b w:val="0"/>
+          <w:bCs w:val="0"/>
         </w:rPr>
         <w:t>Led the integration of Oracle’s Opera Web Services across 480+ IHG hotels globally within four months, coordinating complex technical dependencies and stakeholders.</w:t>
       </w:r>
@@ -1305,15 +1263,16 @@
     <w:p>
       <w:pPr>
         <w:pStyle w:val="Heading2"/>
-        <w:rPr>
-          <w:sz w:val="21"/>
-          <w:szCs w:val="21"/>
-        </w:rPr>
-      </w:pPr>
-      <w:r>
-        <w:rPr>
-          <w:sz w:val="21"/>
-          <w:szCs w:val="21"/>
+        <w:spacing w:before="240"/>
+        <w:rPr>
+          <w:sz w:val="22"/>
+          <w:szCs w:val="22"/>
+        </w:rPr>
+      </w:pPr>
+      <w:r>
+        <w:rPr>
+          <w:sz w:val="22"/>
+          <w:szCs w:val="22"/>
         </w:rPr>
         <w:t>self-employed</w:t>
       </w:r>
@@ -1336,8 +1295,8 @@
         <w:tblLook w:val="04A0" w:firstRow="1" w:lastRow="0" w:firstColumn="1" w:lastColumn="0" w:noHBand="0" w:noVBand="1"/>
       </w:tblPr>
       <w:tblGrid>
-        <w:gridCol w:w="5386"/>
-        <w:gridCol w:w="5387"/>
+        <w:gridCol w:w="5236"/>
+        <w:gridCol w:w="5230"/>
       </w:tblGrid>
       <w:tr>
         <w:tc>
@@ -1346,7 +1305,8 @@
           </w:tcPr>
           <w:p>
             <w:pPr>
-              <w:ind w:right="283"/>
+              <w:spacing w:after="120"/>
+              <w:ind w:right="284"/>
               <w:rPr>
                 <w:color w:val="404040" w:themeColor="text1" w:themeTint="BF"/>
                 <w:kern w:val="20"/>
@@ -1372,10 +1332,19 @@
           <w:p>
             <w:pPr>
               <w:pStyle w:val="ResumeText"/>
-              <w:spacing w:after="0"/>
-              <w:ind w:right="283"/>
+              <w:spacing w:after="120" w:line="240" w:lineRule="auto"/>
+              <w:ind w:right="284"/>
               <w:jc w:val="right"/>
             </w:pPr>
+            <w:r>
+              <w:t>J</w:t>
+            </w:r>
+            <w:r>
+              <w:t>ul</w:t>
+            </w:r>
+            <w:r>
+              <w:t xml:space="preserve"> </w:t>
+            </w:r>
             <w:r>
               <w:t>202</w:t>
             </w:r>
@@ -1383,7 +1352,16 @@
               <w:t>1</w:t>
             </w:r>
             <w:r>
-              <w:t xml:space="preserve"> – </w:t>
+              <w:t xml:space="preserve"> </w:t>
+            </w:r>
+            <w:r>
+              <w:rPr>
+                <w:color w:val="577188" w:themeColor="accent1" w:themeShade="BF"/>
+              </w:rPr>
+              <w:t>–</w:t>
+            </w:r>
+            <w:r>
+              <w:t xml:space="preserve"> </w:t>
             </w:r>
             <w:r>
               <w:t>Present</w:t>
@@ -1394,12 +1372,286 @@
     </w:tbl>
     <w:p>
       <w:pPr>
+        <w:pStyle w:val="ResumeText"/>
         <w:numPr>
           <w:ilvl w:val="0"/>
-          <w:numId w:val="1"/>
+          <w:numId w:val="21"/>
         </w:numPr>
-        <w:spacing w:after="46"/>
-        <w:ind w:right="283"/>
+        <w:spacing w:after="40"/>
+        <w:ind w:right="284"/>
+        <w:rPr>
+          <w:rStyle w:val="Strong"/>
+          <w:b w:val="0"/>
+          <w:bCs w:val="0"/>
+        </w:rPr>
+      </w:pPr>
+      <w:r>
+        <w:rPr>
+          <w:rStyle w:val="Strong"/>
+        </w:rPr>
+        <w:t xml:space="preserve">Payment Dashboard: </w:t>
+      </w:r>
+      <w:r>
+        <w:rPr>
+          <w:rStyle w:val="Strong"/>
+          <w:b w:val="0"/>
+          <w:bCs w:val="0"/>
+        </w:rPr>
+        <w:t>Aman Accept Dashboard (Next.js) — a payment operations and analytics tool.</w:t>
+      </w:r>
+    </w:p>
+    <w:p>
+      <w:pPr>
+        <w:pStyle w:val="ResumeText"/>
+        <w:numPr>
+          <w:ilvl w:val="0"/>
+          <w:numId w:val="21"/>
+        </w:numPr>
+        <w:spacing w:after="40"/>
+        <w:ind w:right="284"/>
+        <w:rPr>
+          <w:rStyle w:val="Strong"/>
+          <w:b w:val="0"/>
+          <w:bCs w:val="0"/>
+        </w:rPr>
+      </w:pPr>
+      <w:r>
+        <w:rPr>
+          <w:rStyle w:val="Strong"/>
+        </w:rPr>
+        <w:t xml:space="preserve">Corporate Website: </w:t>
+      </w:r>
+      <w:r>
+        <w:rPr>
+          <w:rStyle w:val="Strong"/>
+          <w:b w:val="0"/>
+          <w:bCs w:val="0"/>
+        </w:rPr>
+        <w:t>Beltone Company Website (Next.js) — SEO-optimized and performance-driven.</w:t>
+      </w:r>
+    </w:p>
+    <w:p>
+      <w:pPr>
+        <w:pStyle w:val="ResumeText"/>
+        <w:numPr>
+          <w:ilvl w:val="0"/>
+          <w:numId w:val="21"/>
+        </w:numPr>
+        <w:spacing w:after="40"/>
+        <w:ind w:right="284"/>
+        <w:rPr>
+          <w:rStyle w:val="Strong"/>
+          <w:b w:val="0"/>
+          <w:bCs w:val="0"/>
+        </w:rPr>
+      </w:pPr>
+      <w:r>
+        <w:rPr>
+          <w:rStyle w:val="Strong"/>
+        </w:rPr>
+        <w:t>Fast-food Website:</w:t>
+      </w:r>
+      <w:r>
+        <w:rPr>
+          <w:rStyle w:val="Strong"/>
+          <w:b w:val="0"/>
+          <w:bCs w:val="0"/>
+        </w:rPr>
+        <w:t xml:space="preserve"> Willy’s Kitchen (Next.js) </w:t>
+      </w:r>
+      <w:r>
+        <w:rPr>
+          <w:rStyle w:val="Strong"/>
+          <w:b w:val="0"/>
+          <w:bCs w:val="0"/>
+        </w:rPr>
+        <w:t>—</w:t>
+      </w:r>
+      <w:r>
+        <w:rPr>
+          <w:rStyle w:val="Strong"/>
+          <w:b w:val="0"/>
+          <w:bCs w:val="0"/>
+        </w:rPr>
+        <w:t xml:space="preserve"> </w:t>
+      </w:r>
+      <w:r>
+        <w:t>a high-performance e-commerce ordering system.</w:t>
+      </w:r>
+    </w:p>
+    <w:p>
+      <w:pPr>
+        <w:pStyle w:val="ResumeText"/>
+        <w:numPr>
+          <w:ilvl w:val="0"/>
+          <w:numId w:val="21"/>
+        </w:numPr>
+        <w:spacing w:after="40"/>
+        <w:ind w:right="284"/>
+        <w:rPr>
+          <w:rStyle w:val="Strong"/>
+          <w:b w:val="0"/>
+          <w:bCs w:val="0"/>
+        </w:rPr>
+      </w:pPr>
+      <w:r>
+        <w:rPr>
+          <w:rStyle w:val="Strong"/>
+        </w:rPr>
+        <w:t xml:space="preserve">Blockchain E-commerce: </w:t>
+      </w:r>
+      <w:r>
+        <w:rPr>
+          <w:rStyle w:val="Strong"/>
+          <w:b w:val="0"/>
+          <w:bCs w:val="0"/>
+        </w:rPr>
+        <w:t>D’art Space (Angular + crypto) — a blockchain-based art e-commerce platform.</w:t>
+      </w:r>
+    </w:p>
+    <w:p>
+      <w:pPr>
+        <w:pStyle w:val="ResumeText"/>
+        <w:numPr>
+          <w:ilvl w:val="0"/>
+          <w:numId w:val="21"/>
+        </w:numPr>
+        <w:spacing w:after="40"/>
+        <w:ind w:right="284"/>
+        <w:rPr>
+          <w:rStyle w:val="Strong"/>
+          <w:b w:val="0"/>
+          <w:bCs w:val="0"/>
+        </w:rPr>
+      </w:pPr>
+      <w:r>
+        <w:rPr>
+          <w:rStyle w:val="Strong"/>
+        </w:rPr>
+        <w:t>T</w:t>
+      </w:r>
+      <w:r>
+        <w:rPr>
+          <w:rStyle w:val="Strong"/>
+        </w:rPr>
+        <w:t>ime</w:t>
+      </w:r>
+      <w:r>
+        <w:rPr>
+          <w:rStyle w:val="Strong"/>
+        </w:rPr>
+        <w:t>ly</w:t>
+      </w:r>
+      <w:r>
+        <w:rPr>
+          <w:rStyle w:val="Strong"/>
+        </w:rPr>
+        <w:t xml:space="preserve"> delivery: </w:t>
+      </w:r>
+      <w:r>
+        <w:rPr>
+          <w:rStyle w:val="Strong"/>
+          <w:b w:val="0"/>
+          <w:bCs w:val="0"/>
+        </w:rPr>
+        <w:t>D</w:t>
+      </w:r>
+      <w:r>
+        <w:rPr>
+          <w:rStyle w:val="Strong"/>
+          <w:b w:val="0"/>
+          <w:bCs w:val="0"/>
+        </w:rPr>
+        <w:t>elivered client projects using Next.js, Vue, Angular, and TypeScript, with focus on scalability and SEO.</w:t>
+      </w:r>
+    </w:p>
+    <w:p>
+      <w:pPr>
+        <w:pStyle w:val="ResumeText"/>
+        <w:numPr>
+          <w:ilvl w:val="0"/>
+          <w:numId w:val="21"/>
+        </w:numPr>
+        <w:spacing w:after="40"/>
+        <w:ind w:right="284"/>
+        <w:rPr>
+          <w:rStyle w:val="Strong"/>
+          <w:b w:val="0"/>
+          <w:bCs w:val="0"/>
+        </w:rPr>
+      </w:pPr>
+      <w:r>
+        <w:rPr>
+          <w:rStyle w:val="Strong"/>
+        </w:rPr>
+        <w:t>T</w:t>
+      </w:r>
+      <w:r>
+        <w:rPr>
+          <w:rStyle w:val="Strong"/>
+        </w:rPr>
+        <w:t xml:space="preserve">eam Collaboration: </w:t>
+      </w:r>
+      <w:r>
+        <w:rPr>
+          <w:rStyle w:val="Strong"/>
+          <w:b w:val="0"/>
+          <w:bCs w:val="0"/>
+        </w:rPr>
+        <w:t>Worked closely with designers and backend teams to deliver pixel-perfect, responsive UIs.</w:t>
+      </w:r>
+    </w:p>
+    <w:p>
+      <w:pPr>
+        <w:pStyle w:val="ResumeText"/>
+        <w:numPr>
+          <w:ilvl w:val="0"/>
+          <w:numId w:val="21"/>
+        </w:numPr>
+        <w:spacing w:after="40"/>
+        <w:ind w:right="284"/>
+        <w:rPr>
+          <w:rStyle w:val="Strong"/>
+          <w:b w:val="0"/>
+          <w:bCs w:val="0"/>
+        </w:rPr>
+      </w:pPr>
+      <w:r>
+        <w:rPr>
+          <w:rStyle w:val="Strong"/>
+        </w:rPr>
+        <w:t xml:space="preserve">Client Relations: </w:t>
+      </w:r>
+      <w:r>
+        <w:rPr>
+          <w:rStyle w:val="Strong"/>
+          <w:b w:val="0"/>
+          <w:bCs w:val="0"/>
+        </w:rPr>
+        <w:t>Maintained ongoing client partnerships through reliable delivery and technical guidance.</w:t>
+      </w:r>
+    </w:p>
+    <w:p>
+      <w:pPr>
+        <w:pStyle w:val="Heading1"/>
+        <w:spacing w:before="240"/>
+        <w:jc w:val="left"/>
+        <w:rPr>
+          <w:sz w:val="23"/>
+          <w:szCs w:val="23"/>
+        </w:rPr>
+      </w:pPr>
+      <w:r>
+        <w:rPr>
+          <w:sz w:val="23"/>
+          <w:szCs w:val="23"/>
+        </w:rPr>
+        <w:t>Technical skills</w:t>
+      </w:r>
+    </w:p>
+    <w:p>
+      <w:pPr>
+        <w:spacing w:after="40" w:line="288" w:lineRule="auto"/>
         <w:rPr>
           <w:rFonts w:eastAsiaTheme="minorHAnsi"/>
           <w:color w:val="595959" w:themeColor="text1" w:themeTint="A6"/>
@@ -1410,15 +1662,23 @@
       </w:pPr>
       <w:r>
         <w:rPr>
-          <w:rFonts w:eastAsiaTheme="minorHAnsi"/>
+          <w:rFonts w:asciiTheme="majorHAnsi" w:eastAsiaTheme="majorEastAsia" w:hAnsiTheme="majorHAnsi" w:cstheme="majorBidi"/>
           <w:b/>
           <w:bCs/>
-          <w:color w:val="595959" w:themeColor="text1" w:themeTint="A6"/>
+          <w:caps/>
+          <w:color w:val="404040" w:themeColor="text1" w:themeTint="BF"/>
           <w:kern w:val="20"/>
           <w:sz w:val="20"/>
           <w:szCs w:val="20"/>
-        </w:rPr>
-        <w:t xml:space="preserve">Payment Dashboard: </w:t>
+          <w14:ligatures w14:val="standardContextual"/>
+        </w:rPr>
+        <w:t>Languages &amp; Core:</w:t>
+      </w:r>
+      <w:r>
+        <w:rPr>
+          <w:lang w:val="en-EG"/>
+        </w:rPr>
+        <w:t xml:space="preserve"> </w:t>
       </w:r>
       <w:r>
         <w:rPr>
@@ -1428,38 +1688,35 @@
           <w:sz w:val="20"/>
           <w:szCs w:val="20"/>
         </w:rPr>
-        <w:t>Aman Accept Dashboard (Next.js) — a payment operations and analytics tool.</w:t>
+        <w:t>TypeScript, JavaScript, HTML5, CSS3, SASS, C, Python, PHP, Bash</w:t>
       </w:r>
     </w:p>
     <w:p>
       <w:pPr>
-        <w:numPr>
-          <w:ilvl w:val="0"/>
-          <w:numId w:val="1"/>
-        </w:numPr>
-        <w:spacing w:after="46"/>
-        <w:ind w:right="283"/>
-        <w:rPr>
-          <w:rFonts w:eastAsiaTheme="minorHAnsi"/>
+        <w:spacing w:after="40" w:line="288" w:lineRule="auto"/>
+        <w:rPr>
+          <w:lang w:val="en-EG"/>
+        </w:rPr>
+      </w:pPr>
+      <w:r>
+        <w:rPr>
+          <w:rFonts w:asciiTheme="majorHAnsi" w:eastAsiaTheme="majorEastAsia" w:hAnsiTheme="majorHAnsi" w:cstheme="majorBidi"/>
           <w:b/>
           <w:bCs/>
-          <w:color w:val="595959" w:themeColor="text1" w:themeTint="A6"/>
+          <w:caps/>
+          <w:color w:val="404040" w:themeColor="text1" w:themeTint="BF"/>
           <w:kern w:val="20"/>
           <w:sz w:val="20"/>
           <w:szCs w:val="20"/>
-        </w:rPr>
-      </w:pPr>
-      <w:r>
-        <w:rPr>
-          <w:rFonts w:eastAsiaTheme="minorHAnsi"/>
-          <w:b/>
-          <w:bCs/>
-          <w:color w:val="595959" w:themeColor="text1" w:themeTint="A6"/>
-          <w:kern w:val="20"/>
-          <w:sz w:val="20"/>
-          <w:szCs w:val="20"/>
-        </w:rPr>
-        <w:t xml:space="preserve">Corporate Website: </w:t>
+          <w14:ligatures w14:val="standardContextual"/>
+        </w:rPr>
+        <w:t>Frontend &amp; Frameworks:</w:t>
+      </w:r>
+      <w:r>
+        <w:rPr>
+          <w:lang w:val="en-EG"/>
+        </w:rPr>
+        <w:t xml:space="preserve"> </w:t>
       </w:r>
       <w:r>
         <w:rPr>
@@ -1469,17 +1726,45 @@
           <w:sz w:val="20"/>
           <w:szCs w:val="20"/>
         </w:rPr>
-        <w:t>Beltone Company Website (Next.js) — SEO-optimized and performance-driven.</w:t>
+        <w:t>React, Next.js, Vue, Angular, Three.js, Ionic, Tailwind CSS, Bootstrap</w:t>
       </w:r>
     </w:p>
     <w:p>
       <w:pPr>
-        <w:numPr>
-          <w:ilvl w:val="0"/>
-          <w:numId w:val="1"/>
-        </w:numPr>
-        <w:spacing w:after="46"/>
-        <w:ind w:right="283"/>
+        <w:spacing w:after="40" w:line="288" w:lineRule="auto"/>
+        <w:rPr>
+          <w:lang w:val="en-EG"/>
+        </w:rPr>
+      </w:pPr>
+      <w:r>
+        <w:rPr>
+          <w:rFonts w:asciiTheme="majorHAnsi" w:eastAsiaTheme="majorEastAsia" w:hAnsiTheme="majorHAnsi" w:cstheme="majorBidi"/>
+          <w:b/>
+          <w:bCs/>
+          <w:caps/>
+          <w:color w:val="404040" w:themeColor="text1" w:themeTint="BF"/>
+          <w:kern w:val="20"/>
+          <w:sz w:val="20"/>
+          <w:szCs w:val="20"/>
+          <w14:ligatures w14:val="standardContextual"/>
+        </w:rPr>
+        <w:t>Backend &amp; Architecture:</w:t>
+      </w:r>
+      <w:r>
+        <w:rPr>
+          <w:rFonts w:asciiTheme="majorHAnsi" w:eastAsiaTheme="majorEastAsia" w:hAnsiTheme="majorHAnsi" w:cstheme="majorBidi"/>
+          <w:b/>
+          <w:bCs/>
+          <w:caps/>
+          <w:color w:val="404040" w:themeColor="text1" w:themeTint="BF"/>
+          <w:kern w:val="20"/>
+          <w:sz w:val="21"/>
+          <w:szCs w:val="21"/>
+          <w14:ligatures w14:val="standardContextual"/>
+        </w:rPr>
+        <w:t xml:space="preserve"> </w:t>
+      </w:r>
+      <w:r>
         <w:rPr>
           <w:rFonts w:eastAsiaTheme="minorHAnsi"/>
           <w:color w:val="595959" w:themeColor="text1" w:themeTint="A6"/>
@@ -1487,18 +1772,29 @@
           <w:sz w:val="20"/>
           <w:szCs w:val="20"/>
         </w:rPr>
-      </w:pPr>
-      <w:r>
-        <w:rPr>
-          <w:rFonts w:eastAsiaTheme="minorHAnsi"/>
+        <w:t>Node.js, Express, NestJS, RESTful APIs, Serverless, Data Structures &amp; Algorithms</w:t>
+      </w:r>
+    </w:p>
+    <w:p>
+      <w:pPr>
+        <w:spacing w:after="40" w:line="288" w:lineRule="auto"/>
+        <w:rPr>
+          <w:lang w:val="en-EG"/>
+        </w:rPr>
+      </w:pPr>
+      <w:r>
+        <w:rPr>
+          <w:rFonts w:asciiTheme="majorHAnsi" w:eastAsiaTheme="majorEastAsia" w:hAnsiTheme="majorHAnsi" w:cstheme="majorBidi"/>
           <w:b/>
           <w:bCs/>
-          <w:color w:val="595959" w:themeColor="text1" w:themeTint="A6"/>
+          <w:caps/>
+          <w:color w:val="404040" w:themeColor="text1" w:themeTint="BF"/>
           <w:kern w:val="20"/>
           <w:sz w:val="20"/>
           <w:szCs w:val="20"/>
-        </w:rPr>
-        <w:t xml:space="preserve">Blockchain E-commerce: </w:t>
+          <w14:ligatures w14:val="standardContextual"/>
+        </w:rPr>
+        <w:t xml:space="preserve">Databases &amp; ORMs: </w:t>
       </w:r>
       <w:r>
         <w:rPr>
@@ -1508,17 +1804,12 @@
           <w:sz w:val="20"/>
           <w:szCs w:val="20"/>
         </w:rPr>
-        <w:t>D’art Space (Angular + crypto) — a blockchain-based art e-commerce platform.</w:t>
+        <w:t>PostgreSQL, MySQL, MongoDB, Redis, Prisma, Firebase</w:t>
       </w:r>
     </w:p>
     <w:p>
       <w:pPr>
-        <w:numPr>
-          <w:ilvl w:val="0"/>
-          <w:numId w:val="1"/>
-        </w:numPr>
-        <w:spacing w:after="46"/>
-        <w:ind w:right="283"/>
+        <w:spacing w:after="40" w:line="288" w:lineRule="auto"/>
         <w:rPr>
           <w:rFonts w:eastAsiaTheme="minorHAnsi"/>
           <w:color w:val="595959" w:themeColor="text1" w:themeTint="A6"/>
@@ -1529,15 +1820,31 @@
       </w:pPr>
       <w:r>
         <w:rPr>
-          <w:rFonts w:eastAsiaTheme="minorHAnsi"/>
+          <w:rFonts w:asciiTheme="majorHAnsi" w:eastAsiaTheme="majorEastAsia" w:hAnsiTheme="majorHAnsi" w:cstheme="majorBidi"/>
           <w:b/>
           <w:bCs/>
-          <w:color w:val="595959" w:themeColor="text1" w:themeTint="A6"/>
+          <w:caps/>
+          <w:color w:val="404040" w:themeColor="text1" w:themeTint="BF"/>
           <w:kern w:val="20"/>
           <w:sz w:val="20"/>
           <w:szCs w:val="20"/>
-        </w:rPr>
-        <w:t xml:space="preserve">CRM Platform: </w:t>
+          <w14:ligatures w14:val="standardContextual"/>
+        </w:rPr>
+        <w:t>Cloud &amp; DevOps:</w:t>
+      </w:r>
+      <w:r>
+        <w:rPr>
+          <w:rFonts w:asciiTheme="majorHAnsi" w:eastAsiaTheme="majorEastAsia" w:hAnsiTheme="majorHAnsi" w:cstheme="majorBidi"/>
+          <w:b/>
+          <w:bCs/>
+          <w:caps/>
+          <w:color w:val="404040" w:themeColor="text1" w:themeTint="BF"/>
+          <w:kern w:val="20"/>
+          <w:sz w:val="21"/>
+          <w:szCs w:val="21"/>
+          <w14:ligatures w14:val="standardContextual"/>
+        </w:rPr>
+        <w:t xml:space="preserve"> </w:t>
       </w:r>
       <w:r>
         <w:rPr>
@@ -1547,17 +1854,31 @@
           <w:sz w:val="20"/>
           <w:szCs w:val="20"/>
         </w:rPr>
-        <w:t>Built a full-featured CRM using Vue.js, delivering a scalable and maintainable system with a focus on performance and user experience.</w:t>
+        <w:t>AWS, Azure, Google Cloud, Heroku, Docker, Git, GitHub, CI/CD, Biome</w:t>
       </w:r>
     </w:p>
     <w:p>
       <w:pPr>
-        <w:numPr>
-          <w:ilvl w:val="0"/>
-          <w:numId w:val="1"/>
-        </w:numPr>
-        <w:spacing w:after="46"/>
-        <w:ind w:right="283"/>
+        <w:spacing w:after="40" w:line="288" w:lineRule="auto"/>
+        <w:rPr>
+          <w:lang w:val="en-EG"/>
+        </w:rPr>
+      </w:pPr>
+      <w:r>
+        <w:rPr>
+          <w:rFonts w:asciiTheme="majorHAnsi" w:eastAsiaTheme="majorEastAsia" w:hAnsiTheme="majorHAnsi" w:cstheme="majorBidi"/>
+          <w:b/>
+          <w:bCs/>
+          <w:caps/>
+          <w:color w:val="404040" w:themeColor="text1" w:themeTint="BF"/>
+          <w:kern w:val="20"/>
+          <w:sz w:val="20"/>
+          <w:szCs w:val="20"/>
+          <w14:ligatures w14:val="standardContextual"/>
+        </w:rPr>
+        <w:t xml:space="preserve">Tools &amp; Concepts: </w:t>
+      </w:r>
+      <w:r>
         <w:rPr>
           <w:rFonts w:eastAsiaTheme="minorHAnsi"/>
           <w:color w:val="595959" w:themeColor="text1" w:themeTint="A6"/>
@@ -1565,184 +1886,7 @@
           <w:sz w:val="20"/>
           <w:szCs w:val="20"/>
         </w:rPr>
-      </w:pPr>
-      <w:r>
-        <w:rPr>
-          <w:rFonts w:eastAsiaTheme="minorHAnsi"/>
-          <w:b/>
-          <w:bCs/>
-          <w:color w:val="595959" w:themeColor="text1" w:themeTint="A6"/>
-          <w:kern w:val="20"/>
-          <w:sz w:val="20"/>
-          <w:szCs w:val="20"/>
-        </w:rPr>
-        <w:t>T</w:t>
-      </w:r>
-      <w:r>
-        <w:rPr>
-          <w:rFonts w:eastAsiaTheme="minorHAnsi"/>
-          <w:b/>
-          <w:bCs/>
-          <w:color w:val="595959" w:themeColor="text1" w:themeTint="A6"/>
-          <w:kern w:val="20"/>
-          <w:sz w:val="20"/>
-          <w:szCs w:val="20"/>
-        </w:rPr>
-        <w:t>ime</w:t>
-      </w:r>
-      <w:r>
-        <w:rPr>
-          <w:rFonts w:eastAsiaTheme="minorHAnsi"/>
-          <w:b/>
-          <w:bCs/>
-          <w:color w:val="595959" w:themeColor="text1" w:themeTint="A6"/>
-          <w:kern w:val="20"/>
-          <w:sz w:val="20"/>
-          <w:szCs w:val="20"/>
-        </w:rPr>
-        <w:t>ly</w:t>
-      </w:r>
-      <w:r>
-        <w:rPr>
-          <w:rFonts w:eastAsiaTheme="minorHAnsi"/>
-          <w:b/>
-          <w:bCs/>
-          <w:color w:val="595959" w:themeColor="text1" w:themeTint="A6"/>
-          <w:kern w:val="20"/>
-          <w:sz w:val="20"/>
-          <w:szCs w:val="20"/>
-        </w:rPr>
-        <w:t xml:space="preserve"> delivery:</w:t>
-      </w:r>
-      <w:r>
-        <w:rPr>
-          <w:rFonts w:eastAsiaTheme="minorHAnsi"/>
-          <w:color w:val="595959" w:themeColor="text1" w:themeTint="A6"/>
-          <w:kern w:val="20"/>
-          <w:sz w:val="20"/>
-          <w:szCs w:val="20"/>
-        </w:rPr>
-        <w:t xml:space="preserve"> </w:t>
-      </w:r>
-      <w:r>
-        <w:rPr>
-          <w:rFonts w:eastAsiaTheme="minorHAnsi"/>
-          <w:color w:val="595959" w:themeColor="text1" w:themeTint="A6"/>
-          <w:kern w:val="20"/>
-          <w:sz w:val="20"/>
-          <w:szCs w:val="20"/>
-        </w:rPr>
-        <w:t>delivered client projects using Next.js, Vue, Angular, and TypeScript, with focus on scalability and SEO.</w:t>
-      </w:r>
-    </w:p>
-    <w:p>
-      <w:pPr>
-        <w:numPr>
-          <w:ilvl w:val="0"/>
-          <w:numId w:val="1"/>
-        </w:numPr>
-        <w:spacing w:after="46"/>
-        <w:ind w:right="283"/>
-        <w:rPr>
-          <w:rFonts w:eastAsiaTheme="minorHAnsi"/>
-          <w:color w:val="595959" w:themeColor="text1" w:themeTint="A6"/>
-          <w:kern w:val="20"/>
-          <w:sz w:val="20"/>
-          <w:szCs w:val="20"/>
-        </w:rPr>
-      </w:pPr>
-      <w:r>
-        <w:rPr>
-          <w:rFonts w:eastAsiaTheme="minorHAnsi"/>
-          <w:b/>
-          <w:bCs/>
-          <w:color w:val="595959" w:themeColor="text1" w:themeTint="A6"/>
-          <w:kern w:val="20"/>
-          <w:sz w:val="20"/>
-          <w:szCs w:val="20"/>
-        </w:rPr>
-        <w:t>T</w:t>
-      </w:r>
-      <w:r>
-        <w:rPr>
-          <w:rFonts w:eastAsiaTheme="minorHAnsi"/>
-          <w:b/>
-          <w:bCs/>
-          <w:color w:val="595959" w:themeColor="text1" w:themeTint="A6"/>
-          <w:kern w:val="20"/>
-          <w:sz w:val="20"/>
-          <w:szCs w:val="20"/>
-        </w:rPr>
-        <w:t>eam Collaboration:</w:t>
-      </w:r>
-      <w:r>
-        <w:rPr>
-          <w:rFonts w:eastAsiaTheme="minorHAnsi"/>
-          <w:color w:val="595959" w:themeColor="text1" w:themeTint="A6"/>
-          <w:kern w:val="20"/>
-          <w:sz w:val="20"/>
-          <w:szCs w:val="20"/>
-        </w:rPr>
-        <w:t xml:space="preserve"> </w:t>
-      </w:r>
-      <w:r>
-        <w:rPr>
-          <w:rFonts w:eastAsiaTheme="minorHAnsi"/>
-          <w:color w:val="595959" w:themeColor="text1" w:themeTint="A6"/>
-          <w:kern w:val="20"/>
-          <w:sz w:val="20"/>
-          <w:szCs w:val="20"/>
-        </w:rPr>
-        <w:t>Worked closely with designers and backend teams to deliver pixel-perfect, responsive UIs.</w:t>
-      </w:r>
-    </w:p>
-    <w:p>
-      <w:pPr>
-        <w:numPr>
-          <w:ilvl w:val="0"/>
-          <w:numId w:val="1"/>
-        </w:numPr>
-        <w:spacing w:after="46"/>
-        <w:ind w:right="283"/>
-        <w:rPr>
-          <w:rFonts w:eastAsiaTheme="minorHAnsi"/>
-          <w:color w:val="595959" w:themeColor="text1" w:themeTint="A6"/>
-          <w:kern w:val="20"/>
-          <w:sz w:val="20"/>
-          <w:szCs w:val="20"/>
-        </w:rPr>
-      </w:pPr>
-      <w:r>
-        <w:rPr>
-          <w:rFonts w:eastAsiaTheme="minorHAnsi"/>
-          <w:b/>
-          <w:bCs/>
-          <w:color w:val="595959" w:themeColor="text1" w:themeTint="A6"/>
-          <w:kern w:val="20"/>
-          <w:sz w:val="20"/>
-          <w:szCs w:val="20"/>
-        </w:rPr>
-        <w:t>Client Relations:</w:t>
-      </w:r>
-      <w:r>
-        <w:rPr>
-          <w:rFonts w:eastAsiaTheme="minorHAnsi"/>
-          <w:color w:val="595959" w:themeColor="text1" w:themeTint="A6"/>
-          <w:kern w:val="20"/>
-          <w:sz w:val="20"/>
-          <w:szCs w:val="20"/>
-        </w:rPr>
-        <w:t xml:space="preserve"> </w:t>
-      </w:r>
-      <w:r>
-        <w:rPr>
-          <w:rFonts w:eastAsiaTheme="minorHAnsi"/>
-          <w:color w:val="595959" w:themeColor="text1" w:themeTint="A6"/>
-          <w:kern w:val="20"/>
-          <w:sz w:val="20"/>
-          <w:szCs w:val="20"/>
-        </w:rPr>
-        <w:t>Maintained ongoing client partnerships through reliable delivery and technical guidance.</w:t>
+        <w:t>Figma, Jira, ClickUp, Artificial Intelligence, Machine Learning</w:t>
       </w:r>
     </w:p>
     <w:p>
@@ -1750,210 +1894,83 @@
         <w:pStyle w:val="Heading1"/>
         <w:spacing w:before="240"/>
         <w:jc w:val="left"/>
-      </w:pPr>
-      <w:r>
-        <w:t>Technical skills</w:t>
+        <w:rPr>
+          <w:sz w:val="23"/>
+          <w:szCs w:val="23"/>
+        </w:rPr>
+      </w:pPr>
+      <w:r>
+        <w:rPr>
+          <w:sz w:val="23"/>
+          <w:szCs w:val="23"/>
+        </w:rPr>
+        <w:t>Education</w:t>
       </w:r>
     </w:p>
     <w:p>
       <w:pPr>
-        <w:pStyle w:val="Heading1"/>
-        <w:spacing w:before="120" w:after="0"/>
-        <w:jc w:val="left"/>
-        <w:rPr>
-          <w:rFonts w:asciiTheme="minorHAnsi" w:eastAsiaTheme="minorHAnsi" w:hAnsiTheme="minorHAnsi" w:cstheme="minorBidi"/>
-          <w:caps w:val="0"/>
-          <w:color w:val="595959" w:themeColor="text1" w:themeTint="A6"/>
-          <w:sz w:val="20"/>
-        </w:rPr>
-      </w:pPr>
-      <w:r>
-        <w:rPr>
-          <w:b/>
-          <w:bCs/>
-          <w:color w:val="404040" w:themeColor="text1" w:themeTint="BF"/>
+        <w:pStyle w:val="Heading2"/>
+        <w:tabs>
+          <w:tab w:val="left" w:pos="7053"/>
+        </w:tabs>
+        <w:spacing w:before="120"/>
+        <w:rPr>
+          <w:sz w:val="21"/>
           <w:szCs w:val="21"/>
-          <w14:ligatures w14:val="standardContextual"/>
-        </w:rPr>
-        <w:t>Frontend</w:t>
+        </w:rPr>
+      </w:pPr>
+      <w:r>
+        <w:rPr>
+          <w:sz w:val="21"/>
+          <w:szCs w:val="21"/>
+        </w:rPr>
+        <w:t>Bachelor of Science</w:t>
+      </w:r>
+      <w:r>
+        <w:rPr>
+          <w:sz w:val="21"/>
+          <w:szCs w:val="21"/>
+        </w:rPr>
+        <w:t xml:space="preserve"> (B.S)</w:t>
+      </w:r>
+      <w:r>
+        <w:rPr>
+          <w:sz w:val="21"/>
+          <w:szCs w:val="21"/>
+        </w:rPr>
+        <w:t>, Management Information Systems</w:t>
+      </w:r>
+      <w:r>
+        <w:rPr>
+          <w:sz w:val="21"/>
+          <w:szCs w:val="21"/>
+        </w:rPr>
+        <w:t>, GPA 3.1</w:t>
       </w:r>
     </w:p>
     <w:p>
       <w:pPr>
-        <w:pStyle w:val="Heading1"/>
-        <w:spacing w:after="0"/>
-        <w:jc w:val="left"/>
-        <w:rPr>
-          <w:rFonts w:asciiTheme="minorHAnsi" w:eastAsiaTheme="minorHAnsi" w:hAnsiTheme="minorHAnsi" w:cstheme="minorBidi"/>
-          <w:caps w:val="0"/>
-          <w:color w:val="595959" w:themeColor="text1" w:themeTint="A6"/>
-          <w:sz w:val="20"/>
-        </w:rPr>
-      </w:pPr>
-      <w:r>
-        <w:rPr>
-          <w:rFonts w:asciiTheme="minorHAnsi" w:eastAsiaTheme="minorHAnsi" w:hAnsiTheme="minorHAnsi" w:cstheme="minorBidi"/>
-          <w:caps w:val="0"/>
-          <w:color w:val="595959" w:themeColor="text1" w:themeTint="A6"/>
-          <w:sz w:val="20"/>
-        </w:rPr>
-        <w:t>HTML5, CSS3, SASS, Bootstrap, Tailwind, JavaScript, TypeScript, React, Redux, React Query,</w:t>
-      </w:r>
-      <w:r>
-        <w:rPr>
-          <w:rFonts w:asciiTheme="minorHAnsi" w:eastAsiaTheme="minorHAnsi" w:hAnsiTheme="minorHAnsi" w:cstheme="minorBidi"/>
-          <w:caps w:val="0"/>
-          <w:color w:val="595959" w:themeColor="text1" w:themeTint="A6"/>
-          <w:sz w:val="20"/>
-        </w:rPr>
-        <w:t xml:space="preserve"> Vue,</w:t>
-      </w:r>
-      <w:r>
-        <w:rPr>
-          <w:rFonts w:asciiTheme="minorHAnsi" w:eastAsiaTheme="minorHAnsi" w:hAnsiTheme="minorHAnsi" w:cstheme="minorBidi"/>
-          <w:caps w:val="0"/>
-          <w:color w:val="595959" w:themeColor="text1" w:themeTint="A6"/>
-          <w:sz w:val="20"/>
-        </w:rPr>
-        <w:t xml:space="preserve"> Angular, Next.js, Three.js, WebGL, Framer Motion, GSAP, Responsive Design (Flexbox, Grid, Media Queries), Accessibility (a11y) &amp; WCAG compliance, Performance Optimization (Lighthouse, Core Web Vitals), Server-Side Rendering (SSR) &amp; Static Site Generation (SSG), Internationalization (i18n), Progressive Web Apps (PWA), Authentication/Authorization (JWT, OAuth2), RESTful &amp; GraphQL API Design Principles, Storybook, Webpack, Vite, SWC, Babel</w:t>
+        <w:pStyle w:val="ResumeText"/>
+      </w:pPr>
+      <w:r>
+        <w:t xml:space="preserve">July 2021 </w:t>
       </w:r>
     </w:p>
     <w:p>
       <w:pPr>
-        <w:pStyle w:val="Heading1"/>
-        <w:spacing w:before="120" w:after="0"/>
-        <w:jc w:val="left"/>
-        <w:rPr>
-          <w:b/>
-          <w:bCs/>
-          <w:color w:val="404040" w:themeColor="text1" w:themeTint="BF"/>
-          <w:szCs w:val="21"/>
-          <w14:ligatures w14:val="standardContextual"/>
-        </w:rPr>
-      </w:pPr>
-      <w:r>
-        <w:rPr>
-          <w:b/>
-          <w:bCs/>
-          <w:color w:val="404040" w:themeColor="text1" w:themeTint="BF"/>
-          <w:szCs w:val="21"/>
-          <w14:ligatures w14:val="standardContextual"/>
-        </w:rPr>
-        <w:t>Backend</w:t>
-      </w:r>
-    </w:p>
-    <w:p>
-      <w:pPr>
-        <w:pStyle w:val="Heading1"/>
-        <w:spacing w:after="0"/>
-        <w:jc w:val="left"/>
-        <w:rPr>
-          <w:rFonts w:asciiTheme="minorHAnsi" w:eastAsiaTheme="minorHAnsi" w:hAnsiTheme="minorHAnsi" w:cstheme="minorBidi"/>
-          <w:caps w:val="0"/>
-          <w:color w:val="595959" w:themeColor="text1" w:themeTint="A6"/>
-          <w:sz w:val="20"/>
-        </w:rPr>
-      </w:pPr>
-      <w:r>
-        <w:rPr>
-          <w:rFonts w:asciiTheme="minorHAnsi" w:eastAsiaTheme="minorHAnsi" w:hAnsiTheme="minorHAnsi" w:cstheme="minorBidi"/>
-          <w:caps w:val="0"/>
-          <w:color w:val="595959" w:themeColor="text1" w:themeTint="A6"/>
-          <w:sz w:val="20"/>
-        </w:rPr>
-        <w:t>Node.js, Express, Nest, PHP, C, RESTful APIs, WebSockets / Real-time APIs, Clean Architecture &amp; SOLID Principles</w:t>
-      </w:r>
-    </w:p>
-    <w:p>
-      <w:pPr>
-        <w:pStyle w:val="Heading1"/>
-        <w:spacing w:before="120" w:after="0"/>
-        <w:jc w:val="left"/>
-        <w:rPr>
-          <w:b/>
-          <w:bCs/>
-          <w:color w:val="404040" w:themeColor="text1" w:themeTint="BF"/>
-          <w:szCs w:val="21"/>
-          <w14:ligatures w14:val="standardContextual"/>
-        </w:rPr>
-      </w:pPr>
-      <w:r>
-        <w:rPr>
-          <w:b/>
-          <w:bCs/>
-          <w:color w:val="404040" w:themeColor="text1" w:themeTint="BF"/>
-          <w:szCs w:val="21"/>
-          <w14:ligatures w14:val="standardContextual"/>
-        </w:rPr>
-        <w:t>Databases &amp; DevOps</w:t>
-      </w:r>
-    </w:p>
-    <w:p>
-      <w:pPr>
-        <w:pStyle w:val="Heading1"/>
-        <w:spacing w:after="0"/>
-        <w:jc w:val="left"/>
-        <w:rPr>
-          <w:rFonts w:asciiTheme="minorHAnsi" w:eastAsiaTheme="minorHAnsi" w:hAnsiTheme="minorHAnsi" w:cstheme="minorBidi"/>
-          <w:caps w:val="0"/>
-          <w:color w:val="595959" w:themeColor="text1" w:themeTint="A6"/>
-          <w:sz w:val="20"/>
-        </w:rPr>
-      </w:pPr>
-      <w:r>
-        <w:rPr>
-          <w:rFonts w:asciiTheme="minorHAnsi" w:eastAsiaTheme="minorHAnsi" w:hAnsiTheme="minorHAnsi" w:cstheme="minorBidi"/>
-          <w:caps w:val="0"/>
-          <w:color w:val="595959" w:themeColor="text1" w:themeTint="A6"/>
-          <w:sz w:val="20"/>
-        </w:rPr>
-        <w:t>MongoDB, MySQL, PostgreSQL, Redis, Firebase, Prisma, TypeORM, Docker, Docker Compose, Serverless, Bash CLI, GitHub Actions, CI/CD Integration (Vercel, Netlify, Cloudflare Pages)</w:t>
-      </w:r>
-    </w:p>
-    <w:p>
-      <w:pPr>
-        <w:pStyle w:val="Heading1"/>
-        <w:spacing w:before="120" w:after="0"/>
-        <w:jc w:val="left"/>
-        <w:rPr>
-          <w:b/>
-          <w:bCs/>
-          <w:color w:val="404040" w:themeColor="text1" w:themeTint="BF"/>
-          <w:szCs w:val="21"/>
-          <w14:ligatures w14:val="standardContextual"/>
-        </w:rPr>
-      </w:pPr>
-      <w:r>
-        <w:rPr>
-          <w:b/>
-          <w:bCs/>
-          <w:color w:val="404040" w:themeColor="text1" w:themeTint="BF"/>
-          <w:szCs w:val="21"/>
-          <w14:ligatures w14:val="standardContextual"/>
-        </w:rPr>
-        <w:t>Tools &amp; Concepts</w:t>
-      </w:r>
-    </w:p>
-    <w:p>
-      <w:pPr>
-        <w:pStyle w:val="Heading1"/>
-        <w:spacing w:after="0"/>
-        <w:jc w:val="left"/>
-        <w:rPr>
-          <w:rFonts w:asciiTheme="minorHAnsi" w:eastAsiaTheme="minorHAnsi" w:hAnsiTheme="minorHAnsi" w:cstheme="minorBidi"/>
-          <w:caps w:val="0"/>
-          <w:color w:val="595959" w:themeColor="text1" w:themeTint="A6"/>
-          <w:sz w:val="20"/>
-        </w:rPr>
-      </w:pPr>
-      <w:r>
-        <w:rPr>
-          <w:rFonts w:asciiTheme="minorHAnsi" w:eastAsiaTheme="minorHAnsi" w:hAnsiTheme="minorHAnsi" w:cstheme="minorBidi"/>
-          <w:caps w:val="0"/>
-          <w:color w:val="595959" w:themeColor="text1" w:themeTint="A6"/>
-          <w:sz w:val="20"/>
-        </w:rPr>
-        <w:t>Git &amp; GitHub, Jira, Agile / Scrum, Unit Testing, Design Systems (Figma → Code handoff, Storybook integration), Version Control Workflows (Git Flow, trunk-based development), Type Safety &amp; Code Quality (ESLint, Prettier, Husky), Performance Profiling Tools (Chrome DevTools, React Profiler, Angular DevTools), Data Structures &amp; Algorithms, AI &amp; APIs (OpenAI / LLM integrations)</w:t>
+        <w:pStyle w:val="ResumeText"/>
+      </w:pPr>
+      <w:r>
+        <w:t>Arab Academy for Science &amp; Technology &amp; Maritime Transport</w:t>
+      </w:r>
+      <w:r>
+        <w:t xml:space="preserve"> (AAST</w:t>
+      </w:r>
+      <w:r>
+        <w:t>MT</w:t>
+      </w:r>
+      <w:r>
+        <w:t>)</w:t>
       </w:r>
     </w:p>
     <w:p>
@@ -1961,94 +1978,15 @@
         <w:pStyle w:val="Heading1"/>
         <w:spacing w:before="240"/>
         <w:jc w:val="left"/>
-      </w:pPr>
-      <w:r>
-        <w:t>Education</w:t>
-      </w:r>
-    </w:p>
-    <w:p>
-      <w:pPr>
-        <w:pStyle w:val="Heading2"/>
-        <w:tabs>
-          <w:tab w:val="left" w:pos="7053"/>
-        </w:tabs>
-        <w:spacing w:before="120"/>
-        <w:rPr>
-          <w:sz w:val="21"/>
-          <w:szCs w:val="21"/>
-        </w:rPr>
-      </w:pPr>
-      <w:r>
-        <w:rPr>
-          <w:sz w:val="21"/>
-          <w:szCs w:val="21"/>
-        </w:rPr>
-        <w:t>Bachelor of Science</w:t>
-      </w:r>
-      <w:r>
-        <w:rPr>
-          <w:sz w:val="21"/>
-          <w:szCs w:val="21"/>
-        </w:rPr>
-        <w:t xml:space="preserve"> (B.S)</w:t>
-      </w:r>
-      <w:r>
-        <w:rPr>
-          <w:sz w:val="21"/>
-          <w:szCs w:val="21"/>
-        </w:rPr>
-        <w:t>, Management Information Systems</w:t>
-      </w:r>
-      <w:r>
-        <w:rPr>
-          <w:sz w:val="21"/>
-          <w:szCs w:val="21"/>
-        </w:rPr>
-        <w:t>, GPA 3.1</w:t>
-      </w:r>
-    </w:p>
-    <w:p>
-      <w:pPr>
-        <w:pStyle w:val="ResumeText"/>
-      </w:pPr>
-      <w:r>
-        <w:t xml:space="preserve">July 2021 </w:t>
-      </w:r>
-    </w:p>
-    <w:p>
-      <w:pPr>
-        <w:pStyle w:val="ResumeText"/>
-      </w:pPr>
-      <w:r>
-        <w:t>Arab Academy for Science &amp; Technology &amp; Maritime Transport</w:t>
-      </w:r>
-      <w:r>
-        <w:t xml:space="preserve"> (AAST</w:t>
-      </w:r>
-      <w:r>
-        <w:t>MT</w:t>
-      </w:r>
-      <w:r>
-        <w:t>)</w:t>
-      </w:r>
-    </w:p>
-    <w:p>
-      <w:pPr>
-        <w:pStyle w:val="ResumeText"/>
-        <w:spacing w:before="240"/>
-        <w:rPr>
-          <w:rFonts w:asciiTheme="majorHAnsi" w:eastAsiaTheme="majorEastAsia" w:hAnsiTheme="majorHAnsi" w:cstheme="majorBidi"/>
-          <w:caps/>
-          <w:color w:val="577188" w:themeColor="accent1" w:themeShade="BF"/>
-          <w:sz w:val="21"/>
-        </w:rPr>
-      </w:pPr>
-      <w:r>
-        <w:rPr>
-          <w:rFonts w:asciiTheme="majorHAnsi" w:eastAsiaTheme="majorEastAsia" w:hAnsiTheme="majorHAnsi" w:cstheme="majorBidi"/>
-          <w:caps/>
-          <w:color w:val="577188" w:themeColor="accent1" w:themeShade="BF"/>
-          <w:sz w:val="21"/>
+        <w:rPr>
+          <w:sz w:val="23"/>
+          <w:szCs w:val="23"/>
+        </w:rPr>
+      </w:pPr>
+      <w:r>
+        <w:rPr>
+          <w:sz w:val="23"/>
+          <w:szCs w:val="23"/>
         </w:rPr>
         <w:t>PROJECTS &amp; COURSES/CERTIFICATES</w:t>
       </w:r>
@@ -2074,12 +2012,13 @@
       </w:r>
     </w:p>
     <w:sectPr>
-      <w:footerReference w:type="default" r:id="rId13"/>
-      <w:pgSz w:w="12240" w:h="15840" w:code="1"/>
-      <w:pgMar w:top="720" w:right="720" w:bottom="720" w:left="720" w:header="720" w:footer="720" w:gutter="0"/>
+      <w:footerReference w:type="even" r:id="rId13"/>
+      <w:footerReference w:type="default" r:id="rId14"/>
+      <w:footerReference w:type="first" r:id="rId15"/>
+      <w:pgSz w:w="11906" w:h="16838"/>
+      <w:pgMar w:top="720" w:right="720" w:bottom="720" w:left="720" w:header="289" w:footer="289" w:gutter="0"/>
       <w:pgNumType w:start="1"/>
       <w:cols w:space="720"/>
-      <w:titlePg/>
       <w:docGrid w:linePitch="360"/>
     </w:sectPr>
   </w:body>
@@ -2113,10 +2052,199 @@
 
 <file path=word/footer1.xml><?xml version="1.0" encoding="utf-8"?>
 <w:ftr xmlns:wpc="http://schemas.microsoft.com/office/word/2010/wordprocessingCanvas" xmlns:cx="http://schemas.microsoft.com/office/drawing/2014/chartex" xmlns:cx1="http://schemas.microsoft.com/office/drawing/2015/9/8/chartex" xmlns:cx2="http://schemas.microsoft.com/office/drawing/2015/10/21/chartex" xmlns:cx3="http://schemas.microsoft.com/office/drawing/2016/5/9/chartex" xmlns:cx4="http://schemas.microsoft.com/office/drawing/2016/5/10/chartex" xmlns:cx5="http://schemas.microsoft.com/office/drawing/2016/5/11/chartex" xmlns:cx6="http://schemas.microsoft.com/office/drawing/2016/5/12/chartex" xmlns:cx7="http://schemas.microsoft.com/office/drawing/2016/5/13/chartex" xmlns:cx8="http://schemas.microsoft.com/office/drawing/2016/5/14/chartex" xmlns:mc="http://schemas.openxmlformats.org/markup-compatibility/2006" xmlns:m="http://schemas.openxmlformats.org/officeDocument/2006/math" xmlns:aink="http://schemas.microsoft.com/office/drawing/2016/ink" xmlns:am3d="http://schemas.microsoft.com/office/drawing/2017/model3d" xmlns:oel="http://schemas.microsoft.com/office/2019/extlst" xmlns:r="http://schemas.openxmlformats.org/officeDocument/2006/relationships" xmlns:wp14="http://schemas.microsoft.com/office/word/2010/wordprocessingDrawing" xmlns:wp="http://schemas.openxmlformats.org/drawingml/2006/wordprocessingDrawing" xmlns:wpg="http://schemas.microsoft.com/office/word/2010/wordprocessingGroup" xmlns:wpi="http://schemas.microsoft.com/office/word/2010/wordprocessingInk" xmlns:wps="http://schemas.microsoft.com/office/word/2010/wordprocessingShape" xmlns:o="urn:schemas-microsoft-com:office:office" xmlns:v="urn:schemas-microsoft-com:vml" xmlns:w10="urn:schemas-microsoft-com:office:word" xmlns:w="http://schemas.openxmlformats.org/wordprocessingml/2006/main" xmlns:w14="http://schemas.microsoft.com/office/word/2010/wordml" xmlns:w15="http://schemas.microsoft.com/office/word/2012/wordml" xmlns:w16cei="http://schemas.microsoft.com/office/word/2026/wordml/cei" xmlns:w16cex="http://schemas.microsoft.com/office/word/2018/wordml/cex" xmlns:w16cid="http://schemas.microsoft.com/office/word/2016/wordml/cid" xmlns:w16="http://schemas.microsoft.com/office/word/2018/wordml" xmlns:w16sdtdh="http://schemas.microsoft.com/office/word/2020/wordml/sdtdatahash" xmlns:w16sdtfl="http://schemas.microsoft.com/office/word/2024/wordml/sdtformatlock" xmlns:w16se="http://schemas.microsoft.com/office/word/2015/wordml/symex" xmlns:w16du="http://schemas.microsoft.com/office/word/2023/wordml/word16du" xmlns:wne="http://schemas.microsoft.com/office/word/2006/wordml" mc:Ignorable="w14 w15 w16se w16cid w16 w16cex w16sdtdh w16sdtfl w16du wp14">
+  <w:sdt>
+    <w:sdtPr>
+      <w:rPr>
+        <w:rStyle w:val="PageNumber"/>
+      </w:rPr>
+      <w:id w:val="-2104256296"/>
+      <w:docPartObj>
+        <w:docPartGallery w:val="Page Numbers (Bottom of Page)"/>
+        <w:docPartUnique/>
+      </w:docPartObj>
+    </w:sdtPr>
+    <w:sdtContent>
+      <w:p>
+        <w:pPr>
+          <w:pStyle w:val="Footer"/>
+          <w:framePr w:wrap="none" w:vAnchor="text" w:hAnchor="margin" w:xAlign="right" w:y="1"/>
+          <w:rPr>
+            <w:rStyle w:val="PageNumber"/>
+          </w:rPr>
+        </w:pPr>
+        <w:r>
+          <w:rPr>
+            <w:rStyle w:val="PageNumber"/>
+          </w:rPr>
+          <w:fldChar w:fldCharType="begin"/>
+        </w:r>
+        <w:r>
+          <w:rPr>
+            <w:rStyle w:val="PageNumber"/>
+          </w:rPr>
+          <w:instrText xml:space="preserve"> PAGE </w:instrText>
+        </w:r>
+        <w:r>
+          <w:rPr>
+            <w:rStyle w:val="PageNumber"/>
+          </w:rPr>
+          <w:fldChar w:fldCharType="separate"/>
+        </w:r>
+        <w:r>
+          <w:rPr>
+            <w:rStyle w:val="PageNumber"/>
+            <w:noProof/>
+          </w:rPr>
+          <w:t>2</w:t>
+        </w:r>
+        <w:r>
+          <w:rPr>
+            <w:rStyle w:val="PageNumber"/>
+          </w:rPr>
+          <w:fldChar w:fldCharType="end"/>
+        </w:r>
+      </w:p>
+    </w:sdtContent>
+  </w:sdt>
+  <w:sdt>
+    <w:sdtPr>
+      <w:rPr>
+        <w:rStyle w:val="PageNumber"/>
+      </w:rPr>
+      <w:id w:val="923542569"/>
+      <w:docPartObj>
+        <w:docPartGallery w:val="Page Numbers (Bottom of Page)"/>
+        <w:docPartUnique/>
+      </w:docPartObj>
+    </w:sdtPr>
+    <w:sdtContent>
+      <w:p>
+        <w:pPr>
+          <w:pStyle w:val="Footer"/>
+          <w:framePr w:wrap="none" w:vAnchor="text" w:hAnchor="margin" w:xAlign="right" w:y="1"/>
+          <w:ind w:right="360"/>
+          <w:rPr>
+            <w:rStyle w:val="PageNumber"/>
+          </w:rPr>
+        </w:pPr>
+        <w:r>
+          <w:rPr>
+            <w:rStyle w:val="PageNumber"/>
+          </w:rPr>
+          <w:fldChar w:fldCharType="begin"/>
+        </w:r>
+        <w:r>
+          <w:rPr>
+            <w:rStyle w:val="PageNumber"/>
+          </w:rPr>
+          <w:instrText xml:space="preserve"> PAGE </w:instrText>
+        </w:r>
+        <w:r>
+          <w:rPr>
+            <w:rStyle w:val="PageNumber"/>
+          </w:rPr>
+          <w:fldChar w:fldCharType="separate"/>
+        </w:r>
+        <w:r>
+          <w:rPr>
+            <w:rStyle w:val="PageNumber"/>
+            <w:noProof/>
+          </w:rPr>
+          <w:t>2</w:t>
+        </w:r>
+        <w:r>
+          <w:rPr>
+            <w:rStyle w:val="PageNumber"/>
+          </w:rPr>
+          <w:fldChar w:fldCharType="end"/>
+        </w:r>
+      </w:p>
+    </w:sdtContent>
+  </w:sdt>
+  <w:sdt>
+    <w:sdtPr>
+      <w:rPr>
+        <w:rStyle w:val="PageNumber"/>
+      </w:rPr>
+      <w:id w:val="-181364577"/>
+      <w:docPartObj>
+        <w:docPartGallery w:val="Page Numbers (Bottom of Page)"/>
+        <w:docPartUnique/>
+      </w:docPartObj>
+    </w:sdtPr>
+    <w:sdtContent>
+      <w:p>
+        <w:pPr>
+          <w:pStyle w:val="Footer"/>
+          <w:framePr w:wrap="none" w:vAnchor="text" w:hAnchor="margin" w:xAlign="right" w:y="1"/>
+          <w:ind w:right="360"/>
+          <w:rPr>
+            <w:rStyle w:val="PageNumber"/>
+          </w:rPr>
+        </w:pPr>
+        <w:r>
+          <w:rPr>
+            <w:rStyle w:val="PageNumber"/>
+          </w:rPr>
+          <w:fldChar w:fldCharType="begin"/>
+        </w:r>
+        <w:r>
+          <w:rPr>
+            <w:rStyle w:val="PageNumber"/>
+          </w:rPr>
+          <w:instrText xml:space="preserve"> PAGE </w:instrText>
+        </w:r>
+        <w:r>
+          <w:rPr>
+            <w:rStyle w:val="PageNumber"/>
+          </w:rPr>
+          <w:fldChar w:fldCharType="separate"/>
+        </w:r>
+        <w:r>
+          <w:rPr>
+            <w:rStyle w:val="PageNumber"/>
+            <w:noProof/>
+          </w:rPr>
+          <w:t>2</w:t>
+        </w:r>
+        <w:r>
+          <w:rPr>
+            <w:rStyle w:val="PageNumber"/>
+          </w:rPr>
+          <w:fldChar w:fldCharType="end"/>
+        </w:r>
+      </w:p>
+    </w:sdtContent>
+  </w:sdt>
   <w:p>
     <w:pPr>
       <w:pStyle w:val="Footer"/>
+      <w:ind w:right="360"/>
     </w:pPr>
+  </w:p>
+</w:ftr>
+</file>
+
+<file path=word/footer2.xml><?xml version="1.0" encoding="utf-8"?>
+<w:ftr xmlns:wpc="http://schemas.microsoft.com/office/word/2010/wordprocessingCanvas" xmlns:cx="http://schemas.microsoft.com/office/drawing/2014/chartex" xmlns:cx1="http://schemas.microsoft.com/office/drawing/2015/9/8/chartex" xmlns:cx2="http://schemas.microsoft.com/office/drawing/2015/10/21/chartex" xmlns:cx3="http://schemas.microsoft.com/office/drawing/2016/5/9/chartex" xmlns:cx4="http://schemas.microsoft.com/office/drawing/2016/5/10/chartex" xmlns:cx5="http://schemas.microsoft.com/office/drawing/2016/5/11/chartex" xmlns:cx6="http://schemas.microsoft.com/office/drawing/2016/5/12/chartex" xmlns:cx7="http://schemas.microsoft.com/office/drawing/2016/5/13/chartex" xmlns:cx8="http://schemas.microsoft.com/office/drawing/2016/5/14/chartex" xmlns:mc="http://schemas.openxmlformats.org/markup-compatibility/2006" xmlns:m="http://schemas.openxmlformats.org/officeDocument/2006/math" xmlns:aink="http://schemas.microsoft.com/office/drawing/2016/ink" xmlns:am3d="http://schemas.microsoft.com/office/drawing/2017/model3d" xmlns:oel="http://schemas.microsoft.com/office/2019/extlst" xmlns:r="http://schemas.openxmlformats.org/officeDocument/2006/relationships" xmlns:wp14="http://schemas.microsoft.com/office/word/2010/wordprocessingDrawing" xmlns:wp="http://schemas.openxmlformats.org/drawingml/2006/wordprocessingDrawing" xmlns:wpg="http://schemas.microsoft.com/office/word/2010/wordprocessingGroup" xmlns:wpi="http://schemas.microsoft.com/office/word/2010/wordprocessingInk" xmlns:wps="http://schemas.microsoft.com/office/word/2010/wordprocessingShape" xmlns:o="urn:schemas-microsoft-com:office:office" xmlns:v="urn:schemas-microsoft-com:vml" xmlns:w10="urn:schemas-microsoft-com:office:word" xmlns:w="http://schemas.openxmlformats.org/wordprocessingml/2006/main" xmlns:w14="http://schemas.microsoft.com/office/word/2010/wordml" xmlns:w15="http://schemas.microsoft.com/office/word/2012/wordml" xmlns:w16cei="http://schemas.microsoft.com/office/word/2026/wordml/cei" xmlns:w16cex="http://schemas.microsoft.com/office/word/2018/wordml/cex" xmlns:w16cid="http://schemas.microsoft.com/office/word/2016/wordml/cid" xmlns:w16="http://schemas.microsoft.com/office/word/2018/wordml" xmlns:w16sdtdh="http://schemas.microsoft.com/office/word/2020/wordml/sdtdatahash" xmlns:w16sdtfl="http://schemas.microsoft.com/office/word/2024/wordml/sdtformatlock" xmlns:w16se="http://schemas.microsoft.com/office/word/2015/wordml/symex" xmlns:w16du="http://schemas.microsoft.com/office/word/2023/wordml/word16du" xmlns:wne="http://schemas.microsoft.com/office/word/2006/wordml" mc:Ignorable="w14 w15 w16se w16cid w16 w16cex w16sdtdh w16sdtfl w16du wp14">
+  <w:p>
+    <w:pPr>
+      <w:pStyle w:val="Footer"/>
+      <w:pBdr>
+        <w:top w:val="none" w:sz="0" w:space="0" w:color="auto"/>
+        <w:left w:val="none" w:sz="0" w:space="0" w:color="auto"/>
+      </w:pBdr>
+      <w:ind w:right="360"/>
+    </w:pPr>
+    <w:r>
+      <w:t>Mohamed H. Aly | Resume</w:t>
+    </w:r>
+    <w:r>
+      <w:ptab w:relativeTo="margin" w:alignment="center" w:leader="none"/>
+    </w:r>
+    <w:r>
+      <w:ptab w:relativeTo="margin" w:alignment="right" w:leader="none"/>
+    </w:r>
     <w:r>
       <w:t xml:space="preserve">Page </w:t>
     </w:r>
@@ -2124,7 +2252,7 @@
       <w:fldChar w:fldCharType="begin"/>
     </w:r>
     <w:r>
-      <w:instrText xml:space="preserve"> PAGE </w:instrText>
+      <w:instrText xml:space="preserve"> PAGE \* MERGEFORMAT </w:instrText>
     </w:r>
     <w:r>
       <w:fldChar w:fldCharType="separate"/>
@@ -2137,6 +2265,39 @@
     </w:r>
     <w:r>
       <w:fldChar w:fldCharType="end"/>
+    </w:r>
+    <w:r>
+      <w:t xml:space="preserve"> of </w:t>
+    </w:r>
+    <w:fldSimple w:instr=" NUMPAGES \* MERGEFORMAT ">
+      <w:r>
+        <w:rPr>
+          <w:noProof/>
+        </w:rPr>
+        <w:t>2</w:t>
+      </w:r>
+    </w:fldSimple>
+  </w:p>
+</w:ftr>
+</file>
+
+<file path=word/footer3.xml><?xml version="1.0" encoding="utf-8"?>
+<w:ftr xmlns:wpc="http://schemas.microsoft.com/office/word/2010/wordprocessingCanvas" xmlns:cx="http://schemas.microsoft.com/office/drawing/2014/chartex" xmlns:cx1="http://schemas.microsoft.com/office/drawing/2015/9/8/chartex" xmlns:cx2="http://schemas.microsoft.com/office/drawing/2015/10/21/chartex" xmlns:cx3="http://schemas.microsoft.com/office/drawing/2016/5/9/chartex" xmlns:cx4="http://schemas.microsoft.com/office/drawing/2016/5/10/chartex" xmlns:cx5="http://schemas.microsoft.com/office/drawing/2016/5/11/chartex" xmlns:cx6="http://schemas.microsoft.com/office/drawing/2016/5/12/chartex" xmlns:cx7="http://schemas.microsoft.com/office/drawing/2016/5/13/chartex" xmlns:cx8="http://schemas.microsoft.com/office/drawing/2016/5/14/chartex" xmlns:mc="http://schemas.openxmlformats.org/markup-compatibility/2006" xmlns:m="http://schemas.openxmlformats.org/officeDocument/2006/math" xmlns:aink="http://schemas.microsoft.com/office/drawing/2016/ink" xmlns:am3d="http://schemas.microsoft.com/office/drawing/2017/model3d" xmlns:oel="http://schemas.microsoft.com/office/2019/extlst" xmlns:r="http://schemas.openxmlformats.org/officeDocument/2006/relationships" xmlns:wp14="http://schemas.microsoft.com/office/word/2010/wordprocessingDrawing" xmlns:wp="http://schemas.openxmlformats.org/drawingml/2006/wordprocessingDrawing" xmlns:wpg="http://schemas.microsoft.com/office/word/2010/wordprocessingGroup" xmlns:wpi="http://schemas.microsoft.com/office/word/2010/wordprocessingInk" xmlns:wps="http://schemas.microsoft.com/office/word/2010/wordprocessingShape" xmlns:o="urn:schemas-microsoft-com:office:office" xmlns:v="urn:schemas-microsoft-com:vml" xmlns:w10="urn:schemas-microsoft-com:office:word" xmlns:w="http://schemas.openxmlformats.org/wordprocessingml/2006/main" xmlns:w14="http://schemas.microsoft.com/office/word/2010/wordml" xmlns:w15="http://schemas.microsoft.com/office/word/2012/wordml" xmlns:w16cei="http://schemas.microsoft.com/office/word/2026/wordml/cei" xmlns:w16cex="http://schemas.microsoft.com/office/word/2018/wordml/cex" xmlns:w16cid="http://schemas.microsoft.com/office/word/2016/wordml/cid" xmlns:w16="http://schemas.microsoft.com/office/word/2018/wordml" xmlns:w16sdtdh="http://schemas.microsoft.com/office/word/2020/wordml/sdtdatahash" xmlns:w16sdtfl="http://schemas.microsoft.com/office/word/2024/wordml/sdtformatlock" xmlns:w16se="http://schemas.microsoft.com/office/word/2015/wordml/symex" xmlns:w16du="http://schemas.microsoft.com/office/word/2023/wordml/word16du" xmlns:wne="http://schemas.microsoft.com/office/word/2006/wordml" mc:Ignorable="w14 w15 w16se w16cid w16 w16cex w16sdtdh w16sdtfl w16du wp14">
+  <w:p>
+    <w:pPr>
+      <w:pStyle w:val="Footer"/>
+    </w:pPr>
+    <w:r>
+      <w:t>Mohamed H. Aly | Resume</w:t>
+    </w:r>
+    <w:r>
+      <w:ptab w:relativeTo="margin" w:alignment="center" w:leader="none"/>
+    </w:r>
+    <w:r>
+      <w:ptab w:relativeTo="margin" w:alignment="right" w:leader="none"/>
+    </w:r>
+    <w:r>
+      <w:t>Page 1 of 2</w:t>
     </w:r>
   </w:p>
 </w:ftr>
@@ -2396,6 +2557,155 @@
     </w:lvl>
   </w:abstractNum>
   <w:abstractNum w:abstractNumId="2" w15:restartNumberingAfterBreak="0">
+    <w:nsid w:val="0DF1764E"/>
+    <w:multiLevelType w:val="multilevel"/>
+    <w:tmpl w:val="0F04656A"/>
+    <w:lvl w:ilvl="0">
+      <w:start w:val="1"/>
+      <w:numFmt w:val="bullet"/>
+      <w:lvlText w:val=""/>
+      <w:lvlJc w:val="left"/>
+      <w:pPr>
+        <w:tabs>
+          <w:tab w:val="num" w:pos="0"/>
+        </w:tabs>
+        <w:ind w:left="227" w:hanging="227"/>
+      </w:pPr>
+      <w:rPr>
+        <w:rFonts w:ascii="Symbol" w:hAnsi="Symbol" w:hint="default"/>
+        <w:sz w:val="20"/>
+      </w:rPr>
+    </w:lvl>
+    <w:lvl w:ilvl="1" w:tentative="1">
+      <w:start w:val="1"/>
+      <w:numFmt w:val="bullet"/>
+      <w:lvlText w:val="o"/>
+      <w:lvlJc w:val="left"/>
+      <w:pPr>
+        <w:tabs>
+          <w:tab w:val="num" w:pos="1080"/>
+        </w:tabs>
+        <w:ind w:left="1080" w:hanging="360"/>
+      </w:pPr>
+      <w:rPr>
+        <w:rFonts w:ascii="Courier New" w:hAnsi="Courier New" w:hint="default"/>
+        <w:sz w:val="20"/>
+      </w:rPr>
+    </w:lvl>
+    <w:lvl w:ilvl="2" w:tentative="1">
+      <w:start w:val="1"/>
+      <w:numFmt w:val="bullet"/>
+      <w:lvlText w:val=""/>
+      <w:lvlJc w:val="left"/>
+      <w:pPr>
+        <w:tabs>
+          <w:tab w:val="num" w:pos="1800"/>
+        </w:tabs>
+        <w:ind w:left="1800" w:hanging="360"/>
+      </w:pPr>
+      <w:rPr>
+        <w:rFonts w:ascii="Wingdings" w:hAnsi="Wingdings" w:hint="default"/>
+        <w:sz w:val="20"/>
+      </w:rPr>
+    </w:lvl>
+    <w:lvl w:ilvl="3" w:tentative="1">
+      <w:start w:val="1"/>
+      <w:numFmt w:val="bullet"/>
+      <w:lvlText w:val=""/>
+      <w:lvlJc w:val="left"/>
+      <w:pPr>
+        <w:tabs>
+          <w:tab w:val="num" w:pos="2520"/>
+        </w:tabs>
+        <w:ind w:left="2520" w:hanging="360"/>
+      </w:pPr>
+      <w:rPr>
+        <w:rFonts w:ascii="Wingdings" w:hAnsi="Wingdings" w:hint="default"/>
+        <w:sz w:val="20"/>
+      </w:rPr>
+    </w:lvl>
+    <w:lvl w:ilvl="4" w:tentative="1">
+      <w:start w:val="1"/>
+      <w:numFmt w:val="bullet"/>
+      <w:lvlText w:val=""/>
+      <w:lvlJc w:val="left"/>
+      <w:pPr>
+        <w:tabs>
+          <w:tab w:val="num" w:pos="3240"/>
+        </w:tabs>
+        <w:ind w:left="3240" w:hanging="360"/>
+      </w:pPr>
+      <w:rPr>
+        <w:rFonts w:ascii="Wingdings" w:hAnsi="Wingdings" w:hint="default"/>
+        <w:sz w:val="20"/>
+      </w:rPr>
+    </w:lvl>
+    <w:lvl w:ilvl="5" w:tentative="1">
+      <w:start w:val="1"/>
+      <w:numFmt w:val="bullet"/>
+      <w:lvlText w:val=""/>
+      <w:lvlJc w:val="left"/>
+      <w:pPr>
+        <w:tabs>
+          <w:tab w:val="num" w:pos="3960"/>
+        </w:tabs>
+        <w:ind w:left="3960" w:hanging="360"/>
+      </w:pPr>
+      <w:rPr>
+        <w:rFonts w:ascii="Wingdings" w:hAnsi="Wingdings" w:hint="default"/>
+        <w:sz w:val="20"/>
+      </w:rPr>
+    </w:lvl>
+    <w:lvl w:ilvl="6" w:tentative="1">
+      <w:start w:val="1"/>
+      <w:numFmt w:val="bullet"/>
+      <w:lvlText w:val=""/>
+      <w:lvlJc w:val="left"/>
+      <w:pPr>
+        <w:tabs>
+          <w:tab w:val="num" w:pos="4680"/>
+        </w:tabs>
+        <w:ind w:left="4680" w:hanging="360"/>
+      </w:pPr>
+      <w:rPr>
+        <w:rFonts w:ascii="Wingdings" w:hAnsi="Wingdings" w:hint="default"/>
+        <w:sz w:val="20"/>
+      </w:rPr>
+    </w:lvl>
+    <w:lvl w:ilvl="7" w:tentative="1">
+      <w:start w:val="1"/>
+      <w:numFmt w:val="bullet"/>
+      <w:lvlText w:val=""/>
+      <w:lvlJc w:val="left"/>
+      <w:pPr>
+        <w:tabs>
+          <w:tab w:val="num" w:pos="5400"/>
+        </w:tabs>
+        <w:ind w:left="5400" w:hanging="360"/>
+      </w:pPr>
+      <w:rPr>
+        <w:rFonts w:ascii="Wingdings" w:hAnsi="Wingdings" w:hint="default"/>
+        <w:sz w:val="20"/>
+      </w:rPr>
+    </w:lvl>
+    <w:lvl w:ilvl="8" w:tentative="1">
+      <w:start w:val="1"/>
+      <w:numFmt w:val="bullet"/>
+      <w:lvlText w:val=""/>
+      <w:lvlJc w:val="left"/>
+      <w:pPr>
+        <w:tabs>
+          <w:tab w:val="num" w:pos="6120"/>
+        </w:tabs>
+        <w:ind w:left="6120" w:hanging="360"/>
+      </w:pPr>
+      <w:rPr>
+        <w:rFonts w:ascii="Wingdings" w:hAnsi="Wingdings" w:hint="default"/>
+        <w:sz w:val="20"/>
+      </w:rPr>
+    </w:lvl>
+  </w:abstractNum>
+  <w:abstractNum w:abstractNumId="3" w15:restartNumberingAfterBreak="0">
     <w:nsid w:val="0E9A55A3"/>
     <w:multiLevelType w:val="hybridMultilevel"/>
     <w:tmpl w:val="A7E46F6E"/>
@@ -2508,7 +2818,7 @@
       </w:rPr>
     </w:lvl>
   </w:abstractNum>
-  <w:abstractNum w:abstractNumId="3" w15:restartNumberingAfterBreak="0">
+  <w:abstractNum w:abstractNumId="4" w15:restartNumberingAfterBreak="0">
     <w:nsid w:val="17D7467C"/>
     <w:multiLevelType w:val="hybridMultilevel"/>
     <w:tmpl w:val="9202FACC"/>
@@ -2621,7 +2931,7 @@
       </w:rPr>
     </w:lvl>
   </w:abstractNum>
-  <w:abstractNum w:abstractNumId="4" w15:restartNumberingAfterBreak="0">
+  <w:abstractNum w:abstractNumId="5" w15:restartNumberingAfterBreak="0">
     <w:nsid w:val="19C71B68"/>
     <w:multiLevelType w:val="hybridMultilevel"/>
     <w:tmpl w:val="190E8ED0"/>
@@ -2734,7 +3044,7 @@
       </w:rPr>
     </w:lvl>
   </w:abstractNum>
-  <w:abstractNum w:abstractNumId="5" w15:restartNumberingAfterBreak="0">
+  <w:abstractNum w:abstractNumId="6" w15:restartNumberingAfterBreak="0">
     <w:nsid w:val="1F2F7E9A"/>
     <w:multiLevelType w:val="hybridMultilevel"/>
     <w:tmpl w:val="42EA8190"/>
@@ -2847,7 +3157,7 @@
       </w:rPr>
     </w:lvl>
   </w:abstractNum>
-  <w:abstractNum w:abstractNumId="6" w15:restartNumberingAfterBreak="0">
+  <w:abstractNum w:abstractNumId="7" w15:restartNumberingAfterBreak="0">
     <w:nsid w:val="310138AD"/>
     <w:multiLevelType w:val="multilevel"/>
     <w:tmpl w:val="2DEE83BE"/>
@@ -2996,7 +3306,604 @@
       </w:rPr>
     </w:lvl>
   </w:abstractNum>
-  <w:abstractNum w:abstractNumId="7" w15:restartNumberingAfterBreak="0">
+  <w:abstractNum w:abstractNumId="8" w15:restartNumberingAfterBreak="0">
+    <w:nsid w:val="3552555E"/>
+    <w:multiLevelType w:val="multilevel"/>
+    <w:tmpl w:val="0F04656A"/>
+    <w:lvl w:ilvl="0">
+      <w:start w:val="1"/>
+      <w:numFmt w:val="bullet"/>
+      <w:lvlText w:val=""/>
+      <w:lvlJc w:val="left"/>
+      <w:pPr>
+        <w:tabs>
+          <w:tab w:val="num" w:pos="0"/>
+        </w:tabs>
+        <w:ind w:left="227" w:hanging="227"/>
+      </w:pPr>
+      <w:rPr>
+        <w:rFonts w:ascii="Symbol" w:hAnsi="Symbol" w:hint="default"/>
+        <w:sz w:val="20"/>
+      </w:rPr>
+    </w:lvl>
+    <w:lvl w:ilvl="1" w:tentative="1">
+      <w:start w:val="1"/>
+      <w:numFmt w:val="bullet"/>
+      <w:lvlText w:val="o"/>
+      <w:lvlJc w:val="left"/>
+      <w:pPr>
+        <w:tabs>
+          <w:tab w:val="num" w:pos="1080"/>
+        </w:tabs>
+        <w:ind w:left="1080" w:hanging="360"/>
+      </w:pPr>
+      <w:rPr>
+        <w:rFonts w:ascii="Courier New" w:hAnsi="Courier New" w:hint="default"/>
+        <w:sz w:val="20"/>
+      </w:rPr>
+    </w:lvl>
+    <w:lvl w:ilvl="2" w:tentative="1">
+      <w:start w:val="1"/>
+      <w:numFmt w:val="bullet"/>
+      <w:lvlText w:val=""/>
+      <w:lvlJc w:val="left"/>
+      <w:pPr>
+        <w:tabs>
+          <w:tab w:val="num" w:pos="1800"/>
+        </w:tabs>
+        <w:ind w:left="1800" w:hanging="360"/>
+      </w:pPr>
+      <w:rPr>
+        <w:rFonts w:ascii="Wingdings" w:hAnsi="Wingdings" w:hint="default"/>
+        <w:sz w:val="20"/>
+      </w:rPr>
+    </w:lvl>
+    <w:lvl w:ilvl="3" w:tentative="1">
+      <w:start w:val="1"/>
+      <w:numFmt w:val="bullet"/>
+      <w:lvlText w:val=""/>
+      <w:lvlJc w:val="left"/>
+      <w:pPr>
+        <w:tabs>
+          <w:tab w:val="num" w:pos="2520"/>
+        </w:tabs>
+        <w:ind w:left="2520" w:hanging="360"/>
+      </w:pPr>
+      <w:rPr>
+        <w:rFonts w:ascii="Wingdings" w:hAnsi="Wingdings" w:hint="default"/>
+        <w:sz w:val="20"/>
+      </w:rPr>
+    </w:lvl>
+    <w:lvl w:ilvl="4" w:tentative="1">
+      <w:start w:val="1"/>
+      <w:numFmt w:val="bullet"/>
+      <w:lvlText w:val=""/>
+      <w:lvlJc w:val="left"/>
+      <w:pPr>
+        <w:tabs>
+          <w:tab w:val="num" w:pos="3240"/>
+        </w:tabs>
+        <w:ind w:left="3240" w:hanging="360"/>
+      </w:pPr>
+      <w:rPr>
+        <w:rFonts w:ascii="Wingdings" w:hAnsi="Wingdings" w:hint="default"/>
+        <w:sz w:val="20"/>
+      </w:rPr>
+    </w:lvl>
+    <w:lvl w:ilvl="5" w:tentative="1">
+      <w:start w:val="1"/>
+      <w:numFmt w:val="bullet"/>
+      <w:lvlText w:val=""/>
+      <w:lvlJc w:val="left"/>
+      <w:pPr>
+        <w:tabs>
+          <w:tab w:val="num" w:pos="3960"/>
+        </w:tabs>
+        <w:ind w:left="3960" w:hanging="360"/>
+      </w:pPr>
+      <w:rPr>
+        <w:rFonts w:ascii="Wingdings" w:hAnsi="Wingdings" w:hint="default"/>
+        <w:sz w:val="20"/>
+      </w:rPr>
+    </w:lvl>
+    <w:lvl w:ilvl="6" w:tentative="1">
+      <w:start w:val="1"/>
+      <w:numFmt w:val="bullet"/>
+      <w:lvlText w:val=""/>
+      <w:lvlJc w:val="left"/>
+      <w:pPr>
+        <w:tabs>
+          <w:tab w:val="num" w:pos="4680"/>
+        </w:tabs>
+        <w:ind w:left="4680" w:hanging="360"/>
+      </w:pPr>
+      <w:rPr>
+        <w:rFonts w:ascii="Wingdings" w:hAnsi="Wingdings" w:hint="default"/>
+        <w:sz w:val="20"/>
+      </w:rPr>
+    </w:lvl>
+    <w:lvl w:ilvl="7" w:tentative="1">
+      <w:start w:val="1"/>
+      <w:numFmt w:val="bullet"/>
+      <w:lvlText w:val=""/>
+      <w:lvlJc w:val="left"/>
+      <w:pPr>
+        <w:tabs>
+          <w:tab w:val="num" w:pos="5400"/>
+        </w:tabs>
+        <w:ind w:left="5400" w:hanging="360"/>
+      </w:pPr>
+      <w:rPr>
+        <w:rFonts w:ascii="Wingdings" w:hAnsi="Wingdings" w:hint="default"/>
+        <w:sz w:val="20"/>
+      </w:rPr>
+    </w:lvl>
+    <w:lvl w:ilvl="8" w:tentative="1">
+      <w:start w:val="1"/>
+      <w:numFmt w:val="bullet"/>
+      <w:lvlText w:val=""/>
+      <w:lvlJc w:val="left"/>
+      <w:pPr>
+        <w:tabs>
+          <w:tab w:val="num" w:pos="6120"/>
+        </w:tabs>
+        <w:ind w:left="6120" w:hanging="360"/>
+      </w:pPr>
+      <w:rPr>
+        <w:rFonts w:ascii="Wingdings" w:hAnsi="Wingdings" w:hint="default"/>
+        <w:sz w:val="20"/>
+      </w:rPr>
+    </w:lvl>
+  </w:abstractNum>
+  <w:abstractNum w:abstractNumId="9" w15:restartNumberingAfterBreak="0">
+    <w:nsid w:val="371D1B3A"/>
+    <w:multiLevelType w:val="multilevel"/>
+    <w:tmpl w:val="0F04656A"/>
+    <w:lvl w:ilvl="0">
+      <w:start w:val="1"/>
+      <w:numFmt w:val="bullet"/>
+      <w:lvlText w:val=""/>
+      <w:lvlJc w:val="left"/>
+      <w:pPr>
+        <w:tabs>
+          <w:tab w:val="num" w:pos="0"/>
+        </w:tabs>
+        <w:ind w:left="227" w:hanging="227"/>
+      </w:pPr>
+      <w:rPr>
+        <w:rFonts w:ascii="Symbol" w:hAnsi="Symbol" w:hint="default"/>
+        <w:sz w:val="20"/>
+      </w:rPr>
+    </w:lvl>
+    <w:lvl w:ilvl="1" w:tentative="1">
+      <w:start w:val="1"/>
+      <w:numFmt w:val="bullet"/>
+      <w:lvlText w:val="o"/>
+      <w:lvlJc w:val="left"/>
+      <w:pPr>
+        <w:tabs>
+          <w:tab w:val="num" w:pos="1080"/>
+        </w:tabs>
+        <w:ind w:left="1080" w:hanging="360"/>
+      </w:pPr>
+      <w:rPr>
+        <w:rFonts w:ascii="Courier New" w:hAnsi="Courier New" w:hint="default"/>
+        <w:sz w:val="20"/>
+      </w:rPr>
+    </w:lvl>
+    <w:lvl w:ilvl="2" w:tentative="1">
+      <w:start w:val="1"/>
+      <w:numFmt w:val="bullet"/>
+      <w:lvlText w:val=""/>
+      <w:lvlJc w:val="left"/>
+      <w:pPr>
+        <w:tabs>
+          <w:tab w:val="num" w:pos="1800"/>
+        </w:tabs>
+        <w:ind w:left="1800" w:hanging="360"/>
+      </w:pPr>
+      <w:rPr>
+        <w:rFonts w:ascii="Wingdings" w:hAnsi="Wingdings" w:hint="default"/>
+        <w:sz w:val="20"/>
+      </w:rPr>
+    </w:lvl>
+    <w:lvl w:ilvl="3" w:tentative="1">
+      <w:start w:val="1"/>
+      <w:numFmt w:val="bullet"/>
+      <w:lvlText w:val=""/>
+      <w:lvlJc w:val="left"/>
+      <w:pPr>
+        <w:tabs>
+          <w:tab w:val="num" w:pos="2520"/>
+        </w:tabs>
+        <w:ind w:left="2520" w:hanging="360"/>
+      </w:pPr>
+      <w:rPr>
+        <w:rFonts w:ascii="Wingdings" w:hAnsi="Wingdings" w:hint="default"/>
+        <w:sz w:val="20"/>
+      </w:rPr>
+    </w:lvl>
+    <w:lvl w:ilvl="4" w:tentative="1">
+      <w:start w:val="1"/>
+      <w:numFmt w:val="bullet"/>
+      <w:lvlText w:val=""/>
+      <w:lvlJc w:val="left"/>
+      <w:pPr>
+        <w:tabs>
+          <w:tab w:val="num" w:pos="3240"/>
+        </w:tabs>
+        <w:ind w:left="3240" w:hanging="360"/>
+      </w:pPr>
+      <w:rPr>
+        <w:rFonts w:ascii="Wingdings" w:hAnsi="Wingdings" w:hint="default"/>
+        <w:sz w:val="20"/>
+      </w:rPr>
+    </w:lvl>
+    <w:lvl w:ilvl="5" w:tentative="1">
+      <w:start w:val="1"/>
+      <w:numFmt w:val="bullet"/>
+      <w:lvlText w:val=""/>
+      <w:lvlJc w:val="left"/>
+      <w:pPr>
+        <w:tabs>
+          <w:tab w:val="num" w:pos="3960"/>
+        </w:tabs>
+        <w:ind w:left="3960" w:hanging="360"/>
+      </w:pPr>
+      <w:rPr>
+        <w:rFonts w:ascii="Wingdings" w:hAnsi="Wingdings" w:hint="default"/>
+        <w:sz w:val="20"/>
+      </w:rPr>
+    </w:lvl>
+    <w:lvl w:ilvl="6" w:tentative="1">
+      <w:start w:val="1"/>
+      <w:numFmt w:val="bullet"/>
+      <w:lvlText w:val=""/>
+      <w:lvlJc w:val="left"/>
+      <w:pPr>
+        <w:tabs>
+          <w:tab w:val="num" w:pos="4680"/>
+        </w:tabs>
+        <w:ind w:left="4680" w:hanging="360"/>
+      </w:pPr>
+      <w:rPr>
+        <w:rFonts w:ascii="Wingdings" w:hAnsi="Wingdings" w:hint="default"/>
+        <w:sz w:val="20"/>
+      </w:rPr>
+    </w:lvl>
+    <w:lvl w:ilvl="7" w:tentative="1">
+      <w:start w:val="1"/>
+      <w:numFmt w:val="bullet"/>
+      <w:lvlText w:val=""/>
+      <w:lvlJc w:val="left"/>
+      <w:pPr>
+        <w:tabs>
+          <w:tab w:val="num" w:pos="5400"/>
+        </w:tabs>
+        <w:ind w:left="5400" w:hanging="360"/>
+      </w:pPr>
+      <w:rPr>
+        <w:rFonts w:ascii="Wingdings" w:hAnsi="Wingdings" w:hint="default"/>
+        <w:sz w:val="20"/>
+      </w:rPr>
+    </w:lvl>
+    <w:lvl w:ilvl="8" w:tentative="1">
+      <w:start w:val="1"/>
+      <w:numFmt w:val="bullet"/>
+      <w:lvlText w:val=""/>
+      <w:lvlJc w:val="left"/>
+      <w:pPr>
+        <w:tabs>
+          <w:tab w:val="num" w:pos="6120"/>
+        </w:tabs>
+        <w:ind w:left="6120" w:hanging="360"/>
+      </w:pPr>
+      <w:rPr>
+        <w:rFonts w:ascii="Wingdings" w:hAnsi="Wingdings" w:hint="default"/>
+        <w:sz w:val="20"/>
+      </w:rPr>
+    </w:lvl>
+  </w:abstractNum>
+  <w:abstractNum w:abstractNumId="10" w15:restartNumberingAfterBreak="0">
+    <w:nsid w:val="37561FEC"/>
+    <w:multiLevelType w:val="multilevel"/>
+    <w:tmpl w:val="390E5804"/>
+    <w:lvl w:ilvl="0">
+      <w:start w:val="1"/>
+      <w:numFmt w:val="bullet"/>
+      <w:lvlText w:val=""/>
+      <w:lvlJc w:val="left"/>
+      <w:pPr>
+        <w:tabs>
+          <w:tab w:val="num" w:pos="0"/>
+        </w:tabs>
+        <w:ind w:left="170" w:hanging="170"/>
+      </w:pPr>
+      <w:rPr>
+        <w:rFonts w:ascii="Symbol" w:hAnsi="Symbol" w:hint="default"/>
+        <w:color w:val="577188" w:themeColor="accent1" w:themeShade="BF"/>
+        <w:sz w:val="20"/>
+      </w:rPr>
+    </w:lvl>
+    <w:lvl w:ilvl="1" w:tentative="1">
+      <w:start w:val="1"/>
+      <w:numFmt w:val="bullet"/>
+      <w:lvlText w:val="o"/>
+      <w:lvlJc w:val="left"/>
+      <w:pPr>
+        <w:tabs>
+          <w:tab w:val="num" w:pos="1080"/>
+        </w:tabs>
+        <w:ind w:left="1080" w:hanging="360"/>
+      </w:pPr>
+      <w:rPr>
+        <w:rFonts w:ascii="Courier New" w:hAnsi="Courier New" w:hint="default"/>
+        <w:sz w:val="20"/>
+      </w:rPr>
+    </w:lvl>
+    <w:lvl w:ilvl="2" w:tentative="1">
+      <w:start w:val="1"/>
+      <w:numFmt w:val="bullet"/>
+      <w:lvlText w:val=""/>
+      <w:lvlJc w:val="left"/>
+      <w:pPr>
+        <w:tabs>
+          <w:tab w:val="num" w:pos="1800"/>
+        </w:tabs>
+        <w:ind w:left="1800" w:hanging="360"/>
+      </w:pPr>
+      <w:rPr>
+        <w:rFonts w:ascii="Wingdings" w:hAnsi="Wingdings" w:hint="default"/>
+        <w:sz w:val="20"/>
+      </w:rPr>
+    </w:lvl>
+    <w:lvl w:ilvl="3" w:tentative="1">
+      <w:start w:val="1"/>
+      <w:numFmt w:val="bullet"/>
+      <w:lvlText w:val=""/>
+      <w:lvlJc w:val="left"/>
+      <w:pPr>
+        <w:tabs>
+          <w:tab w:val="num" w:pos="2520"/>
+        </w:tabs>
+        <w:ind w:left="2520" w:hanging="360"/>
+      </w:pPr>
+      <w:rPr>
+        <w:rFonts w:ascii="Wingdings" w:hAnsi="Wingdings" w:hint="default"/>
+        <w:sz w:val="20"/>
+      </w:rPr>
+    </w:lvl>
+    <w:lvl w:ilvl="4" w:tentative="1">
+      <w:start w:val="1"/>
+      <w:numFmt w:val="bullet"/>
+      <w:lvlText w:val=""/>
+      <w:lvlJc w:val="left"/>
+      <w:pPr>
+        <w:tabs>
+          <w:tab w:val="num" w:pos="3240"/>
+        </w:tabs>
+        <w:ind w:left="3240" w:hanging="360"/>
+      </w:pPr>
+      <w:rPr>
+        <w:rFonts w:ascii="Wingdings" w:hAnsi="Wingdings" w:hint="default"/>
+        <w:sz w:val="20"/>
+      </w:rPr>
+    </w:lvl>
+    <w:lvl w:ilvl="5" w:tentative="1">
+      <w:start w:val="1"/>
+      <w:numFmt w:val="bullet"/>
+      <w:lvlText w:val=""/>
+      <w:lvlJc w:val="left"/>
+      <w:pPr>
+        <w:tabs>
+          <w:tab w:val="num" w:pos="3960"/>
+        </w:tabs>
+        <w:ind w:left="3960" w:hanging="360"/>
+      </w:pPr>
+      <w:rPr>
+        <w:rFonts w:ascii="Wingdings" w:hAnsi="Wingdings" w:hint="default"/>
+        <w:sz w:val="20"/>
+      </w:rPr>
+    </w:lvl>
+    <w:lvl w:ilvl="6" w:tentative="1">
+      <w:start w:val="1"/>
+      <w:numFmt w:val="bullet"/>
+      <w:lvlText w:val=""/>
+      <w:lvlJc w:val="left"/>
+      <w:pPr>
+        <w:tabs>
+          <w:tab w:val="num" w:pos="4680"/>
+        </w:tabs>
+        <w:ind w:left="4680" w:hanging="360"/>
+      </w:pPr>
+      <w:rPr>
+        <w:rFonts w:ascii="Wingdings" w:hAnsi="Wingdings" w:hint="default"/>
+        <w:sz w:val="20"/>
+      </w:rPr>
+    </w:lvl>
+    <w:lvl w:ilvl="7" w:tentative="1">
+      <w:start w:val="1"/>
+      <w:numFmt w:val="bullet"/>
+      <w:lvlText w:val=""/>
+      <w:lvlJc w:val="left"/>
+      <w:pPr>
+        <w:tabs>
+          <w:tab w:val="num" w:pos="5400"/>
+        </w:tabs>
+        <w:ind w:left="5400" w:hanging="360"/>
+      </w:pPr>
+      <w:rPr>
+        <w:rFonts w:ascii="Wingdings" w:hAnsi="Wingdings" w:hint="default"/>
+        <w:sz w:val="20"/>
+      </w:rPr>
+    </w:lvl>
+    <w:lvl w:ilvl="8" w:tentative="1">
+      <w:start w:val="1"/>
+      <w:numFmt w:val="bullet"/>
+      <w:lvlText w:val=""/>
+      <w:lvlJc w:val="left"/>
+      <w:pPr>
+        <w:tabs>
+          <w:tab w:val="num" w:pos="6120"/>
+        </w:tabs>
+        <w:ind w:left="6120" w:hanging="360"/>
+      </w:pPr>
+      <w:rPr>
+        <w:rFonts w:ascii="Wingdings" w:hAnsi="Wingdings" w:hint="default"/>
+        <w:sz w:val="20"/>
+      </w:rPr>
+    </w:lvl>
+  </w:abstractNum>
+  <w:abstractNum w:abstractNumId="11" w15:restartNumberingAfterBreak="0">
+    <w:nsid w:val="39E245E2"/>
+    <w:multiLevelType w:val="multilevel"/>
+    <w:tmpl w:val="0F04656A"/>
+    <w:lvl w:ilvl="0">
+      <w:start w:val="1"/>
+      <w:numFmt w:val="bullet"/>
+      <w:lvlText w:val=""/>
+      <w:lvlJc w:val="left"/>
+      <w:pPr>
+        <w:tabs>
+          <w:tab w:val="num" w:pos="0"/>
+        </w:tabs>
+        <w:ind w:left="227" w:hanging="227"/>
+      </w:pPr>
+      <w:rPr>
+        <w:rFonts w:ascii="Symbol" w:hAnsi="Symbol" w:hint="default"/>
+        <w:sz w:val="20"/>
+      </w:rPr>
+    </w:lvl>
+    <w:lvl w:ilvl="1" w:tentative="1">
+      <w:start w:val="1"/>
+      <w:numFmt w:val="bullet"/>
+      <w:lvlText w:val="o"/>
+      <w:lvlJc w:val="left"/>
+      <w:pPr>
+        <w:tabs>
+          <w:tab w:val="num" w:pos="1080"/>
+        </w:tabs>
+        <w:ind w:left="1080" w:hanging="360"/>
+      </w:pPr>
+      <w:rPr>
+        <w:rFonts w:ascii="Courier New" w:hAnsi="Courier New" w:hint="default"/>
+        <w:sz w:val="20"/>
+      </w:rPr>
+    </w:lvl>
+    <w:lvl w:ilvl="2" w:tentative="1">
+      <w:start w:val="1"/>
+      <w:numFmt w:val="bullet"/>
+      <w:lvlText w:val=""/>
+      <w:lvlJc w:val="left"/>
+      <w:pPr>
+        <w:tabs>
+          <w:tab w:val="num" w:pos="1800"/>
+        </w:tabs>
+        <w:ind w:left="1800" w:hanging="360"/>
+      </w:pPr>
+      <w:rPr>
+        <w:rFonts w:ascii="Wingdings" w:hAnsi="Wingdings" w:hint="default"/>
+        <w:sz w:val="20"/>
+      </w:rPr>
+    </w:lvl>
+    <w:lvl w:ilvl="3" w:tentative="1">
+      <w:start w:val="1"/>
+      <w:numFmt w:val="bullet"/>
+      <w:lvlText w:val=""/>
+      <w:lvlJc w:val="left"/>
+      <w:pPr>
+        <w:tabs>
+          <w:tab w:val="num" w:pos="2520"/>
+        </w:tabs>
+        <w:ind w:left="2520" w:hanging="360"/>
+      </w:pPr>
+      <w:rPr>
+        <w:rFonts w:ascii="Wingdings" w:hAnsi="Wingdings" w:hint="default"/>
+        <w:sz w:val="20"/>
+      </w:rPr>
+    </w:lvl>
+    <w:lvl w:ilvl="4" w:tentative="1">
+      <w:start w:val="1"/>
+      <w:numFmt w:val="bullet"/>
+      <w:lvlText w:val=""/>
+      <w:lvlJc w:val="left"/>
+      <w:pPr>
+        <w:tabs>
+          <w:tab w:val="num" w:pos="3240"/>
+        </w:tabs>
+        <w:ind w:left="3240" w:hanging="360"/>
+      </w:pPr>
+      <w:rPr>
+        <w:rFonts w:ascii="Wingdings" w:hAnsi="Wingdings" w:hint="default"/>
+        <w:sz w:val="20"/>
+      </w:rPr>
+    </w:lvl>
+    <w:lvl w:ilvl="5" w:tentative="1">
+      <w:start w:val="1"/>
+      <w:numFmt w:val="bullet"/>
+      <w:lvlText w:val=""/>
+      <w:lvlJc w:val="left"/>
+      <w:pPr>
+        <w:tabs>
+          <w:tab w:val="num" w:pos="3960"/>
+        </w:tabs>
+        <w:ind w:left="3960" w:hanging="360"/>
+      </w:pPr>
+      <w:rPr>
+        <w:rFonts w:ascii="Wingdings" w:hAnsi="Wingdings" w:hint="default"/>
+        <w:sz w:val="20"/>
+      </w:rPr>
+    </w:lvl>
+    <w:lvl w:ilvl="6" w:tentative="1">
+      <w:start w:val="1"/>
+      <w:numFmt w:val="bullet"/>
+      <w:lvlText w:val=""/>
+      <w:lvlJc w:val="left"/>
+      <w:pPr>
+        <w:tabs>
+          <w:tab w:val="num" w:pos="4680"/>
+        </w:tabs>
+        <w:ind w:left="4680" w:hanging="360"/>
+      </w:pPr>
+      <w:rPr>
+        <w:rFonts w:ascii="Wingdings" w:hAnsi="Wingdings" w:hint="default"/>
+        <w:sz w:val="20"/>
+      </w:rPr>
+    </w:lvl>
+    <w:lvl w:ilvl="7" w:tentative="1">
+      <w:start w:val="1"/>
+      <w:numFmt w:val="bullet"/>
+      <w:lvlText w:val=""/>
+      <w:lvlJc w:val="left"/>
+      <w:pPr>
+        <w:tabs>
+          <w:tab w:val="num" w:pos="5400"/>
+        </w:tabs>
+        <w:ind w:left="5400" w:hanging="360"/>
+      </w:pPr>
+      <w:rPr>
+        <w:rFonts w:ascii="Wingdings" w:hAnsi="Wingdings" w:hint="default"/>
+        <w:sz w:val="20"/>
+      </w:rPr>
+    </w:lvl>
+    <w:lvl w:ilvl="8" w:tentative="1">
+      <w:start w:val="1"/>
+      <w:numFmt w:val="bullet"/>
+      <w:lvlText w:val=""/>
+      <w:lvlJc w:val="left"/>
+      <w:pPr>
+        <w:tabs>
+          <w:tab w:val="num" w:pos="6120"/>
+        </w:tabs>
+        <w:ind w:left="6120" w:hanging="360"/>
+      </w:pPr>
+      <w:rPr>
+        <w:rFonts w:ascii="Wingdings" w:hAnsi="Wingdings" w:hint="default"/>
+        <w:sz w:val="20"/>
+      </w:rPr>
+    </w:lvl>
+  </w:abstractNum>
+  <w:abstractNum w:abstractNumId="12" w15:restartNumberingAfterBreak="0">
     <w:nsid w:val="3B71228F"/>
     <w:multiLevelType w:val="hybridMultilevel"/>
     <w:tmpl w:val="EC7A8AF4"/>
@@ -3109,7 +4016,156 @@
       </w:rPr>
     </w:lvl>
   </w:abstractNum>
-  <w:abstractNum w:abstractNumId="8" w15:restartNumberingAfterBreak="0">
+  <w:abstractNum w:abstractNumId="13" w15:restartNumberingAfterBreak="0">
+    <w:nsid w:val="467233F9"/>
+    <w:multiLevelType w:val="multilevel"/>
+    <w:tmpl w:val="0F04656A"/>
+    <w:lvl w:ilvl="0">
+      <w:start w:val="1"/>
+      <w:numFmt w:val="bullet"/>
+      <w:lvlText w:val=""/>
+      <w:lvlJc w:val="left"/>
+      <w:pPr>
+        <w:tabs>
+          <w:tab w:val="num" w:pos="0"/>
+        </w:tabs>
+        <w:ind w:left="227" w:hanging="227"/>
+      </w:pPr>
+      <w:rPr>
+        <w:rFonts w:ascii="Symbol" w:hAnsi="Symbol" w:hint="default"/>
+        <w:sz w:val="20"/>
+      </w:rPr>
+    </w:lvl>
+    <w:lvl w:ilvl="1" w:tentative="1">
+      <w:start w:val="1"/>
+      <w:numFmt w:val="bullet"/>
+      <w:lvlText w:val="o"/>
+      <w:lvlJc w:val="left"/>
+      <w:pPr>
+        <w:tabs>
+          <w:tab w:val="num" w:pos="1080"/>
+        </w:tabs>
+        <w:ind w:left="1080" w:hanging="360"/>
+      </w:pPr>
+      <w:rPr>
+        <w:rFonts w:ascii="Courier New" w:hAnsi="Courier New" w:hint="default"/>
+        <w:sz w:val="20"/>
+      </w:rPr>
+    </w:lvl>
+    <w:lvl w:ilvl="2" w:tentative="1">
+      <w:start w:val="1"/>
+      <w:numFmt w:val="bullet"/>
+      <w:lvlText w:val=""/>
+      <w:lvlJc w:val="left"/>
+      <w:pPr>
+        <w:tabs>
+          <w:tab w:val="num" w:pos="1800"/>
+        </w:tabs>
+        <w:ind w:left="1800" w:hanging="360"/>
+      </w:pPr>
+      <w:rPr>
+        <w:rFonts w:ascii="Wingdings" w:hAnsi="Wingdings" w:hint="default"/>
+        <w:sz w:val="20"/>
+      </w:rPr>
+    </w:lvl>
+    <w:lvl w:ilvl="3" w:tentative="1">
+      <w:start w:val="1"/>
+      <w:numFmt w:val="bullet"/>
+      <w:lvlText w:val=""/>
+      <w:lvlJc w:val="left"/>
+      <w:pPr>
+        <w:tabs>
+          <w:tab w:val="num" w:pos="2520"/>
+        </w:tabs>
+        <w:ind w:left="2520" w:hanging="360"/>
+      </w:pPr>
+      <w:rPr>
+        <w:rFonts w:ascii="Wingdings" w:hAnsi="Wingdings" w:hint="default"/>
+        <w:sz w:val="20"/>
+      </w:rPr>
+    </w:lvl>
+    <w:lvl w:ilvl="4" w:tentative="1">
+      <w:start w:val="1"/>
+      <w:numFmt w:val="bullet"/>
+      <w:lvlText w:val=""/>
+      <w:lvlJc w:val="left"/>
+      <w:pPr>
+        <w:tabs>
+          <w:tab w:val="num" w:pos="3240"/>
+        </w:tabs>
+        <w:ind w:left="3240" w:hanging="360"/>
+      </w:pPr>
+      <w:rPr>
+        <w:rFonts w:ascii="Wingdings" w:hAnsi="Wingdings" w:hint="default"/>
+        <w:sz w:val="20"/>
+      </w:rPr>
+    </w:lvl>
+    <w:lvl w:ilvl="5" w:tentative="1">
+      <w:start w:val="1"/>
+      <w:numFmt w:val="bullet"/>
+      <w:lvlText w:val=""/>
+      <w:lvlJc w:val="left"/>
+      <w:pPr>
+        <w:tabs>
+          <w:tab w:val="num" w:pos="3960"/>
+        </w:tabs>
+        <w:ind w:left="3960" w:hanging="360"/>
+      </w:pPr>
+      <w:rPr>
+        <w:rFonts w:ascii="Wingdings" w:hAnsi="Wingdings" w:hint="default"/>
+        <w:sz w:val="20"/>
+      </w:rPr>
+    </w:lvl>
+    <w:lvl w:ilvl="6" w:tentative="1">
+      <w:start w:val="1"/>
+      <w:numFmt w:val="bullet"/>
+      <w:lvlText w:val=""/>
+      <w:lvlJc w:val="left"/>
+      <w:pPr>
+        <w:tabs>
+          <w:tab w:val="num" w:pos="4680"/>
+        </w:tabs>
+        <w:ind w:left="4680" w:hanging="360"/>
+      </w:pPr>
+      <w:rPr>
+        <w:rFonts w:ascii="Wingdings" w:hAnsi="Wingdings" w:hint="default"/>
+        <w:sz w:val="20"/>
+      </w:rPr>
+    </w:lvl>
+    <w:lvl w:ilvl="7" w:tentative="1">
+      <w:start w:val="1"/>
+      <w:numFmt w:val="bullet"/>
+      <w:lvlText w:val=""/>
+      <w:lvlJc w:val="left"/>
+      <w:pPr>
+        <w:tabs>
+          <w:tab w:val="num" w:pos="5400"/>
+        </w:tabs>
+        <w:ind w:left="5400" w:hanging="360"/>
+      </w:pPr>
+      <w:rPr>
+        <w:rFonts w:ascii="Wingdings" w:hAnsi="Wingdings" w:hint="default"/>
+        <w:sz w:val="20"/>
+      </w:rPr>
+    </w:lvl>
+    <w:lvl w:ilvl="8" w:tentative="1">
+      <w:start w:val="1"/>
+      <w:numFmt w:val="bullet"/>
+      <w:lvlText w:val=""/>
+      <w:lvlJc w:val="left"/>
+      <w:pPr>
+        <w:tabs>
+          <w:tab w:val="num" w:pos="6120"/>
+        </w:tabs>
+        <w:ind w:left="6120" w:hanging="360"/>
+      </w:pPr>
+      <w:rPr>
+        <w:rFonts w:ascii="Wingdings" w:hAnsi="Wingdings" w:hint="default"/>
+        <w:sz w:val="20"/>
+      </w:rPr>
+    </w:lvl>
+  </w:abstractNum>
+  <w:abstractNum w:abstractNumId="14" w15:restartNumberingAfterBreak="0">
     <w:nsid w:val="48116DC5"/>
     <w:multiLevelType w:val="multilevel"/>
     <w:tmpl w:val="000C3364"/>
@@ -3258,7 +4314,605 @@
       </w:rPr>
     </w:lvl>
   </w:abstractNum>
-  <w:abstractNum w:abstractNumId="9" w15:restartNumberingAfterBreak="0">
+  <w:abstractNum w:abstractNumId="15" w15:restartNumberingAfterBreak="0">
+    <w:nsid w:val="48DB4CD8"/>
+    <w:multiLevelType w:val="multilevel"/>
+    <w:tmpl w:val="C9D8EB6A"/>
+    <w:lvl w:ilvl="0">
+      <w:start w:val="1"/>
+      <w:numFmt w:val="bullet"/>
+      <w:lvlText w:val=""/>
+      <w:lvlJc w:val="left"/>
+      <w:pPr>
+        <w:tabs>
+          <w:tab w:val="num" w:pos="0"/>
+        </w:tabs>
+        <w:ind w:left="170" w:hanging="170"/>
+      </w:pPr>
+      <w:rPr>
+        <w:rFonts w:ascii="Symbol" w:hAnsi="Symbol" w:hint="default"/>
+        <w:sz w:val="20"/>
+      </w:rPr>
+    </w:lvl>
+    <w:lvl w:ilvl="1" w:tentative="1">
+      <w:start w:val="1"/>
+      <w:numFmt w:val="bullet"/>
+      <w:lvlText w:val="o"/>
+      <w:lvlJc w:val="left"/>
+      <w:pPr>
+        <w:tabs>
+          <w:tab w:val="num" w:pos="1080"/>
+        </w:tabs>
+        <w:ind w:left="1080" w:hanging="360"/>
+      </w:pPr>
+      <w:rPr>
+        <w:rFonts w:ascii="Courier New" w:hAnsi="Courier New" w:hint="default"/>
+        <w:sz w:val="20"/>
+      </w:rPr>
+    </w:lvl>
+    <w:lvl w:ilvl="2" w:tentative="1">
+      <w:start w:val="1"/>
+      <w:numFmt w:val="bullet"/>
+      <w:lvlText w:val=""/>
+      <w:lvlJc w:val="left"/>
+      <w:pPr>
+        <w:tabs>
+          <w:tab w:val="num" w:pos="1800"/>
+        </w:tabs>
+        <w:ind w:left="1800" w:hanging="360"/>
+      </w:pPr>
+      <w:rPr>
+        <w:rFonts w:ascii="Wingdings" w:hAnsi="Wingdings" w:hint="default"/>
+        <w:sz w:val="20"/>
+      </w:rPr>
+    </w:lvl>
+    <w:lvl w:ilvl="3" w:tentative="1">
+      <w:start w:val="1"/>
+      <w:numFmt w:val="bullet"/>
+      <w:lvlText w:val=""/>
+      <w:lvlJc w:val="left"/>
+      <w:pPr>
+        <w:tabs>
+          <w:tab w:val="num" w:pos="2520"/>
+        </w:tabs>
+        <w:ind w:left="2520" w:hanging="360"/>
+      </w:pPr>
+      <w:rPr>
+        <w:rFonts w:ascii="Wingdings" w:hAnsi="Wingdings" w:hint="default"/>
+        <w:sz w:val="20"/>
+      </w:rPr>
+    </w:lvl>
+    <w:lvl w:ilvl="4" w:tentative="1">
+      <w:start w:val="1"/>
+      <w:numFmt w:val="bullet"/>
+      <w:lvlText w:val=""/>
+      <w:lvlJc w:val="left"/>
+      <w:pPr>
+        <w:tabs>
+          <w:tab w:val="num" w:pos="3240"/>
+        </w:tabs>
+        <w:ind w:left="3240" w:hanging="360"/>
+      </w:pPr>
+      <w:rPr>
+        <w:rFonts w:ascii="Wingdings" w:hAnsi="Wingdings" w:hint="default"/>
+        <w:sz w:val="20"/>
+      </w:rPr>
+    </w:lvl>
+    <w:lvl w:ilvl="5" w:tentative="1">
+      <w:start w:val="1"/>
+      <w:numFmt w:val="bullet"/>
+      <w:lvlText w:val=""/>
+      <w:lvlJc w:val="left"/>
+      <w:pPr>
+        <w:tabs>
+          <w:tab w:val="num" w:pos="3960"/>
+        </w:tabs>
+        <w:ind w:left="3960" w:hanging="360"/>
+      </w:pPr>
+      <w:rPr>
+        <w:rFonts w:ascii="Wingdings" w:hAnsi="Wingdings" w:hint="default"/>
+        <w:sz w:val="20"/>
+      </w:rPr>
+    </w:lvl>
+    <w:lvl w:ilvl="6" w:tentative="1">
+      <w:start w:val="1"/>
+      <w:numFmt w:val="bullet"/>
+      <w:lvlText w:val=""/>
+      <w:lvlJc w:val="left"/>
+      <w:pPr>
+        <w:tabs>
+          <w:tab w:val="num" w:pos="4680"/>
+        </w:tabs>
+        <w:ind w:left="4680" w:hanging="360"/>
+      </w:pPr>
+      <w:rPr>
+        <w:rFonts w:ascii="Wingdings" w:hAnsi="Wingdings" w:hint="default"/>
+        <w:sz w:val="20"/>
+      </w:rPr>
+    </w:lvl>
+    <w:lvl w:ilvl="7" w:tentative="1">
+      <w:start w:val="1"/>
+      <w:numFmt w:val="bullet"/>
+      <w:lvlText w:val=""/>
+      <w:lvlJc w:val="left"/>
+      <w:pPr>
+        <w:tabs>
+          <w:tab w:val="num" w:pos="5400"/>
+        </w:tabs>
+        <w:ind w:left="5400" w:hanging="360"/>
+      </w:pPr>
+      <w:rPr>
+        <w:rFonts w:ascii="Wingdings" w:hAnsi="Wingdings" w:hint="default"/>
+        <w:sz w:val="20"/>
+      </w:rPr>
+    </w:lvl>
+    <w:lvl w:ilvl="8" w:tentative="1">
+      <w:start w:val="1"/>
+      <w:numFmt w:val="bullet"/>
+      <w:lvlText w:val=""/>
+      <w:lvlJc w:val="left"/>
+      <w:pPr>
+        <w:tabs>
+          <w:tab w:val="num" w:pos="6120"/>
+        </w:tabs>
+        <w:ind w:left="6120" w:hanging="360"/>
+      </w:pPr>
+      <w:rPr>
+        <w:rFonts w:ascii="Wingdings" w:hAnsi="Wingdings" w:hint="default"/>
+        <w:sz w:val="20"/>
+      </w:rPr>
+    </w:lvl>
+  </w:abstractNum>
+  <w:abstractNum w:abstractNumId="16" w15:restartNumberingAfterBreak="0">
+    <w:nsid w:val="4E1954CC"/>
+    <w:multiLevelType w:val="multilevel"/>
+    <w:tmpl w:val="4808DF8A"/>
+    <w:lvl w:ilvl="0">
+      <w:start w:val="1"/>
+      <w:numFmt w:val="bullet"/>
+      <w:lvlText w:val=""/>
+      <w:lvlJc w:val="left"/>
+      <w:pPr>
+        <w:tabs>
+          <w:tab w:val="num" w:pos="0"/>
+        </w:tabs>
+        <w:ind w:left="170" w:hanging="170"/>
+      </w:pPr>
+      <w:rPr>
+        <w:rFonts w:ascii="Symbol" w:hAnsi="Symbol" w:hint="default"/>
+        <w:color w:val="577188" w:themeColor="accent1" w:themeShade="BF"/>
+        <w:sz w:val="20"/>
+      </w:rPr>
+    </w:lvl>
+    <w:lvl w:ilvl="1" w:tentative="1">
+      <w:start w:val="1"/>
+      <w:numFmt w:val="bullet"/>
+      <w:lvlText w:val="o"/>
+      <w:lvlJc w:val="left"/>
+      <w:pPr>
+        <w:tabs>
+          <w:tab w:val="num" w:pos="1080"/>
+        </w:tabs>
+        <w:ind w:left="1080" w:hanging="360"/>
+      </w:pPr>
+      <w:rPr>
+        <w:rFonts w:ascii="Courier New" w:hAnsi="Courier New" w:hint="default"/>
+        <w:sz w:val="20"/>
+      </w:rPr>
+    </w:lvl>
+    <w:lvl w:ilvl="2" w:tentative="1">
+      <w:start w:val="1"/>
+      <w:numFmt w:val="bullet"/>
+      <w:lvlText w:val=""/>
+      <w:lvlJc w:val="left"/>
+      <w:pPr>
+        <w:tabs>
+          <w:tab w:val="num" w:pos="1800"/>
+        </w:tabs>
+        <w:ind w:left="1800" w:hanging="360"/>
+      </w:pPr>
+      <w:rPr>
+        <w:rFonts w:ascii="Wingdings" w:hAnsi="Wingdings" w:hint="default"/>
+        <w:sz w:val="20"/>
+      </w:rPr>
+    </w:lvl>
+    <w:lvl w:ilvl="3" w:tentative="1">
+      <w:start w:val="1"/>
+      <w:numFmt w:val="bullet"/>
+      <w:lvlText w:val=""/>
+      <w:lvlJc w:val="left"/>
+      <w:pPr>
+        <w:tabs>
+          <w:tab w:val="num" w:pos="2520"/>
+        </w:tabs>
+        <w:ind w:left="2520" w:hanging="360"/>
+      </w:pPr>
+      <w:rPr>
+        <w:rFonts w:ascii="Wingdings" w:hAnsi="Wingdings" w:hint="default"/>
+        <w:sz w:val="20"/>
+      </w:rPr>
+    </w:lvl>
+    <w:lvl w:ilvl="4" w:tentative="1">
+      <w:start w:val="1"/>
+      <w:numFmt w:val="bullet"/>
+      <w:lvlText w:val=""/>
+      <w:lvlJc w:val="left"/>
+      <w:pPr>
+        <w:tabs>
+          <w:tab w:val="num" w:pos="3240"/>
+        </w:tabs>
+        <w:ind w:left="3240" w:hanging="360"/>
+      </w:pPr>
+      <w:rPr>
+        <w:rFonts w:ascii="Wingdings" w:hAnsi="Wingdings" w:hint="default"/>
+        <w:sz w:val="20"/>
+      </w:rPr>
+    </w:lvl>
+    <w:lvl w:ilvl="5" w:tentative="1">
+      <w:start w:val="1"/>
+      <w:numFmt w:val="bullet"/>
+      <w:lvlText w:val=""/>
+      <w:lvlJc w:val="left"/>
+      <w:pPr>
+        <w:tabs>
+          <w:tab w:val="num" w:pos="3960"/>
+        </w:tabs>
+        <w:ind w:left="3960" w:hanging="360"/>
+      </w:pPr>
+      <w:rPr>
+        <w:rFonts w:ascii="Wingdings" w:hAnsi="Wingdings" w:hint="default"/>
+        <w:sz w:val="20"/>
+      </w:rPr>
+    </w:lvl>
+    <w:lvl w:ilvl="6" w:tentative="1">
+      <w:start w:val="1"/>
+      <w:numFmt w:val="bullet"/>
+      <w:lvlText w:val=""/>
+      <w:lvlJc w:val="left"/>
+      <w:pPr>
+        <w:tabs>
+          <w:tab w:val="num" w:pos="4680"/>
+        </w:tabs>
+        <w:ind w:left="4680" w:hanging="360"/>
+      </w:pPr>
+      <w:rPr>
+        <w:rFonts w:ascii="Wingdings" w:hAnsi="Wingdings" w:hint="default"/>
+        <w:sz w:val="20"/>
+      </w:rPr>
+    </w:lvl>
+    <w:lvl w:ilvl="7" w:tentative="1">
+      <w:start w:val="1"/>
+      <w:numFmt w:val="bullet"/>
+      <w:lvlText w:val=""/>
+      <w:lvlJc w:val="left"/>
+      <w:pPr>
+        <w:tabs>
+          <w:tab w:val="num" w:pos="5400"/>
+        </w:tabs>
+        <w:ind w:left="5400" w:hanging="360"/>
+      </w:pPr>
+      <w:rPr>
+        <w:rFonts w:ascii="Wingdings" w:hAnsi="Wingdings" w:hint="default"/>
+        <w:sz w:val="20"/>
+      </w:rPr>
+    </w:lvl>
+    <w:lvl w:ilvl="8" w:tentative="1">
+      <w:start w:val="1"/>
+      <w:numFmt w:val="bullet"/>
+      <w:lvlText w:val=""/>
+      <w:lvlJc w:val="left"/>
+      <w:pPr>
+        <w:tabs>
+          <w:tab w:val="num" w:pos="6120"/>
+        </w:tabs>
+        <w:ind w:left="6120" w:hanging="360"/>
+      </w:pPr>
+      <w:rPr>
+        <w:rFonts w:ascii="Wingdings" w:hAnsi="Wingdings" w:hint="default"/>
+        <w:sz w:val="20"/>
+      </w:rPr>
+    </w:lvl>
+  </w:abstractNum>
+  <w:abstractNum w:abstractNumId="17" w15:restartNumberingAfterBreak="0">
+    <w:nsid w:val="599B66DE"/>
+    <w:multiLevelType w:val="multilevel"/>
+    <w:tmpl w:val="0F04656A"/>
+    <w:lvl w:ilvl="0">
+      <w:start w:val="1"/>
+      <w:numFmt w:val="bullet"/>
+      <w:lvlText w:val=""/>
+      <w:lvlJc w:val="left"/>
+      <w:pPr>
+        <w:tabs>
+          <w:tab w:val="num" w:pos="0"/>
+        </w:tabs>
+        <w:ind w:left="227" w:hanging="227"/>
+      </w:pPr>
+      <w:rPr>
+        <w:rFonts w:ascii="Symbol" w:hAnsi="Symbol" w:hint="default"/>
+        <w:sz w:val="20"/>
+      </w:rPr>
+    </w:lvl>
+    <w:lvl w:ilvl="1" w:tentative="1">
+      <w:start w:val="1"/>
+      <w:numFmt w:val="bullet"/>
+      <w:lvlText w:val="o"/>
+      <w:lvlJc w:val="left"/>
+      <w:pPr>
+        <w:tabs>
+          <w:tab w:val="num" w:pos="1080"/>
+        </w:tabs>
+        <w:ind w:left="1080" w:hanging="360"/>
+      </w:pPr>
+      <w:rPr>
+        <w:rFonts w:ascii="Courier New" w:hAnsi="Courier New" w:hint="default"/>
+        <w:sz w:val="20"/>
+      </w:rPr>
+    </w:lvl>
+    <w:lvl w:ilvl="2" w:tentative="1">
+      <w:start w:val="1"/>
+      <w:numFmt w:val="bullet"/>
+      <w:lvlText w:val=""/>
+      <w:lvlJc w:val="left"/>
+      <w:pPr>
+        <w:tabs>
+          <w:tab w:val="num" w:pos="1800"/>
+        </w:tabs>
+        <w:ind w:left="1800" w:hanging="360"/>
+      </w:pPr>
+      <w:rPr>
+        <w:rFonts w:ascii="Wingdings" w:hAnsi="Wingdings" w:hint="default"/>
+        <w:sz w:val="20"/>
+      </w:rPr>
+    </w:lvl>
+    <w:lvl w:ilvl="3" w:tentative="1">
+      <w:start w:val="1"/>
+      <w:numFmt w:val="bullet"/>
+      <w:lvlText w:val=""/>
+      <w:lvlJc w:val="left"/>
+      <w:pPr>
+        <w:tabs>
+          <w:tab w:val="num" w:pos="2520"/>
+        </w:tabs>
+        <w:ind w:left="2520" w:hanging="360"/>
+      </w:pPr>
+      <w:rPr>
+        <w:rFonts w:ascii="Wingdings" w:hAnsi="Wingdings" w:hint="default"/>
+        <w:sz w:val="20"/>
+      </w:rPr>
+    </w:lvl>
+    <w:lvl w:ilvl="4" w:tentative="1">
+      <w:start w:val="1"/>
+      <w:numFmt w:val="bullet"/>
+      <w:lvlText w:val=""/>
+      <w:lvlJc w:val="left"/>
+      <w:pPr>
+        <w:tabs>
+          <w:tab w:val="num" w:pos="3240"/>
+        </w:tabs>
+        <w:ind w:left="3240" w:hanging="360"/>
+      </w:pPr>
+      <w:rPr>
+        <w:rFonts w:ascii="Wingdings" w:hAnsi="Wingdings" w:hint="default"/>
+        <w:sz w:val="20"/>
+      </w:rPr>
+    </w:lvl>
+    <w:lvl w:ilvl="5" w:tentative="1">
+      <w:start w:val="1"/>
+      <w:numFmt w:val="bullet"/>
+      <w:lvlText w:val=""/>
+      <w:lvlJc w:val="left"/>
+      <w:pPr>
+        <w:tabs>
+          <w:tab w:val="num" w:pos="3960"/>
+        </w:tabs>
+        <w:ind w:left="3960" w:hanging="360"/>
+      </w:pPr>
+      <w:rPr>
+        <w:rFonts w:ascii="Wingdings" w:hAnsi="Wingdings" w:hint="default"/>
+        <w:sz w:val="20"/>
+      </w:rPr>
+    </w:lvl>
+    <w:lvl w:ilvl="6" w:tentative="1">
+      <w:start w:val="1"/>
+      <w:numFmt w:val="bullet"/>
+      <w:lvlText w:val=""/>
+      <w:lvlJc w:val="left"/>
+      <w:pPr>
+        <w:tabs>
+          <w:tab w:val="num" w:pos="4680"/>
+        </w:tabs>
+        <w:ind w:left="4680" w:hanging="360"/>
+      </w:pPr>
+      <w:rPr>
+        <w:rFonts w:ascii="Wingdings" w:hAnsi="Wingdings" w:hint="default"/>
+        <w:sz w:val="20"/>
+      </w:rPr>
+    </w:lvl>
+    <w:lvl w:ilvl="7" w:tentative="1">
+      <w:start w:val="1"/>
+      <w:numFmt w:val="bullet"/>
+      <w:lvlText w:val=""/>
+      <w:lvlJc w:val="left"/>
+      <w:pPr>
+        <w:tabs>
+          <w:tab w:val="num" w:pos="5400"/>
+        </w:tabs>
+        <w:ind w:left="5400" w:hanging="360"/>
+      </w:pPr>
+      <w:rPr>
+        <w:rFonts w:ascii="Wingdings" w:hAnsi="Wingdings" w:hint="default"/>
+        <w:sz w:val="20"/>
+      </w:rPr>
+    </w:lvl>
+    <w:lvl w:ilvl="8" w:tentative="1">
+      <w:start w:val="1"/>
+      <w:numFmt w:val="bullet"/>
+      <w:lvlText w:val=""/>
+      <w:lvlJc w:val="left"/>
+      <w:pPr>
+        <w:tabs>
+          <w:tab w:val="num" w:pos="6120"/>
+        </w:tabs>
+        <w:ind w:left="6120" w:hanging="360"/>
+      </w:pPr>
+      <w:rPr>
+        <w:rFonts w:ascii="Wingdings" w:hAnsi="Wingdings" w:hint="default"/>
+        <w:sz w:val="20"/>
+      </w:rPr>
+    </w:lvl>
+  </w:abstractNum>
+  <w:abstractNum w:abstractNumId="18" w15:restartNumberingAfterBreak="0">
+    <w:nsid w:val="5F406D95"/>
+    <w:multiLevelType w:val="multilevel"/>
+    <w:tmpl w:val="585C503A"/>
+    <w:lvl w:ilvl="0">
+      <w:start w:val="1"/>
+      <w:numFmt w:val="bullet"/>
+      <w:lvlText w:val=""/>
+      <w:lvlJc w:val="left"/>
+      <w:pPr>
+        <w:tabs>
+          <w:tab w:val="num" w:pos="0"/>
+        </w:tabs>
+        <w:ind w:left="170" w:hanging="170"/>
+      </w:pPr>
+      <w:rPr>
+        <w:rFonts w:ascii="Symbol" w:hAnsi="Symbol" w:hint="default"/>
+        <w:color w:val="577188" w:themeColor="accent1" w:themeShade="BF"/>
+        <w:sz w:val="20"/>
+      </w:rPr>
+    </w:lvl>
+    <w:lvl w:ilvl="1" w:tentative="1">
+      <w:start w:val="1"/>
+      <w:numFmt w:val="bullet"/>
+      <w:lvlText w:val="o"/>
+      <w:lvlJc w:val="left"/>
+      <w:pPr>
+        <w:tabs>
+          <w:tab w:val="num" w:pos="1080"/>
+        </w:tabs>
+        <w:ind w:left="1080" w:hanging="360"/>
+      </w:pPr>
+      <w:rPr>
+        <w:rFonts w:ascii="Courier New" w:hAnsi="Courier New" w:hint="default"/>
+        <w:sz w:val="20"/>
+      </w:rPr>
+    </w:lvl>
+    <w:lvl w:ilvl="2" w:tentative="1">
+      <w:start w:val="1"/>
+      <w:numFmt w:val="bullet"/>
+      <w:lvlText w:val=""/>
+      <w:lvlJc w:val="left"/>
+      <w:pPr>
+        <w:tabs>
+          <w:tab w:val="num" w:pos="1800"/>
+        </w:tabs>
+        <w:ind w:left="1800" w:hanging="360"/>
+      </w:pPr>
+      <w:rPr>
+        <w:rFonts w:ascii="Wingdings" w:hAnsi="Wingdings" w:hint="default"/>
+        <w:sz w:val="20"/>
+      </w:rPr>
+    </w:lvl>
+    <w:lvl w:ilvl="3" w:tentative="1">
+      <w:start w:val="1"/>
+      <w:numFmt w:val="bullet"/>
+      <w:lvlText w:val=""/>
+      <w:lvlJc w:val="left"/>
+      <w:pPr>
+        <w:tabs>
+          <w:tab w:val="num" w:pos="2520"/>
+        </w:tabs>
+        <w:ind w:left="2520" w:hanging="360"/>
+      </w:pPr>
+      <w:rPr>
+        <w:rFonts w:ascii="Wingdings" w:hAnsi="Wingdings" w:hint="default"/>
+        <w:sz w:val="20"/>
+      </w:rPr>
+    </w:lvl>
+    <w:lvl w:ilvl="4" w:tentative="1">
+      <w:start w:val="1"/>
+      <w:numFmt w:val="bullet"/>
+      <w:lvlText w:val=""/>
+      <w:lvlJc w:val="left"/>
+      <w:pPr>
+        <w:tabs>
+          <w:tab w:val="num" w:pos="3240"/>
+        </w:tabs>
+        <w:ind w:left="3240" w:hanging="360"/>
+      </w:pPr>
+      <w:rPr>
+        <w:rFonts w:ascii="Wingdings" w:hAnsi="Wingdings" w:hint="default"/>
+        <w:sz w:val="20"/>
+      </w:rPr>
+    </w:lvl>
+    <w:lvl w:ilvl="5" w:tentative="1">
+      <w:start w:val="1"/>
+      <w:numFmt w:val="bullet"/>
+      <w:lvlText w:val=""/>
+      <w:lvlJc w:val="left"/>
+      <w:pPr>
+        <w:tabs>
+          <w:tab w:val="num" w:pos="3960"/>
+        </w:tabs>
+        <w:ind w:left="3960" w:hanging="360"/>
+      </w:pPr>
+      <w:rPr>
+        <w:rFonts w:ascii="Wingdings" w:hAnsi="Wingdings" w:hint="default"/>
+        <w:sz w:val="20"/>
+      </w:rPr>
+    </w:lvl>
+    <w:lvl w:ilvl="6" w:tentative="1">
+      <w:start w:val="1"/>
+      <w:numFmt w:val="bullet"/>
+      <w:lvlText w:val=""/>
+      <w:lvlJc w:val="left"/>
+      <w:pPr>
+        <w:tabs>
+          <w:tab w:val="num" w:pos="4680"/>
+        </w:tabs>
+        <w:ind w:left="4680" w:hanging="360"/>
+      </w:pPr>
+      <w:rPr>
+        <w:rFonts w:ascii="Wingdings" w:hAnsi="Wingdings" w:hint="default"/>
+        <w:sz w:val="20"/>
+      </w:rPr>
+    </w:lvl>
+    <w:lvl w:ilvl="7" w:tentative="1">
+      <w:start w:val="1"/>
+      <w:numFmt w:val="bullet"/>
+      <w:lvlText w:val=""/>
+      <w:lvlJc w:val="left"/>
+      <w:pPr>
+        <w:tabs>
+          <w:tab w:val="num" w:pos="5400"/>
+        </w:tabs>
+        <w:ind w:left="5400" w:hanging="360"/>
+      </w:pPr>
+      <w:rPr>
+        <w:rFonts w:ascii="Wingdings" w:hAnsi="Wingdings" w:hint="default"/>
+        <w:sz w:val="20"/>
+      </w:rPr>
+    </w:lvl>
+    <w:lvl w:ilvl="8" w:tentative="1">
+      <w:start w:val="1"/>
+      <w:numFmt w:val="bullet"/>
+      <w:lvlText w:val=""/>
+      <w:lvlJc w:val="left"/>
+      <w:pPr>
+        <w:tabs>
+          <w:tab w:val="num" w:pos="6120"/>
+        </w:tabs>
+        <w:ind w:left="6120" w:hanging="360"/>
+      </w:pPr>
+      <w:rPr>
+        <w:rFonts w:ascii="Wingdings" w:hAnsi="Wingdings" w:hint="default"/>
+        <w:sz w:val="20"/>
+      </w:rPr>
+    </w:lvl>
+  </w:abstractNum>
+  <w:abstractNum w:abstractNumId="19" w15:restartNumberingAfterBreak="0">
     <w:nsid w:val="62DB31C8"/>
     <w:multiLevelType w:val="hybridMultilevel"/>
     <w:tmpl w:val="1284B52C"/>
@@ -3371,7 +5025,7 @@
       </w:rPr>
     </w:lvl>
   </w:abstractNum>
-  <w:abstractNum w:abstractNumId="10" w15:restartNumberingAfterBreak="0">
+  <w:abstractNum w:abstractNumId="20" w15:restartNumberingAfterBreak="0">
     <w:nsid w:val="645E2AFD"/>
     <w:multiLevelType w:val="hybridMultilevel"/>
     <w:tmpl w:val="29D2A988"/>
@@ -3485,7 +5139,7 @@
       </w:rPr>
     </w:lvl>
   </w:abstractNum>
-  <w:abstractNum w:abstractNumId="11" w15:restartNumberingAfterBreak="0">
+  <w:abstractNum w:abstractNumId="21" w15:restartNumberingAfterBreak="0">
     <w:nsid w:val="67F91B43"/>
     <w:multiLevelType w:val="hybridMultilevel"/>
     <w:tmpl w:val="193C97DA"/>
@@ -3598,7 +5252,7 @@
       </w:rPr>
     </w:lvl>
   </w:abstractNum>
-  <w:abstractNum w:abstractNumId="12" w15:restartNumberingAfterBreak="0">
+  <w:abstractNum w:abstractNumId="22" w15:restartNumberingAfterBreak="0">
     <w:nsid w:val="695F3FE9"/>
     <w:multiLevelType w:val="multilevel"/>
     <w:tmpl w:val="140A319A"/>
@@ -3747,32 +5401,482 @@
       </w:rPr>
     </w:lvl>
   </w:abstractNum>
+  <w:abstractNum w:abstractNumId="23" w15:restartNumberingAfterBreak="0">
+    <w:nsid w:val="731C4A0C"/>
+    <w:multiLevelType w:val="multilevel"/>
+    <w:tmpl w:val="BA46B0A2"/>
+    <w:lvl w:ilvl="0">
+      <w:start w:val="1"/>
+      <w:numFmt w:val="bullet"/>
+      <w:lvlText w:val=""/>
+      <w:lvlJc w:val="left"/>
+      <w:pPr>
+        <w:tabs>
+          <w:tab w:val="num" w:pos="0"/>
+        </w:tabs>
+        <w:ind w:left="170" w:hanging="170"/>
+      </w:pPr>
+      <w:rPr>
+        <w:rFonts w:ascii="Symbol" w:hAnsi="Symbol" w:hint="default"/>
+        <w:color w:val="577188" w:themeColor="accent1" w:themeShade="BF"/>
+        <w:sz w:val="20"/>
+      </w:rPr>
+    </w:lvl>
+    <w:lvl w:ilvl="1" w:tentative="1">
+      <w:start w:val="1"/>
+      <w:numFmt w:val="bullet"/>
+      <w:lvlText w:val="o"/>
+      <w:lvlJc w:val="left"/>
+      <w:pPr>
+        <w:tabs>
+          <w:tab w:val="num" w:pos="1080"/>
+        </w:tabs>
+        <w:ind w:left="1080" w:hanging="360"/>
+      </w:pPr>
+      <w:rPr>
+        <w:rFonts w:ascii="Courier New" w:hAnsi="Courier New" w:hint="default"/>
+        <w:sz w:val="20"/>
+      </w:rPr>
+    </w:lvl>
+    <w:lvl w:ilvl="2" w:tentative="1">
+      <w:start w:val="1"/>
+      <w:numFmt w:val="bullet"/>
+      <w:lvlText w:val=""/>
+      <w:lvlJc w:val="left"/>
+      <w:pPr>
+        <w:tabs>
+          <w:tab w:val="num" w:pos="1800"/>
+        </w:tabs>
+        <w:ind w:left="1800" w:hanging="360"/>
+      </w:pPr>
+      <w:rPr>
+        <w:rFonts w:ascii="Wingdings" w:hAnsi="Wingdings" w:hint="default"/>
+        <w:sz w:val="20"/>
+      </w:rPr>
+    </w:lvl>
+    <w:lvl w:ilvl="3" w:tentative="1">
+      <w:start w:val="1"/>
+      <w:numFmt w:val="bullet"/>
+      <w:lvlText w:val=""/>
+      <w:lvlJc w:val="left"/>
+      <w:pPr>
+        <w:tabs>
+          <w:tab w:val="num" w:pos="2520"/>
+        </w:tabs>
+        <w:ind w:left="2520" w:hanging="360"/>
+      </w:pPr>
+      <w:rPr>
+        <w:rFonts w:ascii="Wingdings" w:hAnsi="Wingdings" w:hint="default"/>
+        <w:sz w:val="20"/>
+      </w:rPr>
+    </w:lvl>
+    <w:lvl w:ilvl="4" w:tentative="1">
+      <w:start w:val="1"/>
+      <w:numFmt w:val="bullet"/>
+      <w:lvlText w:val=""/>
+      <w:lvlJc w:val="left"/>
+      <w:pPr>
+        <w:tabs>
+          <w:tab w:val="num" w:pos="3240"/>
+        </w:tabs>
+        <w:ind w:left="3240" w:hanging="360"/>
+      </w:pPr>
+      <w:rPr>
+        <w:rFonts w:ascii="Wingdings" w:hAnsi="Wingdings" w:hint="default"/>
+        <w:sz w:val="20"/>
+      </w:rPr>
+    </w:lvl>
+    <w:lvl w:ilvl="5" w:tentative="1">
+      <w:start w:val="1"/>
+      <w:numFmt w:val="bullet"/>
+      <w:lvlText w:val=""/>
+      <w:lvlJc w:val="left"/>
+      <w:pPr>
+        <w:tabs>
+          <w:tab w:val="num" w:pos="3960"/>
+        </w:tabs>
+        <w:ind w:left="3960" w:hanging="360"/>
+      </w:pPr>
+      <w:rPr>
+        <w:rFonts w:ascii="Wingdings" w:hAnsi="Wingdings" w:hint="default"/>
+        <w:sz w:val="20"/>
+      </w:rPr>
+    </w:lvl>
+    <w:lvl w:ilvl="6" w:tentative="1">
+      <w:start w:val="1"/>
+      <w:numFmt w:val="bullet"/>
+      <w:lvlText w:val=""/>
+      <w:lvlJc w:val="left"/>
+      <w:pPr>
+        <w:tabs>
+          <w:tab w:val="num" w:pos="4680"/>
+        </w:tabs>
+        <w:ind w:left="4680" w:hanging="360"/>
+      </w:pPr>
+      <w:rPr>
+        <w:rFonts w:ascii="Wingdings" w:hAnsi="Wingdings" w:hint="default"/>
+        <w:sz w:val="20"/>
+      </w:rPr>
+    </w:lvl>
+    <w:lvl w:ilvl="7" w:tentative="1">
+      <w:start w:val="1"/>
+      <w:numFmt w:val="bullet"/>
+      <w:lvlText w:val=""/>
+      <w:lvlJc w:val="left"/>
+      <w:pPr>
+        <w:tabs>
+          <w:tab w:val="num" w:pos="5400"/>
+        </w:tabs>
+        <w:ind w:left="5400" w:hanging="360"/>
+      </w:pPr>
+      <w:rPr>
+        <w:rFonts w:ascii="Wingdings" w:hAnsi="Wingdings" w:hint="default"/>
+        <w:sz w:val="20"/>
+      </w:rPr>
+    </w:lvl>
+    <w:lvl w:ilvl="8" w:tentative="1">
+      <w:start w:val="1"/>
+      <w:numFmt w:val="bullet"/>
+      <w:lvlText w:val=""/>
+      <w:lvlJc w:val="left"/>
+      <w:pPr>
+        <w:tabs>
+          <w:tab w:val="num" w:pos="6120"/>
+        </w:tabs>
+        <w:ind w:left="6120" w:hanging="360"/>
+      </w:pPr>
+      <w:rPr>
+        <w:rFonts w:ascii="Wingdings" w:hAnsi="Wingdings" w:hint="default"/>
+        <w:sz w:val="20"/>
+      </w:rPr>
+    </w:lvl>
+  </w:abstractNum>
+  <w:abstractNum w:abstractNumId="24" w15:restartNumberingAfterBreak="0">
+    <w:nsid w:val="74A22A0A"/>
+    <w:multiLevelType w:val="multilevel"/>
+    <w:tmpl w:val="202C8A40"/>
+    <w:lvl w:ilvl="0">
+      <w:start w:val="1"/>
+      <w:numFmt w:val="bullet"/>
+      <w:lvlText w:val=""/>
+      <w:lvlJc w:val="left"/>
+      <w:pPr>
+        <w:tabs>
+          <w:tab w:val="num" w:pos="0"/>
+        </w:tabs>
+        <w:ind w:left="170" w:hanging="170"/>
+      </w:pPr>
+      <w:rPr>
+        <w:rFonts w:ascii="Symbol" w:hAnsi="Symbol" w:hint="default"/>
+        <w:color w:val="577188" w:themeColor="accent1" w:themeShade="BF"/>
+        <w:sz w:val="20"/>
+      </w:rPr>
+    </w:lvl>
+    <w:lvl w:ilvl="1" w:tentative="1">
+      <w:start w:val="1"/>
+      <w:numFmt w:val="bullet"/>
+      <w:lvlText w:val="o"/>
+      <w:lvlJc w:val="left"/>
+      <w:pPr>
+        <w:tabs>
+          <w:tab w:val="num" w:pos="1080"/>
+        </w:tabs>
+        <w:ind w:left="1080" w:hanging="360"/>
+      </w:pPr>
+      <w:rPr>
+        <w:rFonts w:ascii="Courier New" w:hAnsi="Courier New" w:hint="default"/>
+        <w:sz w:val="20"/>
+      </w:rPr>
+    </w:lvl>
+    <w:lvl w:ilvl="2" w:tentative="1">
+      <w:start w:val="1"/>
+      <w:numFmt w:val="bullet"/>
+      <w:lvlText w:val=""/>
+      <w:lvlJc w:val="left"/>
+      <w:pPr>
+        <w:tabs>
+          <w:tab w:val="num" w:pos="1800"/>
+        </w:tabs>
+        <w:ind w:left="1800" w:hanging="360"/>
+      </w:pPr>
+      <w:rPr>
+        <w:rFonts w:ascii="Wingdings" w:hAnsi="Wingdings" w:hint="default"/>
+        <w:sz w:val="20"/>
+      </w:rPr>
+    </w:lvl>
+    <w:lvl w:ilvl="3" w:tentative="1">
+      <w:start w:val="1"/>
+      <w:numFmt w:val="bullet"/>
+      <w:lvlText w:val=""/>
+      <w:lvlJc w:val="left"/>
+      <w:pPr>
+        <w:tabs>
+          <w:tab w:val="num" w:pos="2520"/>
+        </w:tabs>
+        <w:ind w:left="2520" w:hanging="360"/>
+      </w:pPr>
+      <w:rPr>
+        <w:rFonts w:ascii="Wingdings" w:hAnsi="Wingdings" w:hint="default"/>
+        <w:sz w:val="20"/>
+      </w:rPr>
+    </w:lvl>
+    <w:lvl w:ilvl="4" w:tentative="1">
+      <w:start w:val="1"/>
+      <w:numFmt w:val="bullet"/>
+      <w:lvlText w:val=""/>
+      <w:lvlJc w:val="left"/>
+      <w:pPr>
+        <w:tabs>
+          <w:tab w:val="num" w:pos="3240"/>
+        </w:tabs>
+        <w:ind w:left="3240" w:hanging="360"/>
+      </w:pPr>
+      <w:rPr>
+        <w:rFonts w:ascii="Wingdings" w:hAnsi="Wingdings" w:hint="default"/>
+        <w:sz w:val="20"/>
+      </w:rPr>
+    </w:lvl>
+    <w:lvl w:ilvl="5" w:tentative="1">
+      <w:start w:val="1"/>
+      <w:numFmt w:val="bullet"/>
+      <w:lvlText w:val=""/>
+      <w:lvlJc w:val="left"/>
+      <w:pPr>
+        <w:tabs>
+          <w:tab w:val="num" w:pos="3960"/>
+        </w:tabs>
+        <w:ind w:left="3960" w:hanging="360"/>
+      </w:pPr>
+      <w:rPr>
+        <w:rFonts w:ascii="Wingdings" w:hAnsi="Wingdings" w:hint="default"/>
+        <w:sz w:val="20"/>
+      </w:rPr>
+    </w:lvl>
+    <w:lvl w:ilvl="6" w:tentative="1">
+      <w:start w:val="1"/>
+      <w:numFmt w:val="bullet"/>
+      <w:lvlText w:val=""/>
+      <w:lvlJc w:val="left"/>
+      <w:pPr>
+        <w:tabs>
+          <w:tab w:val="num" w:pos="4680"/>
+        </w:tabs>
+        <w:ind w:left="4680" w:hanging="360"/>
+      </w:pPr>
+      <w:rPr>
+        <w:rFonts w:ascii="Wingdings" w:hAnsi="Wingdings" w:hint="default"/>
+        <w:sz w:val="20"/>
+      </w:rPr>
+    </w:lvl>
+    <w:lvl w:ilvl="7" w:tentative="1">
+      <w:start w:val="1"/>
+      <w:numFmt w:val="bullet"/>
+      <w:lvlText w:val=""/>
+      <w:lvlJc w:val="left"/>
+      <w:pPr>
+        <w:tabs>
+          <w:tab w:val="num" w:pos="5400"/>
+        </w:tabs>
+        <w:ind w:left="5400" w:hanging="360"/>
+      </w:pPr>
+      <w:rPr>
+        <w:rFonts w:ascii="Wingdings" w:hAnsi="Wingdings" w:hint="default"/>
+        <w:sz w:val="20"/>
+      </w:rPr>
+    </w:lvl>
+    <w:lvl w:ilvl="8" w:tentative="1">
+      <w:start w:val="1"/>
+      <w:numFmt w:val="bullet"/>
+      <w:lvlText w:val=""/>
+      <w:lvlJc w:val="left"/>
+      <w:pPr>
+        <w:tabs>
+          <w:tab w:val="num" w:pos="6120"/>
+        </w:tabs>
+        <w:ind w:left="6120" w:hanging="360"/>
+      </w:pPr>
+      <w:rPr>
+        <w:rFonts w:ascii="Wingdings" w:hAnsi="Wingdings" w:hint="default"/>
+        <w:sz w:val="20"/>
+      </w:rPr>
+    </w:lvl>
+  </w:abstractNum>
+  <w:abstractNum w:abstractNumId="25" w15:restartNumberingAfterBreak="0">
+    <w:nsid w:val="7C1B6305"/>
+    <w:multiLevelType w:val="multilevel"/>
+    <w:tmpl w:val="743A6B2E"/>
+    <w:lvl w:ilvl="0">
+      <w:start w:val="1"/>
+      <w:numFmt w:val="bullet"/>
+      <w:lvlText w:val=""/>
+      <w:lvlJc w:val="left"/>
+      <w:pPr>
+        <w:tabs>
+          <w:tab w:val="num" w:pos="0"/>
+        </w:tabs>
+        <w:ind w:left="170" w:hanging="170"/>
+      </w:pPr>
+      <w:rPr>
+        <w:rFonts w:ascii="Symbol" w:hAnsi="Symbol" w:hint="default"/>
+        <w:color w:val="577188" w:themeColor="accent1" w:themeShade="BF"/>
+        <w:sz w:val="20"/>
+      </w:rPr>
+    </w:lvl>
+    <w:lvl w:ilvl="1" w:tentative="1">
+      <w:start w:val="1"/>
+      <w:numFmt w:val="bullet"/>
+      <w:lvlText w:val="o"/>
+      <w:lvlJc w:val="left"/>
+      <w:pPr>
+        <w:tabs>
+          <w:tab w:val="num" w:pos="1080"/>
+        </w:tabs>
+        <w:ind w:left="1080" w:hanging="360"/>
+      </w:pPr>
+      <w:rPr>
+        <w:rFonts w:ascii="Courier New" w:hAnsi="Courier New" w:hint="default"/>
+        <w:sz w:val="20"/>
+      </w:rPr>
+    </w:lvl>
+    <w:lvl w:ilvl="2" w:tentative="1">
+      <w:start w:val="1"/>
+      <w:numFmt w:val="bullet"/>
+      <w:lvlText w:val=""/>
+      <w:lvlJc w:val="left"/>
+      <w:pPr>
+        <w:tabs>
+          <w:tab w:val="num" w:pos="1800"/>
+        </w:tabs>
+        <w:ind w:left="1800" w:hanging="360"/>
+      </w:pPr>
+      <w:rPr>
+        <w:rFonts w:ascii="Wingdings" w:hAnsi="Wingdings" w:hint="default"/>
+        <w:sz w:val="20"/>
+      </w:rPr>
+    </w:lvl>
+    <w:lvl w:ilvl="3" w:tentative="1">
+      <w:start w:val="1"/>
+      <w:numFmt w:val="bullet"/>
+      <w:lvlText w:val=""/>
+      <w:lvlJc w:val="left"/>
+      <w:pPr>
+        <w:tabs>
+          <w:tab w:val="num" w:pos="2520"/>
+        </w:tabs>
+        <w:ind w:left="2520" w:hanging="360"/>
+      </w:pPr>
+      <w:rPr>
+        <w:rFonts w:ascii="Wingdings" w:hAnsi="Wingdings" w:hint="default"/>
+        <w:sz w:val="20"/>
+      </w:rPr>
+    </w:lvl>
+    <w:lvl w:ilvl="4" w:tentative="1">
+      <w:start w:val="1"/>
+      <w:numFmt w:val="bullet"/>
+      <w:lvlText w:val=""/>
+      <w:lvlJc w:val="left"/>
+      <w:pPr>
+        <w:tabs>
+          <w:tab w:val="num" w:pos="3240"/>
+        </w:tabs>
+        <w:ind w:left="3240" w:hanging="360"/>
+      </w:pPr>
+      <w:rPr>
+        <w:rFonts w:ascii="Wingdings" w:hAnsi="Wingdings" w:hint="default"/>
+        <w:sz w:val="20"/>
+      </w:rPr>
+    </w:lvl>
+    <w:lvl w:ilvl="5" w:tentative="1">
+      <w:start w:val="1"/>
+      <w:numFmt w:val="bullet"/>
+      <w:lvlText w:val=""/>
+      <w:lvlJc w:val="left"/>
+      <w:pPr>
+        <w:tabs>
+          <w:tab w:val="num" w:pos="3960"/>
+        </w:tabs>
+        <w:ind w:left="3960" w:hanging="360"/>
+      </w:pPr>
+      <w:rPr>
+        <w:rFonts w:ascii="Wingdings" w:hAnsi="Wingdings" w:hint="default"/>
+        <w:sz w:val="20"/>
+      </w:rPr>
+    </w:lvl>
+    <w:lvl w:ilvl="6" w:tentative="1">
+      <w:start w:val="1"/>
+      <w:numFmt w:val="bullet"/>
+      <w:lvlText w:val=""/>
+      <w:lvlJc w:val="left"/>
+      <w:pPr>
+        <w:tabs>
+          <w:tab w:val="num" w:pos="4680"/>
+        </w:tabs>
+        <w:ind w:left="4680" w:hanging="360"/>
+      </w:pPr>
+      <w:rPr>
+        <w:rFonts w:ascii="Wingdings" w:hAnsi="Wingdings" w:hint="default"/>
+        <w:sz w:val="20"/>
+      </w:rPr>
+    </w:lvl>
+    <w:lvl w:ilvl="7" w:tentative="1">
+      <w:start w:val="1"/>
+      <w:numFmt w:val="bullet"/>
+      <w:lvlText w:val=""/>
+      <w:lvlJc w:val="left"/>
+      <w:pPr>
+        <w:tabs>
+          <w:tab w:val="num" w:pos="5400"/>
+        </w:tabs>
+        <w:ind w:left="5400" w:hanging="360"/>
+      </w:pPr>
+      <w:rPr>
+        <w:rFonts w:ascii="Wingdings" w:hAnsi="Wingdings" w:hint="default"/>
+        <w:sz w:val="20"/>
+      </w:rPr>
+    </w:lvl>
+    <w:lvl w:ilvl="8" w:tentative="1">
+      <w:start w:val="1"/>
+      <w:numFmt w:val="bullet"/>
+      <w:lvlText w:val=""/>
+      <w:lvlJc w:val="left"/>
+      <w:pPr>
+        <w:tabs>
+          <w:tab w:val="num" w:pos="6120"/>
+        </w:tabs>
+        <w:ind w:left="6120" w:hanging="360"/>
+      </w:pPr>
+      <w:rPr>
+        <w:rFonts w:ascii="Wingdings" w:hAnsi="Wingdings" w:hint="default"/>
+        <w:sz w:val="20"/>
+      </w:rPr>
+    </w:lvl>
+  </w:abstractNum>
   <w:num w:numId="1" w16cid:durableId="1968579325">
-    <w:abstractNumId w:val="10"/>
+    <w:abstractNumId w:val="20"/>
   </w:num>
   <w:num w:numId="2" w16cid:durableId="405691740">
-    <w:abstractNumId w:val="12"/>
+    <w:abstractNumId w:val="22"/>
   </w:num>
   <w:num w:numId="3" w16cid:durableId="1911767264">
+    <w:abstractNumId w:val="6"/>
+  </w:num>
+  <w:num w:numId="4" w16cid:durableId="101996582">
+    <w:abstractNumId w:val="19"/>
+  </w:num>
+  <w:num w:numId="5" w16cid:durableId="1441681647">
+    <w:abstractNumId w:val="3"/>
+  </w:num>
+  <w:num w:numId="6" w16cid:durableId="929391540">
     <w:abstractNumId w:val="5"/>
   </w:num>
-  <w:num w:numId="4" w16cid:durableId="101996582">
-    <w:abstractNumId w:val="9"/>
-  </w:num>
-  <w:num w:numId="5" w16cid:durableId="1441681647">
-    <w:abstractNumId w:val="2"/>
-  </w:num>
-  <w:num w:numId="6" w16cid:durableId="929391540">
-    <w:abstractNumId w:val="4"/>
-  </w:num>
   <w:num w:numId="7" w16cid:durableId="1542135290">
-    <w:abstractNumId w:val="6"/>
+    <w:abstractNumId w:val="7"/>
   </w:num>
   <w:num w:numId="8" w16cid:durableId="308176104">
-    <w:abstractNumId w:val="11"/>
+    <w:abstractNumId w:val="21"/>
   </w:num>
   <w:num w:numId="9" w16cid:durableId="298876392">
-    <w:abstractNumId w:val="7"/>
+    <w:abstractNumId w:val="12"/>
   </w:num>
   <w:num w:numId="10" w16cid:durableId="708995035">
     <w:abstractNumId w:val="0"/>
@@ -3781,10 +5885,49 @@
     <w:abstractNumId w:val="1"/>
   </w:num>
   <w:num w:numId="12" w16cid:durableId="909583402">
-    <w:abstractNumId w:val="3"/>
+    <w:abstractNumId w:val="4"/>
   </w:num>
   <w:num w:numId="13" w16cid:durableId="1907836118">
+    <w:abstractNumId w:val="14"/>
+  </w:num>
+  <w:num w:numId="14" w16cid:durableId="195974292">
+    <w:abstractNumId w:val="13"/>
+  </w:num>
+  <w:num w:numId="15" w16cid:durableId="84424575">
+    <w:abstractNumId w:val="9"/>
+  </w:num>
+  <w:num w:numId="16" w16cid:durableId="1863123922">
     <w:abstractNumId w:val="8"/>
+  </w:num>
+  <w:num w:numId="17" w16cid:durableId="1415662144">
+    <w:abstractNumId w:val="11"/>
+  </w:num>
+  <w:num w:numId="18" w16cid:durableId="1920598896">
+    <w:abstractNumId w:val="2"/>
+  </w:num>
+  <w:num w:numId="19" w16cid:durableId="723871466">
+    <w:abstractNumId w:val="17"/>
+  </w:num>
+  <w:num w:numId="20" w16cid:durableId="855079562">
+    <w:abstractNumId w:val="18"/>
+  </w:num>
+  <w:num w:numId="21" w16cid:durableId="1003168379">
+    <w:abstractNumId w:val="24"/>
+  </w:num>
+  <w:num w:numId="22" w16cid:durableId="591670753">
+    <w:abstractNumId w:val="16"/>
+  </w:num>
+  <w:num w:numId="23" w16cid:durableId="527793320">
+    <w:abstractNumId w:val="25"/>
+  </w:num>
+  <w:num w:numId="24" w16cid:durableId="406539190">
+    <w:abstractNumId w:val="15"/>
+  </w:num>
+  <w:num w:numId="25" w16cid:durableId="970094607">
+    <w:abstractNumId w:val="10"/>
+  </w:num>
+  <w:num w:numId="26" w16cid:durableId="498887065">
+    <w:abstractNumId w:val="23"/>
   </w:num>
 </w:numbering>
 </file>
@@ -4393,7 +6536,6 @@
   <w:style w:type="character" w:default="1" w:styleId="DefaultParagraphFont">
     <w:name w:val="Default Paragraph Font"/>
     <w:uiPriority w:val="1"/>
-    <w:semiHidden/>
     <w:unhideWhenUsed/>
   </w:style>
   <w:style w:type="table" w:default="1" w:styleId="TableNormal">
@@ -5103,6 +7245,14 @@
       <w:iCs/>
     </w:rPr>
   </w:style>
+  <w:style w:type="character" w:styleId="PageNumber">
+    <w:name w:val="page number"/>
+    <w:basedOn w:val="DefaultParagraphFont"/>
+    <w:uiPriority w:val="99"/>
+    <w:semiHidden/>
+    <w:unhideWhenUsed/>
+    <w:rsid w:val="003460CC"/>
+  </w:style>
 </w:styles>
 </file>
 
